--- a/cv.docx
+++ b/cv.docx
@@ -22,7 +22,27 @@
           <w:sz w:val="48"/>
           <w:szCs w:val="48"/>
         </w:rPr>
-        <w:t>Omar Khan</w:t>
+        <w:t xml:space="preserve">Omar </w:t>
+      </w:r>
+      <w:r>
+        <w:rPr>
+          <w:rFonts w:ascii="Lato" w:eastAsia="Lato" w:hAnsi="Lato" w:cs="Lato"/>
+          <w:b/>
+          <w:bCs/>
+          <w:sz w:val="48"/>
+          <w:szCs w:val="48"/>
+        </w:rPr>
+        <w:t xml:space="preserve">A. </w:t>
+      </w:r>
+      <w:r>
+        <w:rPr>
+          <w:rFonts w:ascii="Lato" w:eastAsia="Lato" w:hAnsi="Lato" w:cs="Lato"/>
+          <w:b/>
+          <w:bCs/>
+          <w:sz w:val="48"/>
+          <w:szCs w:val="48"/>
+        </w:rPr>
+        <w:t>Khan</w:t>
       </w:r>
     </w:p>
     <w:p>
@@ -590,7 +610,25 @@
           <w:sz w:val="18"/>
           <w:szCs w:val="18"/>
         </w:rPr>
-        <w:t>Advisor: Dr. Kangsoo Kim</w:t>
+        <w:t xml:space="preserve">Advisor: Dr. </w:t>
+      </w:r>
+      <w:proofErr w:type="spellStart"/>
+      <w:r>
+        <w:rPr>
+          <w:rFonts w:ascii="Helvetica" w:hAnsi="Helvetica" w:cs="Helvetica"/>
+          <w:sz w:val="18"/>
+          <w:szCs w:val="18"/>
+        </w:rPr>
+        <w:t>Kangsoo</w:t>
+      </w:r>
+      <w:proofErr w:type="spellEnd"/>
+      <w:r>
+        <w:rPr>
+          <w:rFonts w:ascii="Helvetica" w:hAnsi="Helvetica" w:cs="Helvetica"/>
+          <w:sz w:val="18"/>
+          <w:szCs w:val="18"/>
+        </w:rPr>
+        <w:t xml:space="preserve"> Kim</w:t>
       </w:r>
     </w:p>
     <w:p>
@@ -656,7 +694,16 @@
           <w:iCs/>
           <w:color w:val="000000" w:themeColor="text1"/>
         </w:rPr>
-        <w:t>Conference and Journal Papers</w:t>
+        <w:t xml:space="preserve">Journal </w:t>
+      </w:r>
+      <w:r>
+        <w:rPr>
+          <w:rFonts w:ascii="Helvetica" w:hAnsi="Helvetica" w:cs="Helvetica"/>
+          <w:i/>
+          <w:iCs/>
+          <w:color w:val="000000" w:themeColor="text1"/>
+        </w:rPr>
+        <w:t>and Conference Proceedings</w:t>
       </w:r>
     </w:p>
     <w:p>
@@ -683,16 +730,118 @@
           <w:sz w:val="18"/>
           <w:szCs w:val="18"/>
         </w:rPr>
-        <w:t>Omar Khan</w:t>
-      </w:r>
-      <w:r>
-        <w:rPr>
-          <w:rFonts w:ascii="Helvetica" w:hAnsi="Helvetica" w:cs="Helvetica"/>
-          <w:color w:val="000000" w:themeColor="text1"/>
-          <w:sz w:val="18"/>
-          <w:szCs w:val="18"/>
-        </w:rPr>
-        <w:t>, Junyeong Kum, Hyeongil Nam, Myungho Lee, Kangsoo Kim. “</w:t>
+        <w:t xml:space="preserve">Omar </w:t>
+      </w:r>
+      <w:r>
+        <w:rPr>
+          <w:rFonts w:ascii="Helvetica" w:hAnsi="Helvetica" w:cs="Helvetica"/>
+          <w:b/>
+          <w:bCs/>
+          <w:color w:val="000000" w:themeColor="text1"/>
+          <w:sz w:val="18"/>
+          <w:szCs w:val="18"/>
+        </w:rPr>
+        <w:t xml:space="preserve">A. </w:t>
+      </w:r>
+      <w:r>
+        <w:rPr>
+          <w:rFonts w:ascii="Helvetica" w:hAnsi="Helvetica" w:cs="Helvetica"/>
+          <w:b/>
+          <w:bCs/>
+          <w:color w:val="000000" w:themeColor="text1"/>
+          <w:sz w:val="18"/>
+          <w:szCs w:val="18"/>
+        </w:rPr>
+        <w:t>Khan</w:t>
+      </w:r>
+      <w:r>
+        <w:rPr>
+          <w:rFonts w:ascii="Helvetica" w:hAnsi="Helvetica" w:cs="Helvetica"/>
+          <w:color w:val="000000" w:themeColor="text1"/>
+          <w:sz w:val="18"/>
+          <w:szCs w:val="18"/>
+        </w:rPr>
+        <w:t xml:space="preserve">, </w:t>
+      </w:r>
+      <w:proofErr w:type="spellStart"/>
+      <w:r>
+        <w:rPr>
+          <w:rFonts w:ascii="Helvetica" w:hAnsi="Helvetica" w:cs="Helvetica"/>
+          <w:color w:val="000000" w:themeColor="text1"/>
+          <w:sz w:val="18"/>
+          <w:szCs w:val="18"/>
+        </w:rPr>
+        <w:t>Junyeong</w:t>
+      </w:r>
+      <w:proofErr w:type="spellEnd"/>
+      <w:r>
+        <w:rPr>
+          <w:rFonts w:ascii="Helvetica" w:hAnsi="Helvetica" w:cs="Helvetica"/>
+          <w:color w:val="000000" w:themeColor="text1"/>
+          <w:sz w:val="18"/>
+          <w:szCs w:val="18"/>
+        </w:rPr>
+        <w:t xml:space="preserve"> Kum, </w:t>
+      </w:r>
+      <w:proofErr w:type="spellStart"/>
+      <w:r>
+        <w:rPr>
+          <w:rFonts w:ascii="Helvetica" w:hAnsi="Helvetica" w:cs="Helvetica"/>
+          <w:color w:val="000000" w:themeColor="text1"/>
+          <w:sz w:val="18"/>
+          <w:szCs w:val="18"/>
+        </w:rPr>
+        <w:t>Hyeongil</w:t>
+      </w:r>
+      <w:proofErr w:type="spellEnd"/>
+      <w:r>
+        <w:rPr>
+          <w:rFonts w:ascii="Helvetica" w:hAnsi="Helvetica" w:cs="Helvetica"/>
+          <w:color w:val="000000" w:themeColor="text1"/>
+          <w:sz w:val="18"/>
+          <w:szCs w:val="18"/>
+        </w:rPr>
+        <w:t xml:space="preserve"> Nam, </w:t>
+      </w:r>
+      <w:proofErr w:type="spellStart"/>
+      <w:r>
+        <w:rPr>
+          <w:rFonts w:ascii="Helvetica" w:hAnsi="Helvetica" w:cs="Helvetica"/>
+          <w:color w:val="000000" w:themeColor="text1"/>
+          <w:sz w:val="18"/>
+          <w:szCs w:val="18"/>
+        </w:rPr>
+        <w:t>Myungho</w:t>
+      </w:r>
+      <w:proofErr w:type="spellEnd"/>
+      <w:r>
+        <w:rPr>
+          <w:rFonts w:ascii="Helvetica" w:hAnsi="Helvetica" w:cs="Helvetica"/>
+          <w:color w:val="000000" w:themeColor="text1"/>
+          <w:sz w:val="18"/>
+          <w:szCs w:val="18"/>
+        </w:rPr>
+        <w:t xml:space="preserve"> Lee, </w:t>
+      </w:r>
+      <w:proofErr w:type="spellStart"/>
+      <w:r>
+        <w:rPr>
+          <w:rFonts w:ascii="Helvetica" w:hAnsi="Helvetica" w:cs="Helvetica"/>
+          <w:color w:val="000000" w:themeColor="text1"/>
+          <w:sz w:val="18"/>
+          <w:szCs w:val="18"/>
+        </w:rPr>
+        <w:t>Kangsoo</w:t>
+      </w:r>
+      <w:proofErr w:type="spellEnd"/>
+      <w:r>
+        <w:rPr>
+          <w:rFonts w:ascii="Helvetica" w:hAnsi="Helvetica" w:cs="Helvetica"/>
+          <w:color w:val="000000" w:themeColor="text1"/>
+          <w:sz w:val="18"/>
+          <w:szCs w:val="18"/>
+        </w:rPr>
+        <w:t xml:space="preserve"> Kim. “</w:t>
       </w:r>
       <w:r>
         <w:rPr>
@@ -746,15 +895,28 @@
           <w:sz w:val="18"/>
           <w:szCs w:val="18"/>
         </w:rPr>
+        <w:t xml:space="preserve"> </w:t>
+      </w:r>
+      <w:hyperlink r:id="rId12" w:history="1">
+        <w:r>
+          <w:rPr>
+            <w:rStyle w:val="Hyperlink"/>
+            <w:rFonts w:ascii="Helvetica" w:hAnsi="Helvetica" w:cs="Helvetica"/>
+            <w:color w:val="0070C0"/>
+            <w:sz w:val="18"/>
+            <w:szCs w:val="18"/>
+          </w:rPr>
+          <w:t>https://doi.org/10.1109/TVCG.2026.3679092</w:t>
+        </w:r>
+      </w:hyperlink>
+      <w:r>
+        <w:rPr>
+          <w:rFonts w:ascii="Helvetica" w:hAnsi="Helvetica" w:cs="Helvetica"/>
+          <w:color w:val="000000" w:themeColor="text1"/>
+          <w:sz w:val="18"/>
+          <w:szCs w:val="18"/>
+        </w:rPr>
         <w:br/>
-      </w:r>
-      <w:r>
-        <w:rPr>
-          <w:rFonts w:ascii="Helvetica" w:hAnsi="Helvetica" w:cs="Helvetica"/>
-          <w:color w:val="000000" w:themeColor="text1"/>
-          <w:sz w:val="18"/>
-          <w:szCs w:val="18"/>
-        </w:rPr>
         <w:t>JCR IF-2024: 6.5.</w:t>
       </w:r>
     </w:p>
@@ -803,7 +965,47 @@
           <w:sz w:val="18"/>
           <w:szCs w:val="18"/>
         </w:rPr>
-        <w:t xml:space="preserve">, Hyeongil Nam, Kangsoo Kim. “Impact of Avatar-Locomotion Congruence on User Experience and Identification in Virtual Reality”. </w:t>
+        <w:t xml:space="preserve">, </w:t>
+      </w:r>
+      <w:proofErr w:type="spellStart"/>
+      <w:r>
+        <w:rPr>
+          <w:rFonts w:ascii="Helvetica" w:hAnsi="Helvetica" w:cs="Helvetica"/>
+          <w:color w:val="000000" w:themeColor="text1"/>
+          <w:sz w:val="18"/>
+          <w:szCs w:val="18"/>
+        </w:rPr>
+        <w:t>Hyeongil</w:t>
+      </w:r>
+      <w:proofErr w:type="spellEnd"/>
+      <w:r>
+        <w:rPr>
+          <w:rFonts w:ascii="Helvetica" w:hAnsi="Helvetica" w:cs="Helvetica"/>
+          <w:color w:val="000000" w:themeColor="text1"/>
+          <w:sz w:val="18"/>
+          <w:szCs w:val="18"/>
+        </w:rPr>
+        <w:t xml:space="preserve"> Nam, </w:t>
+      </w:r>
+      <w:proofErr w:type="spellStart"/>
+      <w:r>
+        <w:rPr>
+          <w:rFonts w:ascii="Helvetica" w:hAnsi="Helvetica" w:cs="Helvetica"/>
+          <w:color w:val="000000" w:themeColor="text1"/>
+          <w:sz w:val="18"/>
+          <w:szCs w:val="18"/>
+        </w:rPr>
+        <w:t>Kangsoo</w:t>
+      </w:r>
+      <w:proofErr w:type="spellEnd"/>
+      <w:r>
+        <w:rPr>
+          <w:rFonts w:ascii="Helvetica" w:hAnsi="Helvetica" w:cs="Helvetica"/>
+          <w:color w:val="000000" w:themeColor="text1"/>
+          <w:sz w:val="18"/>
+          <w:szCs w:val="18"/>
+        </w:rPr>
+        <w:t xml:space="preserve"> Kim. “Impact of Avatar-Locomotion Congruence on User Experience and Identification in Virtual Reality”. </w:t>
       </w:r>
       <w:r>
         <w:rPr>
@@ -823,7 +1025,7 @@
         </w:rPr>
         <w:t xml:space="preserve">. </w:t>
       </w:r>
-      <w:hyperlink r:id="rId12" w:tgtFrame="_blank" w:history="1">
+      <w:hyperlink r:id="rId13" w:tgtFrame="_blank" w:history="1">
         <w:r>
           <w:rPr>
             <w:rStyle w:val="Hyperlink"/>
@@ -842,15 +1044,6 @@
           <w:sz w:val="18"/>
           <w:szCs w:val="18"/>
         </w:rPr>
-        <w:t> </w:t>
-      </w:r>
-      <w:r>
-        <w:rPr>
-          <w:rFonts w:ascii="Helvetica" w:hAnsi="Helvetica" w:cs="Helvetica"/>
-          <w:color w:val="000000" w:themeColor="text1"/>
-          <w:sz w:val="18"/>
-          <w:szCs w:val="18"/>
-        </w:rPr>
         <w:br/>
       </w:r>
       <w:r>
@@ -895,7 +1088,7 @@
           <w:i/>
           <w:iCs/>
         </w:rPr>
-        <w:t>Workshop Papers</w:t>
+        <w:t>Extended Abstracts</w:t>
       </w:r>
       <w:r>
         <w:rPr>
@@ -926,23 +1119,128 @@
       <w:r>
         <w:rPr>
           <w:rFonts w:ascii="Helvetica" w:hAnsi="Helvetica" w:cs="Helvetica"/>
+          <w:color w:val="000000" w:themeColor="text1"/>
+          <w:sz w:val="18"/>
+          <w:szCs w:val="18"/>
+        </w:rPr>
+        <w:t xml:space="preserve">Zaid Ahmed, </w:t>
+      </w:r>
+      <w:r>
+        <w:rPr>
+          <w:rFonts w:ascii="Helvetica" w:hAnsi="Helvetica" w:cs="Helvetica"/>
           <w:b/>
           <w:bCs/>
           <w:color w:val="000000" w:themeColor="text1"/>
           <w:sz w:val="18"/>
           <w:szCs w:val="18"/>
         </w:rPr>
-        <w:t>Omar Khan</w:t>
-      </w:r>
-      <w:r>
-        <w:rPr>
-          <w:rFonts w:ascii="Helvetica" w:hAnsi="Helvetica" w:cs="Helvetica"/>
-          <w:color w:val="000000" w:themeColor="text1"/>
-          <w:sz w:val="18"/>
-          <w:szCs w:val="18"/>
-        </w:rPr>
-        <w:t>,</w:t>
-      </w:r>
+        <w:t>Omar A. Khan</w:t>
+      </w:r>
+      <w:r>
+        <w:rPr>
+          <w:rFonts w:ascii="Helvetica" w:hAnsi="Helvetica" w:cs="Helvetica"/>
+          <w:color w:val="000000" w:themeColor="text1"/>
+          <w:sz w:val="18"/>
+          <w:szCs w:val="18"/>
+        </w:rPr>
+        <w:t xml:space="preserve">, </w:t>
+      </w:r>
+      <w:proofErr w:type="spellStart"/>
+      <w:r>
+        <w:rPr>
+          <w:rFonts w:ascii="Helvetica" w:hAnsi="Helvetica" w:cs="Helvetica"/>
+          <w:color w:val="000000" w:themeColor="text1"/>
+          <w:sz w:val="18"/>
+          <w:szCs w:val="18"/>
+        </w:rPr>
+        <w:t>Hyeongil</w:t>
+      </w:r>
+      <w:proofErr w:type="spellEnd"/>
+      <w:r>
+        <w:rPr>
+          <w:rFonts w:ascii="Helvetica" w:hAnsi="Helvetica" w:cs="Helvetica"/>
+          <w:color w:val="000000" w:themeColor="text1"/>
+          <w:sz w:val="18"/>
+          <w:szCs w:val="18"/>
+        </w:rPr>
+        <w:t xml:space="preserve"> Nam, </w:t>
+      </w:r>
+      <w:proofErr w:type="spellStart"/>
+      <w:r>
+        <w:rPr>
+          <w:rFonts w:ascii="Helvetica" w:hAnsi="Helvetica" w:cs="Helvetica"/>
+          <w:color w:val="000000" w:themeColor="text1"/>
+          <w:sz w:val="18"/>
+          <w:szCs w:val="18"/>
+        </w:rPr>
+        <w:t>Kangsoo</w:t>
+      </w:r>
+      <w:proofErr w:type="spellEnd"/>
+      <w:r>
+        <w:rPr>
+          <w:rFonts w:ascii="Helvetica" w:hAnsi="Helvetica" w:cs="Helvetica"/>
+          <w:color w:val="000000" w:themeColor="text1"/>
+          <w:sz w:val="18"/>
+          <w:szCs w:val="18"/>
+        </w:rPr>
+        <w:t xml:space="preserve"> Kim. “</w:t>
+      </w:r>
+      <w:r>
+        <w:rPr>
+          <w:rFonts w:ascii="Helvetica" w:hAnsi="Helvetica" w:cs="Helvetica"/>
+          <w:color w:val="000000" w:themeColor="text1"/>
+          <w:sz w:val="18"/>
+          <w:szCs w:val="18"/>
+        </w:rPr>
+        <w:t>Exploring Experiential Differences Between Virtual and Physical Memory-Linked Objects in Extended Reality</w:t>
+      </w:r>
+      <w:r>
+        <w:rPr>
+          <w:rFonts w:ascii="Helvetica" w:hAnsi="Helvetica" w:cs="Helvetica"/>
+          <w:color w:val="000000" w:themeColor="text1"/>
+          <w:sz w:val="18"/>
+          <w:szCs w:val="18"/>
+        </w:rPr>
+        <w:t xml:space="preserve">”. </w:t>
+      </w:r>
+      <w:r>
+        <w:rPr>
+          <w:rFonts w:ascii="Helvetica" w:hAnsi="Helvetica" w:cs="Helvetica"/>
+          <w:i/>
+          <w:iCs/>
+          <w:color w:val="000000" w:themeColor="text1"/>
+          <w:sz w:val="18"/>
+          <w:szCs w:val="18"/>
+        </w:rPr>
+        <w:t>To appear in ACM CHI Conference Extended Abstracts on Human Factors in Computing Systems (CHI EA), 2026</w:t>
+      </w:r>
+      <w:r>
+        <w:rPr>
+          <w:rFonts w:ascii="Helvetica" w:hAnsi="Helvetica" w:cs="Helvetica"/>
+          <w:color w:val="000000" w:themeColor="text1"/>
+          <w:sz w:val="18"/>
+          <w:szCs w:val="18"/>
+        </w:rPr>
+        <w:t>.</w:t>
+      </w:r>
+    </w:p>
+    <w:p>
+      <w:pPr>
+        <w:pStyle w:val="ListParagraph"/>
+        <w:numPr>
+          <w:ilvl w:val="0"/>
+          <w:numId w:val="2"/>
+        </w:numPr>
+        <w:spacing w:line="276" w:lineRule="auto"/>
+        <w:ind w:left="714" w:hanging="357"/>
+        <w:contextualSpacing w:val="0"/>
+        <w:rPr>
+          <w:rFonts w:ascii="Helvetica" w:hAnsi="Helvetica" w:cs="Helvetica"/>
+          <w:color w:val="000000" w:themeColor="text1"/>
+          <w:sz w:val="18"/>
+          <w:szCs w:val="18"/>
+        </w:rPr>
+      </w:pPr>
       <w:r>
         <w:rPr>
           <w:rFonts w:ascii="Helvetica" w:hAnsi="Helvetica" w:cs="Helvetica"/>
@@ -952,6 +1250,26 @@
           <w:sz w:val="18"/>
           <w:szCs w:val="18"/>
         </w:rPr>
+        <w:t>Omar Khan</w:t>
+      </w:r>
+      <w:r>
+        <w:rPr>
+          <w:rFonts w:ascii="Helvetica" w:hAnsi="Helvetica" w:cs="Helvetica"/>
+          <w:color w:val="000000" w:themeColor="text1"/>
+          <w:sz w:val="18"/>
+          <w:szCs w:val="18"/>
+        </w:rPr>
+        <w:t>,</w:t>
+      </w:r>
+      <w:r>
+        <w:rPr>
+          <w:rFonts w:ascii="Helvetica" w:hAnsi="Helvetica" w:cs="Helvetica"/>
+          <w:b/>
+          <w:bCs/>
+          <w:color w:val="000000" w:themeColor="text1"/>
+          <w:sz w:val="18"/>
+          <w:szCs w:val="18"/>
+        </w:rPr>
         <w:t xml:space="preserve"> </w:t>
       </w:r>
       <w:r>
@@ -961,7 +1279,47 @@
           <w:sz w:val="18"/>
           <w:szCs w:val="18"/>
         </w:rPr>
-        <w:t xml:space="preserve">Zaid Ahmed, Hyeongil Nam, Kangsoo Kim. “TangibleMoments: Embedding XR Memories onto Physical Objects”. </w:t>
+        <w:t xml:space="preserve">Zaid Ahmed, </w:t>
+      </w:r>
+      <w:proofErr w:type="spellStart"/>
+      <w:r>
+        <w:rPr>
+          <w:rFonts w:ascii="Helvetica" w:hAnsi="Helvetica" w:cs="Helvetica"/>
+          <w:color w:val="000000" w:themeColor="text1"/>
+          <w:sz w:val="18"/>
+          <w:szCs w:val="18"/>
+        </w:rPr>
+        <w:t>Hyeongil</w:t>
+      </w:r>
+      <w:proofErr w:type="spellEnd"/>
+      <w:r>
+        <w:rPr>
+          <w:rFonts w:ascii="Helvetica" w:hAnsi="Helvetica" w:cs="Helvetica"/>
+          <w:color w:val="000000" w:themeColor="text1"/>
+          <w:sz w:val="18"/>
+          <w:szCs w:val="18"/>
+        </w:rPr>
+        <w:t xml:space="preserve"> Nam, </w:t>
+      </w:r>
+      <w:proofErr w:type="spellStart"/>
+      <w:r>
+        <w:rPr>
+          <w:rFonts w:ascii="Helvetica" w:hAnsi="Helvetica" w:cs="Helvetica"/>
+          <w:color w:val="000000" w:themeColor="text1"/>
+          <w:sz w:val="18"/>
+          <w:szCs w:val="18"/>
+        </w:rPr>
+        <w:t>Kangsoo</w:t>
+      </w:r>
+      <w:proofErr w:type="spellEnd"/>
+      <w:r>
+        <w:rPr>
+          <w:rFonts w:ascii="Helvetica" w:hAnsi="Helvetica" w:cs="Helvetica"/>
+          <w:color w:val="000000" w:themeColor="text1"/>
+          <w:sz w:val="18"/>
+          <w:szCs w:val="18"/>
+        </w:rPr>
+        <w:t xml:space="preserve"> Kim. “TangibleMoments: Embedding XR Memories onto Physical Objects”. </w:t>
       </w:r>
       <w:r>
         <w:rPr>
@@ -1012,7 +1370,7 @@
         </w:rPr>
         <w:t xml:space="preserve"> </w:t>
       </w:r>
-      <w:hyperlink r:id="rId13">
+      <w:hyperlink r:id="rId14">
         <w:r>
           <w:rPr>
             <w:rStyle w:val="Hyperlink"/>
@@ -1080,7 +1438,47 @@
           <w:sz w:val="18"/>
           <w:szCs w:val="18"/>
         </w:rPr>
-        <w:t xml:space="preserve">Anh Nguyen, Hyeongil Nam, Kangsoo Kim. “Investigating Visual Guide Cues in VR: Impacts of Virtual Humans and Symbol-Based Navigation on Real-World Performance and Experience”. </w:t>
+        <w:t xml:space="preserve">Anh Nguyen, </w:t>
+      </w:r>
+      <w:proofErr w:type="spellStart"/>
+      <w:r>
+        <w:rPr>
+          <w:rFonts w:ascii="Helvetica" w:hAnsi="Helvetica" w:cs="Helvetica"/>
+          <w:color w:val="000000" w:themeColor="text1"/>
+          <w:sz w:val="18"/>
+          <w:szCs w:val="18"/>
+        </w:rPr>
+        <w:t>Hyeongil</w:t>
+      </w:r>
+      <w:proofErr w:type="spellEnd"/>
+      <w:r>
+        <w:rPr>
+          <w:rFonts w:ascii="Helvetica" w:hAnsi="Helvetica" w:cs="Helvetica"/>
+          <w:color w:val="000000" w:themeColor="text1"/>
+          <w:sz w:val="18"/>
+          <w:szCs w:val="18"/>
+        </w:rPr>
+        <w:t xml:space="preserve"> Nam, </w:t>
+      </w:r>
+      <w:proofErr w:type="spellStart"/>
+      <w:r>
+        <w:rPr>
+          <w:rFonts w:ascii="Helvetica" w:hAnsi="Helvetica" w:cs="Helvetica"/>
+          <w:color w:val="000000" w:themeColor="text1"/>
+          <w:sz w:val="18"/>
+          <w:szCs w:val="18"/>
+        </w:rPr>
+        <w:t>Kangsoo</w:t>
+      </w:r>
+      <w:proofErr w:type="spellEnd"/>
+      <w:r>
+        <w:rPr>
+          <w:rFonts w:ascii="Helvetica" w:hAnsi="Helvetica" w:cs="Helvetica"/>
+          <w:color w:val="000000" w:themeColor="text1"/>
+          <w:sz w:val="18"/>
+          <w:szCs w:val="18"/>
+        </w:rPr>
+        <w:t xml:space="preserve"> Kim. “Investigating Visual Guide Cues in VR: Impacts of Virtual Humans and Symbol-Based Navigation on Real-World Performance and Experience”. </w:t>
       </w:r>
       <w:r>
         <w:rPr>
@@ -1140,7 +1538,7 @@
         </w:rPr>
         <w:t xml:space="preserve"> </w:t>
       </w:r>
-      <w:hyperlink r:id="rId14">
+      <w:hyperlink r:id="rId15">
         <w:r>
           <w:rPr>
             <w:rStyle w:val="Hyperlink"/>
@@ -1208,7 +1606,47 @@
           <w:sz w:val="18"/>
           <w:szCs w:val="18"/>
         </w:rPr>
-        <w:t xml:space="preserve">Zaid Ahmed, Hyeongil Nam, Kangsoo Kim. </w:t>
+        <w:t xml:space="preserve">Zaid Ahmed, </w:t>
+      </w:r>
+      <w:proofErr w:type="spellStart"/>
+      <w:r>
+        <w:rPr>
+          <w:rFonts w:ascii="Helvetica" w:hAnsi="Helvetica" w:cs="Helvetica"/>
+          <w:color w:val="000000" w:themeColor="text1"/>
+          <w:sz w:val="18"/>
+          <w:szCs w:val="18"/>
+        </w:rPr>
+        <w:t>Hyeongil</w:t>
+      </w:r>
+      <w:proofErr w:type="spellEnd"/>
+      <w:r>
+        <w:rPr>
+          <w:rFonts w:ascii="Helvetica" w:hAnsi="Helvetica" w:cs="Helvetica"/>
+          <w:color w:val="000000" w:themeColor="text1"/>
+          <w:sz w:val="18"/>
+          <w:szCs w:val="18"/>
+        </w:rPr>
+        <w:t xml:space="preserve"> Nam, </w:t>
+      </w:r>
+      <w:proofErr w:type="spellStart"/>
+      <w:r>
+        <w:rPr>
+          <w:rFonts w:ascii="Helvetica" w:hAnsi="Helvetica" w:cs="Helvetica"/>
+          <w:color w:val="000000" w:themeColor="text1"/>
+          <w:sz w:val="18"/>
+          <w:szCs w:val="18"/>
+        </w:rPr>
+        <w:t>Kangsoo</w:t>
+      </w:r>
+      <w:proofErr w:type="spellEnd"/>
+      <w:r>
+        <w:rPr>
+          <w:rFonts w:ascii="Helvetica" w:hAnsi="Helvetica" w:cs="Helvetica"/>
+          <w:color w:val="000000" w:themeColor="text1"/>
+          <w:sz w:val="18"/>
+          <w:szCs w:val="18"/>
+        </w:rPr>
+        <w:t xml:space="preserve"> Kim. </w:t>
       </w:r>
       <w:r>
         <w:rPr>
@@ -1304,7 +1742,7 @@
         </w:rPr>
         <w:t xml:space="preserve"> </w:t>
       </w:r>
-      <w:hyperlink r:id="rId15">
+      <w:hyperlink r:id="rId16">
         <w:r>
           <w:rPr>
             <w:rStyle w:val="Hyperlink"/>
@@ -1352,7 +1790,27 @@
           <w:sz w:val="18"/>
           <w:szCs w:val="18"/>
         </w:rPr>
-        <w:t xml:space="preserve">, Anh Nguyen, Michael Francis, Kangsoo Kim. </w:t>
+        <w:t xml:space="preserve">, Anh Nguyen, Michael Francis, </w:t>
+      </w:r>
+      <w:proofErr w:type="spellStart"/>
+      <w:r>
+        <w:rPr>
+          <w:rFonts w:ascii="Helvetica" w:hAnsi="Helvetica" w:cs="Helvetica"/>
+          <w:color w:val="000000" w:themeColor="text1"/>
+          <w:sz w:val="18"/>
+          <w:szCs w:val="18"/>
+        </w:rPr>
+        <w:t>Kangsoo</w:t>
+      </w:r>
+      <w:proofErr w:type="spellEnd"/>
+      <w:r>
+        <w:rPr>
+          <w:rFonts w:ascii="Helvetica" w:hAnsi="Helvetica" w:cs="Helvetica"/>
+          <w:color w:val="000000" w:themeColor="text1"/>
+          <w:sz w:val="18"/>
+          <w:szCs w:val="18"/>
+        </w:rPr>
+        <w:t xml:space="preserve"> Kim. </w:t>
       </w:r>
       <w:r>
         <w:rPr>
@@ -1474,7 +1932,7 @@
         </w:rPr>
         <w:t xml:space="preserve"> </w:t>
       </w:r>
-      <w:hyperlink r:id="rId16">
+      <w:hyperlink r:id="rId17">
         <w:r>
           <w:rPr>
             <w:rStyle w:val="Hyperlink"/>
@@ -1748,7 +2206,25 @@
           <w:sz w:val="18"/>
           <w:szCs w:val="18"/>
         </w:rPr>
-        <w:t xml:space="preserve">, UCalgary Students’ Union </w:t>
+        <w:t xml:space="preserve">, </w:t>
+      </w:r>
+      <w:proofErr w:type="spellStart"/>
+      <w:r>
+        <w:rPr>
+          <w:rFonts w:ascii="Helvetica" w:hAnsi="Helvetica" w:cs="Helvetica"/>
+          <w:sz w:val="18"/>
+          <w:szCs w:val="18"/>
+        </w:rPr>
+        <w:t>UCalgary</w:t>
+      </w:r>
+      <w:proofErr w:type="spellEnd"/>
+      <w:r>
+        <w:rPr>
+          <w:rFonts w:ascii="Helvetica" w:hAnsi="Helvetica" w:cs="Helvetica"/>
+          <w:sz w:val="18"/>
+          <w:szCs w:val="18"/>
+        </w:rPr>
+        <w:t xml:space="preserve"> Students’ Union </w:t>
       </w:r>
       <w:r>
         <w:rPr>
@@ -1846,6 +2322,7 @@
           <w:sz w:val="18"/>
           <w:szCs w:val="18"/>
         </w:rPr>
+        <w:lastRenderedPageBreak/>
         <w:t>2024</w:t>
       </w:r>
       <w:r>
@@ -2033,7 +2510,6 @@
           <w:b/>
           <w:bCs/>
         </w:rPr>
-        <w:lastRenderedPageBreak/>
         <w:t xml:space="preserve">Academic Service </w:t>
       </w:r>
       <w:r>
@@ -2182,8 +2658,8 @@
       </w:r>
     </w:p>
     <w:sectPr>
-      <w:footerReference w:type="default" r:id="rId17"/>
-      <w:footerReference w:type="first" r:id="rId18"/>
+      <w:footerReference w:type="default" r:id="rId18"/>
+      <w:footerReference w:type="first" r:id="rId19"/>
       <w:type w:val="continuous"/>
       <w:pgSz w:w="12240" w:h="15840"/>
       <w:pgMar w:top="720" w:right="720" w:bottom="720" w:left="720" w:header="708" w:footer="708" w:gutter="0"/>

--- a/cv.docx
+++ b/cv.docx
@@ -610,25 +610,7 @@
           <w:sz w:val="18"/>
           <w:szCs w:val="18"/>
         </w:rPr>
-        <w:t xml:space="preserve">Advisor: Dr. </w:t>
-      </w:r>
-      <w:proofErr w:type="spellStart"/>
-      <w:r>
-        <w:rPr>
-          <w:rFonts w:ascii="Helvetica" w:hAnsi="Helvetica" w:cs="Helvetica"/>
-          <w:sz w:val="18"/>
-          <w:szCs w:val="18"/>
-        </w:rPr>
-        <w:t>Kangsoo</w:t>
-      </w:r>
-      <w:proofErr w:type="spellEnd"/>
-      <w:r>
-        <w:rPr>
-          <w:rFonts w:ascii="Helvetica" w:hAnsi="Helvetica" w:cs="Helvetica"/>
-          <w:sz w:val="18"/>
-          <w:szCs w:val="18"/>
-        </w:rPr>
-        <w:t xml:space="preserve"> Kim</w:t>
+        <w:t>Advisor: Dr. Kangsoo Kim</w:t>
       </w:r>
     </w:p>
     <w:p>
@@ -761,87 +743,7 @@
           <w:sz w:val="18"/>
           <w:szCs w:val="18"/>
         </w:rPr>
-        <w:t xml:space="preserve">, </w:t>
-      </w:r>
-      <w:proofErr w:type="spellStart"/>
-      <w:r>
-        <w:rPr>
-          <w:rFonts w:ascii="Helvetica" w:hAnsi="Helvetica" w:cs="Helvetica"/>
-          <w:color w:val="000000" w:themeColor="text1"/>
-          <w:sz w:val="18"/>
-          <w:szCs w:val="18"/>
-        </w:rPr>
-        <w:t>Junyeong</w:t>
-      </w:r>
-      <w:proofErr w:type="spellEnd"/>
-      <w:r>
-        <w:rPr>
-          <w:rFonts w:ascii="Helvetica" w:hAnsi="Helvetica" w:cs="Helvetica"/>
-          <w:color w:val="000000" w:themeColor="text1"/>
-          <w:sz w:val="18"/>
-          <w:szCs w:val="18"/>
-        </w:rPr>
-        <w:t xml:space="preserve"> Kum, </w:t>
-      </w:r>
-      <w:proofErr w:type="spellStart"/>
-      <w:r>
-        <w:rPr>
-          <w:rFonts w:ascii="Helvetica" w:hAnsi="Helvetica" w:cs="Helvetica"/>
-          <w:color w:val="000000" w:themeColor="text1"/>
-          <w:sz w:val="18"/>
-          <w:szCs w:val="18"/>
-        </w:rPr>
-        <w:t>Hyeongil</w:t>
-      </w:r>
-      <w:proofErr w:type="spellEnd"/>
-      <w:r>
-        <w:rPr>
-          <w:rFonts w:ascii="Helvetica" w:hAnsi="Helvetica" w:cs="Helvetica"/>
-          <w:color w:val="000000" w:themeColor="text1"/>
-          <w:sz w:val="18"/>
-          <w:szCs w:val="18"/>
-        </w:rPr>
-        <w:t xml:space="preserve"> Nam, </w:t>
-      </w:r>
-      <w:proofErr w:type="spellStart"/>
-      <w:r>
-        <w:rPr>
-          <w:rFonts w:ascii="Helvetica" w:hAnsi="Helvetica" w:cs="Helvetica"/>
-          <w:color w:val="000000" w:themeColor="text1"/>
-          <w:sz w:val="18"/>
-          <w:szCs w:val="18"/>
-        </w:rPr>
-        <w:t>Myungho</w:t>
-      </w:r>
-      <w:proofErr w:type="spellEnd"/>
-      <w:r>
-        <w:rPr>
-          <w:rFonts w:ascii="Helvetica" w:hAnsi="Helvetica" w:cs="Helvetica"/>
-          <w:color w:val="000000" w:themeColor="text1"/>
-          <w:sz w:val="18"/>
-          <w:szCs w:val="18"/>
-        </w:rPr>
-        <w:t xml:space="preserve"> Lee, </w:t>
-      </w:r>
-      <w:proofErr w:type="spellStart"/>
-      <w:r>
-        <w:rPr>
-          <w:rFonts w:ascii="Helvetica" w:hAnsi="Helvetica" w:cs="Helvetica"/>
-          <w:color w:val="000000" w:themeColor="text1"/>
-          <w:sz w:val="18"/>
-          <w:szCs w:val="18"/>
-        </w:rPr>
-        <w:t>Kangsoo</w:t>
-      </w:r>
-      <w:proofErr w:type="spellEnd"/>
-      <w:r>
-        <w:rPr>
-          <w:rFonts w:ascii="Helvetica" w:hAnsi="Helvetica" w:cs="Helvetica"/>
-          <w:color w:val="000000" w:themeColor="text1"/>
-          <w:sz w:val="18"/>
-          <w:szCs w:val="18"/>
-        </w:rPr>
-        <w:t xml:space="preserve"> Kim. “</w:t>
+        <w:t>, Junyeong Kum, Hyeongil Nam, Myungho Lee, Kangsoo Kim. “</w:t>
       </w:r>
       <w:r>
         <w:rPr>
@@ -965,47 +867,7 @@
           <w:sz w:val="18"/>
           <w:szCs w:val="18"/>
         </w:rPr>
-        <w:t xml:space="preserve">, </w:t>
-      </w:r>
-      <w:proofErr w:type="spellStart"/>
-      <w:r>
-        <w:rPr>
-          <w:rFonts w:ascii="Helvetica" w:hAnsi="Helvetica" w:cs="Helvetica"/>
-          <w:color w:val="000000" w:themeColor="text1"/>
-          <w:sz w:val="18"/>
-          <w:szCs w:val="18"/>
-        </w:rPr>
-        <w:t>Hyeongil</w:t>
-      </w:r>
-      <w:proofErr w:type="spellEnd"/>
-      <w:r>
-        <w:rPr>
-          <w:rFonts w:ascii="Helvetica" w:hAnsi="Helvetica" w:cs="Helvetica"/>
-          <w:color w:val="000000" w:themeColor="text1"/>
-          <w:sz w:val="18"/>
-          <w:szCs w:val="18"/>
-        </w:rPr>
-        <w:t xml:space="preserve"> Nam, </w:t>
-      </w:r>
-      <w:proofErr w:type="spellStart"/>
-      <w:r>
-        <w:rPr>
-          <w:rFonts w:ascii="Helvetica" w:hAnsi="Helvetica" w:cs="Helvetica"/>
-          <w:color w:val="000000" w:themeColor="text1"/>
-          <w:sz w:val="18"/>
-          <w:szCs w:val="18"/>
-        </w:rPr>
-        <w:t>Kangsoo</w:t>
-      </w:r>
-      <w:proofErr w:type="spellEnd"/>
-      <w:r>
-        <w:rPr>
-          <w:rFonts w:ascii="Helvetica" w:hAnsi="Helvetica" w:cs="Helvetica"/>
-          <w:color w:val="000000" w:themeColor="text1"/>
-          <w:sz w:val="18"/>
-          <w:szCs w:val="18"/>
-        </w:rPr>
-        <w:t xml:space="preserve"> Kim. “Impact of Avatar-Locomotion Congruence on User Experience and Identification in Virtual Reality”. </w:t>
+        <w:t xml:space="preserve">, Hyeongil Nam, Kangsoo Kim. “Impact of Avatar-Locomotion Congruence on User Experience and Identification in Virtual Reality”. </w:t>
       </w:r>
       <w:r>
         <w:rPr>
@@ -1145,45 +1007,14 @@
         </w:rPr>
         <w:t xml:space="preserve">, </w:t>
       </w:r>
-      <w:proofErr w:type="spellStart"/>
-      <w:r>
-        <w:rPr>
-          <w:rFonts w:ascii="Helvetica" w:hAnsi="Helvetica" w:cs="Helvetica"/>
-          <w:color w:val="000000" w:themeColor="text1"/>
-          <w:sz w:val="18"/>
-          <w:szCs w:val="18"/>
-        </w:rPr>
-        <w:t>Hyeongil</w:t>
-      </w:r>
-      <w:proofErr w:type="spellEnd"/>
-      <w:r>
-        <w:rPr>
-          <w:rFonts w:ascii="Helvetica" w:hAnsi="Helvetica" w:cs="Helvetica"/>
-          <w:color w:val="000000" w:themeColor="text1"/>
-          <w:sz w:val="18"/>
-          <w:szCs w:val="18"/>
-        </w:rPr>
-        <w:t xml:space="preserve"> Nam, </w:t>
-      </w:r>
-      <w:proofErr w:type="spellStart"/>
-      <w:r>
-        <w:rPr>
-          <w:rFonts w:ascii="Helvetica" w:hAnsi="Helvetica" w:cs="Helvetica"/>
-          <w:color w:val="000000" w:themeColor="text1"/>
-          <w:sz w:val="18"/>
-          <w:szCs w:val="18"/>
-        </w:rPr>
-        <w:t>Kangsoo</w:t>
-      </w:r>
-      <w:proofErr w:type="spellEnd"/>
-      <w:r>
-        <w:rPr>
-          <w:rFonts w:ascii="Helvetica" w:hAnsi="Helvetica" w:cs="Helvetica"/>
-          <w:color w:val="000000" w:themeColor="text1"/>
-          <w:sz w:val="18"/>
-          <w:szCs w:val="18"/>
-        </w:rPr>
-        <w:t xml:space="preserve"> Kim. “</w:t>
+      <w:r>
+        <w:rPr>
+          <w:rFonts w:ascii="Helvetica" w:hAnsi="Helvetica" w:cs="Helvetica"/>
+          <w:color w:val="000000" w:themeColor="text1"/>
+          <w:sz w:val="18"/>
+          <w:szCs w:val="18"/>
+        </w:rPr>
+        <w:t>Hyeongil Nam, Kangsoo Kim. “</w:t>
       </w:r>
       <w:r>
         <w:rPr>
@@ -1222,6 +1053,42 @@
           <w:szCs w:val="18"/>
         </w:rPr>
         <w:t>.</w:t>
+      </w:r>
+      <w:r>
+        <w:rPr>
+          <w:rFonts w:ascii="Helvetica" w:hAnsi="Helvetica" w:cs="Helvetica"/>
+          <w:color w:val="000000" w:themeColor="text1"/>
+          <w:sz w:val="18"/>
+          <w:szCs w:val="18"/>
+        </w:rPr>
+        <w:br/>
+      </w:r>
+      <w:r>
+        <w:rPr>
+          <w:rFonts w:ascii="Helvetica" w:hAnsi="Helvetica" w:cs="Helvetica"/>
+          <w:color w:val="000000" w:themeColor="text1"/>
+          <w:sz w:val="18"/>
+          <w:szCs w:val="18"/>
+        </w:rPr>
+        <w:t xml:space="preserve">Acceptance rate: </w:t>
+      </w:r>
+      <w:r>
+        <w:rPr>
+          <w:rFonts w:ascii="Helvetica" w:hAnsi="Helvetica" w:cs="Helvetica"/>
+          <w:color w:val="000000" w:themeColor="text1"/>
+          <w:sz w:val="18"/>
+          <w:szCs w:val="18"/>
+        </w:rPr>
+        <w:t>3</w:t>
+      </w:r>
+      <w:r>
+        <w:rPr>
+          <w:rFonts w:ascii="Helvetica" w:hAnsi="Helvetica" w:cs="Helvetica"/>
+          <w:color w:val="000000" w:themeColor="text1"/>
+          <w:sz w:val="18"/>
+          <w:szCs w:val="18"/>
+        </w:rPr>
+        <w:t>8%</w:t>
       </w:r>
     </w:p>
     <w:p>
@@ -1279,47 +1146,7 @@
           <w:sz w:val="18"/>
           <w:szCs w:val="18"/>
         </w:rPr>
-        <w:t xml:space="preserve">Zaid Ahmed, </w:t>
-      </w:r>
-      <w:proofErr w:type="spellStart"/>
-      <w:r>
-        <w:rPr>
-          <w:rFonts w:ascii="Helvetica" w:hAnsi="Helvetica" w:cs="Helvetica"/>
-          <w:color w:val="000000" w:themeColor="text1"/>
-          <w:sz w:val="18"/>
-          <w:szCs w:val="18"/>
-        </w:rPr>
-        <w:t>Hyeongil</w:t>
-      </w:r>
-      <w:proofErr w:type="spellEnd"/>
-      <w:r>
-        <w:rPr>
-          <w:rFonts w:ascii="Helvetica" w:hAnsi="Helvetica" w:cs="Helvetica"/>
-          <w:color w:val="000000" w:themeColor="text1"/>
-          <w:sz w:val="18"/>
-          <w:szCs w:val="18"/>
-        </w:rPr>
-        <w:t xml:space="preserve"> Nam, </w:t>
-      </w:r>
-      <w:proofErr w:type="spellStart"/>
-      <w:r>
-        <w:rPr>
-          <w:rFonts w:ascii="Helvetica" w:hAnsi="Helvetica" w:cs="Helvetica"/>
-          <w:color w:val="000000" w:themeColor="text1"/>
-          <w:sz w:val="18"/>
-          <w:szCs w:val="18"/>
-        </w:rPr>
-        <w:t>Kangsoo</w:t>
-      </w:r>
-      <w:proofErr w:type="spellEnd"/>
-      <w:r>
-        <w:rPr>
-          <w:rFonts w:ascii="Helvetica" w:hAnsi="Helvetica" w:cs="Helvetica"/>
-          <w:color w:val="000000" w:themeColor="text1"/>
-          <w:sz w:val="18"/>
-          <w:szCs w:val="18"/>
-        </w:rPr>
-        <w:t xml:space="preserve"> Kim. “TangibleMoments: Embedding XR Memories onto Physical Objects”. </w:t>
+        <w:t xml:space="preserve">Zaid Ahmed, Hyeongil Nam, Kangsoo Kim. “TangibleMoments: Embedding XR Memories onto Physical Objects”. </w:t>
       </w:r>
       <w:r>
         <w:rPr>
@@ -1438,47 +1265,7 @@
           <w:sz w:val="18"/>
           <w:szCs w:val="18"/>
         </w:rPr>
-        <w:t xml:space="preserve">Anh Nguyen, </w:t>
-      </w:r>
-      <w:proofErr w:type="spellStart"/>
-      <w:r>
-        <w:rPr>
-          <w:rFonts w:ascii="Helvetica" w:hAnsi="Helvetica" w:cs="Helvetica"/>
-          <w:color w:val="000000" w:themeColor="text1"/>
-          <w:sz w:val="18"/>
-          <w:szCs w:val="18"/>
-        </w:rPr>
-        <w:t>Hyeongil</w:t>
-      </w:r>
-      <w:proofErr w:type="spellEnd"/>
-      <w:r>
-        <w:rPr>
-          <w:rFonts w:ascii="Helvetica" w:hAnsi="Helvetica" w:cs="Helvetica"/>
-          <w:color w:val="000000" w:themeColor="text1"/>
-          <w:sz w:val="18"/>
-          <w:szCs w:val="18"/>
-        </w:rPr>
-        <w:t xml:space="preserve"> Nam, </w:t>
-      </w:r>
-      <w:proofErr w:type="spellStart"/>
-      <w:r>
-        <w:rPr>
-          <w:rFonts w:ascii="Helvetica" w:hAnsi="Helvetica" w:cs="Helvetica"/>
-          <w:color w:val="000000" w:themeColor="text1"/>
-          <w:sz w:val="18"/>
-          <w:szCs w:val="18"/>
-        </w:rPr>
-        <w:t>Kangsoo</w:t>
-      </w:r>
-      <w:proofErr w:type="spellEnd"/>
-      <w:r>
-        <w:rPr>
-          <w:rFonts w:ascii="Helvetica" w:hAnsi="Helvetica" w:cs="Helvetica"/>
-          <w:color w:val="000000" w:themeColor="text1"/>
-          <w:sz w:val="18"/>
-          <w:szCs w:val="18"/>
-        </w:rPr>
-        <w:t xml:space="preserve"> Kim. “Investigating Visual Guide Cues in VR: Impacts of Virtual Humans and Symbol-Based Navigation on Real-World Performance and Experience”. </w:t>
+        <w:t xml:space="preserve">Anh Nguyen, Hyeongil Nam, Kangsoo Kim. “Investigating Visual Guide Cues in VR: Impacts of Virtual Humans and Symbol-Based Navigation on Real-World Performance and Experience”. </w:t>
       </w:r>
       <w:r>
         <w:rPr>
@@ -1606,47 +1393,7 @@
           <w:sz w:val="18"/>
           <w:szCs w:val="18"/>
         </w:rPr>
-        <w:t xml:space="preserve">Zaid Ahmed, </w:t>
-      </w:r>
-      <w:proofErr w:type="spellStart"/>
-      <w:r>
-        <w:rPr>
-          <w:rFonts w:ascii="Helvetica" w:hAnsi="Helvetica" w:cs="Helvetica"/>
-          <w:color w:val="000000" w:themeColor="text1"/>
-          <w:sz w:val="18"/>
-          <w:szCs w:val="18"/>
-        </w:rPr>
-        <w:t>Hyeongil</w:t>
-      </w:r>
-      <w:proofErr w:type="spellEnd"/>
-      <w:r>
-        <w:rPr>
-          <w:rFonts w:ascii="Helvetica" w:hAnsi="Helvetica" w:cs="Helvetica"/>
-          <w:color w:val="000000" w:themeColor="text1"/>
-          <w:sz w:val="18"/>
-          <w:szCs w:val="18"/>
-        </w:rPr>
-        <w:t xml:space="preserve"> Nam, </w:t>
-      </w:r>
-      <w:proofErr w:type="spellStart"/>
-      <w:r>
-        <w:rPr>
-          <w:rFonts w:ascii="Helvetica" w:hAnsi="Helvetica" w:cs="Helvetica"/>
-          <w:color w:val="000000" w:themeColor="text1"/>
-          <w:sz w:val="18"/>
-          <w:szCs w:val="18"/>
-        </w:rPr>
-        <w:t>Kangsoo</w:t>
-      </w:r>
-      <w:proofErr w:type="spellEnd"/>
-      <w:r>
-        <w:rPr>
-          <w:rFonts w:ascii="Helvetica" w:hAnsi="Helvetica" w:cs="Helvetica"/>
-          <w:color w:val="000000" w:themeColor="text1"/>
-          <w:sz w:val="18"/>
-          <w:szCs w:val="18"/>
-        </w:rPr>
-        <w:t xml:space="preserve"> Kim. </w:t>
+        <w:t xml:space="preserve">Zaid Ahmed, Hyeongil Nam, Kangsoo Kim. </w:t>
       </w:r>
       <w:r>
         <w:rPr>
@@ -1790,27 +1537,7 @@
           <w:sz w:val="18"/>
           <w:szCs w:val="18"/>
         </w:rPr>
-        <w:t xml:space="preserve">, Anh Nguyen, Michael Francis, </w:t>
-      </w:r>
-      <w:proofErr w:type="spellStart"/>
-      <w:r>
-        <w:rPr>
-          <w:rFonts w:ascii="Helvetica" w:hAnsi="Helvetica" w:cs="Helvetica"/>
-          <w:color w:val="000000" w:themeColor="text1"/>
-          <w:sz w:val="18"/>
-          <w:szCs w:val="18"/>
-        </w:rPr>
-        <w:t>Kangsoo</w:t>
-      </w:r>
-      <w:proofErr w:type="spellEnd"/>
-      <w:r>
-        <w:rPr>
-          <w:rFonts w:ascii="Helvetica" w:hAnsi="Helvetica" w:cs="Helvetica"/>
-          <w:color w:val="000000" w:themeColor="text1"/>
-          <w:sz w:val="18"/>
-          <w:szCs w:val="18"/>
-        </w:rPr>
-        <w:t xml:space="preserve"> Kim. </w:t>
+        <w:t xml:space="preserve">, Anh Nguyen, Michael Francis, Kangsoo Kim. </w:t>
       </w:r>
       <w:r>
         <w:rPr>
@@ -2206,25 +1933,7 @@
           <w:sz w:val="18"/>
           <w:szCs w:val="18"/>
         </w:rPr>
-        <w:t xml:space="preserve">, </w:t>
-      </w:r>
-      <w:proofErr w:type="spellStart"/>
-      <w:r>
-        <w:rPr>
-          <w:rFonts w:ascii="Helvetica" w:hAnsi="Helvetica" w:cs="Helvetica"/>
-          <w:sz w:val="18"/>
-          <w:szCs w:val="18"/>
-        </w:rPr>
-        <w:t>UCalgary</w:t>
-      </w:r>
-      <w:proofErr w:type="spellEnd"/>
-      <w:r>
-        <w:rPr>
-          <w:rFonts w:ascii="Helvetica" w:hAnsi="Helvetica" w:cs="Helvetica"/>
-          <w:sz w:val="18"/>
-          <w:szCs w:val="18"/>
-        </w:rPr>
-        <w:t xml:space="preserve"> Students’ Union </w:t>
+        <w:t xml:space="preserve">, UCalgary Students’ Union </w:t>
       </w:r>
       <w:r>
         <w:rPr>
@@ -2252,6 +1961,7 @@
           <w:sz w:val="18"/>
           <w:szCs w:val="18"/>
         </w:rPr>
+        <w:lastRenderedPageBreak/>
         <w:t>2024</w:t>
       </w:r>
       <w:r>
@@ -2322,7 +2032,6 @@
           <w:sz w:val="18"/>
           <w:szCs w:val="18"/>
         </w:rPr>
-        <w:lastRenderedPageBreak/>
         <w:t>2024</w:t>
       </w:r>
       <w:r>

--- a/cv.docx
+++ b/cv.docx
@@ -60,7 +60,6 @@
           <w:rPr>
             <w:rStyle w:val="Hyperlink"/>
             <w:rFonts w:ascii="Helvetica" w:hAnsi="Helvetica" w:cs="Times New Roman"/>
-            <w:color w:val="0070C0"/>
             <w:sz w:val="18"/>
             <w:szCs w:val="18"/>
           </w:rPr>
@@ -128,7 +127,6 @@
           <w:rPr>
             <w:rStyle w:val="Hyperlink"/>
             <w:rFonts w:ascii="Helvetica" w:hAnsi="Helvetica" w:cs="Times New Roman"/>
-            <w:color w:val="0070C0"/>
             <w:sz w:val="18"/>
             <w:szCs w:val="18"/>
           </w:rPr>
@@ -182,7 +180,6 @@
           <w:rPr>
             <w:rStyle w:val="Hyperlink"/>
             <w:rFonts w:ascii="Helvetica" w:hAnsi="Helvetica" w:cs="Times New Roman"/>
-            <w:color w:val="0070C0"/>
             <w:sz w:val="18"/>
             <w:szCs w:val="18"/>
           </w:rPr>
@@ -192,7 +189,6 @@
           <w:rPr>
             <w:rStyle w:val="Hyperlink"/>
             <w:rFonts w:ascii="Helvetica" w:hAnsi="Helvetica" w:cs="Times New Roman"/>
-            <w:color w:val="0070C0"/>
             <w:sz w:val="18"/>
             <w:szCs w:val="18"/>
           </w:rPr>
@@ -202,7 +198,6 @@
           <w:rPr>
             <w:rStyle w:val="Hyperlink"/>
             <w:rFonts w:ascii="Helvetica" w:hAnsi="Helvetica" w:cs="Times New Roman"/>
-            <w:color w:val="0070C0"/>
             <w:sz w:val="18"/>
             <w:szCs w:val="18"/>
           </w:rPr>
@@ -264,7 +259,6 @@
           <w:rPr>
             <w:rStyle w:val="Hyperlink"/>
             <w:rFonts w:ascii="Helvetica" w:hAnsi="Helvetica" w:cs="Times New Roman"/>
-            <w:color w:val="0070C0"/>
             <w:sz w:val="18"/>
             <w:szCs w:val="18"/>
           </w:rPr>
@@ -610,7 +604,25 @@
           <w:sz w:val="18"/>
           <w:szCs w:val="18"/>
         </w:rPr>
-        <w:t>Advisor: Dr. Kangsoo Kim</w:t>
+        <w:t xml:space="preserve">Advisor: Dr. </w:t>
+      </w:r>
+      <w:proofErr w:type="spellStart"/>
+      <w:r>
+        <w:rPr>
+          <w:rFonts w:ascii="Helvetica" w:hAnsi="Helvetica" w:cs="Helvetica"/>
+          <w:sz w:val="18"/>
+          <w:szCs w:val="18"/>
+        </w:rPr>
+        <w:t>Kangsoo</w:t>
+      </w:r>
+      <w:proofErr w:type="spellEnd"/>
+      <w:r>
+        <w:rPr>
+          <w:rFonts w:ascii="Helvetica" w:hAnsi="Helvetica" w:cs="Helvetica"/>
+          <w:sz w:val="18"/>
+          <w:szCs w:val="18"/>
+        </w:rPr>
+        <w:t xml:space="preserve"> Kim</w:t>
       </w:r>
     </w:p>
     <w:p>
@@ -743,7 +755,87 @@
           <w:sz w:val="18"/>
           <w:szCs w:val="18"/>
         </w:rPr>
-        <w:t>, Junyeong Kum, Hyeongil Nam, Myungho Lee, Kangsoo Kim. “</w:t>
+        <w:t xml:space="preserve">, </w:t>
+      </w:r>
+      <w:proofErr w:type="spellStart"/>
+      <w:r>
+        <w:rPr>
+          <w:rFonts w:ascii="Helvetica" w:hAnsi="Helvetica" w:cs="Helvetica"/>
+          <w:color w:val="000000" w:themeColor="text1"/>
+          <w:sz w:val="18"/>
+          <w:szCs w:val="18"/>
+        </w:rPr>
+        <w:t>Junyeong</w:t>
+      </w:r>
+      <w:proofErr w:type="spellEnd"/>
+      <w:r>
+        <w:rPr>
+          <w:rFonts w:ascii="Helvetica" w:hAnsi="Helvetica" w:cs="Helvetica"/>
+          <w:color w:val="000000" w:themeColor="text1"/>
+          <w:sz w:val="18"/>
+          <w:szCs w:val="18"/>
+        </w:rPr>
+        <w:t xml:space="preserve"> Kum, </w:t>
+      </w:r>
+      <w:proofErr w:type="spellStart"/>
+      <w:r>
+        <w:rPr>
+          <w:rFonts w:ascii="Helvetica" w:hAnsi="Helvetica" w:cs="Helvetica"/>
+          <w:color w:val="000000" w:themeColor="text1"/>
+          <w:sz w:val="18"/>
+          <w:szCs w:val="18"/>
+        </w:rPr>
+        <w:t>Hyeongil</w:t>
+      </w:r>
+      <w:proofErr w:type="spellEnd"/>
+      <w:r>
+        <w:rPr>
+          <w:rFonts w:ascii="Helvetica" w:hAnsi="Helvetica" w:cs="Helvetica"/>
+          <w:color w:val="000000" w:themeColor="text1"/>
+          <w:sz w:val="18"/>
+          <w:szCs w:val="18"/>
+        </w:rPr>
+        <w:t xml:space="preserve"> Nam, </w:t>
+      </w:r>
+      <w:proofErr w:type="spellStart"/>
+      <w:r>
+        <w:rPr>
+          <w:rFonts w:ascii="Helvetica" w:hAnsi="Helvetica" w:cs="Helvetica"/>
+          <w:color w:val="000000" w:themeColor="text1"/>
+          <w:sz w:val="18"/>
+          <w:szCs w:val="18"/>
+        </w:rPr>
+        <w:t>Myungho</w:t>
+      </w:r>
+      <w:proofErr w:type="spellEnd"/>
+      <w:r>
+        <w:rPr>
+          <w:rFonts w:ascii="Helvetica" w:hAnsi="Helvetica" w:cs="Helvetica"/>
+          <w:color w:val="000000" w:themeColor="text1"/>
+          <w:sz w:val="18"/>
+          <w:szCs w:val="18"/>
+        </w:rPr>
+        <w:t xml:space="preserve"> Lee, </w:t>
+      </w:r>
+      <w:proofErr w:type="spellStart"/>
+      <w:r>
+        <w:rPr>
+          <w:rFonts w:ascii="Helvetica" w:hAnsi="Helvetica" w:cs="Helvetica"/>
+          <w:color w:val="000000" w:themeColor="text1"/>
+          <w:sz w:val="18"/>
+          <w:szCs w:val="18"/>
+        </w:rPr>
+        <w:t>Kangsoo</w:t>
+      </w:r>
+      <w:proofErr w:type="spellEnd"/>
+      <w:r>
+        <w:rPr>
+          <w:rFonts w:ascii="Helvetica" w:hAnsi="Helvetica" w:cs="Helvetica"/>
+          <w:color w:val="000000" w:themeColor="text1"/>
+          <w:sz w:val="18"/>
+          <w:szCs w:val="18"/>
+        </w:rPr>
+        <w:t xml:space="preserve"> Kim. “</w:t>
       </w:r>
       <w:r>
         <w:rPr>
@@ -779,16 +871,16 @@
           <w:sz w:val="18"/>
           <w:szCs w:val="18"/>
         </w:rPr>
-        <w:t>. To appear in IEEE Transactions on Visualization and Computer Graphics (TVCG)</w:t>
-      </w:r>
-      <w:r>
-        <w:rPr>
-          <w:rFonts w:ascii="Helvetica" w:hAnsi="Helvetica" w:cs="Helvetica"/>
-          <w:color w:val="000000" w:themeColor="text1"/>
-          <w:sz w:val="18"/>
-          <w:szCs w:val="18"/>
-        </w:rPr>
-        <w:t>.</w:t>
+        <w:t>. IEEE Transactions on Visualization and Computer Graphics (TVCG)</w:t>
+      </w:r>
+      <w:r>
+        <w:rPr>
+          <w:rFonts w:ascii="Helvetica" w:hAnsi="Helvetica" w:cs="Helvetica"/>
+          <w:color w:val="000000" w:themeColor="text1"/>
+          <w:sz w:val="18"/>
+          <w:szCs w:val="18"/>
+        </w:rPr>
+        <w:t>, vol. xx, no. xx, pp. xx-xx, 2026.</w:t>
       </w:r>
       <w:r>
         <w:rPr>
@@ -804,7 +896,6 @@
           <w:rPr>
             <w:rStyle w:val="Hyperlink"/>
             <w:rFonts w:ascii="Helvetica" w:hAnsi="Helvetica" w:cs="Helvetica"/>
-            <w:color w:val="0070C0"/>
             <w:sz w:val="18"/>
             <w:szCs w:val="18"/>
           </w:rPr>
@@ -819,7 +910,24 @@
           <w:szCs w:val="18"/>
         </w:rPr>
         <w:br/>
-        <w:t>JCR IF-2024: 6.5.</w:t>
+      </w:r>
+      <w:r>
+        <w:rPr>
+          <w:rFonts w:ascii="Helvetica" w:hAnsi="Helvetica" w:cs="Helvetica"/>
+          <w:color w:val="000000" w:themeColor="text1"/>
+          <w:sz w:val="18"/>
+          <w:szCs w:val="18"/>
+        </w:rPr>
+        <w:t>Acceptance rate: 20%, Impact Factor</w:t>
+      </w:r>
+      <w:r>
+        <w:rPr>
+          <w:rFonts w:ascii="Helvetica" w:hAnsi="Helvetica" w:cs="Helvetica"/>
+          <w:color w:val="000000" w:themeColor="text1"/>
+          <w:sz w:val="18"/>
+          <w:szCs w:val="18"/>
+        </w:rPr>
+        <w:t>: 6.5.</w:t>
       </w:r>
     </w:p>
     <w:p>
@@ -867,7 +975,47 @@
           <w:sz w:val="18"/>
           <w:szCs w:val="18"/>
         </w:rPr>
-        <w:t xml:space="preserve">, Hyeongil Nam, Kangsoo Kim. “Impact of Avatar-Locomotion Congruence on User Experience and Identification in Virtual Reality”. </w:t>
+        <w:t xml:space="preserve">, </w:t>
+      </w:r>
+      <w:proofErr w:type="spellStart"/>
+      <w:r>
+        <w:rPr>
+          <w:rFonts w:ascii="Helvetica" w:hAnsi="Helvetica" w:cs="Helvetica"/>
+          <w:color w:val="000000" w:themeColor="text1"/>
+          <w:sz w:val="18"/>
+          <w:szCs w:val="18"/>
+        </w:rPr>
+        <w:t>Hyeongil</w:t>
+      </w:r>
+      <w:proofErr w:type="spellEnd"/>
+      <w:r>
+        <w:rPr>
+          <w:rFonts w:ascii="Helvetica" w:hAnsi="Helvetica" w:cs="Helvetica"/>
+          <w:color w:val="000000" w:themeColor="text1"/>
+          <w:sz w:val="18"/>
+          <w:szCs w:val="18"/>
+        </w:rPr>
+        <w:t xml:space="preserve"> Nam, </w:t>
+      </w:r>
+      <w:proofErr w:type="spellStart"/>
+      <w:r>
+        <w:rPr>
+          <w:rFonts w:ascii="Helvetica" w:hAnsi="Helvetica" w:cs="Helvetica"/>
+          <w:color w:val="000000" w:themeColor="text1"/>
+          <w:sz w:val="18"/>
+          <w:szCs w:val="18"/>
+        </w:rPr>
+        <w:t>Kangsoo</w:t>
+      </w:r>
+      <w:proofErr w:type="spellEnd"/>
+      <w:r>
+        <w:rPr>
+          <w:rFonts w:ascii="Helvetica" w:hAnsi="Helvetica" w:cs="Helvetica"/>
+          <w:color w:val="000000" w:themeColor="text1"/>
+          <w:sz w:val="18"/>
+          <w:szCs w:val="18"/>
+        </w:rPr>
+        <w:t xml:space="preserve"> Kim. “Impact of Avatar-Locomotion Congruence on User Experience and Identification in Virtual Reality”. </w:t>
       </w:r>
       <w:r>
         <w:rPr>
@@ -892,7 +1040,6 @@
           <w:rPr>
             <w:rStyle w:val="Hyperlink"/>
             <w:rFonts w:ascii="Helvetica" w:hAnsi="Helvetica" w:cs="Helvetica"/>
-            <w:color w:val="0070C0"/>
             <w:sz w:val="18"/>
             <w:szCs w:val="18"/>
           </w:rPr>
@@ -915,7 +1062,25 @@
           <w:sz w:val="18"/>
           <w:szCs w:val="18"/>
         </w:rPr>
-        <w:t>Acceptance rate: 8%, JCR IF-2024: 6.5.</w:t>
+        <w:t xml:space="preserve">Acceptance rate: 8%, </w:t>
+      </w:r>
+      <w:r>
+        <w:rPr>
+          <w:rFonts w:ascii="Helvetica" w:hAnsi="Helvetica" w:cs="Helvetica"/>
+          <w:color w:val="000000" w:themeColor="text1"/>
+          <w:sz w:val="18"/>
+          <w:szCs w:val="18"/>
+        </w:rPr>
+        <w:t>Impact Factor</w:t>
+      </w:r>
+      <w:r>
+        <w:rPr>
+          <w:rFonts w:ascii="Helvetica" w:hAnsi="Helvetica" w:cs="Helvetica"/>
+          <w:color w:val="000000" w:themeColor="text1"/>
+          <w:sz w:val="18"/>
+          <w:szCs w:val="18"/>
+        </w:rPr>
+        <w:t>: 6.5.</w:t>
       </w:r>
       <w:r>
         <w:rPr>
@@ -1007,14 +1172,45 @@
         </w:rPr>
         <w:t xml:space="preserve">, </w:t>
       </w:r>
-      <w:r>
-        <w:rPr>
-          <w:rFonts w:ascii="Helvetica" w:hAnsi="Helvetica" w:cs="Helvetica"/>
-          <w:color w:val="000000" w:themeColor="text1"/>
-          <w:sz w:val="18"/>
-          <w:szCs w:val="18"/>
-        </w:rPr>
-        <w:t>Hyeongil Nam, Kangsoo Kim. “</w:t>
+      <w:proofErr w:type="spellStart"/>
+      <w:r>
+        <w:rPr>
+          <w:rFonts w:ascii="Helvetica" w:hAnsi="Helvetica" w:cs="Helvetica"/>
+          <w:color w:val="000000" w:themeColor="text1"/>
+          <w:sz w:val="18"/>
+          <w:szCs w:val="18"/>
+        </w:rPr>
+        <w:t>Hyeongil</w:t>
+      </w:r>
+      <w:proofErr w:type="spellEnd"/>
+      <w:r>
+        <w:rPr>
+          <w:rFonts w:ascii="Helvetica" w:hAnsi="Helvetica" w:cs="Helvetica"/>
+          <w:color w:val="000000" w:themeColor="text1"/>
+          <w:sz w:val="18"/>
+          <w:szCs w:val="18"/>
+        </w:rPr>
+        <w:t xml:space="preserve"> Nam, </w:t>
+      </w:r>
+      <w:proofErr w:type="spellStart"/>
+      <w:r>
+        <w:rPr>
+          <w:rFonts w:ascii="Helvetica" w:hAnsi="Helvetica" w:cs="Helvetica"/>
+          <w:color w:val="000000" w:themeColor="text1"/>
+          <w:sz w:val="18"/>
+          <w:szCs w:val="18"/>
+        </w:rPr>
+        <w:t>Kangsoo</w:t>
+      </w:r>
+      <w:proofErr w:type="spellEnd"/>
+      <w:r>
+        <w:rPr>
+          <w:rFonts w:ascii="Helvetica" w:hAnsi="Helvetica" w:cs="Helvetica"/>
+          <w:color w:val="000000" w:themeColor="text1"/>
+          <w:sz w:val="18"/>
+          <w:szCs w:val="18"/>
+        </w:rPr>
+        <w:t xml:space="preserve"> Kim. “</w:t>
       </w:r>
       <w:r>
         <w:rPr>
@@ -1043,7 +1239,63 @@
           <w:sz w:val="18"/>
           <w:szCs w:val="18"/>
         </w:rPr>
-        <w:t>To appear in ACM CHI Conference Extended Abstracts on Human Factors in Computing Systems (CHI EA), 2026</w:t>
+        <w:t xml:space="preserve">Proceedings of </w:t>
+      </w:r>
+      <w:r>
+        <w:rPr>
+          <w:rFonts w:ascii="Helvetica" w:hAnsi="Helvetica" w:cs="Helvetica"/>
+          <w:i/>
+          <w:iCs/>
+          <w:color w:val="000000" w:themeColor="text1"/>
+          <w:sz w:val="18"/>
+          <w:szCs w:val="18"/>
+        </w:rPr>
+        <w:t>ACM CHI Conference Extended Abstracts on Human Factors in Computing Systems (CHI EA)</w:t>
+      </w:r>
+      <w:r>
+        <w:rPr>
+          <w:rFonts w:ascii="Helvetica" w:hAnsi="Helvetica" w:cs="Helvetica"/>
+          <w:color w:val="000000" w:themeColor="text1"/>
+          <w:sz w:val="18"/>
+          <w:szCs w:val="18"/>
+        </w:rPr>
+        <w:t xml:space="preserve">, </w:t>
+      </w:r>
+      <w:r>
+        <w:rPr>
+          <w:rFonts w:ascii="Helvetica" w:hAnsi="Helvetica" w:cs="Helvetica"/>
+          <w:color w:val="000000" w:themeColor="text1"/>
+          <w:sz w:val="18"/>
+          <w:szCs w:val="18"/>
+        </w:rPr>
+        <w:t>no. 269, pp.</w:t>
+      </w:r>
+      <w:r>
+        <w:rPr>
+          <w:rFonts w:ascii="Helvetica" w:hAnsi="Helvetica" w:cs="Helvetica"/>
+          <w:color w:val="000000" w:themeColor="text1"/>
+          <w:sz w:val="18"/>
+          <w:szCs w:val="18"/>
+        </w:rPr>
+        <w:t xml:space="preserve"> 1-5,</w:t>
+      </w:r>
+      <w:r>
+        <w:rPr>
+          <w:rFonts w:ascii="Helvetica" w:hAnsi="Helvetica" w:cs="Helvetica"/>
+          <w:color w:val="000000" w:themeColor="text1"/>
+          <w:sz w:val="18"/>
+          <w:szCs w:val="18"/>
+        </w:rPr>
+        <w:t xml:space="preserve"> </w:t>
+      </w:r>
+      <w:r>
+        <w:rPr>
+          <w:rFonts w:ascii="Helvetica" w:hAnsi="Helvetica" w:cs="Helvetica"/>
+          <w:color w:val="000000" w:themeColor="text1"/>
+          <w:sz w:val="18"/>
+          <w:szCs w:val="18"/>
+        </w:rPr>
+        <w:t>2026</w:t>
       </w:r>
       <w:r>
         <w:rPr>
@@ -1054,6 +1306,26 @@
         </w:rPr>
         <w:t>.</w:t>
       </w:r>
+      <w:r>
+        <w:rPr>
+          <w:rFonts w:ascii="Helvetica" w:hAnsi="Helvetica" w:cs="Helvetica"/>
+          <w:color w:val="000000" w:themeColor="text1"/>
+          <w:sz w:val="18"/>
+          <w:szCs w:val="18"/>
+        </w:rPr>
+        <w:t xml:space="preserve"> </w:t>
+      </w:r>
+      <w:hyperlink r:id="rId14" w:history="1">
+        <w:r>
+          <w:rPr>
+            <w:rStyle w:val="Hyperlink"/>
+            <w:rFonts w:ascii="Helvetica" w:hAnsi="Helvetica" w:cs="Helvetica"/>
+            <w:sz w:val="18"/>
+            <w:szCs w:val="18"/>
+          </w:rPr>
+          <w:t>https://doi.org/10.1145/3772363.3798977</w:t>
+        </w:r>
+      </w:hyperlink>
       <w:r>
         <w:rPr>
           <w:rFonts w:ascii="Helvetica" w:hAnsi="Helvetica" w:cs="Helvetica"/>
@@ -1146,7 +1418,47 @@
           <w:sz w:val="18"/>
           <w:szCs w:val="18"/>
         </w:rPr>
-        <w:t xml:space="preserve">Zaid Ahmed, Hyeongil Nam, Kangsoo Kim. “TangibleMoments: Embedding XR Memories onto Physical Objects”. </w:t>
+        <w:t xml:space="preserve">Zaid Ahmed, </w:t>
+      </w:r>
+      <w:proofErr w:type="spellStart"/>
+      <w:r>
+        <w:rPr>
+          <w:rFonts w:ascii="Helvetica" w:hAnsi="Helvetica" w:cs="Helvetica"/>
+          <w:color w:val="000000" w:themeColor="text1"/>
+          <w:sz w:val="18"/>
+          <w:szCs w:val="18"/>
+        </w:rPr>
+        <w:t>Hyeongil</w:t>
+      </w:r>
+      <w:proofErr w:type="spellEnd"/>
+      <w:r>
+        <w:rPr>
+          <w:rFonts w:ascii="Helvetica" w:hAnsi="Helvetica" w:cs="Helvetica"/>
+          <w:color w:val="000000" w:themeColor="text1"/>
+          <w:sz w:val="18"/>
+          <w:szCs w:val="18"/>
+        </w:rPr>
+        <w:t xml:space="preserve"> Nam, </w:t>
+      </w:r>
+      <w:proofErr w:type="spellStart"/>
+      <w:r>
+        <w:rPr>
+          <w:rFonts w:ascii="Helvetica" w:hAnsi="Helvetica" w:cs="Helvetica"/>
+          <w:color w:val="000000" w:themeColor="text1"/>
+          <w:sz w:val="18"/>
+          <w:szCs w:val="18"/>
+        </w:rPr>
+        <w:t>Kangsoo</w:t>
+      </w:r>
+      <w:proofErr w:type="spellEnd"/>
+      <w:r>
+        <w:rPr>
+          <w:rFonts w:ascii="Helvetica" w:hAnsi="Helvetica" w:cs="Helvetica"/>
+          <w:color w:val="000000" w:themeColor="text1"/>
+          <w:sz w:val="18"/>
+          <w:szCs w:val="18"/>
+        </w:rPr>
+        <w:t xml:space="preserve"> Kim. “TangibleMoments: Embedding XR Memories onto Physical Objects”. </w:t>
       </w:r>
       <w:r>
         <w:rPr>
@@ -1177,6 +1489,15 @@
           <w:sz w:val="18"/>
           <w:szCs w:val="18"/>
         </w:rPr>
+        <w:t>, pp. 1142-1146</w:t>
+      </w:r>
+      <w:r>
+        <w:rPr>
+          <w:rFonts w:ascii="Helvetica" w:hAnsi="Helvetica" w:cs="Helvetica"/>
+          <w:color w:val="000000" w:themeColor="text1"/>
+          <w:sz w:val="18"/>
+          <w:szCs w:val="18"/>
+        </w:rPr>
         <w:t>, 2025</w:t>
       </w:r>
       <w:r>
@@ -1186,7 +1507,7 @@
           <w:sz w:val="18"/>
           <w:szCs w:val="18"/>
         </w:rPr>
-        <w:t>, pp. 1142-1146.</w:t>
+        <w:t>.</w:t>
       </w:r>
       <w:r>
         <w:rPr>
@@ -1197,12 +1518,11 @@
         </w:rPr>
         <w:t xml:space="preserve"> </w:t>
       </w:r>
-      <w:hyperlink r:id="rId14">
+      <w:hyperlink r:id="rId15">
         <w:r>
           <w:rPr>
             <w:rStyle w:val="Hyperlink"/>
             <w:rFonts w:ascii="Helvetica" w:hAnsi="Helvetica" w:cs="Helvetica"/>
-            <w:color w:val="0070C0"/>
             <w:sz w:val="18"/>
             <w:szCs w:val="18"/>
           </w:rPr>
@@ -1265,7 +1585,47 @@
           <w:sz w:val="18"/>
           <w:szCs w:val="18"/>
         </w:rPr>
-        <w:t xml:space="preserve">Anh Nguyen, Hyeongil Nam, Kangsoo Kim. “Investigating Visual Guide Cues in VR: Impacts of Virtual Humans and Symbol-Based Navigation on Real-World Performance and Experience”. </w:t>
+        <w:t xml:space="preserve">Anh Nguyen, </w:t>
+      </w:r>
+      <w:proofErr w:type="spellStart"/>
+      <w:r>
+        <w:rPr>
+          <w:rFonts w:ascii="Helvetica" w:hAnsi="Helvetica" w:cs="Helvetica"/>
+          <w:color w:val="000000" w:themeColor="text1"/>
+          <w:sz w:val="18"/>
+          <w:szCs w:val="18"/>
+        </w:rPr>
+        <w:t>Hyeongil</w:t>
+      </w:r>
+      <w:proofErr w:type="spellEnd"/>
+      <w:r>
+        <w:rPr>
+          <w:rFonts w:ascii="Helvetica" w:hAnsi="Helvetica" w:cs="Helvetica"/>
+          <w:color w:val="000000" w:themeColor="text1"/>
+          <w:sz w:val="18"/>
+          <w:szCs w:val="18"/>
+        </w:rPr>
+        <w:t xml:space="preserve"> Nam, </w:t>
+      </w:r>
+      <w:proofErr w:type="spellStart"/>
+      <w:r>
+        <w:rPr>
+          <w:rFonts w:ascii="Helvetica" w:hAnsi="Helvetica" w:cs="Helvetica"/>
+          <w:color w:val="000000" w:themeColor="text1"/>
+          <w:sz w:val="18"/>
+          <w:szCs w:val="18"/>
+        </w:rPr>
+        <w:t>Kangsoo</w:t>
+      </w:r>
+      <w:proofErr w:type="spellEnd"/>
+      <w:r>
+        <w:rPr>
+          <w:rFonts w:ascii="Helvetica" w:hAnsi="Helvetica" w:cs="Helvetica"/>
+          <w:color w:val="000000" w:themeColor="text1"/>
+          <w:sz w:val="18"/>
+          <w:szCs w:val="18"/>
+        </w:rPr>
+        <w:t xml:space="preserve"> Kim. “Investigating Visual Guide Cues in VR: Impacts of Virtual Humans and Symbol-Based Navigation on Real-World Performance and Experience”. </w:t>
       </w:r>
       <w:r>
         <w:rPr>
@@ -1296,41 +1656,22 @@
           <w:sz w:val="18"/>
           <w:szCs w:val="18"/>
         </w:rPr>
-        <w:t xml:space="preserve">, </w:t>
-      </w:r>
-      <w:r>
-        <w:rPr>
-          <w:rFonts w:ascii="Helvetica" w:hAnsi="Helvetica" w:cs="Helvetica"/>
-          <w:color w:val="000000" w:themeColor="text1"/>
-          <w:sz w:val="18"/>
-          <w:szCs w:val="18"/>
-        </w:rPr>
-        <w:t>2025</w:t>
-      </w:r>
-      <w:r>
-        <w:rPr>
-          <w:rFonts w:ascii="Helvetica" w:hAnsi="Helvetica" w:cs="Helvetica"/>
-          <w:color w:val="000000" w:themeColor="text1"/>
-          <w:sz w:val="18"/>
-          <w:szCs w:val="18"/>
-        </w:rPr>
-        <w:t>, pp. 504-509.</w:t>
-      </w:r>
-      <w:r>
-        <w:rPr>
-          <w:rFonts w:ascii="Helvetica" w:hAnsi="Helvetica" w:cs="Helvetica"/>
-          <w:color w:val="000000" w:themeColor="text1"/>
-          <w:sz w:val="18"/>
-          <w:szCs w:val="18"/>
-        </w:rPr>
-        <w:t xml:space="preserve"> </w:t>
-      </w:r>
-      <w:hyperlink r:id="rId15">
+        <w:t>, pp. 504-509</w:t>
+      </w:r>
+      <w:r>
+        <w:rPr>
+          <w:rFonts w:ascii="Helvetica" w:hAnsi="Helvetica" w:cs="Helvetica"/>
+          <w:color w:val="000000" w:themeColor="text1"/>
+          <w:sz w:val="18"/>
+          <w:szCs w:val="18"/>
+        </w:rPr>
+        <w:t xml:space="preserve">, 2025. </w:t>
+      </w:r>
+      <w:hyperlink r:id="rId16" w:history="1">
         <w:r>
           <w:rPr>
             <w:rStyle w:val="Hyperlink"/>
             <w:rFonts w:ascii="Helvetica" w:hAnsi="Helvetica" w:cs="Helvetica"/>
-            <w:color w:val="0070C0"/>
             <w:sz w:val="18"/>
             <w:szCs w:val="18"/>
           </w:rPr>
@@ -1393,7 +1734,47 @@
           <w:sz w:val="18"/>
           <w:szCs w:val="18"/>
         </w:rPr>
-        <w:t xml:space="preserve">Zaid Ahmed, Hyeongil Nam, Kangsoo Kim. </w:t>
+        <w:t xml:space="preserve">Zaid Ahmed, </w:t>
+      </w:r>
+      <w:proofErr w:type="spellStart"/>
+      <w:r>
+        <w:rPr>
+          <w:rFonts w:ascii="Helvetica" w:hAnsi="Helvetica" w:cs="Helvetica"/>
+          <w:color w:val="000000" w:themeColor="text1"/>
+          <w:sz w:val="18"/>
+          <w:szCs w:val="18"/>
+        </w:rPr>
+        <w:t>Hyeongil</w:t>
+      </w:r>
+      <w:proofErr w:type="spellEnd"/>
+      <w:r>
+        <w:rPr>
+          <w:rFonts w:ascii="Helvetica" w:hAnsi="Helvetica" w:cs="Helvetica"/>
+          <w:color w:val="000000" w:themeColor="text1"/>
+          <w:sz w:val="18"/>
+          <w:szCs w:val="18"/>
+        </w:rPr>
+        <w:t xml:space="preserve"> Nam, </w:t>
+      </w:r>
+      <w:proofErr w:type="spellStart"/>
+      <w:r>
+        <w:rPr>
+          <w:rFonts w:ascii="Helvetica" w:hAnsi="Helvetica" w:cs="Helvetica"/>
+          <w:color w:val="000000" w:themeColor="text1"/>
+          <w:sz w:val="18"/>
+          <w:szCs w:val="18"/>
+        </w:rPr>
+        <w:t>Kangsoo</w:t>
+      </w:r>
+      <w:proofErr w:type="spellEnd"/>
+      <w:r>
+        <w:rPr>
+          <w:rFonts w:ascii="Helvetica" w:hAnsi="Helvetica" w:cs="Helvetica"/>
+          <w:color w:val="000000" w:themeColor="text1"/>
+          <w:sz w:val="18"/>
+          <w:szCs w:val="18"/>
+        </w:rPr>
+        <w:t xml:space="preserve"> Kim. </w:t>
       </w:r>
       <w:r>
         <w:rPr>
@@ -1469,16 +1850,25 @@
           <w:sz w:val="18"/>
           <w:szCs w:val="18"/>
         </w:rPr>
-        <w:t>, 2025</w:t>
-      </w:r>
-      <w:r>
-        <w:rPr>
-          <w:rFonts w:ascii="Helvetica" w:hAnsi="Helvetica" w:cs="Helvetica"/>
-          <w:color w:val="000000" w:themeColor="text1"/>
-          <w:sz w:val="18"/>
-          <w:szCs w:val="18"/>
-        </w:rPr>
-        <w:t>, pp. 1202-1203.</w:t>
+        <w:t xml:space="preserve">, </w:t>
+      </w:r>
+      <w:r>
+        <w:rPr>
+          <w:rFonts w:ascii="Helvetica" w:hAnsi="Helvetica" w:cs="Helvetica"/>
+          <w:color w:val="000000" w:themeColor="text1"/>
+          <w:sz w:val="18"/>
+          <w:szCs w:val="18"/>
+        </w:rPr>
+        <w:t>pp. 1202-1203</w:t>
+      </w:r>
+      <w:r>
+        <w:rPr>
+          <w:rFonts w:ascii="Helvetica" w:hAnsi="Helvetica" w:cs="Helvetica"/>
+          <w:color w:val="000000" w:themeColor="text1"/>
+          <w:sz w:val="18"/>
+          <w:szCs w:val="18"/>
+        </w:rPr>
+        <w:t>, 2025.</w:t>
       </w:r>
       <w:r>
         <w:rPr>
@@ -1489,12 +1879,11 @@
         </w:rPr>
         <w:t xml:space="preserve"> </w:t>
       </w:r>
-      <w:hyperlink r:id="rId16">
+      <w:hyperlink r:id="rId17">
         <w:r>
           <w:rPr>
             <w:rStyle w:val="Hyperlink"/>
             <w:rFonts w:ascii="Helvetica" w:hAnsi="Helvetica" w:cs="Helvetica"/>
-            <w:color w:val="0070C0"/>
             <w:sz w:val="18"/>
             <w:szCs w:val="18"/>
           </w:rPr>
@@ -1537,7 +1926,27 @@
           <w:sz w:val="18"/>
           <w:szCs w:val="18"/>
         </w:rPr>
-        <w:t xml:space="preserve">, Anh Nguyen, Michael Francis, Kangsoo Kim. </w:t>
+        <w:t xml:space="preserve">, Anh Nguyen, Michael Francis, </w:t>
+      </w:r>
+      <w:proofErr w:type="spellStart"/>
+      <w:r>
+        <w:rPr>
+          <w:rFonts w:ascii="Helvetica" w:hAnsi="Helvetica" w:cs="Helvetica"/>
+          <w:color w:val="000000" w:themeColor="text1"/>
+          <w:sz w:val="18"/>
+          <w:szCs w:val="18"/>
+        </w:rPr>
+        <w:t>Kangsoo</w:t>
+      </w:r>
+      <w:proofErr w:type="spellEnd"/>
+      <w:r>
+        <w:rPr>
+          <w:rFonts w:ascii="Helvetica" w:hAnsi="Helvetica" w:cs="Helvetica"/>
+          <w:color w:val="000000" w:themeColor="text1"/>
+          <w:sz w:val="18"/>
+          <w:szCs w:val="18"/>
+        </w:rPr>
+        <w:t xml:space="preserve"> Kim. </w:t>
       </w:r>
       <w:r>
         <w:rPr>
@@ -1617,7 +2026,7 @@
           <w:szCs w:val="18"/>
           <w:shd w:val="clear" w:color="auto" w:fill="FFFFFF"/>
         </w:rPr>
-        <w:t>, 2024</w:t>
+        <w:t xml:space="preserve">, </w:t>
       </w:r>
       <w:r>
         <w:rPr>
@@ -1627,7 +2036,7 @@
           <w:szCs w:val="18"/>
           <w:shd w:val="clear" w:color="auto" w:fill="FFFFFF"/>
         </w:rPr>
-        <w:t>, pp</w:t>
+        <w:t>pp</w:t>
       </w:r>
       <w:r>
         <w:rPr>
@@ -1647,6 +2056,16 @@
           <w:szCs w:val="18"/>
           <w:shd w:val="clear" w:color="auto" w:fill="FFFFFF"/>
         </w:rPr>
+        <w:t>, 2025</w:t>
+      </w:r>
+      <w:r>
+        <w:rPr>
+          <w:rFonts w:ascii="Helvetica" w:hAnsi="Helvetica" w:cs="Helvetica"/>
+          <w:color w:val="000000" w:themeColor="text1"/>
+          <w:sz w:val="18"/>
+          <w:szCs w:val="18"/>
+          <w:shd w:val="clear" w:color="auto" w:fill="FFFFFF"/>
+        </w:rPr>
         <w:t>.</w:t>
       </w:r>
       <w:r>
@@ -1659,12 +2078,11 @@
         </w:rPr>
         <w:t xml:space="preserve"> </w:t>
       </w:r>
-      <w:hyperlink r:id="rId17">
+      <w:hyperlink r:id="rId18">
         <w:r>
           <w:rPr>
             <w:rStyle w:val="Hyperlink"/>
             <w:rFonts w:ascii="Helvetica" w:hAnsi="Helvetica" w:cs="Helvetica"/>
-            <w:color w:val="0070C0"/>
             <w:sz w:val="18"/>
             <w:szCs w:val="18"/>
           </w:rPr>
@@ -1674,7 +2092,6 @@
           <w:rPr>
             <w:rStyle w:val="Hyperlink"/>
             <w:rFonts w:ascii="Helvetica" w:hAnsi="Helvetica" w:cs="Helvetica"/>
-            <w:color w:val="0070C0"/>
             <w:sz w:val="18"/>
             <w:szCs w:val="18"/>
           </w:rPr>
@@ -1933,7 +2350,25 @@
           <w:sz w:val="18"/>
           <w:szCs w:val="18"/>
         </w:rPr>
-        <w:t xml:space="preserve">, UCalgary Students’ Union </w:t>
+        <w:t xml:space="preserve">, </w:t>
+      </w:r>
+      <w:proofErr w:type="spellStart"/>
+      <w:r>
+        <w:rPr>
+          <w:rFonts w:ascii="Helvetica" w:hAnsi="Helvetica" w:cs="Helvetica"/>
+          <w:sz w:val="18"/>
+          <w:szCs w:val="18"/>
+        </w:rPr>
+        <w:t>UCalgary</w:t>
+      </w:r>
+      <w:proofErr w:type="spellEnd"/>
+      <w:r>
+        <w:rPr>
+          <w:rFonts w:ascii="Helvetica" w:hAnsi="Helvetica" w:cs="Helvetica"/>
+          <w:sz w:val="18"/>
+          <w:szCs w:val="18"/>
+        </w:rPr>
+        <w:t xml:space="preserve"> Students’ Union </w:t>
       </w:r>
       <w:r>
         <w:rPr>
@@ -2255,11 +2690,45 @@
         <w:spacing w:after="0" w:line="360" w:lineRule="auto"/>
         <w:rPr>
           <w:rFonts w:ascii="Helvetica" w:hAnsi="Helvetica" w:cs="Helvetica"/>
+          <w:sz w:val="18"/>
+          <w:szCs w:val="18"/>
+        </w:rPr>
+      </w:pPr>
+      <w:r>
+        <w:rPr>
+          <w:rFonts w:ascii="Helvetica" w:hAnsi="Helvetica" w:cs="Helvetica"/>
+          <w:sz w:val="18"/>
+          <w:szCs w:val="18"/>
+        </w:rPr>
+        <w:t>IEEE ISMAR</w:t>
+      </w:r>
+      <w:r>
+        <w:rPr>
+          <w:rFonts w:ascii="Helvetica" w:hAnsi="Helvetica" w:cs="Helvetica"/>
+          <w:sz w:val="18"/>
+          <w:szCs w:val="18"/>
+        </w:rPr>
+        <w:tab/>
+      </w:r>
+      <w:r>
+        <w:rPr>
+          <w:rFonts w:ascii="Helvetica" w:hAnsi="Helvetica" w:cs="Helvetica"/>
           <w:b/>
           <w:bCs/>
           <w:sz w:val="18"/>
           <w:szCs w:val="18"/>
         </w:rPr>
+        <w:t>2026</w:t>
+      </w:r>
+    </w:p>
+    <w:p>
+      <w:pPr>
+        <w:spacing w:after="0" w:line="360" w:lineRule="auto"/>
+        <w:rPr>
+          <w:rFonts w:ascii="Helvetica" w:hAnsi="Helvetica" w:cs="Helvetica"/>
+          <w:sz w:val="18"/>
+          <w:szCs w:val="18"/>
+        </w:rPr>
       </w:pPr>
       <w:r>
         <w:rPr>
@@ -2287,7 +2756,10 @@
         </w:rPr>
         <w:t>2025</w:t>
       </w:r>
-      <w:r>
+    </w:p>
+    <w:p>
+      <w:pPr>
+        <w:spacing w:after="0" w:line="360" w:lineRule="auto"/>
         <w:rPr>
           <w:rFonts w:ascii="Helvetica" w:hAnsi="Helvetica" w:cs="Helvetica"/>
           <w:b/>
@@ -2295,8 +2767,7 @@
           <w:sz w:val="18"/>
           <w:szCs w:val="18"/>
         </w:rPr>
-        <w:br/>
-      </w:r>
+      </w:pPr>
     </w:p>
     <w:p>
       <w:pPr>
@@ -2335,40 +2806,289 @@
         <w:spacing w:after="0" w:line="360" w:lineRule="auto"/>
         <w:rPr>
           <w:rFonts w:ascii="Helvetica" w:hAnsi="Helvetica" w:cs="Helvetica"/>
-          <w:sz w:val="18"/>
-          <w:szCs w:val="18"/>
-        </w:rPr>
-      </w:pPr>
-      <w:r>
-        <w:rPr>
-          <w:rFonts w:ascii="Helvetica" w:hAnsi="Helvetica" w:cs="Helvetica"/>
-          <w:sz w:val="18"/>
-          <w:szCs w:val="18"/>
-        </w:rPr>
-        <w:t>IEEE ISMAR</w:t>
-      </w:r>
-      <w:r>
-        <w:rPr>
-          <w:rFonts w:ascii="Helvetica" w:hAnsi="Helvetica" w:cs="Helvetica"/>
-          <w:sz w:val="18"/>
-          <w:szCs w:val="18"/>
-        </w:rPr>
-        <w:tab/>
-      </w:r>
-      <w:r>
-        <w:rPr>
-          <w:rFonts w:ascii="Helvetica" w:hAnsi="Helvetica" w:cs="Helvetica"/>
           <w:b/>
           <w:bCs/>
           <w:sz w:val="18"/>
           <w:szCs w:val="18"/>
         </w:rPr>
+      </w:pPr>
+      <w:r>
+        <w:rPr>
+          <w:rFonts w:ascii="Helvetica" w:hAnsi="Helvetica" w:cs="Helvetica"/>
+          <w:sz w:val="18"/>
+          <w:szCs w:val="18"/>
+        </w:rPr>
+        <w:t>IEEE ISMAR</w:t>
+      </w:r>
+      <w:r>
+        <w:rPr>
+          <w:rFonts w:ascii="Helvetica" w:hAnsi="Helvetica" w:cs="Helvetica"/>
+          <w:sz w:val="18"/>
+          <w:szCs w:val="18"/>
+        </w:rPr>
+        <w:tab/>
+      </w:r>
+      <w:r>
+        <w:rPr>
+          <w:rFonts w:ascii="Helvetica" w:hAnsi="Helvetica" w:cs="Helvetica"/>
+          <w:b/>
+          <w:bCs/>
+          <w:sz w:val="18"/>
+          <w:szCs w:val="18"/>
+        </w:rPr>
         <w:t>2025</w:t>
       </w:r>
     </w:p>
+    <w:p>
+      <w:pPr>
+        <w:rPr>
+          <w:rFonts w:ascii="Helvetica" w:hAnsi="Helvetica" w:cs="Helvetica"/>
+          <w:sz w:val="18"/>
+          <w:szCs w:val="18"/>
+        </w:rPr>
+      </w:pPr>
+    </w:p>
+    <w:p>
+      <w:pPr>
+        <w:rPr>
+          <w:rFonts w:ascii="Helvetica" w:hAnsi="Helvetica" w:cs="Helvetica"/>
+          <w:sz w:val="18"/>
+          <w:szCs w:val="18"/>
+        </w:rPr>
+      </w:pPr>
+    </w:p>
+    <w:p>
+      <w:pPr>
+        <w:rPr>
+          <w:rFonts w:ascii="Helvetica" w:hAnsi="Helvetica" w:cs="Helvetica"/>
+          <w:sz w:val="18"/>
+          <w:szCs w:val="18"/>
+        </w:rPr>
+      </w:pPr>
+    </w:p>
+    <w:p>
+      <w:pPr>
+        <w:rPr>
+          <w:rFonts w:ascii="Helvetica" w:hAnsi="Helvetica" w:cs="Helvetica"/>
+          <w:sz w:val="18"/>
+          <w:szCs w:val="18"/>
+        </w:rPr>
+      </w:pPr>
+    </w:p>
+    <w:p>
+      <w:pPr>
+        <w:rPr>
+          <w:rFonts w:ascii="Helvetica" w:hAnsi="Helvetica" w:cs="Helvetica"/>
+          <w:sz w:val="18"/>
+          <w:szCs w:val="18"/>
+        </w:rPr>
+      </w:pPr>
+    </w:p>
+    <w:p>
+      <w:pPr>
+        <w:rPr>
+          <w:rFonts w:ascii="Helvetica" w:hAnsi="Helvetica" w:cs="Helvetica"/>
+          <w:sz w:val="18"/>
+          <w:szCs w:val="18"/>
+        </w:rPr>
+      </w:pPr>
+    </w:p>
+    <w:p>
+      <w:pPr>
+        <w:rPr>
+          <w:rFonts w:ascii="Helvetica" w:hAnsi="Helvetica" w:cs="Helvetica"/>
+          <w:sz w:val="18"/>
+          <w:szCs w:val="18"/>
+        </w:rPr>
+      </w:pPr>
+    </w:p>
+    <w:p>
+      <w:pPr>
+        <w:rPr>
+          <w:rFonts w:ascii="Helvetica" w:hAnsi="Helvetica" w:cs="Helvetica"/>
+          <w:sz w:val="18"/>
+          <w:szCs w:val="18"/>
+        </w:rPr>
+      </w:pPr>
+    </w:p>
+    <w:p>
+      <w:pPr>
+        <w:rPr>
+          <w:rFonts w:ascii="Helvetica" w:hAnsi="Helvetica" w:cs="Helvetica"/>
+          <w:sz w:val="18"/>
+          <w:szCs w:val="18"/>
+        </w:rPr>
+      </w:pPr>
+    </w:p>
+    <w:p>
+      <w:pPr>
+        <w:rPr>
+          <w:rFonts w:ascii="Helvetica" w:hAnsi="Helvetica" w:cs="Helvetica"/>
+          <w:sz w:val="18"/>
+          <w:szCs w:val="18"/>
+        </w:rPr>
+      </w:pPr>
+    </w:p>
+    <w:p>
+      <w:pPr>
+        <w:rPr>
+          <w:rFonts w:ascii="Helvetica" w:hAnsi="Helvetica" w:cs="Helvetica"/>
+          <w:sz w:val="18"/>
+          <w:szCs w:val="18"/>
+        </w:rPr>
+      </w:pPr>
+    </w:p>
+    <w:p>
+      <w:pPr>
+        <w:rPr>
+          <w:rFonts w:ascii="Helvetica" w:hAnsi="Helvetica" w:cs="Helvetica"/>
+          <w:sz w:val="18"/>
+          <w:szCs w:val="18"/>
+        </w:rPr>
+      </w:pPr>
+    </w:p>
+    <w:p>
+      <w:pPr>
+        <w:rPr>
+          <w:rFonts w:ascii="Helvetica" w:hAnsi="Helvetica" w:cs="Helvetica"/>
+          <w:sz w:val="18"/>
+          <w:szCs w:val="18"/>
+        </w:rPr>
+      </w:pPr>
+    </w:p>
+    <w:p>
+      <w:pPr>
+        <w:rPr>
+          <w:rFonts w:ascii="Helvetica" w:hAnsi="Helvetica" w:cs="Helvetica"/>
+          <w:sz w:val="18"/>
+          <w:szCs w:val="18"/>
+        </w:rPr>
+      </w:pPr>
+    </w:p>
+    <w:p>
+      <w:pPr>
+        <w:rPr>
+          <w:rFonts w:ascii="Helvetica" w:hAnsi="Helvetica" w:cs="Helvetica"/>
+          <w:sz w:val="18"/>
+          <w:szCs w:val="18"/>
+        </w:rPr>
+      </w:pPr>
+    </w:p>
+    <w:p>
+      <w:pPr>
+        <w:rPr>
+          <w:rFonts w:ascii="Helvetica" w:hAnsi="Helvetica" w:cs="Helvetica"/>
+          <w:sz w:val="18"/>
+          <w:szCs w:val="18"/>
+        </w:rPr>
+      </w:pPr>
+    </w:p>
+    <w:p>
+      <w:pPr>
+        <w:rPr>
+          <w:rFonts w:ascii="Helvetica" w:hAnsi="Helvetica" w:cs="Helvetica"/>
+          <w:sz w:val="18"/>
+          <w:szCs w:val="18"/>
+        </w:rPr>
+      </w:pPr>
+    </w:p>
+    <w:p>
+      <w:pPr>
+        <w:rPr>
+          <w:rFonts w:ascii="Helvetica" w:hAnsi="Helvetica" w:cs="Helvetica"/>
+          <w:sz w:val="18"/>
+          <w:szCs w:val="18"/>
+        </w:rPr>
+      </w:pPr>
+    </w:p>
+    <w:p>
+      <w:pPr>
+        <w:rPr>
+          <w:rFonts w:ascii="Helvetica" w:hAnsi="Helvetica" w:cs="Helvetica"/>
+          <w:sz w:val="18"/>
+          <w:szCs w:val="18"/>
+        </w:rPr>
+      </w:pPr>
+    </w:p>
+    <w:p>
+      <w:pPr>
+        <w:rPr>
+          <w:rFonts w:ascii="Helvetica" w:hAnsi="Helvetica" w:cs="Helvetica"/>
+          <w:sz w:val="18"/>
+          <w:szCs w:val="18"/>
+        </w:rPr>
+      </w:pPr>
+    </w:p>
+    <w:p>
+      <w:pPr>
+        <w:rPr>
+          <w:rFonts w:ascii="Helvetica" w:hAnsi="Helvetica" w:cs="Helvetica"/>
+          <w:sz w:val="18"/>
+          <w:szCs w:val="18"/>
+        </w:rPr>
+      </w:pPr>
+    </w:p>
+    <w:p>
+      <w:pPr>
+        <w:rPr>
+          <w:rFonts w:ascii="Helvetica" w:hAnsi="Helvetica" w:cs="Helvetica"/>
+          <w:sz w:val="18"/>
+          <w:szCs w:val="18"/>
+        </w:rPr>
+      </w:pPr>
+    </w:p>
+    <w:p>
+      <w:pPr>
+        <w:rPr>
+          <w:rFonts w:ascii="Helvetica" w:hAnsi="Helvetica" w:cs="Helvetica"/>
+          <w:sz w:val="18"/>
+          <w:szCs w:val="18"/>
+        </w:rPr>
+      </w:pPr>
+    </w:p>
+    <w:p>
+      <w:pPr>
+        <w:rPr>
+          <w:rFonts w:ascii="Helvetica" w:hAnsi="Helvetica" w:cs="Helvetica"/>
+          <w:sz w:val="18"/>
+          <w:szCs w:val="18"/>
+        </w:rPr>
+      </w:pPr>
+    </w:p>
+    <w:p>
+      <w:pPr>
+        <w:rPr>
+          <w:rFonts w:ascii="Helvetica" w:hAnsi="Helvetica" w:cs="Helvetica"/>
+          <w:b/>
+          <w:bCs/>
+          <w:sz w:val="18"/>
+          <w:szCs w:val="18"/>
+        </w:rPr>
+      </w:pPr>
+    </w:p>
+    <w:p>
+      <w:pPr>
+        <w:tabs>
+          <w:tab w:val="left" w:pos="7643"/>
+        </w:tabs>
+        <w:rPr>
+          <w:rFonts w:ascii="Helvetica" w:hAnsi="Helvetica" w:cs="Helvetica"/>
+          <w:sz w:val="18"/>
+          <w:szCs w:val="18"/>
+        </w:rPr>
+      </w:pPr>
+      <w:r>
+        <w:rPr>
+          <w:rFonts w:ascii="Helvetica" w:hAnsi="Helvetica" w:cs="Helvetica"/>
+          <w:sz w:val="18"/>
+          <w:szCs w:val="18"/>
+        </w:rPr>
+        <w:tab/>
+      </w:r>
+    </w:p>
     <w:sectPr>
-      <w:footerReference w:type="default" r:id="rId18"/>
-      <w:footerReference w:type="first" r:id="rId19"/>
+      <w:footerReference w:type="default" r:id="rId19"/>
+      <w:footerReference w:type="first" r:id="rId20"/>
       <w:type w:val="continuous"/>
       <w:pgSz w:w="12240" w:h="15840"/>
       <w:pgMar w:top="720" w:right="720" w:bottom="720" w:left="720" w:header="708" w:footer="708" w:gutter="0"/>
@@ -2421,7 +3141,23 @@
         <w:b/>
         <w:bCs/>
       </w:rPr>
-      <w:t>Omar Khan</w:t>
+      <w:t xml:space="preserve">Omar </w:t>
+    </w:r>
+    <w:r>
+      <w:rPr>
+        <w:rFonts w:ascii="Helvetica" w:hAnsi="Helvetica"/>
+        <w:b/>
+        <w:bCs/>
+      </w:rPr>
+      <w:t xml:space="preserve">A. </w:t>
+    </w:r>
+    <w:r>
+      <w:rPr>
+        <w:rFonts w:ascii="Helvetica" w:hAnsi="Helvetica"/>
+        <w:b/>
+        <w:bCs/>
+      </w:rPr>
+      <w:t>Khan</w:t>
     </w:r>
     <w:r>
       <w:rPr>
@@ -2449,7 +3185,23 @@
         <w:b/>
         <w:bCs/>
       </w:rPr>
-      <w:t>Omar Khan</w:t>
+      <w:t xml:space="preserve">Omar </w:t>
+    </w:r>
+    <w:r>
+      <w:rPr>
+        <w:rFonts w:ascii="Helvetica" w:hAnsi="Helvetica" w:cs="Arial"/>
+        <w:b/>
+        <w:bCs/>
+      </w:rPr>
+      <w:t xml:space="preserve">A. </w:t>
+    </w:r>
+    <w:r>
+      <w:rPr>
+        <w:rFonts w:ascii="Helvetica" w:hAnsi="Helvetica" w:cs="Arial"/>
+        <w:b/>
+        <w:bCs/>
+      </w:rPr>
+      <w:t>Khan</w:t>
     </w:r>
     <w:r>
       <w:rPr>
@@ -3436,10 +4188,10 @@
     <w:basedOn w:val="DefaultParagraphFont"/>
     <w:uiPriority w:val="99"/>
     <w:unhideWhenUsed/>
-    <w:rsid w:val="000F462D"/>
+    <w:rsid w:val="00F957CF"/>
     <w:rPr>
       <w:b/>
-      <w:color w:val="006600"/>
+      <w:color w:val="0070C0"/>
       <w:u w:val="single"/>
     </w:rPr>
   </w:style>

--- a/cv.docx
+++ b/cv.docx
@@ -2654,24 +2654,30 @@
           <w:b/>
           <w:bCs/>
         </w:rPr>
-        <w:t xml:space="preserve">Academic Service </w:t>
-      </w:r>
-      <w:r>
-        <w:rPr>
-          <w:rFonts w:ascii="Helvetica" w:hAnsi="Helvetica" w:cs="Helvetica"/>
-        </w:rPr>
-        <w:t>________________________________________________________________________</w:t>
-      </w:r>
-    </w:p>
-    <w:p>
-      <w:pPr>
-        <w:spacing w:after="0" w:line="480" w:lineRule="auto"/>
+        <w:t>Academic Service</w:t>
+      </w:r>
+      <w:r>
+        <w:rPr>
+          <w:rFonts w:ascii="Helvetica" w:hAnsi="Helvetica" w:cs="Helvetica"/>
+          <w:b/>
+          <w:bCs/>
+        </w:rPr>
+        <w:t xml:space="preserve"> &amp; Outreach</w:t>
+      </w:r>
+      <w:r>
+        <w:rPr>
+          <w:rFonts w:ascii="Helvetica" w:hAnsi="Helvetica" w:cs="Helvetica"/>
+        </w:rPr>
+        <w:t>______________________________________________________________</w:t>
+      </w:r>
+    </w:p>
+    <w:p>
+      <w:pPr>
+        <w:spacing w:line="276" w:lineRule="auto"/>
         <w:rPr>
           <w:rFonts w:ascii="Helvetica" w:hAnsi="Helvetica" w:cs="Helvetica"/>
           <w:i/>
           <w:iCs/>
-          <w:sz w:val="20"/>
-          <w:szCs w:val="20"/>
         </w:rPr>
       </w:pPr>
       <w:r>
@@ -2679,15 +2685,13 @@
           <w:rFonts w:ascii="Helvetica" w:hAnsi="Helvetica" w:cs="Helvetica"/>
           <w:i/>
           <w:iCs/>
-          <w:sz w:val="20"/>
-          <w:szCs w:val="20"/>
         </w:rPr>
         <w:t>Peer Review</w:t>
       </w:r>
     </w:p>
     <w:p>
       <w:pPr>
-        <w:spacing w:after="0" w:line="360" w:lineRule="auto"/>
+        <w:spacing w:after="0" w:line="276" w:lineRule="auto"/>
         <w:rPr>
           <w:rFonts w:ascii="Helvetica" w:hAnsi="Helvetica" w:cs="Helvetica"/>
           <w:sz w:val="18"/>
@@ -2723,7 +2727,7 @@
     </w:p>
     <w:p>
       <w:pPr>
-        <w:spacing w:after="0" w:line="360" w:lineRule="auto"/>
+        <w:spacing w:after="0" w:line="276" w:lineRule="auto"/>
         <w:rPr>
           <w:rFonts w:ascii="Helvetica" w:hAnsi="Helvetica" w:cs="Helvetica"/>
           <w:sz w:val="18"/>
@@ -2759,44 +2763,102 @@
     </w:p>
     <w:p>
       <w:pPr>
-        <w:spacing w:after="0" w:line="360" w:lineRule="auto"/>
-        <w:rPr>
-          <w:rFonts w:ascii="Helvetica" w:hAnsi="Helvetica" w:cs="Helvetica"/>
-          <w:b/>
-          <w:bCs/>
-          <w:sz w:val="18"/>
-          <w:szCs w:val="18"/>
-        </w:rPr>
-      </w:pPr>
-    </w:p>
-    <w:p>
-      <w:pPr>
-        <w:spacing w:after="0" w:line="480" w:lineRule="auto"/>
+        <w:spacing w:line="276" w:lineRule="auto"/>
         <w:rPr>
           <w:rFonts w:ascii="Helvetica" w:hAnsi="Helvetica" w:cs="Helvetica"/>
           <w:i/>
           <w:iCs/>
-          <w:sz w:val="20"/>
-          <w:szCs w:val="20"/>
-        </w:rPr>
-      </w:pPr>
-      <w:r>
+        </w:rPr>
+      </w:pPr>
+    </w:p>
+    <w:p>
+      <w:pPr>
+        <w:spacing w:line="276" w:lineRule="auto"/>
         <w:rPr>
           <w:rFonts w:ascii="Helvetica" w:hAnsi="Helvetica" w:cs="Helvetica"/>
           <w:i/>
           <w:iCs/>
-          <w:sz w:val="20"/>
-          <w:szCs w:val="20"/>
-        </w:rPr>
-        <w:t>Student Volunteer</w:t>
-      </w:r>
+        </w:rPr>
+      </w:pPr>
       <w:r>
         <w:rPr>
           <w:rFonts w:ascii="Helvetica" w:hAnsi="Helvetica" w:cs="Helvetica"/>
           <w:i/>
           <w:iCs/>
-          <w:sz w:val="20"/>
-          <w:szCs w:val="20"/>
+        </w:rPr>
+        <w:t xml:space="preserve">Student Volunteer </w:t>
+      </w:r>
+    </w:p>
+    <w:p>
+      <w:pPr>
+        <w:spacing w:after="0" w:line="276" w:lineRule="auto"/>
+        <w:rPr>
+          <w:rFonts w:ascii="Helvetica" w:hAnsi="Helvetica" w:cs="Helvetica"/>
+          <w:b/>
+          <w:bCs/>
+          <w:sz w:val="18"/>
+          <w:szCs w:val="18"/>
+        </w:rPr>
+      </w:pPr>
+      <w:r>
+        <w:rPr>
+          <w:rFonts w:ascii="Helvetica" w:hAnsi="Helvetica" w:cs="Helvetica"/>
+          <w:sz w:val="18"/>
+          <w:szCs w:val="18"/>
+        </w:rPr>
+        <w:t>IEEE ISMAR</w:t>
+      </w:r>
+      <w:r>
+        <w:rPr>
+          <w:rFonts w:ascii="Helvetica" w:hAnsi="Helvetica" w:cs="Helvetica"/>
+          <w:sz w:val="18"/>
+          <w:szCs w:val="18"/>
+        </w:rPr>
+        <w:tab/>
+      </w:r>
+      <w:r>
+        <w:rPr>
+          <w:rFonts w:ascii="Helvetica" w:hAnsi="Helvetica" w:cs="Helvetica"/>
+          <w:b/>
+          <w:bCs/>
+          <w:sz w:val="18"/>
+          <w:szCs w:val="18"/>
+        </w:rPr>
+        <w:t>2025</w:t>
+      </w:r>
+    </w:p>
+    <w:p>
+      <w:pPr>
+        <w:spacing w:line="276" w:lineRule="auto"/>
+        <w:rPr>
+          <w:rFonts w:ascii="Helvetica" w:hAnsi="Helvetica" w:cs="Helvetica"/>
+          <w:b/>
+          <w:bCs/>
+        </w:rPr>
+      </w:pPr>
+    </w:p>
+    <w:p>
+      <w:pPr>
+        <w:spacing w:line="276" w:lineRule="auto"/>
+        <w:rPr>
+          <w:rFonts w:ascii="Helvetica" w:hAnsi="Helvetica" w:cs="Helvetica"/>
+          <w:i/>
+          <w:iCs/>
+        </w:rPr>
+      </w:pPr>
+      <w:r>
+        <w:rPr>
+          <w:rFonts w:ascii="Helvetica" w:hAnsi="Helvetica" w:cs="Helvetica"/>
+          <w:i/>
+          <w:iCs/>
+        </w:rPr>
+        <w:t>Outreach</w:t>
+      </w:r>
+      <w:r>
+        <w:rPr>
+          <w:rFonts w:ascii="Helvetica" w:hAnsi="Helvetica" w:cs="Helvetica"/>
+          <w:i/>
+          <w:iCs/>
         </w:rPr>
         <w:t xml:space="preserve"> </w:t>
       </w:r>
@@ -2818,7 +2880,7 @@
           <w:sz w:val="18"/>
           <w:szCs w:val="18"/>
         </w:rPr>
-        <w:t>IEEE ISMAR</w:t>
+        <w:t>2026</w:t>
       </w:r>
       <w:r>
         <w:rPr>
@@ -2836,197 +2898,119 @@
           <w:sz w:val="18"/>
           <w:szCs w:val="18"/>
         </w:rPr>
-        <w:t>2025</w:t>
-      </w:r>
-    </w:p>
-    <w:p>
-      <w:pPr>
-        <w:rPr>
-          <w:rFonts w:ascii="Helvetica" w:hAnsi="Helvetica" w:cs="Helvetica"/>
-          <w:sz w:val="18"/>
-          <w:szCs w:val="18"/>
-        </w:rPr>
-      </w:pPr>
-    </w:p>
-    <w:p>
-      <w:pPr>
-        <w:rPr>
-          <w:rFonts w:ascii="Helvetica" w:hAnsi="Helvetica" w:cs="Helvetica"/>
-          <w:sz w:val="18"/>
-          <w:szCs w:val="18"/>
-        </w:rPr>
-      </w:pPr>
-    </w:p>
-    <w:p>
-      <w:pPr>
-        <w:rPr>
-          <w:rFonts w:ascii="Helvetica" w:hAnsi="Helvetica" w:cs="Helvetica"/>
-          <w:sz w:val="18"/>
-          <w:szCs w:val="18"/>
-        </w:rPr>
-      </w:pPr>
-    </w:p>
-    <w:p>
-      <w:pPr>
-        <w:rPr>
-          <w:rFonts w:ascii="Helvetica" w:hAnsi="Helvetica" w:cs="Helvetica"/>
-          <w:sz w:val="18"/>
-          <w:szCs w:val="18"/>
-        </w:rPr>
-      </w:pPr>
-    </w:p>
-    <w:p>
-      <w:pPr>
-        <w:rPr>
-          <w:rFonts w:ascii="Helvetica" w:hAnsi="Helvetica" w:cs="Helvetica"/>
-          <w:sz w:val="18"/>
-          <w:szCs w:val="18"/>
-        </w:rPr>
-      </w:pPr>
-    </w:p>
-    <w:p>
-      <w:pPr>
-        <w:rPr>
-          <w:rFonts w:ascii="Helvetica" w:hAnsi="Helvetica" w:cs="Helvetica"/>
-          <w:sz w:val="18"/>
-          <w:szCs w:val="18"/>
-        </w:rPr>
-      </w:pPr>
-    </w:p>
-    <w:p>
-      <w:pPr>
-        <w:rPr>
-          <w:rFonts w:ascii="Helvetica" w:hAnsi="Helvetica" w:cs="Helvetica"/>
-          <w:sz w:val="18"/>
-          <w:szCs w:val="18"/>
-        </w:rPr>
-      </w:pPr>
-    </w:p>
-    <w:p>
-      <w:pPr>
-        <w:rPr>
-          <w:rFonts w:ascii="Helvetica" w:hAnsi="Helvetica" w:cs="Helvetica"/>
-          <w:sz w:val="18"/>
-          <w:szCs w:val="18"/>
-        </w:rPr>
-      </w:pPr>
-    </w:p>
-    <w:p>
-      <w:pPr>
-        <w:rPr>
-          <w:rFonts w:ascii="Helvetica" w:hAnsi="Helvetica" w:cs="Helvetica"/>
-          <w:sz w:val="18"/>
-          <w:szCs w:val="18"/>
-        </w:rPr>
-      </w:pPr>
-    </w:p>
-    <w:p>
-      <w:pPr>
-        <w:rPr>
-          <w:rFonts w:ascii="Helvetica" w:hAnsi="Helvetica" w:cs="Helvetica"/>
-          <w:sz w:val="18"/>
-          <w:szCs w:val="18"/>
-        </w:rPr>
-      </w:pPr>
-    </w:p>
-    <w:p>
-      <w:pPr>
-        <w:rPr>
-          <w:rFonts w:ascii="Helvetica" w:hAnsi="Helvetica" w:cs="Helvetica"/>
-          <w:sz w:val="18"/>
-          <w:szCs w:val="18"/>
-        </w:rPr>
-      </w:pPr>
-    </w:p>
-    <w:p>
-      <w:pPr>
-        <w:rPr>
-          <w:rFonts w:ascii="Helvetica" w:hAnsi="Helvetica" w:cs="Helvetica"/>
-          <w:sz w:val="18"/>
-          <w:szCs w:val="18"/>
-        </w:rPr>
-      </w:pPr>
-    </w:p>
-    <w:p>
-      <w:pPr>
-        <w:rPr>
-          <w:rFonts w:ascii="Helvetica" w:hAnsi="Helvetica" w:cs="Helvetica"/>
-          <w:sz w:val="18"/>
-          <w:szCs w:val="18"/>
-        </w:rPr>
-      </w:pPr>
-    </w:p>
-    <w:p>
-      <w:pPr>
-        <w:rPr>
-          <w:rFonts w:ascii="Helvetica" w:hAnsi="Helvetica" w:cs="Helvetica"/>
-          <w:sz w:val="18"/>
-          <w:szCs w:val="18"/>
-        </w:rPr>
-      </w:pPr>
-    </w:p>
-    <w:p>
-      <w:pPr>
-        <w:rPr>
-          <w:rFonts w:ascii="Helvetica" w:hAnsi="Helvetica" w:cs="Helvetica"/>
-          <w:sz w:val="18"/>
-          <w:szCs w:val="18"/>
-        </w:rPr>
-      </w:pPr>
-    </w:p>
-    <w:p>
-      <w:pPr>
-        <w:rPr>
-          <w:rFonts w:ascii="Helvetica" w:hAnsi="Helvetica" w:cs="Helvetica"/>
-          <w:sz w:val="18"/>
-          <w:szCs w:val="18"/>
-        </w:rPr>
-      </w:pPr>
-    </w:p>
-    <w:p>
-      <w:pPr>
-        <w:rPr>
-          <w:rFonts w:ascii="Helvetica" w:hAnsi="Helvetica" w:cs="Helvetica"/>
-          <w:sz w:val="18"/>
-          <w:szCs w:val="18"/>
-        </w:rPr>
-      </w:pPr>
-    </w:p>
-    <w:p>
-      <w:pPr>
-        <w:rPr>
-          <w:rFonts w:ascii="Helvetica" w:hAnsi="Helvetica" w:cs="Helvetica"/>
-          <w:sz w:val="18"/>
-          <w:szCs w:val="18"/>
-        </w:rPr>
-      </w:pPr>
-    </w:p>
-    <w:p>
-      <w:pPr>
-        <w:rPr>
-          <w:rFonts w:ascii="Helvetica" w:hAnsi="Helvetica" w:cs="Helvetica"/>
-          <w:sz w:val="18"/>
-          <w:szCs w:val="18"/>
-        </w:rPr>
-      </w:pPr>
-    </w:p>
-    <w:p>
-      <w:pPr>
-        <w:rPr>
-          <w:rFonts w:ascii="Helvetica" w:hAnsi="Helvetica" w:cs="Helvetica"/>
-          <w:sz w:val="18"/>
-          <w:szCs w:val="18"/>
-        </w:rPr>
-      </w:pPr>
-    </w:p>
-    <w:p>
-      <w:pPr>
-        <w:rPr>
-          <w:rFonts w:ascii="Helvetica" w:hAnsi="Helvetica" w:cs="Helvetica"/>
-          <w:sz w:val="18"/>
-          <w:szCs w:val="18"/>
-        </w:rPr>
-      </w:pPr>
+        <w:t>Drexel CCI Doctoral Student Association</w:t>
+      </w:r>
+      <w:r>
+        <w:rPr>
+          <w:rFonts w:ascii="Helvetica" w:hAnsi="Helvetica" w:cs="Helvetica"/>
+          <w:sz w:val="18"/>
+          <w:szCs w:val="18"/>
+        </w:rPr>
+        <w:t>, Event Coordinator</w:t>
+      </w:r>
+    </w:p>
+    <w:p>
+      <w:pPr>
+        <w:spacing w:before="240" w:line="360" w:lineRule="auto"/>
+        <w:rPr>
+          <w:rFonts w:ascii="Helvetica" w:hAnsi="Helvetica" w:cs="Helvetica"/>
+          <w:sz w:val="18"/>
+          <w:szCs w:val="18"/>
+        </w:rPr>
+      </w:pPr>
+      <w:r>
+        <w:rPr>
+          <w:rFonts w:ascii="Helvetica" w:hAnsi="Helvetica" w:cs="Helvetica"/>
+          <w:b/>
+          <w:bCs/>
+        </w:rPr>
+        <w:t>Invited Talks_______________</w:t>
+      </w:r>
+      <w:r>
+        <w:rPr>
+          <w:rFonts w:ascii="Helvetica" w:hAnsi="Helvetica" w:cs="Helvetica"/>
+        </w:rPr>
+        <w:t>______________________________________________________________</w:t>
+      </w:r>
+    </w:p>
+    <w:p>
+      <w:pPr>
+        <w:rPr>
+          <w:rFonts w:ascii="Helvetica" w:hAnsi="Helvetica" w:cs="Helvetica"/>
+          <w:sz w:val="18"/>
+          <w:szCs w:val="18"/>
+        </w:rPr>
+      </w:pPr>
+      <w:r>
+        <w:rPr>
+          <w:rFonts w:ascii="Helvetica" w:hAnsi="Helvetica" w:cs="Helvetica"/>
+          <w:sz w:val="18"/>
+          <w:szCs w:val="18"/>
+        </w:rPr>
+        <w:t>2026</w:t>
+      </w:r>
+      <w:r>
+        <w:rPr>
+          <w:rFonts w:ascii="Helvetica" w:hAnsi="Helvetica" w:cs="Helvetica"/>
+          <w:sz w:val="18"/>
+          <w:szCs w:val="18"/>
+        </w:rPr>
+        <w:tab/>
+      </w:r>
+      <w:r>
+        <w:rPr>
+          <w:rFonts w:ascii="Helvetica" w:hAnsi="Helvetica" w:cs="Helvetica"/>
+          <w:b/>
+          <w:bCs/>
+          <w:sz w:val="18"/>
+          <w:szCs w:val="18"/>
+        </w:rPr>
+        <w:t>Stony Brook University (</w:t>
+      </w:r>
+      <w:r>
+        <w:rPr>
+          <w:rFonts w:ascii="Helvetica" w:hAnsi="Helvetica" w:cs="Helvetica"/>
+          <w:b/>
+          <w:bCs/>
+          <w:sz w:val="18"/>
+          <w:szCs w:val="18"/>
+        </w:rPr>
+        <w:t>CSE 566</w:t>
+      </w:r>
+      <w:r>
+        <w:rPr>
+          <w:rFonts w:ascii="Helvetica" w:hAnsi="Helvetica" w:cs="Helvetica"/>
+          <w:b/>
+          <w:bCs/>
+          <w:sz w:val="18"/>
+          <w:szCs w:val="18"/>
+        </w:rPr>
+        <w:t>)</w:t>
+      </w:r>
+      <w:r>
+        <w:rPr>
+          <w:rFonts w:ascii="Helvetica" w:hAnsi="Helvetica" w:cs="Helvetica"/>
+          <w:sz w:val="18"/>
+          <w:szCs w:val="18"/>
+        </w:rPr>
+        <w:t xml:space="preserve">, </w:t>
+      </w:r>
+      <w:r>
+        <w:rPr>
+          <w:rFonts w:ascii="Helvetica" w:hAnsi="Helvetica" w:cs="Helvetica"/>
+          <w:sz w:val="18"/>
+          <w:szCs w:val="18"/>
+        </w:rPr>
+        <w:t>Modern Research in Virtual Embodimen</w:t>
+      </w:r>
+      <w:r>
+        <w:rPr>
+          <w:rFonts w:ascii="Helvetica" w:hAnsi="Helvetica" w:cs="Helvetica"/>
+          <w:sz w:val="18"/>
+          <w:szCs w:val="18"/>
+        </w:rPr>
+        <w:t>t</w:t>
+      </w:r>
     </w:p>
     <w:p>
       <w:pPr>
@@ -4155,11 +4139,12 @@
   <w:style w:type="paragraph" w:default="1" w:styleId="Normal">
     <w:name w:val="Normal"/>
     <w:qFormat/>
-    <w:rsid w:val="002C3BF5"/>
+    <w:rsid w:val="00C33A3D"/>
   </w:style>
   <w:style w:type="character" w:default="1" w:styleId="DefaultParagraphFont">
     <w:name w:val="Default Paragraph Font"/>
     <w:uiPriority w:val="1"/>
+    <w:semiHidden/>
     <w:unhideWhenUsed/>
   </w:style>
   <w:style w:type="table" w:default="1" w:styleId="TableNormal">

--- a/cv.docx
+++ b/cv.docx
@@ -880,7 +880,79 @@
           <w:sz w:val="18"/>
           <w:szCs w:val="18"/>
         </w:rPr>
-        <w:t>, vol. xx, no. xx, pp. xx-xx, 2026.</w:t>
+        <w:t xml:space="preserve">, vol. </w:t>
+      </w:r>
+      <w:r>
+        <w:rPr>
+          <w:rFonts w:ascii="Helvetica" w:hAnsi="Helvetica" w:cs="Helvetica"/>
+          <w:color w:val="000000" w:themeColor="text1"/>
+          <w:sz w:val="18"/>
+          <w:szCs w:val="18"/>
+        </w:rPr>
+        <w:t>32</w:t>
+      </w:r>
+      <w:r>
+        <w:rPr>
+          <w:rFonts w:ascii="Helvetica" w:hAnsi="Helvetica" w:cs="Helvetica"/>
+          <w:color w:val="000000" w:themeColor="text1"/>
+          <w:sz w:val="18"/>
+          <w:szCs w:val="18"/>
+        </w:rPr>
+        <w:t xml:space="preserve">, no. </w:t>
+      </w:r>
+      <w:r>
+        <w:rPr>
+          <w:rFonts w:ascii="Helvetica" w:hAnsi="Helvetica" w:cs="Helvetica"/>
+          <w:color w:val="000000" w:themeColor="text1"/>
+          <w:sz w:val="18"/>
+          <w:szCs w:val="18"/>
+        </w:rPr>
+        <w:t>5</w:t>
+      </w:r>
+      <w:r>
+        <w:rPr>
+          <w:rFonts w:ascii="Helvetica" w:hAnsi="Helvetica" w:cs="Helvetica"/>
+          <w:color w:val="000000" w:themeColor="text1"/>
+          <w:sz w:val="18"/>
+          <w:szCs w:val="18"/>
+        </w:rPr>
+        <w:t xml:space="preserve">, pp. </w:t>
+      </w:r>
+      <w:r>
+        <w:rPr>
+          <w:rFonts w:ascii="Helvetica" w:hAnsi="Helvetica" w:cs="Helvetica"/>
+          <w:color w:val="000000" w:themeColor="text1"/>
+          <w:sz w:val="18"/>
+          <w:szCs w:val="18"/>
+        </w:rPr>
+        <w:t>4668</w:t>
+      </w:r>
+      <w:r>
+        <w:rPr>
+          <w:rFonts w:ascii="Helvetica" w:hAnsi="Helvetica" w:cs="Helvetica"/>
+          <w:color w:val="000000" w:themeColor="text1"/>
+          <w:sz w:val="18"/>
+          <w:szCs w:val="18"/>
+        </w:rPr>
+        <w:t>-</w:t>
+      </w:r>
+      <w:r>
+        <w:rPr>
+          <w:rFonts w:ascii="Helvetica" w:hAnsi="Helvetica" w:cs="Helvetica"/>
+          <w:color w:val="000000" w:themeColor="text1"/>
+          <w:sz w:val="18"/>
+          <w:szCs w:val="18"/>
+        </w:rPr>
+        <w:t>4677</w:t>
+      </w:r>
+      <w:r>
+        <w:rPr>
+          <w:rFonts w:ascii="Helvetica" w:hAnsi="Helvetica" w:cs="Helvetica"/>
+          <w:color w:val="000000" w:themeColor="text1"/>
+          <w:sz w:val="18"/>
+          <w:szCs w:val="18"/>
+        </w:rPr>
+        <w:t>, 2026.</w:t>
       </w:r>
       <w:r>
         <w:rPr>
@@ -2763,104 +2835,76 @@
     </w:p>
     <w:p>
       <w:pPr>
-        <w:spacing w:line="276" w:lineRule="auto"/>
+        <w:spacing w:before="240" w:line="276" w:lineRule="auto"/>
         <w:rPr>
           <w:rFonts w:ascii="Helvetica" w:hAnsi="Helvetica" w:cs="Helvetica"/>
           <w:i/>
           <w:iCs/>
         </w:rPr>
       </w:pPr>
-    </w:p>
-    <w:p>
-      <w:pPr>
-        <w:spacing w:line="276" w:lineRule="auto"/>
+      <w:r>
         <w:rPr>
           <w:rFonts w:ascii="Helvetica" w:hAnsi="Helvetica" w:cs="Helvetica"/>
           <w:i/>
           <w:iCs/>
         </w:rPr>
-      </w:pPr>
-      <w:r>
+        <w:t xml:space="preserve">Student Volunteer </w:t>
+      </w:r>
+    </w:p>
+    <w:p>
+      <w:pPr>
+        <w:spacing w:after="0" w:line="276" w:lineRule="auto"/>
+        <w:rPr>
+          <w:rFonts w:ascii="Helvetica" w:hAnsi="Helvetica" w:cs="Helvetica"/>
+          <w:b/>
+          <w:bCs/>
+          <w:sz w:val="18"/>
+          <w:szCs w:val="18"/>
+        </w:rPr>
+      </w:pPr>
+      <w:r>
+        <w:rPr>
+          <w:rFonts w:ascii="Helvetica" w:hAnsi="Helvetica" w:cs="Helvetica"/>
+          <w:sz w:val="18"/>
+          <w:szCs w:val="18"/>
+        </w:rPr>
+        <w:t>IEEE ISMAR</w:t>
+      </w:r>
+      <w:r>
+        <w:rPr>
+          <w:rFonts w:ascii="Helvetica" w:hAnsi="Helvetica" w:cs="Helvetica"/>
+          <w:sz w:val="18"/>
+          <w:szCs w:val="18"/>
+        </w:rPr>
+        <w:tab/>
+      </w:r>
+      <w:r>
+        <w:rPr>
+          <w:rFonts w:ascii="Helvetica" w:hAnsi="Helvetica" w:cs="Helvetica"/>
+          <w:b/>
+          <w:bCs/>
+          <w:sz w:val="18"/>
+          <w:szCs w:val="18"/>
+        </w:rPr>
+        <w:t>2025</w:t>
+      </w:r>
+    </w:p>
+    <w:p>
+      <w:pPr>
+        <w:spacing w:before="240" w:line="276" w:lineRule="auto"/>
         <w:rPr>
           <w:rFonts w:ascii="Helvetica" w:hAnsi="Helvetica" w:cs="Helvetica"/>
           <w:i/>
           <w:iCs/>
         </w:rPr>
-        <w:t xml:space="preserve">Student Volunteer </w:t>
-      </w:r>
-    </w:p>
-    <w:p>
-      <w:pPr>
-        <w:spacing w:after="0" w:line="276" w:lineRule="auto"/>
-        <w:rPr>
-          <w:rFonts w:ascii="Helvetica" w:hAnsi="Helvetica" w:cs="Helvetica"/>
-          <w:b/>
-          <w:bCs/>
-          <w:sz w:val="18"/>
-          <w:szCs w:val="18"/>
-        </w:rPr>
-      </w:pPr>
-      <w:r>
-        <w:rPr>
-          <w:rFonts w:ascii="Helvetica" w:hAnsi="Helvetica" w:cs="Helvetica"/>
-          <w:sz w:val="18"/>
-          <w:szCs w:val="18"/>
-        </w:rPr>
-        <w:t>IEEE ISMAR</w:t>
-      </w:r>
-      <w:r>
-        <w:rPr>
-          <w:rFonts w:ascii="Helvetica" w:hAnsi="Helvetica" w:cs="Helvetica"/>
-          <w:sz w:val="18"/>
-          <w:szCs w:val="18"/>
-        </w:rPr>
-        <w:tab/>
-      </w:r>
-      <w:r>
-        <w:rPr>
-          <w:rFonts w:ascii="Helvetica" w:hAnsi="Helvetica" w:cs="Helvetica"/>
-          <w:b/>
-          <w:bCs/>
-          <w:sz w:val="18"/>
-          <w:szCs w:val="18"/>
-        </w:rPr>
-        <w:t>2025</w:t>
-      </w:r>
-    </w:p>
-    <w:p>
-      <w:pPr>
-        <w:spacing w:line="276" w:lineRule="auto"/>
-        <w:rPr>
-          <w:rFonts w:ascii="Helvetica" w:hAnsi="Helvetica" w:cs="Helvetica"/>
-          <w:b/>
-          <w:bCs/>
-        </w:rPr>
-      </w:pPr>
-    </w:p>
-    <w:p>
-      <w:pPr>
-        <w:spacing w:line="276" w:lineRule="auto"/>
+      </w:pPr>
+      <w:r>
         <w:rPr>
           <w:rFonts w:ascii="Helvetica" w:hAnsi="Helvetica" w:cs="Helvetica"/>
           <w:i/>
           <w:iCs/>
         </w:rPr>
-      </w:pPr>
-      <w:r>
-        <w:rPr>
-          <w:rFonts w:ascii="Helvetica" w:hAnsi="Helvetica" w:cs="Helvetica"/>
-          <w:i/>
-          <w:iCs/>
-        </w:rPr>
-        <w:t>Outreach</w:t>
-      </w:r>
-      <w:r>
-        <w:rPr>
-          <w:rFonts w:ascii="Helvetica" w:hAnsi="Helvetica" w:cs="Helvetica"/>
-          <w:i/>
-          <w:iCs/>
-        </w:rPr>
-        <w:t xml:space="preserve"> </w:t>
+        <w:t xml:space="preserve">Outreach </w:t>
       </w:r>
     </w:p>
     <w:p>
@@ -2924,7 +2968,13 @@
           <w:b/>
           <w:bCs/>
         </w:rPr>
-        <w:t>Invited Talks_______________</w:t>
+        <w:t>Invited Talks</w:t>
+      </w:r>
+      <w:r>
+        <w:rPr>
+          <w:rFonts w:ascii="Helvetica" w:hAnsi="Helvetica" w:cs="Helvetica"/>
+        </w:rPr>
+        <w:t>_______________</w:t>
       </w:r>
       <w:r>
         <w:rPr>
@@ -2965,27 +3015,7 @@
           <w:sz w:val="18"/>
           <w:szCs w:val="18"/>
         </w:rPr>
-        <w:t>Stony Brook University (</w:t>
-      </w:r>
-      <w:r>
-        <w:rPr>
-          <w:rFonts w:ascii="Helvetica" w:hAnsi="Helvetica" w:cs="Helvetica"/>
-          <w:b/>
-          <w:bCs/>
-          <w:sz w:val="18"/>
-          <w:szCs w:val="18"/>
-        </w:rPr>
-        <w:t>CSE 566</w:t>
-      </w:r>
-      <w:r>
-        <w:rPr>
-          <w:rFonts w:ascii="Helvetica" w:hAnsi="Helvetica" w:cs="Helvetica"/>
-          <w:b/>
-          <w:bCs/>
-          <w:sz w:val="18"/>
-          <w:szCs w:val="18"/>
-        </w:rPr>
-        <w:t>)</w:t>
+        <w:t>Stony Brook University (CSE 566)</w:t>
       </w:r>
       <w:r>
         <w:rPr>
@@ -3001,15 +3031,7 @@
           <w:sz w:val="18"/>
           <w:szCs w:val="18"/>
         </w:rPr>
-        <w:t>Modern Research in Virtual Embodimen</w:t>
-      </w:r>
-      <w:r>
-        <w:rPr>
-          <w:rFonts w:ascii="Helvetica" w:hAnsi="Helvetica" w:cs="Helvetica"/>
-          <w:sz w:val="18"/>
-          <w:szCs w:val="18"/>
-        </w:rPr>
-        <w:t>t</w:t>
+        <w:t>Modern Research in Virtual Embodiment</w:t>
       </w:r>
     </w:p>
     <w:p>

--- a/cv.docx
+++ b/cv.docx
@@ -288,6 +288,216 @@
           <w:b/>
           <w:bCs/>
         </w:rPr>
+        <w:t>Research Interests</w:t>
+      </w:r>
+      <w:r>
+        <w:rPr>
+          <w:rFonts w:ascii="Helvetica" w:hAnsi="Helvetica" w:cs="Helvetica"/>
+        </w:rPr>
+        <w:t xml:space="preserve"> _______________________________________________________________________</w:t>
+      </w:r>
+    </w:p>
+    <w:p>
+      <w:pPr>
+        <w:spacing w:line="276" w:lineRule="auto"/>
+        <w:rPr>
+          <w:rFonts w:ascii="Helvetica" w:hAnsi="Helvetica" w:cs="Helvetica"/>
+          <w:b/>
+          <w:bCs/>
+        </w:rPr>
+      </w:pPr>
+      <w:r>
+        <w:rPr>
+          <w:rFonts w:ascii="Helvetica" w:hAnsi="Helvetica" w:cs="Helvetica"/>
+          <w:sz w:val="18"/>
+          <w:szCs w:val="18"/>
+        </w:rPr>
+        <w:t>Spatial Computing / XR</w:t>
+      </w:r>
+      <w:r>
+        <w:rPr>
+          <w:rFonts w:ascii="Helvetica" w:hAnsi="Helvetica" w:cs="Helvetica"/>
+          <w:sz w:val="18"/>
+          <w:szCs w:val="18"/>
+        </w:rPr>
+        <w:t xml:space="preserve"> </w:t>
+      </w:r>
+      <w:r>
+        <w:rPr>
+          <w:rFonts w:ascii="Helvetica" w:hAnsi="Helvetica" w:cs="Helvetica"/>
+          <w:sz w:val="18"/>
+          <w:szCs w:val="18"/>
+        </w:rPr>
+        <w:t xml:space="preserve"> •</w:t>
+      </w:r>
+      <w:r>
+        <w:rPr>
+          <w:rFonts w:ascii="Helvetica" w:hAnsi="Helvetica" w:cs="Helvetica"/>
+          <w:sz w:val="18"/>
+          <w:szCs w:val="18"/>
+        </w:rPr>
+        <w:t xml:space="preserve"> </w:t>
+      </w:r>
+      <w:r>
+        <w:rPr>
+          <w:rFonts w:ascii="Helvetica" w:hAnsi="Helvetica" w:cs="Helvetica"/>
+          <w:sz w:val="18"/>
+          <w:szCs w:val="18"/>
+        </w:rPr>
+        <w:t xml:space="preserve"> Human-Computer Interaction </w:t>
+      </w:r>
+      <w:r>
+        <w:rPr>
+          <w:rFonts w:ascii="Helvetica" w:hAnsi="Helvetica" w:cs="Helvetica"/>
+          <w:sz w:val="18"/>
+          <w:szCs w:val="18"/>
+        </w:rPr>
+        <w:t xml:space="preserve"> </w:t>
+      </w:r>
+      <w:r>
+        <w:rPr>
+          <w:rFonts w:ascii="Helvetica" w:hAnsi="Helvetica" w:cs="Helvetica"/>
+          <w:sz w:val="18"/>
+          <w:szCs w:val="18"/>
+        </w:rPr>
+        <w:t>•</w:t>
+      </w:r>
+      <w:r>
+        <w:rPr>
+          <w:rFonts w:ascii="Helvetica" w:hAnsi="Helvetica" w:cs="Helvetica"/>
+          <w:sz w:val="18"/>
+          <w:szCs w:val="18"/>
+        </w:rPr>
+        <w:t xml:space="preserve"> </w:t>
+      </w:r>
+      <w:r>
+        <w:rPr>
+          <w:rFonts w:ascii="Helvetica" w:hAnsi="Helvetica" w:cs="Helvetica"/>
+          <w:sz w:val="18"/>
+          <w:szCs w:val="18"/>
+        </w:rPr>
+        <w:t xml:space="preserve"> Avatars</w:t>
+      </w:r>
+      <w:r>
+        <w:rPr>
+          <w:rFonts w:ascii="Helvetica" w:hAnsi="Helvetica" w:cs="Helvetica"/>
+          <w:sz w:val="18"/>
+          <w:szCs w:val="18"/>
+        </w:rPr>
+        <w:t xml:space="preserve"> </w:t>
+      </w:r>
+      <w:r>
+        <w:rPr>
+          <w:rFonts w:ascii="Helvetica" w:hAnsi="Helvetica" w:cs="Helvetica"/>
+          <w:sz w:val="18"/>
+          <w:szCs w:val="18"/>
+        </w:rPr>
+        <w:t xml:space="preserve"> •</w:t>
+      </w:r>
+      <w:r>
+        <w:rPr>
+          <w:rFonts w:ascii="Helvetica" w:hAnsi="Helvetica" w:cs="Helvetica"/>
+          <w:sz w:val="18"/>
+          <w:szCs w:val="18"/>
+        </w:rPr>
+        <w:t xml:space="preserve"> </w:t>
+      </w:r>
+      <w:r>
+        <w:rPr>
+          <w:rFonts w:ascii="Helvetica" w:hAnsi="Helvetica" w:cs="Helvetica"/>
+          <w:sz w:val="18"/>
+          <w:szCs w:val="18"/>
+        </w:rPr>
+        <w:t xml:space="preserve"> Social VR</w:t>
+      </w:r>
+      <w:r>
+        <w:rPr>
+          <w:rFonts w:ascii="Helvetica" w:hAnsi="Helvetica" w:cs="Helvetica"/>
+          <w:sz w:val="18"/>
+          <w:szCs w:val="18"/>
+        </w:rPr>
+        <w:t xml:space="preserve"> </w:t>
+      </w:r>
+      <w:r>
+        <w:rPr>
+          <w:rFonts w:ascii="Helvetica" w:hAnsi="Helvetica" w:cs="Helvetica"/>
+          <w:sz w:val="18"/>
+          <w:szCs w:val="18"/>
+        </w:rPr>
+        <w:t xml:space="preserve"> •</w:t>
+      </w:r>
+      <w:r>
+        <w:rPr>
+          <w:rFonts w:ascii="Helvetica" w:hAnsi="Helvetica" w:cs="Helvetica"/>
+          <w:sz w:val="18"/>
+          <w:szCs w:val="18"/>
+        </w:rPr>
+        <w:t xml:space="preserve"> </w:t>
+      </w:r>
+      <w:r>
+        <w:rPr>
+          <w:rFonts w:ascii="Helvetica" w:hAnsi="Helvetica" w:cs="Helvetica"/>
+          <w:sz w:val="18"/>
+          <w:szCs w:val="18"/>
+        </w:rPr>
+        <w:t xml:space="preserve"> Haptic Perception</w:t>
+      </w:r>
+      <w:r>
+        <w:rPr>
+          <w:rFonts w:ascii="Helvetica" w:hAnsi="Helvetica" w:cs="Helvetica"/>
+          <w:sz w:val="18"/>
+          <w:szCs w:val="18"/>
+        </w:rPr>
+        <w:t xml:space="preserve"> </w:t>
+      </w:r>
+      <w:r>
+        <w:rPr>
+          <w:rFonts w:ascii="Helvetica" w:hAnsi="Helvetica" w:cs="Helvetica"/>
+          <w:sz w:val="18"/>
+          <w:szCs w:val="18"/>
+        </w:rPr>
+        <w:t xml:space="preserve"> •</w:t>
+      </w:r>
+      <w:r>
+        <w:rPr>
+          <w:rFonts w:ascii="Helvetica" w:hAnsi="Helvetica" w:cs="Helvetica"/>
+          <w:sz w:val="18"/>
+          <w:szCs w:val="18"/>
+        </w:rPr>
+        <w:t xml:space="preserve"> </w:t>
+      </w:r>
+      <w:r>
+        <w:rPr>
+          <w:rFonts w:ascii="Helvetica" w:hAnsi="Helvetica" w:cs="Helvetica"/>
+          <w:sz w:val="18"/>
+          <w:szCs w:val="18"/>
+        </w:rPr>
+        <w:t xml:space="preserve"> Tangible / Physical Interfaces</w:t>
+      </w:r>
+      <w:r>
+        <w:rPr>
+          <w:rFonts w:ascii="Helvetica" w:hAnsi="Helvetica" w:cs="Helvetica"/>
+          <w:b/>
+          <w:bCs/>
+          <w:sz w:val="18"/>
+          <w:szCs w:val="18"/>
+        </w:rPr>
+        <w:t xml:space="preserve"> </w:t>
+      </w:r>
+    </w:p>
+    <w:p>
+      <w:pPr>
+        <w:spacing w:before="240" w:line="276" w:lineRule="auto"/>
+        <w:rPr>
+          <w:rFonts w:ascii="Helvetica" w:hAnsi="Helvetica" w:cs="Helvetica"/>
+        </w:rPr>
+      </w:pPr>
+      <w:r>
+        <w:rPr>
+          <w:rFonts w:ascii="Helvetica" w:hAnsi="Helvetica" w:cs="Helvetica"/>
+          <w:b/>
+          <w:bCs/>
+        </w:rPr>
         <w:t>Education</w:t>
       </w:r>
       <w:r>
@@ -334,7 +544,7 @@
           <w:sz w:val="18"/>
           <w:szCs w:val="18"/>
         </w:rPr>
-        <w:t>09/</w:t>
+        <w:t xml:space="preserve">Sep </w:t>
       </w:r>
       <w:r>
         <w:rPr>
@@ -344,7 +554,7 @@
           <w:sz w:val="18"/>
           <w:szCs w:val="18"/>
         </w:rPr>
-        <w:t>2025 –</w:t>
+        <w:t xml:space="preserve">2025 </w:t>
       </w:r>
       <w:r>
         <w:rPr>
@@ -354,7 +564,7 @@
           <w:sz w:val="18"/>
           <w:szCs w:val="18"/>
         </w:rPr>
-        <w:t xml:space="preserve"> present</w:t>
+        <w:t>-</w:t>
       </w:r>
       <w:r>
         <w:rPr>
@@ -364,6 +574,16 @@
           <w:sz w:val="18"/>
           <w:szCs w:val="18"/>
         </w:rPr>
+        <w:t xml:space="preserve"> present</w:t>
+      </w:r>
+      <w:r>
+        <w:rPr>
+          <w:rFonts w:ascii="Helvetica" w:hAnsi="Helvetica" w:cs="Helvetica"/>
+          <w:i/>
+          <w:iCs/>
+          <w:sz w:val="18"/>
+          <w:szCs w:val="18"/>
+        </w:rPr>
         <w:tab/>
       </w:r>
       <w:r>
@@ -418,7 +638,23 @@
           <w:sz w:val="18"/>
           <w:szCs w:val="18"/>
         </w:rPr>
-        <w:t xml:space="preserve"> – Computer Science</w:t>
+        <w:t xml:space="preserve"> </w:t>
+      </w:r>
+      <w:r>
+        <w:rPr>
+          <w:rFonts w:ascii="Helvetica" w:hAnsi="Helvetica" w:cs="Helvetica"/>
+          <w:sz w:val="18"/>
+          <w:szCs w:val="18"/>
+        </w:rPr>
+        <w:t>-</w:t>
+      </w:r>
+      <w:r>
+        <w:rPr>
+          <w:rFonts w:ascii="Helvetica" w:hAnsi="Helvetica" w:cs="Helvetica"/>
+          <w:sz w:val="18"/>
+          <w:szCs w:val="18"/>
+        </w:rPr>
+        <w:t xml:space="preserve"> Computer Science</w:t>
       </w:r>
     </w:p>
     <w:p>
@@ -476,7 +712,7 @@
           <w:sz w:val="18"/>
           <w:szCs w:val="18"/>
         </w:rPr>
-        <w:t>09/2021 – 0</w:t>
+        <w:t xml:space="preserve">Sep </w:t>
       </w:r>
       <w:r>
         <w:rPr>
@@ -486,7 +722,7 @@
           <w:sz w:val="18"/>
           <w:szCs w:val="18"/>
         </w:rPr>
-        <w:t>5</w:t>
+        <w:t xml:space="preserve">2021 </w:t>
       </w:r>
       <w:r>
         <w:rPr>
@@ -496,7 +732,37 @@
           <w:sz w:val="18"/>
           <w:szCs w:val="18"/>
         </w:rPr>
-        <w:t>/2025</w:t>
+        <w:t>-</w:t>
+      </w:r>
+      <w:r>
+        <w:rPr>
+          <w:rFonts w:ascii="Helvetica" w:hAnsi="Helvetica" w:cs="Helvetica"/>
+          <w:i/>
+          <w:iCs/>
+          <w:sz w:val="18"/>
+          <w:szCs w:val="18"/>
+        </w:rPr>
+        <w:t xml:space="preserve"> </w:t>
+      </w:r>
+      <w:r>
+        <w:rPr>
+          <w:rFonts w:ascii="Helvetica" w:hAnsi="Helvetica" w:cs="Helvetica"/>
+          <w:i/>
+          <w:iCs/>
+          <w:sz w:val="18"/>
+          <w:szCs w:val="18"/>
+        </w:rPr>
+        <w:t xml:space="preserve">Jun </w:t>
+      </w:r>
+      <w:r>
+        <w:rPr>
+          <w:rFonts w:ascii="Helvetica" w:hAnsi="Helvetica" w:cs="Helvetica"/>
+          <w:i/>
+          <w:iCs/>
+          <w:sz w:val="18"/>
+          <w:szCs w:val="18"/>
+        </w:rPr>
+        <w:t>2025</w:t>
       </w:r>
       <w:r>
         <w:rPr>
@@ -572,7 +838,23 @@
           <w:sz w:val="18"/>
           <w:szCs w:val="18"/>
         </w:rPr>
-        <w:t>Honours) – Computer Science</w:t>
+        <w:t xml:space="preserve">Honours) </w:t>
+      </w:r>
+      <w:r>
+        <w:rPr>
+          <w:rFonts w:ascii="Helvetica" w:hAnsi="Helvetica" w:cs="Helvetica"/>
+          <w:sz w:val="18"/>
+          <w:szCs w:val="18"/>
+        </w:rPr>
+        <w:t>-</w:t>
+      </w:r>
+      <w:r>
+        <w:rPr>
+          <w:rFonts w:ascii="Helvetica" w:hAnsi="Helvetica" w:cs="Helvetica"/>
+          <w:sz w:val="18"/>
+          <w:szCs w:val="18"/>
+        </w:rPr>
+        <w:t xml:space="preserve"> Computer Science</w:t>
       </w:r>
       <w:r>
         <w:rPr>
@@ -604,25 +886,7 @@
           <w:sz w:val="18"/>
           <w:szCs w:val="18"/>
         </w:rPr>
-        <w:t xml:space="preserve">Advisor: Dr. </w:t>
-      </w:r>
-      <w:proofErr w:type="spellStart"/>
-      <w:r>
-        <w:rPr>
-          <w:rFonts w:ascii="Helvetica" w:hAnsi="Helvetica" w:cs="Helvetica"/>
-          <w:sz w:val="18"/>
-          <w:szCs w:val="18"/>
-        </w:rPr>
-        <w:t>Kangsoo</w:t>
-      </w:r>
-      <w:proofErr w:type="spellEnd"/>
-      <w:r>
-        <w:rPr>
-          <w:rFonts w:ascii="Helvetica" w:hAnsi="Helvetica" w:cs="Helvetica"/>
-          <w:sz w:val="18"/>
-          <w:szCs w:val="18"/>
-        </w:rPr>
-        <w:t xml:space="preserve"> Kim</w:t>
+        <w:t>Advisor: Dr. Kangsoo Kim</w:t>
       </w:r>
     </w:p>
     <w:p>
@@ -675,29 +939,36 @@
     </w:p>
     <w:p>
       <w:pPr>
-        <w:spacing w:line="276" w:lineRule="auto"/>
-        <w:rPr>
-          <w:rFonts w:ascii="Helvetica" w:hAnsi="Helvetica" w:cs="Helvetica"/>
-          <w:color w:val="000000" w:themeColor="text1"/>
-        </w:rPr>
-      </w:pPr>
-      <w:r>
-        <w:rPr>
-          <w:rFonts w:ascii="Helvetica" w:hAnsi="Helvetica" w:cs="Helvetica"/>
-          <w:i/>
-          <w:iCs/>
-          <w:color w:val="000000" w:themeColor="text1"/>
+        <w:spacing w:before="240" w:line="276" w:lineRule="auto"/>
+        <w:rPr>
+          <w:rFonts w:ascii="Helvetica" w:hAnsi="Helvetica" w:cs="Helvetica"/>
+          <w:color w:val="000000" w:themeColor="text1"/>
+          <w:u w:val="single"/>
+        </w:rPr>
+      </w:pPr>
+      <w:r>
+        <w:rPr>
+          <w:rFonts w:ascii="Helvetica" w:hAnsi="Helvetica" w:cs="Helvetica"/>
+          <w:color w:val="000000" w:themeColor="text1"/>
+          <w:u w:val="single"/>
+        </w:rPr>
+        <w:t xml:space="preserve">Peer-Reviewed </w:t>
+      </w:r>
+      <w:r>
+        <w:rPr>
+          <w:rFonts w:ascii="Helvetica" w:hAnsi="Helvetica" w:cs="Helvetica"/>
+          <w:color w:val="000000" w:themeColor="text1"/>
+          <w:u w:val="single"/>
         </w:rPr>
         <w:t xml:space="preserve">Journal </w:t>
       </w:r>
       <w:r>
         <w:rPr>
           <w:rFonts w:ascii="Helvetica" w:hAnsi="Helvetica" w:cs="Helvetica"/>
-          <w:i/>
-          <w:iCs/>
-          <w:color w:val="000000" w:themeColor="text1"/>
-        </w:rPr>
-        <w:t>and Conference Proceedings</w:t>
+          <w:color w:val="000000" w:themeColor="text1"/>
+          <w:u w:val="single"/>
+        </w:rPr>
+        <w:t>Articles</w:t>
       </w:r>
     </w:p>
     <w:p>
@@ -755,87 +1026,7 @@
           <w:sz w:val="18"/>
           <w:szCs w:val="18"/>
         </w:rPr>
-        <w:t xml:space="preserve">, </w:t>
-      </w:r>
-      <w:proofErr w:type="spellStart"/>
-      <w:r>
-        <w:rPr>
-          <w:rFonts w:ascii="Helvetica" w:hAnsi="Helvetica" w:cs="Helvetica"/>
-          <w:color w:val="000000" w:themeColor="text1"/>
-          <w:sz w:val="18"/>
-          <w:szCs w:val="18"/>
-        </w:rPr>
-        <w:t>Junyeong</w:t>
-      </w:r>
-      <w:proofErr w:type="spellEnd"/>
-      <w:r>
-        <w:rPr>
-          <w:rFonts w:ascii="Helvetica" w:hAnsi="Helvetica" w:cs="Helvetica"/>
-          <w:color w:val="000000" w:themeColor="text1"/>
-          <w:sz w:val="18"/>
-          <w:szCs w:val="18"/>
-        </w:rPr>
-        <w:t xml:space="preserve"> Kum, </w:t>
-      </w:r>
-      <w:proofErr w:type="spellStart"/>
-      <w:r>
-        <w:rPr>
-          <w:rFonts w:ascii="Helvetica" w:hAnsi="Helvetica" w:cs="Helvetica"/>
-          <w:color w:val="000000" w:themeColor="text1"/>
-          <w:sz w:val="18"/>
-          <w:szCs w:val="18"/>
-        </w:rPr>
-        <w:t>Hyeongil</w:t>
-      </w:r>
-      <w:proofErr w:type="spellEnd"/>
-      <w:r>
-        <w:rPr>
-          <w:rFonts w:ascii="Helvetica" w:hAnsi="Helvetica" w:cs="Helvetica"/>
-          <w:color w:val="000000" w:themeColor="text1"/>
-          <w:sz w:val="18"/>
-          <w:szCs w:val="18"/>
-        </w:rPr>
-        <w:t xml:space="preserve"> Nam, </w:t>
-      </w:r>
-      <w:proofErr w:type="spellStart"/>
-      <w:r>
-        <w:rPr>
-          <w:rFonts w:ascii="Helvetica" w:hAnsi="Helvetica" w:cs="Helvetica"/>
-          <w:color w:val="000000" w:themeColor="text1"/>
-          <w:sz w:val="18"/>
-          <w:szCs w:val="18"/>
-        </w:rPr>
-        <w:t>Myungho</w:t>
-      </w:r>
-      <w:proofErr w:type="spellEnd"/>
-      <w:r>
-        <w:rPr>
-          <w:rFonts w:ascii="Helvetica" w:hAnsi="Helvetica" w:cs="Helvetica"/>
-          <w:color w:val="000000" w:themeColor="text1"/>
-          <w:sz w:val="18"/>
-          <w:szCs w:val="18"/>
-        </w:rPr>
-        <w:t xml:space="preserve"> Lee, </w:t>
-      </w:r>
-      <w:proofErr w:type="spellStart"/>
-      <w:r>
-        <w:rPr>
-          <w:rFonts w:ascii="Helvetica" w:hAnsi="Helvetica" w:cs="Helvetica"/>
-          <w:color w:val="000000" w:themeColor="text1"/>
-          <w:sz w:val="18"/>
-          <w:szCs w:val="18"/>
-        </w:rPr>
-        <w:t>Kangsoo</w:t>
-      </w:r>
-      <w:proofErr w:type="spellEnd"/>
-      <w:r>
-        <w:rPr>
-          <w:rFonts w:ascii="Helvetica" w:hAnsi="Helvetica" w:cs="Helvetica"/>
-          <w:color w:val="000000" w:themeColor="text1"/>
-          <w:sz w:val="18"/>
-          <w:szCs w:val="18"/>
-        </w:rPr>
-        <w:t xml:space="preserve"> Kim. “</w:t>
+        <w:t>, Junyeong Kum, Hyeongil Nam, Myungho Lee, Kangsoo Kim. “</w:t>
       </w:r>
       <w:r>
         <w:rPr>
@@ -986,20 +1177,69 @@
       <w:r>
         <w:rPr>
           <w:rFonts w:ascii="Helvetica" w:hAnsi="Helvetica" w:cs="Helvetica"/>
-          <w:color w:val="000000" w:themeColor="text1"/>
-          <w:sz w:val="18"/>
-          <w:szCs w:val="18"/>
-        </w:rPr>
-        <w:t>Acceptance rate: 20%, Impact Factor</w:t>
-      </w:r>
-      <w:r>
-        <w:rPr>
-          <w:rFonts w:ascii="Helvetica" w:hAnsi="Helvetica" w:cs="Helvetica"/>
-          <w:color w:val="000000" w:themeColor="text1"/>
-          <w:sz w:val="18"/>
-          <w:szCs w:val="18"/>
-        </w:rPr>
-        <w:t>: 6.5.</w:t>
+          <w:color w:val="7030A0"/>
+          <w:sz w:val="18"/>
+          <w:szCs w:val="18"/>
+        </w:rPr>
+        <w:t xml:space="preserve">Acceptance rate: </w:t>
+      </w:r>
+      <w:r>
+        <w:rPr>
+          <w:rFonts w:ascii="Helvetica" w:hAnsi="Helvetica" w:cs="Helvetica"/>
+          <w:b/>
+          <w:bCs/>
+          <w:color w:val="7030A0"/>
+          <w:sz w:val="18"/>
+          <w:szCs w:val="18"/>
+        </w:rPr>
+        <w:t>20%</w:t>
+      </w:r>
+      <w:r>
+        <w:rPr>
+          <w:rFonts w:ascii="Helvetica" w:hAnsi="Helvetica" w:cs="Helvetica"/>
+          <w:color w:val="7030A0"/>
+          <w:sz w:val="18"/>
+          <w:szCs w:val="18"/>
+        </w:rPr>
+        <w:t xml:space="preserve"> </w:t>
+      </w:r>
+      <w:r>
+        <w:rPr>
+          <w:rFonts w:ascii="Helvetica" w:hAnsi="Helvetica" w:cs="Helvetica"/>
+          <w:color w:val="7030A0"/>
+          <w:sz w:val="18"/>
+          <w:szCs w:val="18"/>
+        </w:rPr>
+        <w:t xml:space="preserve"> •</w:t>
+      </w:r>
+      <w:r>
+        <w:rPr>
+          <w:rFonts w:ascii="Helvetica" w:hAnsi="Helvetica" w:cs="Helvetica"/>
+          <w:color w:val="7030A0"/>
+          <w:sz w:val="18"/>
+          <w:szCs w:val="18"/>
+        </w:rPr>
+        <w:t xml:space="preserve"> </w:t>
+      </w:r>
+      <w:r>
+        <w:rPr>
+          <w:rFonts w:ascii="Helvetica" w:hAnsi="Helvetica" w:cs="Helvetica"/>
+          <w:color w:val="7030A0"/>
+          <w:sz w:val="18"/>
+          <w:szCs w:val="18"/>
+        </w:rPr>
+        <w:t xml:space="preserve"> Impact Factor: </w:t>
+      </w:r>
+      <w:r>
+        <w:rPr>
+          <w:rFonts w:ascii="Helvetica" w:hAnsi="Helvetica" w:cs="Helvetica"/>
+          <w:b/>
+          <w:bCs/>
+          <w:color w:val="7030A0"/>
+          <w:sz w:val="18"/>
+          <w:szCs w:val="18"/>
+        </w:rPr>
+        <w:t>6.5</w:t>
       </w:r>
     </w:p>
     <w:p>
@@ -1047,47 +1287,7 @@
           <w:sz w:val="18"/>
           <w:szCs w:val="18"/>
         </w:rPr>
-        <w:t xml:space="preserve">, </w:t>
-      </w:r>
-      <w:proofErr w:type="spellStart"/>
-      <w:r>
-        <w:rPr>
-          <w:rFonts w:ascii="Helvetica" w:hAnsi="Helvetica" w:cs="Helvetica"/>
-          <w:color w:val="000000" w:themeColor="text1"/>
-          <w:sz w:val="18"/>
-          <w:szCs w:val="18"/>
-        </w:rPr>
-        <w:t>Hyeongil</w:t>
-      </w:r>
-      <w:proofErr w:type="spellEnd"/>
-      <w:r>
-        <w:rPr>
-          <w:rFonts w:ascii="Helvetica" w:hAnsi="Helvetica" w:cs="Helvetica"/>
-          <w:color w:val="000000" w:themeColor="text1"/>
-          <w:sz w:val="18"/>
-          <w:szCs w:val="18"/>
-        </w:rPr>
-        <w:t xml:space="preserve"> Nam, </w:t>
-      </w:r>
-      <w:proofErr w:type="spellStart"/>
-      <w:r>
-        <w:rPr>
-          <w:rFonts w:ascii="Helvetica" w:hAnsi="Helvetica" w:cs="Helvetica"/>
-          <w:color w:val="000000" w:themeColor="text1"/>
-          <w:sz w:val="18"/>
-          <w:szCs w:val="18"/>
-        </w:rPr>
-        <w:t>Kangsoo</w:t>
-      </w:r>
-      <w:proofErr w:type="spellEnd"/>
-      <w:r>
-        <w:rPr>
-          <w:rFonts w:ascii="Helvetica" w:hAnsi="Helvetica" w:cs="Helvetica"/>
-          <w:color w:val="000000" w:themeColor="text1"/>
-          <w:sz w:val="18"/>
-          <w:szCs w:val="18"/>
-        </w:rPr>
-        <w:t xml:space="preserve"> Kim. “Impact of Avatar-Locomotion Congruence on User Experience and Identification in Virtual Reality”. </w:t>
+        <w:t xml:space="preserve">, Hyeongil Nam, Kangsoo Kim. “Impact of Avatar-Locomotion Congruence on User Experience and Identification in Virtual Reality”. </w:t>
       </w:r>
       <w:r>
         <w:rPr>
@@ -1130,46 +1330,136 @@
       <w:r>
         <w:rPr>
           <w:rFonts w:ascii="Helvetica" w:hAnsi="Helvetica" w:cs="Helvetica"/>
-          <w:color w:val="000000" w:themeColor="text1"/>
-          <w:sz w:val="18"/>
-          <w:szCs w:val="18"/>
-        </w:rPr>
-        <w:t xml:space="preserve">Acceptance rate: 8%, </w:t>
-      </w:r>
-      <w:r>
-        <w:rPr>
-          <w:rFonts w:ascii="Helvetica" w:hAnsi="Helvetica" w:cs="Helvetica"/>
-          <w:color w:val="000000" w:themeColor="text1"/>
-          <w:sz w:val="18"/>
-          <w:szCs w:val="18"/>
-        </w:rPr>
-        <w:t>Impact Factor</w:t>
-      </w:r>
-      <w:r>
-        <w:rPr>
-          <w:rFonts w:ascii="Helvetica" w:hAnsi="Helvetica" w:cs="Helvetica"/>
-          <w:color w:val="000000" w:themeColor="text1"/>
-          <w:sz w:val="18"/>
-          <w:szCs w:val="18"/>
-        </w:rPr>
-        <w:t>: 6.5.</w:t>
-      </w:r>
-      <w:r>
-        <w:rPr>
-          <w:rFonts w:ascii="Helvetica" w:hAnsi="Helvetica" w:cs="Helvetica"/>
+          <w:color w:val="7030A0"/>
+          <w:sz w:val="18"/>
+          <w:szCs w:val="18"/>
+        </w:rPr>
+        <w:t xml:space="preserve">Acceptance rate: </w:t>
+      </w:r>
+      <w:r>
+        <w:rPr>
+          <w:rFonts w:ascii="Helvetica" w:hAnsi="Helvetica" w:cs="Helvetica"/>
+          <w:b/>
+          <w:bCs/>
+          <w:color w:val="7030A0"/>
+          <w:sz w:val="18"/>
+          <w:szCs w:val="18"/>
+        </w:rPr>
+        <w:t>8</w:t>
+      </w:r>
+      <w:r>
+        <w:rPr>
+          <w:rFonts w:ascii="Helvetica" w:hAnsi="Helvetica" w:cs="Helvetica"/>
+          <w:b/>
+          <w:bCs/>
+          <w:color w:val="7030A0"/>
+          <w:sz w:val="18"/>
+          <w:szCs w:val="18"/>
+        </w:rPr>
+        <w:t>%</w:t>
+      </w:r>
+      <w:r>
+        <w:rPr>
+          <w:rFonts w:ascii="Helvetica" w:hAnsi="Helvetica" w:cs="Helvetica"/>
+          <w:color w:val="7030A0"/>
+          <w:sz w:val="18"/>
+          <w:szCs w:val="18"/>
         </w:rPr>
         <w:t xml:space="preserve"> </w:t>
       </w:r>
       <w:r>
         <w:rPr>
           <w:rFonts w:ascii="Helvetica" w:hAnsi="Helvetica" w:cs="Helvetica"/>
-          <w:b/>
-          <w:bCs/>
-          <w:color w:val="000000" w:themeColor="text1"/>
-          <w:sz w:val="18"/>
-          <w:szCs w:val="18"/>
-        </w:rPr>
-        <w:t>Honorable Mention for Best Paper Award at IEEE ISMAR 2025 (Top 3%)</w:t>
+          <w:color w:val="7030A0"/>
+          <w:sz w:val="18"/>
+          <w:szCs w:val="18"/>
+        </w:rPr>
+        <w:t xml:space="preserve"> •</w:t>
+      </w:r>
+      <w:r>
+        <w:rPr>
+          <w:rFonts w:ascii="Helvetica" w:hAnsi="Helvetica" w:cs="Helvetica"/>
+          <w:color w:val="7030A0"/>
+          <w:sz w:val="18"/>
+          <w:szCs w:val="18"/>
+        </w:rPr>
+        <w:t xml:space="preserve"> </w:t>
+      </w:r>
+      <w:r>
+        <w:rPr>
+          <w:rFonts w:ascii="Helvetica" w:hAnsi="Helvetica" w:cs="Helvetica"/>
+          <w:color w:val="7030A0"/>
+          <w:sz w:val="18"/>
+          <w:szCs w:val="18"/>
+        </w:rPr>
+        <w:t xml:space="preserve"> Impact Factor: </w:t>
+      </w:r>
+      <w:r>
+        <w:rPr>
+          <w:rFonts w:ascii="Helvetica" w:hAnsi="Helvetica" w:cs="Helvetica"/>
+          <w:b/>
+          <w:bCs/>
+          <w:color w:val="7030A0"/>
+          <w:sz w:val="18"/>
+          <w:szCs w:val="18"/>
+        </w:rPr>
+        <w:t>6.5</w:t>
+      </w:r>
+      <w:r>
+        <w:rPr>
+          <w:rFonts w:ascii="Helvetica" w:hAnsi="Helvetica" w:cs="Helvetica"/>
+          <w:color w:val="7030A0"/>
+          <w:sz w:val="18"/>
+          <w:szCs w:val="18"/>
+        </w:rPr>
+        <w:t xml:space="preserve"> </w:t>
+      </w:r>
+      <w:r>
+        <w:rPr>
+          <w:rFonts w:ascii="Helvetica" w:hAnsi="Helvetica" w:cs="Helvetica"/>
+          <w:color w:val="7030A0"/>
+          <w:sz w:val="18"/>
+          <w:szCs w:val="18"/>
+        </w:rPr>
+        <w:t xml:space="preserve"> •</w:t>
+      </w:r>
+      <w:r>
+        <w:rPr>
+          <w:rFonts w:ascii="Helvetica" w:hAnsi="Helvetica" w:cs="Helvetica"/>
+          <w:color w:val="7030A0"/>
+          <w:sz w:val="18"/>
+          <w:szCs w:val="18"/>
+        </w:rPr>
+        <w:t xml:space="preserve"> </w:t>
+      </w:r>
+      <w:r>
+        <w:rPr>
+          <w:rFonts w:ascii="Helvetica" w:hAnsi="Helvetica" w:cs="Helvetica"/>
+          <w:color w:val="7030A0"/>
+          <w:sz w:val="18"/>
+          <w:szCs w:val="18"/>
+        </w:rPr>
+        <w:t xml:space="preserve"> </w:t>
+      </w:r>
+      <w:r>
+        <w:rPr>
+          <w:rFonts w:ascii="Segoe UI Emoji" w:hAnsi="Segoe UI Emoji" w:cs="Segoe UI Emoji"/>
+          <w:color w:val="7030A0"/>
+          <w:sz w:val="18"/>
+          <w:szCs w:val="18"/>
+        </w:rPr>
+        <w:t>🏆</w:t>
+      </w:r>
+      <w:r>
+        <w:rPr>
+          <w:rFonts w:ascii="Helvetica" w:hAnsi="Helvetica" w:cs="Helvetica"/>
+          <w:b/>
+          <w:bCs/>
+          <w:color w:val="7030A0"/>
+          <w:sz w:val="18"/>
+          <w:szCs w:val="18"/>
+        </w:rPr>
+        <w:t>Honorable Mention Award at IEEE ISMAR 2025 (Top 3%)</w:t>
       </w:r>
     </w:p>
     <w:p>
@@ -1177,23 +1467,27 @@
         <w:spacing w:before="240" w:line="276" w:lineRule="auto"/>
         <w:rPr>
           <w:rFonts w:ascii="Helvetica" w:hAnsi="Helvetica" w:cs="Helvetica"/>
-          <w:i/>
-          <w:iCs/>
-        </w:rPr>
-      </w:pPr>
-      <w:r>
-        <w:rPr>
-          <w:rFonts w:ascii="Helvetica" w:hAnsi="Helvetica" w:cs="Helvetica"/>
-          <w:i/>
-          <w:iCs/>
+          <w:u w:val="single"/>
+        </w:rPr>
+      </w:pPr>
+      <w:r>
+        <w:rPr>
+          <w:rFonts w:ascii="Helvetica" w:hAnsi="Helvetica" w:cs="Helvetica"/>
+          <w:u w:val="single"/>
+        </w:rPr>
+        <w:t xml:space="preserve">Peer-Reviewed </w:t>
+      </w:r>
+      <w:r>
+        <w:rPr>
+          <w:rFonts w:ascii="Helvetica" w:hAnsi="Helvetica" w:cs="Helvetica"/>
+          <w:u w:val="single"/>
         </w:rPr>
         <w:t>Extended Abstracts</w:t>
       </w:r>
       <w:r>
         <w:rPr>
           <w:rFonts w:ascii="Helvetica" w:hAnsi="Helvetica" w:cs="Helvetica"/>
-          <w:i/>
-          <w:iCs/>
+          <w:u w:val="single"/>
         </w:rPr>
         <w:t xml:space="preserve"> and Posters</w:t>
       </w:r>
@@ -1203,14 +1497,13 @@
         <w:pStyle w:val="ListParagraph"/>
         <w:numPr>
           <w:ilvl w:val="0"/>
-          <w:numId w:val="2"/>
+          <w:numId w:val="6"/>
         </w:numPr>
         <w:spacing w:line="276" w:lineRule="auto"/>
-        <w:ind w:left="714" w:hanging="357"/>
         <w:contextualSpacing w:val="0"/>
         <w:rPr>
           <w:rFonts w:ascii="Helvetica" w:hAnsi="Helvetica" w:cs="Helvetica"/>
-          <w:color w:val="000000" w:themeColor="text1"/>
+          <w:color w:val="7030A0"/>
           <w:sz w:val="18"/>
           <w:szCs w:val="18"/>
         </w:rPr>
@@ -1244,45 +1537,14 @@
         </w:rPr>
         <w:t xml:space="preserve">, </w:t>
       </w:r>
-      <w:proofErr w:type="spellStart"/>
-      <w:r>
-        <w:rPr>
-          <w:rFonts w:ascii="Helvetica" w:hAnsi="Helvetica" w:cs="Helvetica"/>
-          <w:color w:val="000000" w:themeColor="text1"/>
-          <w:sz w:val="18"/>
-          <w:szCs w:val="18"/>
-        </w:rPr>
-        <w:t>Hyeongil</w:t>
-      </w:r>
-      <w:proofErr w:type="spellEnd"/>
-      <w:r>
-        <w:rPr>
-          <w:rFonts w:ascii="Helvetica" w:hAnsi="Helvetica" w:cs="Helvetica"/>
-          <w:color w:val="000000" w:themeColor="text1"/>
-          <w:sz w:val="18"/>
-          <w:szCs w:val="18"/>
-        </w:rPr>
-        <w:t xml:space="preserve"> Nam, </w:t>
-      </w:r>
-      <w:proofErr w:type="spellStart"/>
-      <w:r>
-        <w:rPr>
-          <w:rFonts w:ascii="Helvetica" w:hAnsi="Helvetica" w:cs="Helvetica"/>
-          <w:color w:val="000000" w:themeColor="text1"/>
-          <w:sz w:val="18"/>
-          <w:szCs w:val="18"/>
-        </w:rPr>
-        <w:t>Kangsoo</w:t>
-      </w:r>
-      <w:proofErr w:type="spellEnd"/>
-      <w:r>
-        <w:rPr>
-          <w:rFonts w:ascii="Helvetica" w:hAnsi="Helvetica" w:cs="Helvetica"/>
-          <w:color w:val="000000" w:themeColor="text1"/>
-          <w:sz w:val="18"/>
-          <w:szCs w:val="18"/>
-        </w:rPr>
-        <w:t xml:space="preserve"> Kim. “</w:t>
+      <w:r>
+        <w:rPr>
+          <w:rFonts w:ascii="Helvetica" w:hAnsi="Helvetica" w:cs="Helvetica"/>
+          <w:color w:val="000000" w:themeColor="text1"/>
+          <w:sz w:val="18"/>
+          <w:szCs w:val="18"/>
+        </w:rPr>
+        <w:t>Hyeongil Nam, Kangsoo Kim. “</w:t>
       </w:r>
       <w:r>
         <w:rPr>
@@ -1410,7 +1672,7 @@
       <w:r>
         <w:rPr>
           <w:rFonts w:ascii="Helvetica" w:hAnsi="Helvetica" w:cs="Helvetica"/>
-          <w:color w:val="000000" w:themeColor="text1"/>
+          <w:color w:val="7030A0"/>
           <w:sz w:val="18"/>
           <w:szCs w:val="18"/>
         </w:rPr>
@@ -1419,20 +1681,13 @@
       <w:r>
         <w:rPr>
           <w:rFonts w:ascii="Helvetica" w:hAnsi="Helvetica" w:cs="Helvetica"/>
-          <w:color w:val="000000" w:themeColor="text1"/>
-          <w:sz w:val="18"/>
-          <w:szCs w:val="18"/>
-        </w:rPr>
-        <w:t>3</w:t>
-      </w:r>
-      <w:r>
-        <w:rPr>
-          <w:rFonts w:ascii="Helvetica" w:hAnsi="Helvetica" w:cs="Helvetica"/>
-          <w:color w:val="000000" w:themeColor="text1"/>
-          <w:sz w:val="18"/>
-          <w:szCs w:val="18"/>
-        </w:rPr>
-        <w:t>8%</w:t>
+          <w:b/>
+          <w:bCs/>
+          <w:color w:val="7030A0"/>
+          <w:sz w:val="18"/>
+          <w:szCs w:val="18"/>
+        </w:rPr>
+        <w:t>38%</w:t>
       </w:r>
     </w:p>
     <w:p>
@@ -1440,10 +1695,9 @@
         <w:pStyle w:val="ListParagraph"/>
         <w:numPr>
           <w:ilvl w:val="0"/>
-          <w:numId w:val="2"/>
+          <w:numId w:val="6"/>
         </w:numPr>
         <w:spacing w:line="276" w:lineRule="auto"/>
-        <w:ind w:left="714" w:hanging="357"/>
         <w:contextualSpacing w:val="0"/>
         <w:rPr>
           <w:rFonts w:ascii="Helvetica" w:hAnsi="Helvetica" w:cs="Helvetica"/>
@@ -1490,47 +1744,7 @@
           <w:sz w:val="18"/>
           <w:szCs w:val="18"/>
         </w:rPr>
-        <w:t xml:space="preserve">Zaid Ahmed, </w:t>
-      </w:r>
-      <w:proofErr w:type="spellStart"/>
-      <w:r>
-        <w:rPr>
-          <w:rFonts w:ascii="Helvetica" w:hAnsi="Helvetica" w:cs="Helvetica"/>
-          <w:color w:val="000000" w:themeColor="text1"/>
-          <w:sz w:val="18"/>
-          <w:szCs w:val="18"/>
-        </w:rPr>
-        <w:t>Hyeongil</w:t>
-      </w:r>
-      <w:proofErr w:type="spellEnd"/>
-      <w:r>
-        <w:rPr>
-          <w:rFonts w:ascii="Helvetica" w:hAnsi="Helvetica" w:cs="Helvetica"/>
-          <w:color w:val="000000" w:themeColor="text1"/>
-          <w:sz w:val="18"/>
-          <w:szCs w:val="18"/>
-        </w:rPr>
-        <w:t xml:space="preserve"> Nam, </w:t>
-      </w:r>
-      <w:proofErr w:type="spellStart"/>
-      <w:r>
-        <w:rPr>
-          <w:rFonts w:ascii="Helvetica" w:hAnsi="Helvetica" w:cs="Helvetica"/>
-          <w:color w:val="000000" w:themeColor="text1"/>
-          <w:sz w:val="18"/>
-          <w:szCs w:val="18"/>
-        </w:rPr>
-        <w:t>Kangsoo</w:t>
-      </w:r>
-      <w:proofErr w:type="spellEnd"/>
-      <w:r>
-        <w:rPr>
-          <w:rFonts w:ascii="Helvetica" w:hAnsi="Helvetica" w:cs="Helvetica"/>
-          <w:color w:val="000000" w:themeColor="text1"/>
-          <w:sz w:val="18"/>
-          <w:szCs w:val="18"/>
-        </w:rPr>
-        <w:t xml:space="preserve"> Kim. “TangibleMoments: Embedding XR Memories onto Physical Objects”. </w:t>
+        <w:t xml:space="preserve">Zaid Ahmed, Hyeongil Nam, Kangsoo Kim. “TangibleMoments: Embedding XR Memories onto Physical Objects”. </w:t>
       </w:r>
       <w:r>
         <w:rPr>
@@ -1607,10 +1821,9 @@
         <w:pStyle w:val="ListParagraph"/>
         <w:numPr>
           <w:ilvl w:val="0"/>
-          <w:numId w:val="2"/>
+          <w:numId w:val="6"/>
         </w:numPr>
         <w:spacing w:line="276" w:lineRule="auto"/>
-        <w:ind w:left="714" w:hanging="357"/>
         <w:contextualSpacing w:val="0"/>
         <w:rPr>
           <w:rFonts w:ascii="Helvetica" w:hAnsi="Helvetica" w:cs="Helvetica"/>
@@ -1657,47 +1870,7 @@
           <w:sz w:val="18"/>
           <w:szCs w:val="18"/>
         </w:rPr>
-        <w:t xml:space="preserve">Anh Nguyen, </w:t>
-      </w:r>
-      <w:proofErr w:type="spellStart"/>
-      <w:r>
-        <w:rPr>
-          <w:rFonts w:ascii="Helvetica" w:hAnsi="Helvetica" w:cs="Helvetica"/>
-          <w:color w:val="000000" w:themeColor="text1"/>
-          <w:sz w:val="18"/>
-          <w:szCs w:val="18"/>
-        </w:rPr>
-        <w:t>Hyeongil</w:t>
-      </w:r>
-      <w:proofErr w:type="spellEnd"/>
-      <w:r>
-        <w:rPr>
-          <w:rFonts w:ascii="Helvetica" w:hAnsi="Helvetica" w:cs="Helvetica"/>
-          <w:color w:val="000000" w:themeColor="text1"/>
-          <w:sz w:val="18"/>
-          <w:szCs w:val="18"/>
-        </w:rPr>
-        <w:t xml:space="preserve"> Nam, </w:t>
-      </w:r>
-      <w:proofErr w:type="spellStart"/>
-      <w:r>
-        <w:rPr>
-          <w:rFonts w:ascii="Helvetica" w:hAnsi="Helvetica" w:cs="Helvetica"/>
-          <w:color w:val="000000" w:themeColor="text1"/>
-          <w:sz w:val="18"/>
-          <w:szCs w:val="18"/>
-        </w:rPr>
-        <w:t>Kangsoo</w:t>
-      </w:r>
-      <w:proofErr w:type="spellEnd"/>
-      <w:r>
-        <w:rPr>
-          <w:rFonts w:ascii="Helvetica" w:hAnsi="Helvetica" w:cs="Helvetica"/>
-          <w:color w:val="000000" w:themeColor="text1"/>
-          <w:sz w:val="18"/>
-          <w:szCs w:val="18"/>
-        </w:rPr>
-        <w:t xml:space="preserve"> Kim. “Investigating Visual Guide Cues in VR: Impacts of Virtual Humans and Symbol-Based Navigation on Real-World Performance and Experience”. </w:t>
+        <w:t xml:space="preserve">Anh Nguyen, Hyeongil Nam, Kangsoo Kim. “Investigating Visual Guide Cues in VR: Impacts of Virtual Humans and Symbol-Based Navigation on Real-World Performance and Experience”. </w:t>
       </w:r>
       <w:r>
         <w:rPr>
@@ -1756,10 +1929,9 @@
         <w:pStyle w:val="ListParagraph"/>
         <w:numPr>
           <w:ilvl w:val="0"/>
-          <w:numId w:val="2"/>
+          <w:numId w:val="6"/>
         </w:numPr>
         <w:spacing w:line="276" w:lineRule="auto"/>
-        <w:ind w:left="714" w:hanging="357"/>
         <w:contextualSpacing w:val="0"/>
         <w:rPr>
           <w:rFonts w:ascii="Helvetica" w:hAnsi="Helvetica" w:cs="Helvetica"/>
@@ -1806,47 +1978,7 @@
           <w:sz w:val="18"/>
           <w:szCs w:val="18"/>
         </w:rPr>
-        <w:t xml:space="preserve">Zaid Ahmed, </w:t>
-      </w:r>
-      <w:proofErr w:type="spellStart"/>
-      <w:r>
-        <w:rPr>
-          <w:rFonts w:ascii="Helvetica" w:hAnsi="Helvetica" w:cs="Helvetica"/>
-          <w:color w:val="000000" w:themeColor="text1"/>
-          <w:sz w:val="18"/>
-          <w:szCs w:val="18"/>
-        </w:rPr>
-        <w:t>Hyeongil</w:t>
-      </w:r>
-      <w:proofErr w:type="spellEnd"/>
-      <w:r>
-        <w:rPr>
-          <w:rFonts w:ascii="Helvetica" w:hAnsi="Helvetica" w:cs="Helvetica"/>
-          <w:color w:val="000000" w:themeColor="text1"/>
-          <w:sz w:val="18"/>
-          <w:szCs w:val="18"/>
-        </w:rPr>
-        <w:t xml:space="preserve"> Nam, </w:t>
-      </w:r>
-      <w:proofErr w:type="spellStart"/>
-      <w:r>
-        <w:rPr>
-          <w:rFonts w:ascii="Helvetica" w:hAnsi="Helvetica" w:cs="Helvetica"/>
-          <w:color w:val="000000" w:themeColor="text1"/>
-          <w:sz w:val="18"/>
-          <w:szCs w:val="18"/>
-        </w:rPr>
-        <w:t>Kangsoo</w:t>
-      </w:r>
-      <w:proofErr w:type="spellEnd"/>
-      <w:r>
-        <w:rPr>
-          <w:rFonts w:ascii="Helvetica" w:hAnsi="Helvetica" w:cs="Helvetica"/>
-          <w:color w:val="000000" w:themeColor="text1"/>
-          <w:sz w:val="18"/>
-          <w:szCs w:val="18"/>
-        </w:rPr>
-        <w:t xml:space="preserve"> Kim. </w:t>
+        <w:t xml:space="preserve">Hyeongil Nam, Kangsoo Kim. </w:t>
       </w:r>
       <w:r>
         <w:rPr>
@@ -1968,10 +2100,9 @@
         <w:pStyle w:val="ListParagraph"/>
         <w:numPr>
           <w:ilvl w:val="0"/>
-          <w:numId w:val="2"/>
+          <w:numId w:val="6"/>
         </w:numPr>
         <w:spacing w:line="276" w:lineRule="auto"/>
-        <w:ind w:left="714" w:hanging="357"/>
         <w:contextualSpacing w:val="0"/>
         <w:rPr>
           <w:rFonts w:ascii="Helvetica" w:hAnsi="Helvetica" w:cs="Helvetica"/>
@@ -1998,27 +2129,7 @@
           <w:sz w:val="18"/>
           <w:szCs w:val="18"/>
         </w:rPr>
-        <w:t xml:space="preserve">, Anh Nguyen, Michael Francis, </w:t>
-      </w:r>
-      <w:proofErr w:type="spellStart"/>
-      <w:r>
-        <w:rPr>
-          <w:rFonts w:ascii="Helvetica" w:hAnsi="Helvetica" w:cs="Helvetica"/>
-          <w:color w:val="000000" w:themeColor="text1"/>
-          <w:sz w:val="18"/>
-          <w:szCs w:val="18"/>
-        </w:rPr>
-        <w:t>Kangsoo</w:t>
-      </w:r>
-      <w:proofErr w:type="spellEnd"/>
-      <w:r>
-        <w:rPr>
-          <w:rFonts w:ascii="Helvetica" w:hAnsi="Helvetica" w:cs="Helvetica"/>
-          <w:color w:val="000000" w:themeColor="text1"/>
-          <w:sz w:val="18"/>
-          <w:szCs w:val="18"/>
-        </w:rPr>
-        <w:t xml:space="preserve"> Kim. </w:t>
+        <w:t xml:space="preserve">, Anh Nguyen, Michael Francis, Kangsoo Kim. </w:t>
       </w:r>
       <w:r>
         <w:rPr>
@@ -2173,19 +2284,41 @@
     </w:p>
     <w:p>
       <w:pPr>
+        <w:tabs>
+          <w:tab w:val="left" w:pos="8784"/>
+        </w:tabs>
         <w:spacing w:before="240" w:line="360" w:lineRule="auto"/>
         <w:rPr>
           <w:rFonts w:ascii="Helvetica" w:hAnsi="Helvetica" w:cs="Helvetica"/>
-          <w:sz w:val="18"/>
-          <w:szCs w:val="18"/>
-        </w:rPr>
-      </w:pPr>
-      <w:r>
-        <w:rPr>
-          <w:rFonts w:ascii="Helvetica" w:hAnsi="Helvetica" w:cs="Helvetica"/>
-          <w:b/>
-          <w:bCs/>
-        </w:rPr>
+          <w:b/>
+          <w:bCs/>
+        </w:rPr>
+      </w:pPr>
+      <w:r>
+        <w:rPr>
+          <w:rFonts w:ascii="Helvetica" w:hAnsi="Helvetica" w:cs="Helvetica"/>
+          <w:b/>
+          <w:bCs/>
+        </w:rPr>
+        <w:tab/>
+      </w:r>
+    </w:p>
+    <w:p>
+      <w:pPr>
+        <w:spacing w:before="240" w:line="360" w:lineRule="auto"/>
+        <w:rPr>
+          <w:rFonts w:ascii="Helvetica" w:hAnsi="Helvetica" w:cs="Helvetica"/>
+          <w:sz w:val="18"/>
+          <w:szCs w:val="18"/>
+        </w:rPr>
+      </w:pPr>
+      <w:r>
+        <w:rPr>
+          <w:rFonts w:ascii="Helvetica" w:hAnsi="Helvetica" w:cs="Helvetica"/>
+          <w:b/>
+          <w:bCs/>
+        </w:rPr>
+        <w:lastRenderedPageBreak/>
         <w:t>Awards</w:t>
       </w:r>
       <w:r>
@@ -2468,7 +2601,6 @@
           <w:sz w:val="18"/>
           <w:szCs w:val="18"/>
         </w:rPr>
-        <w:lastRenderedPageBreak/>
         <w:t>2024</w:t>
       </w:r>
       <w:r>
@@ -2740,7 +2872,13 @@
         <w:rPr>
           <w:rFonts w:ascii="Helvetica" w:hAnsi="Helvetica" w:cs="Helvetica"/>
         </w:rPr>
-        <w:t>______________________________________________________________</w:t>
+        <w:t xml:space="preserve"> </w:t>
+      </w:r>
+      <w:r>
+        <w:rPr>
+          <w:rFonts w:ascii="Helvetica" w:hAnsi="Helvetica" w:cs="Helvetica"/>
+        </w:rPr>
+        <w:t>_____________________________________________________________</w:t>
       </w:r>
     </w:p>
     <w:p>
@@ -2748,15 +2886,13 @@
         <w:spacing w:line="276" w:lineRule="auto"/>
         <w:rPr>
           <w:rFonts w:ascii="Helvetica" w:hAnsi="Helvetica" w:cs="Helvetica"/>
-          <w:i/>
-          <w:iCs/>
-        </w:rPr>
-      </w:pPr>
-      <w:r>
-        <w:rPr>
-          <w:rFonts w:ascii="Helvetica" w:hAnsi="Helvetica" w:cs="Helvetica"/>
-          <w:i/>
-          <w:iCs/>
+          <w:u w:val="single"/>
+        </w:rPr>
+      </w:pPr>
+      <w:r>
+        <w:rPr>
+          <w:rFonts w:ascii="Helvetica" w:hAnsi="Helvetica" w:cs="Helvetica"/>
+          <w:u w:val="single"/>
         </w:rPr>
         <w:t>Peer Review</w:t>
       </w:r>
@@ -2838,15 +2974,13 @@
         <w:spacing w:before="240" w:line="276" w:lineRule="auto"/>
         <w:rPr>
           <w:rFonts w:ascii="Helvetica" w:hAnsi="Helvetica" w:cs="Helvetica"/>
-          <w:i/>
-          <w:iCs/>
-        </w:rPr>
-      </w:pPr>
-      <w:r>
-        <w:rPr>
-          <w:rFonts w:ascii="Helvetica" w:hAnsi="Helvetica" w:cs="Helvetica"/>
-          <w:i/>
-          <w:iCs/>
+          <w:u w:val="single"/>
+        </w:rPr>
+      </w:pPr>
+      <w:r>
+        <w:rPr>
+          <w:rFonts w:ascii="Helvetica" w:hAnsi="Helvetica" w:cs="Helvetica"/>
+          <w:u w:val="single"/>
         </w:rPr>
         <w:t xml:space="preserve">Student Volunteer </w:t>
       </w:r>
@@ -2894,22 +3028,20 @@
         <w:spacing w:before="240" w:line="276" w:lineRule="auto"/>
         <w:rPr>
           <w:rFonts w:ascii="Helvetica" w:hAnsi="Helvetica" w:cs="Helvetica"/>
-          <w:i/>
-          <w:iCs/>
-        </w:rPr>
-      </w:pPr>
-      <w:r>
-        <w:rPr>
-          <w:rFonts w:ascii="Helvetica" w:hAnsi="Helvetica" w:cs="Helvetica"/>
-          <w:i/>
-          <w:iCs/>
+          <w:u w:val="single"/>
+        </w:rPr>
+      </w:pPr>
+      <w:r>
+        <w:rPr>
+          <w:rFonts w:ascii="Helvetica" w:hAnsi="Helvetica" w:cs="Helvetica"/>
+          <w:u w:val="single"/>
         </w:rPr>
         <w:t xml:space="preserve">Outreach </w:t>
       </w:r>
     </w:p>
     <w:p>
       <w:pPr>
-        <w:spacing w:after="0" w:line="360" w:lineRule="auto"/>
+        <w:spacing w:line="360" w:lineRule="auto"/>
         <w:rPr>
           <w:rFonts w:ascii="Helvetica" w:hAnsi="Helvetica" w:cs="Helvetica"/>
           <w:b/>
@@ -2974,7 +3106,13 @@
         <w:rPr>
           <w:rFonts w:ascii="Helvetica" w:hAnsi="Helvetica" w:cs="Helvetica"/>
         </w:rPr>
-        <w:t>_______________</w:t>
+        <w:t xml:space="preserve"> _</w:t>
+      </w:r>
+      <w:r>
+        <w:rPr>
+          <w:rFonts w:ascii="Helvetica" w:hAnsi="Helvetica" w:cs="Helvetica"/>
+        </w:rPr>
+        <w:t>______________</w:t>
       </w:r>
       <w:r>
         <w:rPr>
@@ -3092,9 +3230,129 @@
         <w:tab/>
       </w:r>
     </w:p>
+    <w:p>
+      <w:pPr>
+        <w:rPr>
+          <w:rFonts w:ascii="Helvetica" w:hAnsi="Helvetica" w:cs="Helvetica"/>
+          <w:sz w:val="18"/>
+          <w:szCs w:val="18"/>
+        </w:rPr>
+      </w:pPr>
+    </w:p>
+    <w:p>
+      <w:pPr>
+        <w:rPr>
+          <w:rFonts w:ascii="Helvetica" w:hAnsi="Helvetica" w:cs="Helvetica"/>
+          <w:sz w:val="18"/>
+          <w:szCs w:val="18"/>
+        </w:rPr>
+      </w:pPr>
+    </w:p>
+    <w:p>
+      <w:pPr>
+        <w:rPr>
+          <w:rFonts w:ascii="Helvetica" w:hAnsi="Helvetica" w:cs="Helvetica"/>
+          <w:sz w:val="18"/>
+          <w:szCs w:val="18"/>
+        </w:rPr>
+      </w:pPr>
+    </w:p>
+    <w:p>
+      <w:pPr>
+        <w:rPr>
+          <w:rFonts w:ascii="Helvetica" w:hAnsi="Helvetica" w:cs="Helvetica"/>
+          <w:sz w:val="18"/>
+          <w:szCs w:val="18"/>
+        </w:rPr>
+      </w:pPr>
+    </w:p>
+    <w:p>
+      <w:pPr>
+        <w:rPr>
+          <w:rFonts w:ascii="Helvetica" w:hAnsi="Helvetica" w:cs="Helvetica"/>
+          <w:sz w:val="18"/>
+          <w:szCs w:val="18"/>
+        </w:rPr>
+      </w:pPr>
+    </w:p>
+    <w:p>
+      <w:pPr>
+        <w:rPr>
+          <w:rFonts w:ascii="Helvetica" w:hAnsi="Helvetica" w:cs="Helvetica"/>
+          <w:sz w:val="18"/>
+          <w:szCs w:val="18"/>
+        </w:rPr>
+      </w:pPr>
+    </w:p>
+    <w:p>
+      <w:pPr>
+        <w:rPr>
+          <w:rFonts w:ascii="Helvetica" w:hAnsi="Helvetica" w:cs="Helvetica"/>
+          <w:sz w:val="18"/>
+          <w:szCs w:val="18"/>
+        </w:rPr>
+      </w:pPr>
+    </w:p>
+    <w:p>
+      <w:pPr>
+        <w:rPr>
+          <w:rFonts w:ascii="Helvetica" w:hAnsi="Helvetica" w:cs="Helvetica"/>
+          <w:sz w:val="18"/>
+          <w:szCs w:val="18"/>
+        </w:rPr>
+      </w:pPr>
+    </w:p>
+    <w:p>
+      <w:pPr>
+        <w:rPr>
+          <w:rFonts w:ascii="Helvetica" w:hAnsi="Helvetica" w:cs="Helvetica"/>
+          <w:sz w:val="18"/>
+          <w:szCs w:val="18"/>
+        </w:rPr>
+      </w:pPr>
+    </w:p>
+    <w:p>
+      <w:pPr>
+        <w:rPr>
+          <w:rFonts w:ascii="Helvetica" w:hAnsi="Helvetica" w:cs="Helvetica"/>
+          <w:sz w:val="18"/>
+          <w:szCs w:val="18"/>
+        </w:rPr>
+      </w:pPr>
+    </w:p>
+    <w:p>
+      <w:pPr>
+        <w:rPr>
+          <w:rFonts w:ascii="Helvetica" w:hAnsi="Helvetica" w:cs="Helvetica"/>
+          <w:sz w:val="18"/>
+          <w:szCs w:val="18"/>
+        </w:rPr>
+      </w:pPr>
+    </w:p>
+    <w:p>
+      <w:pPr>
+        <w:tabs>
+          <w:tab w:val="left" w:pos="9084"/>
+        </w:tabs>
+        <w:rPr>
+          <w:rFonts w:ascii="Helvetica" w:hAnsi="Helvetica" w:cs="Helvetica"/>
+          <w:sz w:val="18"/>
+          <w:szCs w:val="18"/>
+        </w:rPr>
+      </w:pPr>
+      <w:r>
+        <w:rPr>
+          <w:rFonts w:ascii="Helvetica" w:hAnsi="Helvetica" w:cs="Helvetica"/>
+          <w:sz w:val="18"/>
+          <w:szCs w:val="18"/>
+        </w:rPr>
+        <w:tab/>
+      </w:r>
+    </w:p>
     <w:sectPr>
       <w:footerReference w:type="default" r:id="rId19"/>
-      <w:footerReference w:type="first" r:id="rId20"/>
+      <w:headerReference w:type="first" r:id="rId20"/>
+      <w:footerReference w:type="first" r:id="rId21"/>
       <w:type w:val="continuous"/>
       <w:pgSz w:w="12240" w:h="15840"/>
       <w:pgMar w:top="720" w:right="720" w:bottom="720" w:left="720" w:header="708" w:footer="708" w:gutter="0"/>
@@ -3139,6 +3397,8 @@
       <w:jc w:val="right"/>
       <w:rPr>
         <w:rFonts w:ascii="Helvetica" w:hAnsi="Helvetica"/>
+        <w:sz w:val="18"/>
+        <w:szCs w:val="18"/>
       </w:rPr>
     </w:pPr>
     <w:r>
@@ -3146,6 +3406,8 @@
         <w:rFonts w:ascii="Helvetica" w:hAnsi="Helvetica"/>
         <w:b/>
         <w:bCs/>
+        <w:sz w:val="18"/>
+        <w:szCs w:val="18"/>
       </w:rPr>
       <w:t xml:space="preserve">Omar </w:t>
     </w:r>
@@ -3154,6 +3416,8 @@
         <w:rFonts w:ascii="Helvetica" w:hAnsi="Helvetica"/>
         <w:b/>
         <w:bCs/>
+        <w:sz w:val="18"/>
+        <w:szCs w:val="18"/>
       </w:rPr>
       <w:t xml:space="preserve">A. </w:t>
     </w:r>
@@ -3162,14 +3426,34 @@
         <w:rFonts w:ascii="Helvetica" w:hAnsi="Helvetica"/>
         <w:b/>
         <w:bCs/>
+        <w:sz w:val="18"/>
+        <w:szCs w:val="18"/>
       </w:rPr>
       <w:t>Khan</w:t>
     </w:r>
     <w:r>
       <w:rPr>
         <w:rFonts w:ascii="Helvetica" w:hAnsi="Helvetica"/>
+        <w:sz w:val="18"/>
+        <w:szCs w:val="18"/>
       </w:rPr>
-      <w:t xml:space="preserve"> – curriculum vitae, page 2</w:t>
+      <w:t xml:space="preserve"> </w:t>
+    </w:r>
+    <w:r>
+      <w:rPr>
+        <w:rFonts w:ascii="Helvetica" w:hAnsi="Helvetica"/>
+        <w:sz w:val="18"/>
+        <w:szCs w:val="18"/>
+      </w:rPr>
+      <w:t>-</w:t>
+    </w:r>
+    <w:r>
+      <w:rPr>
+        <w:rFonts w:ascii="Helvetica" w:hAnsi="Helvetica"/>
+        <w:sz w:val="18"/>
+        <w:szCs w:val="18"/>
+      </w:rPr>
+      <w:t xml:space="preserve"> curriculum vitae, page 2</w:t>
     </w:r>
   </w:p>
 </w:ftr>
@@ -3183,6 +3467,8 @@
       <w:jc w:val="right"/>
       <w:rPr>
         <w:rFonts w:ascii="Helvetica" w:hAnsi="Helvetica" w:cs="Arial"/>
+        <w:sz w:val="18"/>
+        <w:szCs w:val="18"/>
       </w:rPr>
     </w:pPr>
     <w:r>
@@ -3190,6 +3476,8 @@
         <w:rFonts w:ascii="Helvetica" w:hAnsi="Helvetica" w:cs="Arial"/>
         <w:b/>
         <w:bCs/>
+        <w:sz w:val="18"/>
+        <w:szCs w:val="18"/>
       </w:rPr>
       <w:t xml:space="preserve">Omar </w:t>
     </w:r>
@@ -3198,6 +3486,8 @@
         <w:rFonts w:ascii="Helvetica" w:hAnsi="Helvetica" w:cs="Arial"/>
         <w:b/>
         <w:bCs/>
+        <w:sz w:val="18"/>
+        <w:szCs w:val="18"/>
       </w:rPr>
       <w:t xml:space="preserve">A. </w:t>
     </w:r>
@@ -3206,14 +3496,34 @@
         <w:rFonts w:ascii="Helvetica" w:hAnsi="Helvetica" w:cs="Arial"/>
         <w:b/>
         <w:bCs/>
+        <w:sz w:val="18"/>
+        <w:szCs w:val="18"/>
       </w:rPr>
       <w:t>Khan</w:t>
     </w:r>
     <w:r>
       <w:rPr>
         <w:rFonts w:ascii="Helvetica" w:hAnsi="Helvetica" w:cs="Arial"/>
+        <w:sz w:val="18"/>
+        <w:szCs w:val="18"/>
       </w:rPr>
-      <w:t xml:space="preserve"> – curriculum vitae, page 1</w:t>
+      <w:t xml:space="preserve"> </w:t>
+    </w:r>
+    <w:r>
+      <w:rPr>
+        <w:rFonts w:ascii="Helvetica" w:hAnsi="Helvetica" w:cs="Arial"/>
+        <w:sz w:val="18"/>
+        <w:szCs w:val="18"/>
+      </w:rPr>
+      <w:t>-</w:t>
+    </w:r>
+    <w:r>
+      <w:rPr>
+        <w:rFonts w:ascii="Helvetica" w:hAnsi="Helvetica" w:cs="Arial"/>
+        <w:sz w:val="18"/>
+        <w:szCs w:val="18"/>
+      </w:rPr>
+      <w:t xml:space="preserve"> curriculum vitae, page 1</w:t>
     </w:r>
   </w:p>
   <w:p>
@@ -3247,6 +3557,32 @@
     </w:p>
   </w:footnote>
 </w:footnotes>
+</file>
+
+<file path=word/header1.xml><?xml version="1.0" encoding="utf-8"?>
+<w:hdr xmlns:wpc="http://schemas.microsoft.com/office/word/2010/wordprocessingCanvas" xmlns:cx="http://schemas.microsoft.com/office/drawing/2014/chartex" xmlns:cx1="http://schemas.microsoft.com/office/drawing/2015/9/8/chartex" xmlns:cx2="http://schemas.microsoft.com/office/drawing/2015/10/21/chartex" xmlns:cx3="http://schemas.microsoft.com/office/drawing/2016/5/9/chartex" xmlns:cx4="http://schemas.microsoft.com/office/drawing/2016/5/10/chartex" xmlns:cx5="http://schemas.microsoft.com/office/drawing/2016/5/11/chartex" xmlns:cx6="http://schemas.microsoft.com/office/drawing/2016/5/12/chartex" xmlns:cx7="http://schemas.microsoft.com/office/drawing/2016/5/13/chartex" xmlns:cx8="http://schemas.microsoft.com/office/drawing/2016/5/14/chartex" xmlns:mc="http://schemas.openxmlformats.org/markup-compatibility/2006" xmlns:aink="http://schemas.microsoft.com/office/drawing/2016/ink" xmlns:am3d="http://schemas.microsoft.com/office/drawing/2017/model3d" xmlns:o="urn:schemas-microsoft-com:office:office" xmlns:oel="http://schemas.microsoft.com/office/2019/extlst" xmlns:r="http://schemas.openxmlformats.org/officeDocument/2006/relationships" xmlns:m="http://schemas.openxmlformats.org/officeDocument/2006/math" xmlns:v="urn:schemas-microsoft-com:vml" xmlns:wp14="http://schemas.microsoft.com/office/word/2010/wordprocessingDrawing" xmlns:wp="http://schemas.openxmlformats.org/drawingml/2006/wordprocessingDrawing" xmlns:w10="urn:schemas-microsoft-com:office:word" xmlns:w="http://schemas.openxmlformats.org/wordprocessingml/2006/main" xmlns:w14="http://schemas.microsoft.com/office/word/2010/wordml" xmlns:w15="http://schemas.microsoft.com/office/word/2012/wordml" xmlns:w16cex="http://schemas.microsoft.com/office/word/2018/wordml/cex" xmlns:w16cid="http://schemas.microsoft.com/office/word/2016/wordml/cid" xmlns:w16="http://schemas.microsoft.com/office/word/2018/wordml" xmlns:w16du="http://schemas.microsoft.com/office/word/2023/wordml/word16du" xmlns:w16sdtdh="http://schemas.microsoft.com/office/word/2020/wordml/sdtdatahash" xmlns:w16sdtfl="http://schemas.microsoft.com/office/word/2024/wordml/sdtformatlock" xmlns:w16se="http://schemas.microsoft.com/office/word/2015/wordml/symex" xmlns:wpg="http://schemas.microsoft.com/office/word/2010/wordprocessingGroup" xmlns:wpi="http://schemas.microsoft.com/office/word/2010/wordprocessingInk" xmlns:wne="http://schemas.microsoft.com/office/word/2006/wordml" xmlns:wps="http://schemas.microsoft.com/office/word/2010/wordprocessingShape" mc:Ignorable="w14 w15 w16se w16cid w16 w16cex w16sdtdh w16sdtfl w16du wp14">
+  <w:p>
+    <w:pPr>
+      <w:pStyle w:val="Header"/>
+      <w:jc w:val="right"/>
+      <w:rPr>
+        <w:i/>
+        <w:iCs/>
+        <w:sz w:val="18"/>
+        <w:szCs w:val="18"/>
+      </w:rPr>
+    </w:pPr>
+    <w:r>
+      <w:rPr>
+        <w:i/>
+        <w:iCs/>
+        <w:sz w:val="18"/>
+        <w:szCs w:val="18"/>
+      </w:rPr>
+      <w:t>Last updated in June 2026</w:t>
+    </w:r>
+  </w:p>
+</w:hdr>
 </file>
 
 <file path=word/intelligence2.xml><?xml version="1.0" encoding="utf-8"?>
@@ -3386,6 +3722,98 @@
     </w:lvl>
   </w:abstractNum>
   <w:abstractNum w:abstractNumId="1" w15:restartNumberingAfterBreak="0">
+    <w:nsid w:val="189364A0"/>
+    <w:multiLevelType w:val="hybridMultilevel"/>
+    <w:tmpl w:val="C726A4C6"/>
+    <w:lvl w:ilvl="0" w:tplc="E782137E">
+      <w:start w:val="1"/>
+      <w:numFmt w:val="decimal"/>
+      <w:lvlText w:val="E%1."/>
+      <w:lvlJc w:val="left"/>
+      <w:pPr>
+        <w:ind w:left="720" w:hanging="493"/>
+      </w:pPr>
+      <w:rPr>
+        <w:rFonts w:hint="default"/>
+        <w:b/>
+        <w:bCs/>
+        <w:color w:val="auto"/>
+      </w:rPr>
+    </w:lvl>
+    <w:lvl w:ilvl="1" w:tplc="FFFFFFFF" w:tentative="1">
+      <w:start w:val="1"/>
+      <w:numFmt w:val="lowerLetter"/>
+      <w:lvlText w:val="%2."/>
+      <w:lvlJc w:val="left"/>
+      <w:pPr>
+        <w:ind w:left="1440" w:hanging="360"/>
+      </w:pPr>
+    </w:lvl>
+    <w:lvl w:ilvl="2" w:tplc="FFFFFFFF" w:tentative="1">
+      <w:start w:val="1"/>
+      <w:numFmt w:val="lowerRoman"/>
+      <w:lvlText w:val="%3."/>
+      <w:lvlJc w:val="right"/>
+      <w:pPr>
+        <w:ind w:left="2160" w:hanging="180"/>
+      </w:pPr>
+    </w:lvl>
+    <w:lvl w:ilvl="3" w:tplc="FFFFFFFF" w:tentative="1">
+      <w:start w:val="1"/>
+      <w:numFmt w:val="decimal"/>
+      <w:lvlText w:val="%4."/>
+      <w:lvlJc w:val="left"/>
+      <w:pPr>
+        <w:ind w:left="2880" w:hanging="360"/>
+      </w:pPr>
+    </w:lvl>
+    <w:lvl w:ilvl="4" w:tplc="FFFFFFFF" w:tentative="1">
+      <w:start w:val="1"/>
+      <w:numFmt w:val="lowerLetter"/>
+      <w:lvlText w:val="%5."/>
+      <w:lvlJc w:val="left"/>
+      <w:pPr>
+        <w:ind w:left="3600" w:hanging="360"/>
+      </w:pPr>
+    </w:lvl>
+    <w:lvl w:ilvl="5" w:tplc="FFFFFFFF" w:tentative="1">
+      <w:start w:val="1"/>
+      <w:numFmt w:val="lowerRoman"/>
+      <w:lvlText w:val="%6."/>
+      <w:lvlJc w:val="right"/>
+      <w:pPr>
+        <w:ind w:left="4320" w:hanging="180"/>
+      </w:pPr>
+    </w:lvl>
+    <w:lvl w:ilvl="6" w:tplc="FFFFFFFF" w:tentative="1">
+      <w:start w:val="1"/>
+      <w:numFmt w:val="decimal"/>
+      <w:lvlText w:val="%7."/>
+      <w:lvlJc w:val="left"/>
+      <w:pPr>
+        <w:ind w:left="5040" w:hanging="360"/>
+      </w:pPr>
+    </w:lvl>
+    <w:lvl w:ilvl="7" w:tplc="FFFFFFFF" w:tentative="1">
+      <w:start w:val="1"/>
+      <w:numFmt w:val="lowerLetter"/>
+      <w:lvlText w:val="%8."/>
+      <w:lvlJc w:val="left"/>
+      <w:pPr>
+        <w:ind w:left="5760" w:hanging="360"/>
+      </w:pPr>
+    </w:lvl>
+    <w:lvl w:ilvl="8" w:tplc="FFFFFFFF" w:tentative="1">
+      <w:start w:val="1"/>
+      <w:numFmt w:val="lowerRoman"/>
+      <w:lvlText w:val="%9."/>
+      <w:lvlJc w:val="right"/>
+      <w:pPr>
+        <w:ind w:left="6480" w:hanging="180"/>
+      </w:pPr>
+    </w:lvl>
+  </w:abstractNum>
+  <w:abstractNum w:abstractNumId="2" w15:restartNumberingAfterBreak="0">
     <w:nsid w:val="21980A37"/>
     <w:multiLevelType w:val="hybridMultilevel"/>
     <w:tmpl w:val="A48616EC"/>
@@ -3477,7 +3905,7 @@
       </w:pPr>
     </w:lvl>
   </w:abstractNum>
-  <w:abstractNum w:abstractNumId="2" w15:restartNumberingAfterBreak="0">
+  <w:abstractNum w:abstractNumId="3" w15:restartNumberingAfterBreak="0">
     <w:nsid w:val="321B7894"/>
     <w:multiLevelType w:val="hybridMultilevel"/>
     <w:tmpl w:val="0472CBB0"/>
@@ -3568,20 +3996,22 @@
       </w:pPr>
     </w:lvl>
   </w:abstractNum>
-  <w:abstractNum w:abstractNumId="3" w15:restartNumberingAfterBreak="0">
+  <w:abstractNum w:abstractNumId="4" w15:restartNumberingAfterBreak="0">
     <w:nsid w:val="64991120"/>
     <w:multiLevelType w:val="hybridMultilevel"/>
-    <w:tmpl w:val="FFC26F3E"/>
-    <w:lvl w:ilvl="0" w:tplc="1009000F">
+    <w:tmpl w:val="9F76E872"/>
+    <w:lvl w:ilvl="0" w:tplc="6A548BB8">
       <w:start w:val="1"/>
       <w:numFmt w:val="decimal"/>
-      <w:lvlText w:val="%1."/>
+      <w:lvlText w:val="J%1."/>
       <w:lvlJc w:val="left"/>
       <w:pPr>
-        <w:ind w:left="720" w:hanging="360"/>
+        <w:ind w:left="720" w:hanging="493"/>
       </w:pPr>
       <w:rPr>
         <w:rFonts w:hint="default"/>
+        <w:b/>
+        <w:bCs/>
       </w:rPr>
     </w:lvl>
     <w:lvl w:ilvl="1" w:tplc="10090019" w:tentative="1">
@@ -3657,7 +4087,7 @@
       </w:pPr>
     </w:lvl>
   </w:abstractNum>
-  <w:abstractNum w:abstractNumId="4" w15:restartNumberingAfterBreak="0">
+  <w:abstractNum w:abstractNumId="5" w15:restartNumberingAfterBreak="0">
     <w:nsid w:val="774C6FCB"/>
     <w:multiLevelType w:val="hybridMultilevel"/>
     <w:tmpl w:val="32C8841E"/>
@@ -3744,19 +4174,22 @@
     </w:lvl>
   </w:abstractNum>
   <w:num w:numId="1" w16cid:durableId="1571235289">
+    <w:abstractNumId w:val="3"/>
+  </w:num>
+  <w:num w:numId="2" w16cid:durableId="1112356813">
     <w:abstractNumId w:val="2"/>
   </w:num>
-  <w:num w:numId="2" w16cid:durableId="1112356813">
-    <w:abstractNumId w:val="1"/>
-  </w:num>
   <w:num w:numId="3" w16cid:durableId="5444625">
-    <w:abstractNumId w:val="4"/>
+    <w:abstractNumId w:val="5"/>
   </w:num>
   <w:num w:numId="4" w16cid:durableId="1811703777">
-    <w:abstractNumId w:val="3"/>
+    <w:abstractNumId w:val="4"/>
   </w:num>
   <w:num w:numId="5" w16cid:durableId="33847657">
     <w:abstractNumId w:val="0"/>
+  </w:num>
+  <w:num w:numId="6" w16cid:durableId="619845302">
+    <w:abstractNumId w:val="1"/>
   </w:num>
 </w:numbering>
 </file>
@@ -4161,7 +4594,7 @@
   <w:style w:type="paragraph" w:default="1" w:styleId="Normal">
     <w:name w:val="Normal"/>
     <w:qFormat/>
-    <w:rsid w:val="00C33A3D"/>
+    <w:rsid w:val="007416A9"/>
   </w:style>
   <w:style w:type="character" w:default="1" w:styleId="DefaultParagraphFont">
     <w:name w:val="Default Paragraph Font"/>

--- a/cv.docx
+++ b/cv.docx
@@ -1482,6 +1482,237 @@
           <w:rFonts w:ascii="Helvetica" w:hAnsi="Helvetica" w:cs="Helvetica"/>
           <w:u w:val="single"/>
         </w:rPr>
+        <w:t>Conference Proceedings</w:t>
+      </w:r>
+    </w:p>
+    <w:p>
+      <w:pPr>
+        <w:pStyle w:val="ListParagraph"/>
+        <w:numPr>
+          <w:ilvl w:val="0"/>
+          <w:numId w:val="7"/>
+        </w:numPr>
+        <w:spacing w:line="276" w:lineRule="auto"/>
+        <w:rPr>
+          <w:rFonts w:ascii="Helvetica" w:hAnsi="Helvetica" w:cs="Helvetica"/>
+          <w:color w:val="000000" w:themeColor="text1"/>
+          <w:sz w:val="18"/>
+          <w:szCs w:val="18"/>
+        </w:rPr>
+      </w:pPr>
+      <w:r>
+        <w:rPr>
+          <w:rFonts w:ascii="Helvetica" w:hAnsi="Helvetica" w:cs="Helvetica"/>
+          <w:b/>
+          <w:bCs/>
+          <w:color w:val="000000" w:themeColor="text1"/>
+          <w:sz w:val="18"/>
+          <w:szCs w:val="18"/>
+        </w:rPr>
+        <w:t xml:space="preserve">Omar </w:t>
+      </w:r>
+      <w:r>
+        <w:rPr>
+          <w:rFonts w:ascii="Helvetica" w:hAnsi="Helvetica" w:cs="Helvetica"/>
+          <w:b/>
+          <w:bCs/>
+          <w:color w:val="000000" w:themeColor="text1"/>
+          <w:sz w:val="18"/>
+          <w:szCs w:val="18"/>
+        </w:rPr>
+        <w:t xml:space="preserve">A. </w:t>
+      </w:r>
+      <w:r>
+        <w:rPr>
+          <w:rFonts w:ascii="Helvetica" w:hAnsi="Helvetica" w:cs="Helvetica"/>
+          <w:b/>
+          <w:bCs/>
+          <w:color w:val="000000" w:themeColor="text1"/>
+          <w:sz w:val="18"/>
+          <w:szCs w:val="18"/>
+        </w:rPr>
+        <w:t>Khan</w:t>
+      </w:r>
+      <w:r>
+        <w:rPr>
+          <w:rFonts w:ascii="Helvetica" w:hAnsi="Helvetica" w:cs="Helvetica"/>
+          <w:color w:val="000000" w:themeColor="text1"/>
+          <w:sz w:val="18"/>
+          <w:szCs w:val="18"/>
+        </w:rPr>
+        <w:t>,</w:t>
+      </w:r>
+      <w:r>
+        <w:rPr>
+          <w:rFonts w:ascii="Helvetica" w:hAnsi="Helvetica" w:cs="Helvetica"/>
+          <w:color w:val="000000" w:themeColor="text1"/>
+          <w:sz w:val="18"/>
+          <w:szCs w:val="18"/>
+        </w:rPr>
+        <w:t xml:space="preserve"> Bao Han Trinh, Lee Lisle, Tiffany D. Do</w:t>
+      </w:r>
+      <w:r>
+        <w:rPr>
+          <w:rFonts w:ascii="Helvetica" w:hAnsi="Helvetica" w:cs="Helvetica"/>
+          <w:color w:val="000000" w:themeColor="text1"/>
+          <w:sz w:val="18"/>
+          <w:szCs w:val="18"/>
+        </w:rPr>
+        <w:t>. “</w:t>
+      </w:r>
+      <w:r>
+        <w:rPr>
+          <w:rFonts w:ascii="Helvetica" w:hAnsi="Helvetica" w:cs="Helvetica"/>
+          <w:color w:val="000000" w:themeColor="text1"/>
+          <w:sz w:val="18"/>
+          <w:szCs w:val="18"/>
+        </w:rPr>
+        <w:t>Influence of Avatar Appearance and Target Distance on</w:t>
+      </w:r>
+      <w:r>
+        <w:rPr>
+          <w:rFonts w:ascii="Helvetica" w:hAnsi="Helvetica" w:cs="Helvetica"/>
+          <w:color w:val="000000" w:themeColor="text1"/>
+          <w:sz w:val="18"/>
+          <w:szCs w:val="18"/>
+        </w:rPr>
+        <w:t xml:space="preserve"> </w:t>
+      </w:r>
+      <w:r>
+        <w:rPr>
+          <w:rFonts w:ascii="Helvetica" w:hAnsi="Helvetica" w:cs="Helvetica"/>
+          <w:color w:val="000000" w:themeColor="text1"/>
+          <w:sz w:val="18"/>
+          <w:szCs w:val="18"/>
+        </w:rPr>
+        <w:t>Locomotion Method Selection in Virtual Reality”</w:t>
+      </w:r>
+      <w:r>
+        <w:rPr>
+          <w:rFonts w:ascii="Helvetica" w:hAnsi="Helvetica" w:cs="Helvetica"/>
+          <w:color w:val="000000" w:themeColor="text1"/>
+          <w:sz w:val="18"/>
+          <w:szCs w:val="18"/>
+        </w:rPr>
+        <w:t xml:space="preserve">. </w:t>
+      </w:r>
+      <w:r>
+        <w:rPr>
+          <w:rFonts w:ascii="Helvetica" w:hAnsi="Helvetica" w:cs="Helvetica"/>
+          <w:color w:val="000000" w:themeColor="text1"/>
+          <w:sz w:val="18"/>
+          <w:szCs w:val="18"/>
+        </w:rPr>
+        <w:t>Accepted to the IEEE International Symposium on Mixed and Augmented Reality (ISMAR), 2026</w:t>
+      </w:r>
+      <w:r>
+        <w:rPr>
+          <w:rFonts w:ascii="Helvetica" w:hAnsi="Helvetica" w:cs="Helvetica"/>
+          <w:color w:val="000000" w:themeColor="text1"/>
+          <w:sz w:val="18"/>
+          <w:szCs w:val="18"/>
+        </w:rPr>
+        <w:t xml:space="preserve">. </w:t>
+      </w:r>
+      <w:hyperlink r:id="rId14" w:history="1">
+        <w:r>
+          <w:rPr>
+            <w:rStyle w:val="Hyperlink"/>
+            <w:rFonts w:ascii="Helvetica" w:hAnsi="Helvetica" w:cs="Helvetica"/>
+            <w:sz w:val="18"/>
+            <w:szCs w:val="18"/>
+          </w:rPr>
+          <w:t>https://doi.org/10.48550/arXiv.2606.26364</w:t>
+        </w:r>
+      </w:hyperlink>
+      <w:r>
+        <w:rPr>
+          <w:rFonts w:ascii="Helvetica" w:hAnsi="Helvetica" w:cs="Helvetica"/>
+          <w:color w:val="000000" w:themeColor="text1"/>
+          <w:sz w:val="18"/>
+          <w:szCs w:val="18"/>
+        </w:rPr>
+        <w:t xml:space="preserve"> </w:t>
+      </w:r>
+      <w:r>
+        <w:rPr>
+          <w:rFonts w:ascii="Helvetica" w:hAnsi="Helvetica" w:cs="Helvetica"/>
+          <w:color w:val="000000" w:themeColor="text1"/>
+          <w:sz w:val="18"/>
+          <w:szCs w:val="18"/>
+        </w:rPr>
+        <w:br/>
+      </w:r>
+      <w:r>
+        <w:rPr>
+          <w:rFonts w:ascii="Helvetica" w:hAnsi="Helvetica" w:cs="Helvetica"/>
+          <w:color w:val="7030A0"/>
+          <w:sz w:val="18"/>
+          <w:szCs w:val="18"/>
+        </w:rPr>
+        <w:t xml:space="preserve">Acceptance rate: </w:t>
+      </w:r>
+      <w:r>
+        <w:rPr>
+          <w:rFonts w:ascii="Helvetica" w:hAnsi="Helvetica" w:cs="Helvetica"/>
+          <w:b/>
+          <w:bCs/>
+          <w:color w:val="7030A0"/>
+          <w:sz w:val="18"/>
+          <w:szCs w:val="18"/>
+        </w:rPr>
+        <w:t>TBA</w:t>
+      </w:r>
+      <w:r>
+        <w:rPr>
+          <w:rFonts w:ascii="Helvetica" w:hAnsi="Helvetica" w:cs="Helvetica"/>
+          <w:color w:val="7030A0"/>
+          <w:sz w:val="18"/>
+          <w:szCs w:val="18"/>
+        </w:rPr>
+        <w:t xml:space="preserve">  •  </w:t>
+      </w:r>
+      <w:r>
+        <w:rPr>
+          <w:rFonts w:ascii="Helvetica" w:hAnsi="Helvetica" w:cs="Helvetica"/>
+          <w:color w:val="7030A0"/>
+          <w:sz w:val="18"/>
+          <w:szCs w:val="18"/>
+        </w:rPr>
+        <w:t xml:space="preserve">ICORE rank: </w:t>
+      </w:r>
+      <w:r>
+        <w:rPr>
+          <w:rFonts w:ascii="Helvetica" w:hAnsi="Helvetica" w:cs="Helvetica"/>
+          <w:b/>
+          <w:bCs/>
+          <w:color w:val="7030A0"/>
+          <w:sz w:val="18"/>
+          <w:szCs w:val="18"/>
+        </w:rPr>
+        <w:t>A*</w:t>
+      </w:r>
+    </w:p>
+    <w:p>
+      <w:pPr>
+        <w:spacing w:before="240" w:line="276" w:lineRule="auto"/>
+        <w:rPr>
+          <w:rFonts w:ascii="Helvetica" w:hAnsi="Helvetica" w:cs="Helvetica"/>
+          <w:u w:val="single"/>
+        </w:rPr>
+      </w:pPr>
+      <w:r>
+        <w:rPr>
+          <w:rFonts w:ascii="Helvetica" w:hAnsi="Helvetica" w:cs="Helvetica"/>
+          <w:u w:val="single"/>
+        </w:rPr>
+        <w:t xml:space="preserve">Peer-Reviewed </w:t>
+      </w:r>
+      <w:r>
+        <w:rPr>
+          <w:rFonts w:ascii="Helvetica" w:hAnsi="Helvetica" w:cs="Helvetica"/>
+          <w:u w:val="single"/>
+        </w:rPr>
         <w:t>Extended Abstracts</w:t>
       </w:r>
       <w:r>
@@ -1649,7 +1880,7 @@
         </w:rPr>
         <w:t xml:space="preserve"> </w:t>
       </w:r>
-      <w:hyperlink r:id="rId14" w:history="1">
+      <w:hyperlink r:id="rId15" w:history="1">
         <w:r>
           <w:rPr>
             <w:rStyle w:val="Hyperlink"/>
@@ -1804,7 +2035,7 @@
         </w:rPr>
         <w:t xml:space="preserve"> </w:t>
       </w:r>
-      <w:hyperlink r:id="rId15">
+      <w:hyperlink r:id="rId16">
         <w:r>
           <w:rPr>
             <w:rStyle w:val="Hyperlink"/>
@@ -1912,7 +2143,7 @@
         </w:rPr>
         <w:t xml:space="preserve">, 2025. </w:t>
       </w:r>
-      <w:hyperlink r:id="rId16" w:history="1">
+      <w:hyperlink r:id="rId17" w:history="1">
         <w:r>
           <w:rPr>
             <w:rStyle w:val="Hyperlink"/>
@@ -1949,6 +2180,7 @@
           <w:sz w:val="18"/>
           <w:szCs w:val="18"/>
         </w:rPr>
+        <w:lastRenderedPageBreak/>
         <w:t>Omar Khan</w:t>
       </w:r>
       <w:r>
@@ -2083,7 +2315,7 @@
         </w:rPr>
         <w:t xml:space="preserve"> </w:t>
       </w:r>
-      <w:hyperlink r:id="rId17">
+      <w:hyperlink r:id="rId18">
         <w:r>
           <w:rPr>
             <w:rStyle w:val="Hyperlink"/>
@@ -2261,7 +2493,7 @@
         </w:rPr>
         <w:t xml:space="preserve"> </w:t>
       </w:r>
-      <w:hyperlink r:id="rId18">
+      <w:hyperlink r:id="rId19">
         <w:r>
           <w:rPr>
             <w:rStyle w:val="Hyperlink"/>
@@ -2281,44 +2513,30 @@
           <w:t>10.1109/VRW62533.2024.00238</w:t>
         </w:r>
       </w:hyperlink>
-    </w:p>
-    <w:p>
-      <w:pPr>
-        <w:tabs>
-          <w:tab w:val="left" w:pos="8784"/>
-        </w:tabs>
+      <w:r>
+        <w:rPr>
+          <w:rFonts w:ascii="Helvetica" w:hAnsi="Helvetica" w:cs="Helvetica"/>
+          <w:b/>
+          <w:bCs/>
+        </w:rPr>
+        <w:tab/>
+      </w:r>
+    </w:p>
+    <w:p>
+      <w:pPr>
         <w:spacing w:before="240" w:line="360" w:lineRule="auto"/>
         <w:rPr>
           <w:rFonts w:ascii="Helvetica" w:hAnsi="Helvetica" w:cs="Helvetica"/>
-          <w:b/>
-          <w:bCs/>
-        </w:rPr>
-      </w:pPr>
-      <w:r>
-        <w:rPr>
-          <w:rFonts w:ascii="Helvetica" w:hAnsi="Helvetica" w:cs="Helvetica"/>
-          <w:b/>
-          <w:bCs/>
-        </w:rPr>
-        <w:tab/>
-      </w:r>
-    </w:p>
-    <w:p>
-      <w:pPr>
-        <w:spacing w:before="240" w:line="360" w:lineRule="auto"/>
-        <w:rPr>
-          <w:rFonts w:ascii="Helvetica" w:hAnsi="Helvetica" w:cs="Helvetica"/>
-          <w:sz w:val="18"/>
-          <w:szCs w:val="18"/>
-        </w:rPr>
-      </w:pPr>
-      <w:r>
-        <w:rPr>
-          <w:rFonts w:ascii="Helvetica" w:hAnsi="Helvetica" w:cs="Helvetica"/>
-          <w:b/>
-          <w:bCs/>
-        </w:rPr>
-        <w:lastRenderedPageBreak/>
+          <w:sz w:val="18"/>
+          <w:szCs w:val="18"/>
+        </w:rPr>
+      </w:pPr>
+      <w:r>
+        <w:rPr>
+          <w:rFonts w:ascii="Helvetica" w:hAnsi="Helvetica" w:cs="Helvetica"/>
+          <w:b/>
+          <w:bCs/>
+        </w:rPr>
         <w:t>Awards</w:t>
       </w:r>
       <w:r>
@@ -3295,42 +3513,6 @@
     </w:p>
     <w:p>
       <w:pPr>
-        <w:rPr>
-          <w:rFonts w:ascii="Helvetica" w:hAnsi="Helvetica" w:cs="Helvetica"/>
-          <w:sz w:val="18"/>
-          <w:szCs w:val="18"/>
-        </w:rPr>
-      </w:pPr>
-    </w:p>
-    <w:p>
-      <w:pPr>
-        <w:rPr>
-          <w:rFonts w:ascii="Helvetica" w:hAnsi="Helvetica" w:cs="Helvetica"/>
-          <w:sz w:val="18"/>
-          <w:szCs w:val="18"/>
-        </w:rPr>
-      </w:pPr>
-    </w:p>
-    <w:p>
-      <w:pPr>
-        <w:rPr>
-          <w:rFonts w:ascii="Helvetica" w:hAnsi="Helvetica" w:cs="Helvetica"/>
-          <w:sz w:val="18"/>
-          <w:szCs w:val="18"/>
-        </w:rPr>
-      </w:pPr>
-    </w:p>
-    <w:p>
-      <w:pPr>
-        <w:rPr>
-          <w:rFonts w:ascii="Helvetica" w:hAnsi="Helvetica" w:cs="Helvetica"/>
-          <w:sz w:val="18"/>
-          <w:szCs w:val="18"/>
-        </w:rPr>
-      </w:pPr>
-    </w:p>
-    <w:p>
-      <w:pPr>
         <w:tabs>
           <w:tab w:val="left" w:pos="9084"/>
         </w:tabs>
@@ -3350,9 +3532,9 @@
       </w:r>
     </w:p>
     <w:sectPr>
-      <w:footerReference w:type="default" r:id="rId19"/>
-      <w:headerReference w:type="first" r:id="rId20"/>
-      <w:footerReference w:type="first" r:id="rId21"/>
+      <w:footerReference w:type="default" r:id="rId20"/>
+      <w:headerReference w:type="first" r:id="rId21"/>
+      <w:footerReference w:type="first" r:id="rId22"/>
       <w:type w:val="continuous"/>
       <w:pgSz w:w="12240" w:h="15840"/>
       <w:pgMar w:top="720" w:right="720" w:bottom="720" w:left="720" w:header="708" w:footer="708" w:gutter="0"/>
@@ -3997,13 +4179,13 @@
     </w:lvl>
   </w:abstractNum>
   <w:abstractNum w:abstractNumId="4" w15:restartNumberingAfterBreak="0">
-    <w:nsid w:val="64991120"/>
+    <w:nsid w:val="49D65B7F"/>
     <w:multiLevelType w:val="hybridMultilevel"/>
-    <w:tmpl w:val="9F76E872"/>
-    <w:lvl w:ilvl="0" w:tplc="6A548BB8">
+    <w:tmpl w:val="2286FA74"/>
+    <w:lvl w:ilvl="0" w:tplc="25709D62">
       <w:start w:val="1"/>
       <w:numFmt w:val="decimal"/>
-      <w:lvlText w:val="J%1."/>
+      <w:lvlText w:val="C%1."/>
       <w:lvlJc w:val="left"/>
       <w:pPr>
         <w:ind w:left="720" w:hanging="493"/>
@@ -4014,7 +4196,7 @@
         <w:bCs/>
       </w:rPr>
     </w:lvl>
-    <w:lvl w:ilvl="1" w:tplc="10090019" w:tentative="1">
+    <w:lvl w:ilvl="1" w:tplc="FFFFFFFF" w:tentative="1">
       <w:start w:val="1"/>
       <w:numFmt w:val="lowerLetter"/>
       <w:lvlText w:val="%2."/>
@@ -4023,7 +4205,7 @@
         <w:ind w:left="1440" w:hanging="360"/>
       </w:pPr>
     </w:lvl>
-    <w:lvl w:ilvl="2" w:tplc="1009001B" w:tentative="1">
+    <w:lvl w:ilvl="2" w:tplc="FFFFFFFF" w:tentative="1">
       <w:start w:val="1"/>
       <w:numFmt w:val="lowerRoman"/>
       <w:lvlText w:val="%3."/>
@@ -4032,7 +4214,7 @@
         <w:ind w:left="2160" w:hanging="180"/>
       </w:pPr>
     </w:lvl>
-    <w:lvl w:ilvl="3" w:tplc="1009000F" w:tentative="1">
+    <w:lvl w:ilvl="3" w:tplc="FFFFFFFF" w:tentative="1">
       <w:start w:val="1"/>
       <w:numFmt w:val="decimal"/>
       <w:lvlText w:val="%4."/>
@@ -4041,7 +4223,7 @@
         <w:ind w:left="2880" w:hanging="360"/>
       </w:pPr>
     </w:lvl>
-    <w:lvl w:ilvl="4" w:tplc="10090019" w:tentative="1">
+    <w:lvl w:ilvl="4" w:tplc="FFFFFFFF" w:tentative="1">
       <w:start w:val="1"/>
       <w:numFmt w:val="lowerLetter"/>
       <w:lvlText w:val="%5."/>
@@ -4050,7 +4232,7 @@
         <w:ind w:left="3600" w:hanging="360"/>
       </w:pPr>
     </w:lvl>
-    <w:lvl w:ilvl="5" w:tplc="1009001B" w:tentative="1">
+    <w:lvl w:ilvl="5" w:tplc="FFFFFFFF" w:tentative="1">
       <w:start w:val="1"/>
       <w:numFmt w:val="lowerRoman"/>
       <w:lvlText w:val="%6."/>
@@ -4059,7 +4241,7 @@
         <w:ind w:left="4320" w:hanging="180"/>
       </w:pPr>
     </w:lvl>
-    <w:lvl w:ilvl="6" w:tplc="1009000F" w:tentative="1">
+    <w:lvl w:ilvl="6" w:tplc="FFFFFFFF" w:tentative="1">
       <w:start w:val="1"/>
       <w:numFmt w:val="decimal"/>
       <w:lvlText w:val="%7."/>
@@ -4068,7 +4250,7 @@
         <w:ind w:left="5040" w:hanging="360"/>
       </w:pPr>
     </w:lvl>
-    <w:lvl w:ilvl="7" w:tplc="10090019" w:tentative="1">
+    <w:lvl w:ilvl="7" w:tplc="FFFFFFFF" w:tentative="1">
       <w:start w:val="1"/>
       <w:numFmt w:val="lowerLetter"/>
       <w:lvlText w:val="%8."/>
@@ -4077,7 +4259,7 @@
         <w:ind w:left="5760" w:hanging="360"/>
       </w:pPr>
     </w:lvl>
-    <w:lvl w:ilvl="8" w:tplc="1009001B" w:tentative="1">
+    <w:lvl w:ilvl="8" w:tplc="FFFFFFFF" w:tentative="1">
       <w:start w:val="1"/>
       <w:numFmt w:val="lowerRoman"/>
       <w:lvlText w:val="%9."/>
@@ -4088,6 +4270,97 @@
     </w:lvl>
   </w:abstractNum>
   <w:abstractNum w:abstractNumId="5" w15:restartNumberingAfterBreak="0">
+    <w:nsid w:val="64991120"/>
+    <w:multiLevelType w:val="hybridMultilevel"/>
+    <w:tmpl w:val="9F76E872"/>
+    <w:lvl w:ilvl="0" w:tplc="6A548BB8">
+      <w:start w:val="1"/>
+      <w:numFmt w:val="decimal"/>
+      <w:lvlText w:val="J%1."/>
+      <w:lvlJc w:val="left"/>
+      <w:pPr>
+        <w:ind w:left="720" w:hanging="493"/>
+      </w:pPr>
+      <w:rPr>
+        <w:rFonts w:hint="default"/>
+        <w:b/>
+        <w:bCs/>
+      </w:rPr>
+    </w:lvl>
+    <w:lvl w:ilvl="1" w:tplc="10090019" w:tentative="1">
+      <w:start w:val="1"/>
+      <w:numFmt w:val="lowerLetter"/>
+      <w:lvlText w:val="%2."/>
+      <w:lvlJc w:val="left"/>
+      <w:pPr>
+        <w:ind w:left="1440" w:hanging="360"/>
+      </w:pPr>
+    </w:lvl>
+    <w:lvl w:ilvl="2" w:tplc="1009001B" w:tentative="1">
+      <w:start w:val="1"/>
+      <w:numFmt w:val="lowerRoman"/>
+      <w:lvlText w:val="%3."/>
+      <w:lvlJc w:val="right"/>
+      <w:pPr>
+        <w:ind w:left="2160" w:hanging="180"/>
+      </w:pPr>
+    </w:lvl>
+    <w:lvl w:ilvl="3" w:tplc="1009000F" w:tentative="1">
+      <w:start w:val="1"/>
+      <w:numFmt w:val="decimal"/>
+      <w:lvlText w:val="%4."/>
+      <w:lvlJc w:val="left"/>
+      <w:pPr>
+        <w:ind w:left="2880" w:hanging="360"/>
+      </w:pPr>
+    </w:lvl>
+    <w:lvl w:ilvl="4" w:tplc="10090019" w:tentative="1">
+      <w:start w:val="1"/>
+      <w:numFmt w:val="lowerLetter"/>
+      <w:lvlText w:val="%5."/>
+      <w:lvlJc w:val="left"/>
+      <w:pPr>
+        <w:ind w:left="3600" w:hanging="360"/>
+      </w:pPr>
+    </w:lvl>
+    <w:lvl w:ilvl="5" w:tplc="1009001B" w:tentative="1">
+      <w:start w:val="1"/>
+      <w:numFmt w:val="lowerRoman"/>
+      <w:lvlText w:val="%6."/>
+      <w:lvlJc w:val="right"/>
+      <w:pPr>
+        <w:ind w:left="4320" w:hanging="180"/>
+      </w:pPr>
+    </w:lvl>
+    <w:lvl w:ilvl="6" w:tplc="1009000F" w:tentative="1">
+      <w:start w:val="1"/>
+      <w:numFmt w:val="decimal"/>
+      <w:lvlText w:val="%7."/>
+      <w:lvlJc w:val="left"/>
+      <w:pPr>
+        <w:ind w:left="5040" w:hanging="360"/>
+      </w:pPr>
+    </w:lvl>
+    <w:lvl w:ilvl="7" w:tplc="10090019" w:tentative="1">
+      <w:start w:val="1"/>
+      <w:numFmt w:val="lowerLetter"/>
+      <w:lvlText w:val="%8."/>
+      <w:lvlJc w:val="left"/>
+      <w:pPr>
+        <w:ind w:left="5760" w:hanging="360"/>
+      </w:pPr>
+    </w:lvl>
+    <w:lvl w:ilvl="8" w:tplc="1009001B" w:tentative="1">
+      <w:start w:val="1"/>
+      <w:numFmt w:val="lowerRoman"/>
+      <w:lvlText w:val="%9."/>
+      <w:lvlJc w:val="right"/>
+      <w:pPr>
+        <w:ind w:left="6480" w:hanging="180"/>
+      </w:pPr>
+    </w:lvl>
+  </w:abstractNum>
+  <w:abstractNum w:abstractNumId="6" w15:restartNumberingAfterBreak="0">
     <w:nsid w:val="774C6FCB"/>
     <w:multiLevelType w:val="hybridMultilevel"/>
     <w:tmpl w:val="32C8841E"/>
@@ -4180,16 +4453,19 @@
     <w:abstractNumId w:val="2"/>
   </w:num>
   <w:num w:numId="3" w16cid:durableId="5444625">
-    <w:abstractNumId w:val="5"/>
+    <w:abstractNumId w:val="6"/>
   </w:num>
   <w:num w:numId="4" w16cid:durableId="1811703777">
-    <w:abstractNumId w:val="4"/>
+    <w:abstractNumId w:val="5"/>
   </w:num>
   <w:num w:numId="5" w16cid:durableId="33847657">
     <w:abstractNumId w:val="0"/>
   </w:num>
   <w:num w:numId="6" w16cid:durableId="619845302">
     <w:abstractNumId w:val="1"/>
+  </w:num>
+  <w:num w:numId="7" w16cid:durableId="1355955109">
+    <w:abstractNumId w:val="4"/>
   </w:num>
 </w:numbering>
 </file>
@@ -4599,7 +4875,6 @@
   <w:style w:type="character" w:default="1" w:styleId="DefaultParagraphFont">
     <w:name w:val="Default Paragraph Font"/>
     <w:uiPriority w:val="1"/>
-    <w:semiHidden/>
     <w:unhideWhenUsed/>
   </w:style>
   <w:style w:type="table" w:default="1" w:styleId="TableNormal">

--- a/cv.docx
+++ b/cv.docx
@@ -1239,7 +1239,18 @@
           <w:sz w:val="18"/>
           <w:szCs w:val="18"/>
         </w:rPr>
-        <w:t>6.5</w:t>
+        <w:t>6.</w:t>
+      </w:r>
+      <w:r>
+        <w:rPr>
+          <w:rFonts w:ascii="Helvetica" w:hAnsi="Helvetica" w:cs="Helvetica"/>
+          <w:b/>
+          <w:bCs/>
+          <w:color w:val="7030A0"/>
+          <w:sz w:val="18"/>
+          <w:szCs w:val="18"/>
+        </w:rPr>
+        <w:t>8</w:t>
       </w:r>
     </w:p>
     <w:p>
@@ -1403,7 +1414,18 @@
           <w:sz w:val="18"/>
           <w:szCs w:val="18"/>
         </w:rPr>
-        <w:t>6.5</w:t>
+        <w:t>6.</w:t>
+      </w:r>
+      <w:r>
+        <w:rPr>
+          <w:rFonts w:ascii="Helvetica" w:hAnsi="Helvetica" w:cs="Helvetica"/>
+          <w:b/>
+          <w:bCs/>
+          <w:color w:val="7030A0"/>
+          <w:sz w:val="18"/>
+          <w:szCs w:val="18"/>
+        </w:rPr>
+        <w:t>8</w:t>
       </w:r>
       <w:r>
         <w:rPr>
@@ -1540,25 +1562,7 @@
           <w:sz w:val="18"/>
           <w:szCs w:val="18"/>
         </w:rPr>
-        <w:t>,</w:t>
-      </w:r>
-      <w:r>
-        <w:rPr>
-          <w:rFonts w:ascii="Helvetica" w:hAnsi="Helvetica" w:cs="Helvetica"/>
-          <w:color w:val="000000" w:themeColor="text1"/>
-          <w:sz w:val="18"/>
-          <w:szCs w:val="18"/>
-        </w:rPr>
-        <w:t xml:space="preserve"> Bao Han Trinh, Lee Lisle, Tiffany D. Do</w:t>
-      </w:r>
-      <w:r>
-        <w:rPr>
-          <w:rFonts w:ascii="Helvetica" w:hAnsi="Helvetica" w:cs="Helvetica"/>
-          <w:color w:val="000000" w:themeColor="text1"/>
-          <w:sz w:val="18"/>
-          <w:szCs w:val="18"/>
-        </w:rPr>
-        <w:t>. “</w:t>
+        <w:t>, Bao Han Trinh, Lee Lisle, Tiffany D. Do. “</w:t>
       </w:r>
       <w:r>
         <w:rPr>
@@ -1670,16 +1674,7 @@
           <w:sz w:val="18"/>
           <w:szCs w:val="18"/>
         </w:rPr>
-        <w:t xml:space="preserve">  •  </w:t>
-      </w:r>
-      <w:r>
-        <w:rPr>
-          <w:rFonts w:ascii="Helvetica" w:hAnsi="Helvetica" w:cs="Helvetica"/>
-          <w:color w:val="7030A0"/>
-          <w:sz w:val="18"/>
-          <w:szCs w:val="18"/>
-        </w:rPr>
-        <w:t xml:space="preserve">ICORE rank: </w:t>
+        <w:t xml:space="preserve">  •  ICORE rank: </w:t>
       </w:r>
       <w:r>
         <w:rPr>
@@ -3761,7 +3756,25 @@
         <w:sz w:val="18"/>
         <w:szCs w:val="18"/>
       </w:rPr>
-      <w:t>Last updated in June 2026</w:t>
+      <w:t>Last updated in Ju</w:t>
+    </w:r>
+    <w:r>
+      <w:rPr>
+        <w:i/>
+        <w:iCs/>
+        <w:sz w:val="18"/>
+        <w:szCs w:val="18"/>
+      </w:rPr>
+      <w:t>ly</w:t>
+    </w:r>
+    <w:r>
+      <w:rPr>
+        <w:i/>
+        <w:iCs/>
+        <w:sz w:val="18"/>
+        <w:szCs w:val="18"/>
+      </w:rPr>
+      <w:t xml:space="preserve"> 2026</w:t>
     </w:r>
   </w:p>
 </w:hdr>
@@ -4875,6 +4888,7 @@
   <w:style w:type="character" w:default="1" w:styleId="DefaultParagraphFont">
     <w:name w:val="Default Paragraph Font"/>
     <w:uiPriority w:val="1"/>
+    <w:semiHidden/>
     <w:unhideWhenUsed/>
   </w:style>
   <w:style w:type="table" w:default="1" w:styleId="TableNormal">

--- a/cv.docx
+++ b/cv.docx
@@ -50,7 +50,7 @@
         <w:spacing w:after="80" w:line="276" w:lineRule="auto"/>
         <w:jc w:val="center"/>
         <w:rPr>
-          <w:rFonts w:ascii="Helvetica" w:hAnsi="Helvetica" w:cs="Times New Roman"/>
+          <w:rFonts w:ascii="Aptos" w:hAnsi="Aptos" w:cs="Times New Roman"/>
           <w:sz w:val="18"/>
           <w:szCs w:val="18"/>
         </w:rPr>
@@ -59,7 +59,7 @@
         <w:r>
           <w:rPr>
             <w:rStyle w:val="Hyperlink"/>
-            <w:rFonts w:ascii="Helvetica" w:hAnsi="Helvetica" w:cs="Times New Roman"/>
+            <w:rFonts w:ascii="Aptos" w:hAnsi="Aptos" w:cs="Times New Roman"/>
             <w:sz w:val="18"/>
             <w:szCs w:val="18"/>
           </w:rPr>
@@ -68,7 +68,7 @@
       </w:hyperlink>
       <w:r>
         <w:rPr>
-          <w:rFonts w:ascii="Helvetica" w:hAnsi="Helvetica" w:cs="Times New Roman"/>
+          <w:rFonts w:ascii="Aptos" w:hAnsi="Aptos" w:cs="Times New Roman"/>
           <w:sz w:val="18"/>
           <w:szCs w:val="18"/>
         </w:rPr>
@@ -76,7 +76,7 @@
       </w:r>
       <w:r>
         <w:rPr>
-          <w:rFonts w:ascii="Helvetica" w:hAnsi="Helvetica" w:cs="Times New Roman"/>
+          <w:rFonts w:ascii="Aptos" w:hAnsi="Aptos" w:cs="Times New Roman"/>
           <w:sz w:val="18"/>
           <w:szCs w:val="18"/>
         </w:rPr>
@@ -84,7 +84,7 @@
       </w:r>
       <w:r>
         <w:rPr>
-          <w:rFonts w:ascii="Helvetica" w:hAnsi="Helvetica" w:cs="Times New Roman"/>
+          <w:rFonts w:ascii="Aptos" w:hAnsi="Aptos" w:cs="Times New Roman"/>
           <w:sz w:val="18"/>
           <w:szCs w:val="18"/>
         </w:rPr>
@@ -92,15 +92,15 @@
       </w:r>
       <w:r>
         <w:rPr>
-          <w:rFonts w:ascii="Helvetica" w:hAnsi="Helvetica" w:cs="Times New Roman"/>
-          <w:sz w:val="18"/>
-          <w:szCs w:val="18"/>
-        </w:rPr>
-        <w:t>|</w:t>
-      </w:r>
-      <w:r>
-        <w:rPr>
-          <w:rFonts w:ascii="Helvetica" w:hAnsi="Helvetica" w:cs="Times New Roman"/>
+          <w:rFonts w:ascii="Aptos" w:hAnsi="Aptos" w:cs="Helvetica"/>
+          <w:sz w:val="18"/>
+          <w:szCs w:val="18"/>
+        </w:rPr>
+        <w:t>•</w:t>
+      </w:r>
+      <w:r>
+        <w:rPr>
+          <w:rFonts w:ascii="Aptos" w:hAnsi="Aptos" w:cs="Times New Roman"/>
           <w:sz w:val="18"/>
           <w:szCs w:val="18"/>
         </w:rPr>
@@ -108,7 +108,7 @@
       </w:r>
       <w:r>
         <w:rPr>
-          <w:rFonts w:ascii="Helvetica" w:hAnsi="Helvetica" w:cs="Times New Roman"/>
+          <w:rFonts w:ascii="Aptos" w:hAnsi="Aptos" w:cs="Times New Roman"/>
           <w:sz w:val="18"/>
           <w:szCs w:val="18"/>
         </w:rPr>
@@ -116,7 +116,7 @@
       </w:r>
       <w:r>
         <w:rPr>
-          <w:rFonts w:ascii="Helvetica" w:hAnsi="Helvetica" w:cs="Times New Roman"/>
+          <w:rFonts w:ascii="Aptos" w:hAnsi="Aptos" w:cs="Times New Roman"/>
           <w:sz w:val="18"/>
           <w:szCs w:val="18"/>
         </w:rPr>
@@ -126,165 +126,24 @@
         <w:r>
           <w:rPr>
             <w:rStyle w:val="Hyperlink"/>
-            <w:rFonts w:ascii="Helvetica" w:hAnsi="Helvetica" w:cs="Times New Roman"/>
+            <w:rFonts w:ascii="Aptos" w:hAnsi="Aptos" w:cs="Times New Roman"/>
             <w:sz w:val="18"/>
             <w:szCs w:val="18"/>
           </w:rPr>
           <w:t>https://okhan.me</w:t>
         </w:r>
       </w:hyperlink>
-      <w:r>
-        <w:rPr>
-          <w:rFonts w:ascii="Helvetica" w:hAnsi="Helvetica" w:cs="Times New Roman"/>
-          <w:color w:val="0070C0"/>
-          <w:sz w:val="18"/>
-          <w:szCs w:val="18"/>
-        </w:rPr>
-        <w:t xml:space="preserve"> </w:t>
-      </w:r>
-      <w:r>
-        <w:rPr>
-          <w:rFonts w:ascii="Helvetica" w:hAnsi="Helvetica" w:cs="Times New Roman"/>
-          <w:color w:val="0070C0"/>
-          <w:sz w:val="18"/>
-          <w:szCs w:val="18"/>
-        </w:rPr>
-        <w:t xml:space="preserve"> </w:t>
-      </w:r>
-      <w:r>
-        <w:rPr>
-          <w:rFonts w:ascii="Helvetica" w:hAnsi="Helvetica" w:cs="Times New Roman"/>
-          <w:sz w:val="18"/>
-          <w:szCs w:val="18"/>
-        </w:rPr>
-        <w:t>|</w:t>
-      </w:r>
-      <w:r>
-        <w:rPr>
-          <w:rFonts w:ascii="Helvetica" w:hAnsi="Helvetica" w:cs="Times New Roman"/>
-          <w:sz w:val="18"/>
-          <w:szCs w:val="18"/>
-        </w:rPr>
-        <w:t xml:space="preserve"> </w:t>
-      </w:r>
-      <w:r>
-        <w:rPr>
-          <w:rFonts w:ascii="Helvetica" w:hAnsi="Helvetica" w:cs="Times New Roman"/>
-          <w:sz w:val="18"/>
-          <w:szCs w:val="18"/>
-        </w:rPr>
-        <w:t xml:space="preserve">  </w:t>
-      </w:r>
-      <w:hyperlink r:id="rId10" w:history="1">
-        <w:r>
-          <w:rPr>
-            <w:rStyle w:val="Hyperlink"/>
-            <w:rFonts w:ascii="Helvetica" w:hAnsi="Helvetica" w:cs="Times New Roman"/>
-            <w:sz w:val="18"/>
-            <w:szCs w:val="18"/>
-          </w:rPr>
-          <w:t xml:space="preserve">Google </w:t>
-        </w:r>
-        <w:r>
-          <w:rPr>
-            <w:rStyle w:val="Hyperlink"/>
-            <w:rFonts w:ascii="Helvetica" w:hAnsi="Helvetica" w:cs="Times New Roman"/>
-            <w:sz w:val="18"/>
-            <w:szCs w:val="18"/>
-          </w:rPr>
-          <w:t>S</w:t>
-        </w:r>
-        <w:r>
-          <w:rPr>
-            <w:rStyle w:val="Hyperlink"/>
-            <w:rFonts w:ascii="Helvetica" w:hAnsi="Helvetica" w:cs="Times New Roman"/>
-            <w:sz w:val="18"/>
-            <w:szCs w:val="18"/>
-          </w:rPr>
-          <w:t>cholar</w:t>
-        </w:r>
-      </w:hyperlink>
-      <w:r>
-        <w:rPr>
-          <w:rFonts w:ascii="Helvetica" w:hAnsi="Helvetica" w:cs="Times New Roman"/>
-          <w:color w:val="0070C0"/>
-          <w:sz w:val="18"/>
-          <w:szCs w:val="18"/>
-        </w:rPr>
-        <w:t xml:space="preserve">  </w:t>
-      </w:r>
-      <w:r>
-        <w:rPr>
-          <w:rFonts w:ascii="Helvetica" w:hAnsi="Helvetica" w:cs="Times New Roman"/>
-          <w:color w:val="0070C0"/>
-          <w:sz w:val="18"/>
-          <w:szCs w:val="18"/>
-        </w:rPr>
-        <w:t xml:space="preserve"> </w:t>
-      </w:r>
-      <w:r>
-        <w:rPr>
-          <w:rFonts w:ascii="Helvetica" w:hAnsi="Helvetica" w:cs="Times New Roman"/>
-          <w:sz w:val="18"/>
-          <w:szCs w:val="18"/>
-        </w:rPr>
-        <w:t>|</w:t>
-      </w:r>
-      <w:r>
-        <w:rPr>
-          <w:rFonts w:ascii="Helvetica" w:hAnsi="Helvetica" w:cs="Times New Roman"/>
-          <w:sz w:val="18"/>
-          <w:szCs w:val="18"/>
-        </w:rPr>
-        <w:t xml:space="preserve"> </w:t>
-      </w:r>
-      <w:r>
-        <w:rPr>
-          <w:rFonts w:ascii="Helvetica" w:hAnsi="Helvetica" w:cs="Times New Roman"/>
-          <w:sz w:val="18"/>
-          <w:szCs w:val="18"/>
-        </w:rPr>
-        <w:t xml:space="preserve"> </w:t>
-      </w:r>
-      <w:r>
-        <w:rPr>
-          <w:rFonts w:ascii="Helvetica" w:hAnsi="Helvetica" w:cs="Times New Roman"/>
-          <w:sz w:val="18"/>
-          <w:szCs w:val="18"/>
-        </w:rPr>
-        <w:t xml:space="preserve"> </w:t>
-      </w:r>
-      <w:hyperlink r:id="rId11" w:history="1">
-        <w:r>
-          <w:rPr>
-            <w:rStyle w:val="Hyperlink"/>
-            <w:rFonts w:ascii="Helvetica" w:hAnsi="Helvetica" w:cs="Times New Roman"/>
-            <w:sz w:val="18"/>
-            <w:szCs w:val="18"/>
-          </w:rPr>
-          <w:t>GitHub</w:t>
-        </w:r>
-      </w:hyperlink>
-      <w:r>
-        <w:rPr>
-          <w:rFonts w:ascii="Helvetica" w:hAnsi="Helvetica" w:cs="Times New Roman"/>
-          <w:color w:val="0070C0"/>
-          <w:sz w:val="18"/>
-          <w:szCs w:val="18"/>
-        </w:rPr>
-        <w:t xml:space="preserve"> </w:t>
-      </w:r>
     </w:p>
     <w:p>
       <w:pPr>
         <w:spacing w:before="240" w:line="276" w:lineRule="auto"/>
         <w:rPr>
-          <w:rFonts w:ascii="Helvetica" w:hAnsi="Helvetica" w:cs="Helvetica"/>
-        </w:rPr>
-      </w:pPr>
-      <w:r>
-        <w:rPr>
-          <w:rFonts w:ascii="Helvetica" w:hAnsi="Helvetica" w:cs="Helvetica"/>
+          <w:rFonts w:ascii="Aptos" w:hAnsi="Aptos" w:cs="Helvetica"/>
+        </w:rPr>
+      </w:pPr>
+      <w:r>
+        <w:rPr>
+          <w:rFonts w:ascii="Aptos" w:hAnsi="Aptos" w:cs="Helvetica"/>
           <w:b/>
           <w:bCs/>
         </w:rPr>
@@ -292,209 +151,152 @@
       </w:r>
       <w:r>
         <w:rPr>
-          <w:rFonts w:ascii="Helvetica" w:hAnsi="Helvetica" w:cs="Helvetica"/>
+          <w:rFonts w:ascii="Aptos" w:hAnsi="Aptos" w:cs="Helvetica"/>
         </w:rPr>
         <w:t xml:space="preserve"> _______________________________________________________________________</w:t>
+      </w:r>
+      <w:r>
+        <w:rPr>
+          <w:rFonts w:ascii="Aptos" w:hAnsi="Aptos" w:cs="Helvetica"/>
+        </w:rPr>
+        <w:t>________________</w:t>
       </w:r>
     </w:p>
     <w:p>
       <w:pPr>
         <w:spacing w:line="276" w:lineRule="auto"/>
-        <w:rPr>
-          <w:rFonts w:ascii="Helvetica" w:hAnsi="Helvetica" w:cs="Helvetica"/>
-          <w:b/>
-          <w:bCs/>
-        </w:rPr>
-      </w:pPr>
-      <w:r>
-        <w:rPr>
-          <w:rFonts w:ascii="Helvetica" w:hAnsi="Helvetica" w:cs="Helvetica"/>
-          <w:sz w:val="18"/>
-          <w:szCs w:val="18"/>
-        </w:rPr>
-        <w:t>Spatial Computing / XR</w:t>
-      </w:r>
-      <w:r>
-        <w:rPr>
-          <w:rFonts w:ascii="Helvetica" w:hAnsi="Helvetica" w:cs="Helvetica"/>
-          <w:sz w:val="18"/>
-          <w:szCs w:val="18"/>
-        </w:rPr>
-        <w:t xml:space="preserve"> </w:t>
-      </w:r>
-      <w:r>
-        <w:rPr>
-          <w:rFonts w:ascii="Helvetica" w:hAnsi="Helvetica" w:cs="Helvetica"/>
-          <w:sz w:val="18"/>
-          <w:szCs w:val="18"/>
-        </w:rPr>
-        <w:t xml:space="preserve"> •</w:t>
-      </w:r>
-      <w:r>
-        <w:rPr>
-          <w:rFonts w:ascii="Helvetica" w:hAnsi="Helvetica" w:cs="Helvetica"/>
-          <w:sz w:val="18"/>
-          <w:szCs w:val="18"/>
-        </w:rPr>
-        <w:t xml:space="preserve"> </w:t>
-      </w:r>
-      <w:r>
-        <w:rPr>
-          <w:rFonts w:ascii="Helvetica" w:hAnsi="Helvetica" w:cs="Helvetica"/>
-          <w:sz w:val="18"/>
-          <w:szCs w:val="18"/>
-        </w:rPr>
-        <w:t xml:space="preserve"> Human-Computer Interaction </w:t>
-      </w:r>
-      <w:r>
-        <w:rPr>
-          <w:rFonts w:ascii="Helvetica" w:hAnsi="Helvetica" w:cs="Helvetica"/>
-          <w:sz w:val="18"/>
-          <w:szCs w:val="18"/>
-        </w:rPr>
-        <w:t xml:space="preserve"> </w:t>
-      </w:r>
-      <w:r>
-        <w:rPr>
-          <w:rFonts w:ascii="Helvetica" w:hAnsi="Helvetica" w:cs="Helvetica"/>
-          <w:sz w:val="18"/>
-          <w:szCs w:val="18"/>
-        </w:rPr>
-        <w:t>•</w:t>
-      </w:r>
-      <w:r>
-        <w:rPr>
-          <w:rFonts w:ascii="Helvetica" w:hAnsi="Helvetica" w:cs="Helvetica"/>
-          <w:sz w:val="18"/>
-          <w:szCs w:val="18"/>
-        </w:rPr>
-        <w:t xml:space="preserve"> </w:t>
-      </w:r>
-      <w:r>
-        <w:rPr>
-          <w:rFonts w:ascii="Helvetica" w:hAnsi="Helvetica" w:cs="Helvetica"/>
-          <w:sz w:val="18"/>
-          <w:szCs w:val="18"/>
-        </w:rPr>
-        <w:t xml:space="preserve"> Avatars</w:t>
-      </w:r>
-      <w:r>
-        <w:rPr>
-          <w:rFonts w:ascii="Helvetica" w:hAnsi="Helvetica" w:cs="Helvetica"/>
-          <w:sz w:val="18"/>
-          <w:szCs w:val="18"/>
-        </w:rPr>
-        <w:t xml:space="preserve"> </w:t>
-      </w:r>
-      <w:r>
-        <w:rPr>
-          <w:rFonts w:ascii="Helvetica" w:hAnsi="Helvetica" w:cs="Helvetica"/>
-          <w:sz w:val="18"/>
-          <w:szCs w:val="18"/>
-        </w:rPr>
-        <w:t xml:space="preserve"> •</w:t>
-      </w:r>
-      <w:r>
-        <w:rPr>
-          <w:rFonts w:ascii="Helvetica" w:hAnsi="Helvetica" w:cs="Helvetica"/>
-          <w:sz w:val="18"/>
-          <w:szCs w:val="18"/>
-        </w:rPr>
-        <w:t xml:space="preserve"> </w:t>
-      </w:r>
-      <w:r>
-        <w:rPr>
-          <w:rFonts w:ascii="Helvetica" w:hAnsi="Helvetica" w:cs="Helvetica"/>
-          <w:sz w:val="18"/>
-          <w:szCs w:val="18"/>
-        </w:rPr>
-        <w:t xml:space="preserve"> Social VR</w:t>
-      </w:r>
-      <w:r>
-        <w:rPr>
-          <w:rFonts w:ascii="Helvetica" w:hAnsi="Helvetica" w:cs="Helvetica"/>
-          <w:sz w:val="18"/>
-          <w:szCs w:val="18"/>
-        </w:rPr>
-        <w:t xml:space="preserve"> </w:t>
-      </w:r>
-      <w:r>
-        <w:rPr>
-          <w:rFonts w:ascii="Helvetica" w:hAnsi="Helvetica" w:cs="Helvetica"/>
-          <w:sz w:val="18"/>
-          <w:szCs w:val="18"/>
-        </w:rPr>
-        <w:t xml:space="preserve"> •</w:t>
-      </w:r>
-      <w:r>
-        <w:rPr>
-          <w:rFonts w:ascii="Helvetica" w:hAnsi="Helvetica" w:cs="Helvetica"/>
-          <w:sz w:val="18"/>
-          <w:szCs w:val="18"/>
-        </w:rPr>
-        <w:t xml:space="preserve"> </w:t>
-      </w:r>
-      <w:r>
-        <w:rPr>
-          <w:rFonts w:ascii="Helvetica" w:hAnsi="Helvetica" w:cs="Helvetica"/>
-          <w:sz w:val="18"/>
-          <w:szCs w:val="18"/>
-        </w:rPr>
-        <w:t xml:space="preserve"> Haptic Perception</w:t>
-      </w:r>
-      <w:r>
-        <w:rPr>
-          <w:rFonts w:ascii="Helvetica" w:hAnsi="Helvetica" w:cs="Helvetica"/>
-          <w:sz w:val="18"/>
-          <w:szCs w:val="18"/>
-        </w:rPr>
-        <w:t xml:space="preserve"> </w:t>
-      </w:r>
-      <w:r>
-        <w:rPr>
-          <w:rFonts w:ascii="Helvetica" w:hAnsi="Helvetica" w:cs="Helvetica"/>
-          <w:sz w:val="18"/>
-          <w:szCs w:val="18"/>
-        </w:rPr>
-        <w:t xml:space="preserve"> •</w:t>
-      </w:r>
-      <w:r>
-        <w:rPr>
-          <w:rFonts w:ascii="Helvetica" w:hAnsi="Helvetica" w:cs="Helvetica"/>
-          <w:sz w:val="18"/>
-          <w:szCs w:val="18"/>
-        </w:rPr>
-        <w:t xml:space="preserve"> </w:t>
-      </w:r>
-      <w:r>
-        <w:rPr>
-          <w:rFonts w:ascii="Helvetica" w:hAnsi="Helvetica" w:cs="Helvetica"/>
-          <w:sz w:val="18"/>
-          <w:szCs w:val="18"/>
-        </w:rPr>
-        <w:t xml:space="preserve"> Tangible / Physical Interfaces</w:t>
-      </w:r>
-      <w:r>
-        <w:rPr>
-          <w:rFonts w:ascii="Helvetica" w:hAnsi="Helvetica" w:cs="Helvetica"/>
-          <w:b/>
-          <w:bCs/>
-          <w:sz w:val="18"/>
-          <w:szCs w:val="18"/>
-        </w:rPr>
-        <w:t xml:space="preserve"> </w:t>
+        <w:ind w:left="170"/>
+        <w:rPr>
+          <w:rFonts w:ascii="Aptos" w:hAnsi="Aptos" w:cs="Helvetica"/>
+          <w:sz w:val="18"/>
+          <w:szCs w:val="18"/>
+        </w:rPr>
+      </w:pPr>
+      <w:r>
+        <w:rPr>
+          <w:rFonts w:ascii="Aptos" w:hAnsi="Aptos" w:cs="Helvetica"/>
+          <w:sz w:val="18"/>
+          <w:szCs w:val="18"/>
+        </w:rPr>
+        <w:t xml:space="preserve">I am broadly interested in </w:t>
+      </w:r>
+      <w:r>
+        <w:rPr>
+          <w:rFonts w:ascii="Aptos" w:hAnsi="Aptos" w:cs="Helvetica"/>
+          <w:b/>
+          <w:bCs/>
+          <w:sz w:val="18"/>
+          <w:szCs w:val="18"/>
+        </w:rPr>
+        <w:t>embodiment</w:t>
+      </w:r>
+      <w:r>
+        <w:rPr>
+          <w:rFonts w:ascii="Aptos" w:hAnsi="Aptos" w:cs="Helvetica"/>
+          <w:sz w:val="18"/>
+          <w:szCs w:val="18"/>
+        </w:rPr>
+        <w:t xml:space="preserve">, </w:t>
+      </w:r>
+      <w:r>
+        <w:rPr>
+          <w:rFonts w:ascii="Aptos" w:hAnsi="Aptos" w:cs="Helvetica"/>
+          <w:b/>
+          <w:bCs/>
+          <w:sz w:val="18"/>
+          <w:szCs w:val="18"/>
+        </w:rPr>
+        <w:t>interaction</w:t>
+      </w:r>
+      <w:r>
+        <w:rPr>
+          <w:rFonts w:ascii="Aptos" w:hAnsi="Aptos" w:cs="Helvetica"/>
+          <w:sz w:val="18"/>
+          <w:szCs w:val="18"/>
+        </w:rPr>
+        <w:t xml:space="preserve">, and </w:t>
+      </w:r>
+      <w:r>
+        <w:rPr>
+          <w:rFonts w:ascii="Aptos" w:hAnsi="Aptos" w:cs="Helvetica"/>
+          <w:b/>
+          <w:bCs/>
+          <w:sz w:val="18"/>
+          <w:szCs w:val="18"/>
+        </w:rPr>
+        <w:t>perception</w:t>
+      </w:r>
+      <w:r>
+        <w:rPr>
+          <w:rFonts w:ascii="Aptos" w:hAnsi="Aptos" w:cs="Helvetica"/>
+          <w:sz w:val="18"/>
+          <w:szCs w:val="18"/>
+        </w:rPr>
+        <w:t xml:space="preserve"> in </w:t>
+      </w:r>
+      <w:r>
+        <w:rPr>
+          <w:rFonts w:ascii="Aptos" w:hAnsi="Aptos" w:cs="Helvetica"/>
+          <w:b/>
+          <w:bCs/>
+          <w:sz w:val="18"/>
+          <w:szCs w:val="18"/>
+        </w:rPr>
+        <w:t>XR (AR, VR, MR)</w:t>
+      </w:r>
+      <w:r>
+        <w:rPr>
+          <w:rFonts w:ascii="Aptos" w:hAnsi="Aptos" w:cs="Helvetica"/>
+          <w:sz w:val="18"/>
+          <w:szCs w:val="18"/>
+        </w:rPr>
+        <w:t xml:space="preserve"> environments, with a focus on </w:t>
+      </w:r>
+      <w:r>
+        <w:rPr>
+          <w:rFonts w:ascii="Aptos" w:hAnsi="Aptos" w:cs="Helvetica"/>
+          <w:sz w:val="18"/>
+          <w:szCs w:val="18"/>
+        </w:rPr>
+        <w:t>avatars</w:t>
+      </w:r>
+      <w:r>
+        <w:rPr>
+          <w:rFonts w:ascii="Aptos" w:hAnsi="Aptos" w:cs="Helvetica"/>
+          <w:sz w:val="18"/>
+          <w:szCs w:val="18"/>
+        </w:rPr>
+        <w:t xml:space="preserve">, virtual agents, social interaction, haptic perception, body perception, and tangible/physical user interfaces, all within the larger scope of </w:t>
+      </w:r>
+      <w:r>
+        <w:rPr>
+          <w:rFonts w:ascii="Aptos" w:hAnsi="Aptos" w:cs="Helvetica"/>
+          <w:b/>
+          <w:bCs/>
+          <w:sz w:val="18"/>
+          <w:szCs w:val="18"/>
+        </w:rPr>
+        <w:t>HCI</w:t>
+      </w:r>
+      <w:r>
+        <w:rPr>
+          <w:rFonts w:ascii="Aptos" w:hAnsi="Aptos" w:cs="Helvetica"/>
+          <w:sz w:val="18"/>
+          <w:szCs w:val="18"/>
+        </w:rPr>
+        <w:t>.</w:t>
       </w:r>
     </w:p>
     <w:p>
       <w:pPr>
         <w:spacing w:before="240" w:line="276" w:lineRule="auto"/>
         <w:rPr>
-          <w:rFonts w:ascii="Helvetica" w:hAnsi="Helvetica" w:cs="Helvetica"/>
-        </w:rPr>
-      </w:pPr>
-      <w:r>
-        <w:rPr>
-          <w:rFonts w:ascii="Helvetica" w:hAnsi="Helvetica" w:cs="Helvetica"/>
+          <w:rFonts w:ascii="Aptos" w:hAnsi="Aptos" w:cs="Helvetica"/>
+        </w:rPr>
+      </w:pPr>
+      <w:r>
+        <w:rPr>
+          <w:rFonts w:ascii="Aptos" w:hAnsi="Aptos" w:cs="Helvetica"/>
           <w:b/>
           <w:bCs/>
         </w:rPr>
@@ -502,453 +304,546 @@
       </w:r>
       <w:r>
         <w:rPr>
-          <w:rFonts w:ascii="Helvetica" w:hAnsi="Helvetica" w:cs="Helvetica"/>
+          <w:rFonts w:ascii="Aptos" w:hAnsi="Aptos" w:cs="Helvetica"/>
         </w:rPr>
         <w:t xml:space="preserve"> </w:t>
       </w:r>
       <w:r>
         <w:rPr>
-          <w:rFonts w:ascii="Helvetica" w:hAnsi="Helvetica" w:cs="Helvetica"/>
+          <w:rFonts w:ascii="Aptos" w:hAnsi="Aptos" w:cs="Helvetica"/>
         </w:rPr>
         <w:t>_________________________________________________________________</w:t>
       </w:r>
       <w:r>
         <w:rPr>
-          <w:rFonts w:ascii="Helvetica" w:hAnsi="Helvetica" w:cs="Helvetica"/>
+          <w:rFonts w:ascii="Aptos" w:hAnsi="Aptos" w:cs="Helvetica"/>
         </w:rPr>
         <w:t>_____</w:t>
       </w:r>
       <w:r>
         <w:rPr>
-          <w:rFonts w:ascii="Helvetica" w:hAnsi="Helvetica" w:cs="Helvetica"/>
+          <w:rFonts w:ascii="Aptos" w:hAnsi="Aptos" w:cs="Helvetica"/>
         </w:rPr>
         <w:t>_________</w:t>
+      </w:r>
+      <w:r>
+        <w:rPr>
+          <w:rFonts w:ascii="Aptos" w:hAnsi="Aptos" w:cs="Helvetica"/>
+        </w:rPr>
+        <w:t>_________________</w:t>
       </w:r>
     </w:p>
     <w:p>
       <w:pPr>
         <w:spacing w:after="0" w:line="276" w:lineRule="auto"/>
         <w:rPr>
-          <w:rFonts w:ascii="Helvetica" w:hAnsi="Helvetica" w:cs="Helvetica"/>
-          <w:b/>
-          <w:bCs/>
-          <w:sz w:val="18"/>
-          <w:szCs w:val="18"/>
-        </w:rPr>
-      </w:pPr>
-      <w:r>
-        <w:rPr>
-          <w:rFonts w:ascii="Helvetica" w:hAnsi="Helvetica" w:cs="Helvetica"/>
+          <w:rFonts w:ascii="Aptos" w:hAnsi="Aptos" w:cs="Helvetica"/>
+          <w:sz w:val="18"/>
+          <w:szCs w:val="18"/>
+        </w:rPr>
+      </w:pPr>
+      <w:r>
+        <w:rPr>
+          <w:rFonts w:ascii="Aptos" w:hAnsi="Aptos" w:cs="Helvetica"/>
+          <w:b/>
+          <w:bCs/>
+        </w:rPr>
+        <w:t xml:space="preserve">   </w:t>
+      </w:r>
+      <w:r>
+        <w:rPr>
+          <w:rFonts w:ascii="Aptos" w:hAnsi="Aptos" w:cs="Helvetica"/>
+          <w:b/>
+          <w:bCs/>
+          <w:sz w:val="18"/>
+          <w:szCs w:val="18"/>
+        </w:rPr>
+        <w:t>PhD</w:t>
+      </w:r>
+      <w:r>
+        <w:rPr>
+          <w:rFonts w:ascii="Aptos" w:hAnsi="Aptos" w:cs="Helvetica"/>
+          <w:sz w:val="18"/>
+          <w:szCs w:val="18"/>
+        </w:rPr>
+        <w:tab/>
+      </w:r>
+      <w:r>
+        <w:rPr>
+          <w:rFonts w:ascii="Aptos" w:hAnsi="Aptos" w:cs="Helvetica"/>
+          <w:b/>
+          <w:bCs/>
+          <w:sz w:val="18"/>
+          <w:szCs w:val="18"/>
+        </w:rPr>
+        <w:t>Drexel University</w:t>
+      </w:r>
+      <w:r>
+        <w:rPr>
+          <w:rFonts w:ascii="Aptos" w:hAnsi="Aptos" w:cs="Helvetica"/>
+          <w:sz w:val="18"/>
+          <w:szCs w:val="18"/>
+        </w:rPr>
+        <w:t>, Computer Science</w:t>
+      </w:r>
+      <w:r>
+        <w:rPr>
+          <w:rFonts w:ascii="Aptos" w:hAnsi="Aptos" w:cs="Helvetica"/>
+          <w:sz w:val="18"/>
+          <w:szCs w:val="18"/>
+        </w:rPr>
+        <w:tab/>
+      </w:r>
+      <w:r>
+        <w:rPr>
+          <w:rFonts w:ascii="Aptos" w:hAnsi="Aptos" w:cs="Helvetica"/>
+          <w:sz w:val="18"/>
+          <w:szCs w:val="18"/>
+        </w:rPr>
+        <w:tab/>
+      </w:r>
+      <w:r>
+        <w:rPr>
+          <w:rFonts w:ascii="Aptos" w:hAnsi="Aptos" w:cs="Helvetica"/>
+          <w:sz w:val="18"/>
+          <w:szCs w:val="18"/>
+        </w:rPr>
+        <w:tab/>
+      </w:r>
+      <w:r>
+        <w:rPr>
+          <w:rFonts w:ascii="Aptos" w:hAnsi="Aptos" w:cs="Helvetica"/>
+          <w:sz w:val="18"/>
+          <w:szCs w:val="18"/>
+        </w:rPr>
+        <w:tab/>
+      </w:r>
+      <w:r>
+        <w:rPr>
+          <w:rFonts w:ascii="Aptos" w:hAnsi="Aptos" w:cs="Helvetica"/>
+          <w:sz w:val="18"/>
+          <w:szCs w:val="18"/>
+        </w:rPr>
+        <w:tab/>
+      </w:r>
+      <w:r>
+        <w:rPr>
+          <w:rFonts w:ascii="Aptos" w:hAnsi="Aptos" w:cs="Helvetica"/>
+          <w:sz w:val="18"/>
+          <w:szCs w:val="18"/>
+        </w:rPr>
+        <w:tab/>
+      </w:r>
+      <w:r>
+        <w:rPr>
+          <w:rFonts w:ascii="Aptos" w:hAnsi="Aptos" w:cs="Helvetica"/>
+          <w:sz w:val="18"/>
+          <w:szCs w:val="18"/>
+        </w:rPr>
+        <w:tab/>
+        <w:t xml:space="preserve">                   </w:t>
+      </w:r>
+      <w:r>
+        <w:rPr>
+          <w:rFonts w:ascii="Aptos" w:hAnsi="Aptos" w:cs="Helvetica"/>
           <w:i/>
           <w:iCs/>
           <w:sz w:val="18"/>
           <w:szCs w:val="18"/>
         </w:rPr>
-        <w:t xml:space="preserve">Sep </w:t>
-      </w:r>
-      <w:r>
-        <w:rPr>
-          <w:rFonts w:ascii="Helvetica" w:hAnsi="Helvetica" w:cs="Helvetica"/>
+        <w:t>Sep 2025 - present</w:t>
+      </w:r>
+    </w:p>
+    <w:p>
+      <w:pPr>
+        <w:spacing w:after="0" w:line="276" w:lineRule="auto"/>
+        <w:rPr>
+          <w:rFonts w:ascii="Aptos" w:hAnsi="Aptos" w:cs="Helvetica"/>
+          <w:sz w:val="18"/>
+          <w:szCs w:val="18"/>
+        </w:rPr>
+      </w:pPr>
+      <w:r>
+        <w:rPr>
+          <w:rFonts w:ascii="Aptos" w:hAnsi="Aptos" w:cs="Helvetica"/>
+          <w:sz w:val="18"/>
+          <w:szCs w:val="18"/>
+        </w:rPr>
+        <w:tab/>
+        <w:t>Advisor: Dr. Tiffany D. Do</w:t>
+      </w:r>
+      <w:r>
+        <w:rPr>
+          <w:rFonts w:ascii="Aptos" w:hAnsi="Aptos" w:cs="Helvetica"/>
+          <w:sz w:val="18"/>
+          <w:szCs w:val="18"/>
+        </w:rPr>
+        <w:tab/>
+      </w:r>
+      <w:r>
+        <w:rPr>
+          <w:rFonts w:ascii="Aptos" w:hAnsi="Aptos" w:cs="Helvetica"/>
+          <w:sz w:val="18"/>
+          <w:szCs w:val="18"/>
+        </w:rPr>
+        <w:tab/>
+      </w:r>
+      <w:r>
+        <w:rPr>
+          <w:rFonts w:ascii="Aptos" w:hAnsi="Aptos" w:cs="Helvetica"/>
+          <w:sz w:val="18"/>
+          <w:szCs w:val="18"/>
+        </w:rPr>
+        <w:tab/>
+      </w:r>
+      <w:r>
+        <w:rPr>
+          <w:rFonts w:ascii="Aptos" w:hAnsi="Aptos" w:cs="Helvetica"/>
+          <w:sz w:val="18"/>
+          <w:szCs w:val="18"/>
+        </w:rPr>
+        <w:tab/>
+      </w:r>
+      <w:r>
+        <w:rPr>
+          <w:rFonts w:ascii="Aptos" w:hAnsi="Aptos" w:cs="Helvetica"/>
+          <w:sz w:val="18"/>
+          <w:szCs w:val="18"/>
+        </w:rPr>
+        <w:tab/>
+      </w:r>
+      <w:r>
+        <w:rPr>
+          <w:rFonts w:ascii="Aptos" w:hAnsi="Aptos" w:cs="Helvetica"/>
+          <w:sz w:val="18"/>
+          <w:szCs w:val="18"/>
+        </w:rPr>
+        <w:tab/>
+      </w:r>
+      <w:r>
+        <w:rPr>
+          <w:rFonts w:ascii="Aptos" w:hAnsi="Aptos" w:cs="Helvetica"/>
+          <w:sz w:val="18"/>
+          <w:szCs w:val="18"/>
+        </w:rPr>
+        <w:tab/>
+      </w:r>
+      <w:r>
+        <w:rPr>
+          <w:rFonts w:ascii="Aptos" w:hAnsi="Aptos" w:cs="Helvetica"/>
+          <w:sz w:val="18"/>
+          <w:szCs w:val="18"/>
+        </w:rPr>
+        <w:tab/>
+      </w:r>
+      <w:r>
+        <w:rPr>
+          <w:rFonts w:ascii="Aptos" w:hAnsi="Aptos" w:cs="Helvetica"/>
+          <w:sz w:val="18"/>
+          <w:szCs w:val="18"/>
+        </w:rPr>
+        <w:tab/>
+        <w:t xml:space="preserve">             Philadelphia, PA, USA</w:t>
+      </w:r>
+    </w:p>
+    <w:p>
+      <w:pPr>
+        <w:spacing w:after="0" w:line="276" w:lineRule="auto"/>
+        <w:rPr>
+          <w:rFonts w:ascii="Aptos" w:hAnsi="Aptos" w:cs="Helvetica"/>
+          <w:sz w:val="18"/>
+          <w:szCs w:val="18"/>
+        </w:rPr>
+      </w:pPr>
+    </w:p>
+    <w:p>
+      <w:pPr>
+        <w:spacing w:after="0" w:line="276" w:lineRule="auto"/>
+        <w:rPr>
+          <w:rFonts w:ascii="Aptos" w:hAnsi="Aptos" w:cs="Helvetica"/>
+          <w:sz w:val="18"/>
+          <w:szCs w:val="18"/>
+        </w:rPr>
+      </w:pPr>
+      <w:r>
+        <w:rPr>
+          <w:rFonts w:ascii="Aptos" w:hAnsi="Aptos" w:cs="Helvetica"/>
+          <w:b/>
+          <w:bCs/>
+        </w:rPr>
+        <w:t xml:space="preserve">   </w:t>
+      </w:r>
+      <w:r>
+        <w:rPr>
+          <w:rFonts w:ascii="Aptos" w:hAnsi="Aptos" w:cs="Helvetica"/>
+          <w:b/>
+          <w:bCs/>
+          <w:sz w:val="18"/>
+          <w:szCs w:val="18"/>
+        </w:rPr>
+        <w:t>BSc</w:t>
+      </w:r>
+      <w:r>
+        <w:rPr>
+          <w:rFonts w:ascii="Aptos" w:hAnsi="Aptos" w:cs="Helvetica"/>
+          <w:sz w:val="18"/>
+          <w:szCs w:val="18"/>
+        </w:rPr>
+        <w:tab/>
+      </w:r>
+      <w:r>
+        <w:rPr>
+          <w:rFonts w:ascii="Aptos" w:hAnsi="Aptos" w:cs="Helvetica"/>
+          <w:b/>
+          <w:bCs/>
+          <w:sz w:val="18"/>
+          <w:szCs w:val="18"/>
+        </w:rPr>
+        <w:t>University of Calgary</w:t>
+      </w:r>
+      <w:r>
+        <w:rPr>
+          <w:rFonts w:ascii="Aptos" w:hAnsi="Aptos" w:cs="Helvetica"/>
+          <w:sz w:val="18"/>
+          <w:szCs w:val="18"/>
+        </w:rPr>
+        <w:t>, Computer Science (First-Class Honours)</w:t>
+      </w:r>
+      <w:r>
+        <w:rPr>
+          <w:rFonts w:ascii="Aptos" w:hAnsi="Aptos" w:cs="Helvetica"/>
+          <w:sz w:val="18"/>
+          <w:szCs w:val="18"/>
+        </w:rPr>
+        <w:tab/>
+      </w:r>
+      <w:r>
+        <w:rPr>
+          <w:rFonts w:ascii="Aptos" w:hAnsi="Aptos" w:cs="Helvetica"/>
+          <w:sz w:val="18"/>
+          <w:szCs w:val="18"/>
+        </w:rPr>
+        <w:tab/>
+      </w:r>
+      <w:r>
+        <w:rPr>
+          <w:rFonts w:ascii="Aptos" w:hAnsi="Aptos" w:cs="Helvetica"/>
+          <w:sz w:val="18"/>
+          <w:szCs w:val="18"/>
+        </w:rPr>
+        <w:tab/>
+      </w:r>
+      <w:r>
+        <w:rPr>
+          <w:rFonts w:ascii="Aptos" w:hAnsi="Aptos" w:cs="Helvetica"/>
+          <w:sz w:val="18"/>
+          <w:szCs w:val="18"/>
+        </w:rPr>
+        <w:tab/>
+      </w:r>
+      <w:r>
+        <w:rPr>
+          <w:rFonts w:ascii="Aptos" w:hAnsi="Aptos" w:cs="Helvetica"/>
+          <w:sz w:val="18"/>
+          <w:szCs w:val="18"/>
+        </w:rPr>
+        <w:tab/>
+        <w:t xml:space="preserve">                </w:t>
+      </w:r>
+      <w:r>
+        <w:rPr>
+          <w:rFonts w:ascii="Aptos" w:hAnsi="Aptos" w:cs="Helvetica"/>
           <w:i/>
           <w:iCs/>
           <w:sz w:val="18"/>
           <w:szCs w:val="18"/>
         </w:rPr>
-        <w:t xml:space="preserve">2025 </w:t>
-      </w:r>
-      <w:r>
-        <w:rPr>
-          <w:rFonts w:ascii="Helvetica" w:hAnsi="Helvetica" w:cs="Helvetica"/>
-          <w:i/>
-          <w:iCs/>
-          <w:sz w:val="18"/>
-          <w:szCs w:val="18"/>
-        </w:rPr>
-        <w:t>-</w:t>
-      </w:r>
-      <w:r>
-        <w:rPr>
-          <w:rFonts w:ascii="Helvetica" w:hAnsi="Helvetica" w:cs="Helvetica"/>
-          <w:i/>
-          <w:iCs/>
-          <w:sz w:val="18"/>
-          <w:szCs w:val="18"/>
-        </w:rPr>
-        <w:t xml:space="preserve"> present</w:t>
-      </w:r>
-      <w:r>
-        <w:rPr>
-          <w:rFonts w:ascii="Helvetica" w:hAnsi="Helvetica" w:cs="Helvetica"/>
-          <w:i/>
-          <w:iCs/>
-          <w:sz w:val="18"/>
-          <w:szCs w:val="18"/>
-        </w:rPr>
-        <w:tab/>
-      </w:r>
-      <w:r>
-        <w:rPr>
-          <w:rFonts w:ascii="Helvetica" w:hAnsi="Helvetica" w:cs="Helvetica"/>
-          <w:b/>
-          <w:bCs/>
-          <w:sz w:val="18"/>
-          <w:szCs w:val="18"/>
-        </w:rPr>
-        <w:t>Drexel University</w:t>
+        <w:t>Sep 2021 - Jun 2025</w:t>
       </w:r>
     </w:p>
     <w:p>
       <w:pPr>
         <w:spacing w:after="0" w:line="276" w:lineRule="auto"/>
         <w:rPr>
-          <w:rFonts w:ascii="Helvetica" w:hAnsi="Helvetica" w:cs="Helvetica"/>
-          <w:sz w:val="18"/>
-          <w:szCs w:val="18"/>
-        </w:rPr>
-      </w:pPr>
-      <w:r>
-        <w:rPr>
-          <w:rFonts w:ascii="Helvetica" w:hAnsi="Helvetica" w:cs="Helvetica"/>
-          <w:sz w:val="18"/>
-          <w:szCs w:val="18"/>
-        </w:rPr>
-        <w:t>Philadelphia, PA, USA</w:t>
-      </w:r>
-      <w:r>
-        <w:rPr>
-          <w:rFonts w:ascii="Helvetica" w:hAnsi="Helvetica" w:cs="Helvetica"/>
-          <w:b/>
-          <w:bCs/>
+          <w:rFonts w:ascii="Aptos" w:hAnsi="Aptos" w:cs="Helvetica"/>
+          <w:sz w:val="18"/>
+          <w:szCs w:val="18"/>
+        </w:rPr>
+      </w:pPr>
+      <w:r>
+        <w:rPr>
+          <w:rFonts w:ascii="Aptos" w:hAnsi="Aptos" w:cs="Helvetica"/>
           <w:sz w:val="18"/>
           <w:szCs w:val="18"/>
         </w:rPr>
         <w:tab/>
-      </w:r>
-      <w:r>
-        <w:rPr>
-          <w:rFonts w:ascii="Helvetica" w:hAnsi="Helvetica" w:cs="Helvetica"/>
-          <w:sz w:val="18"/>
-          <w:szCs w:val="18"/>
-        </w:rPr>
-        <w:t>Doctor of Philosophy</w:t>
-      </w:r>
-      <w:r>
-        <w:rPr>
-          <w:rFonts w:ascii="Helvetica" w:hAnsi="Helvetica" w:cs="Helvetica"/>
-          <w:sz w:val="18"/>
-          <w:szCs w:val="18"/>
-        </w:rPr>
-        <w:t xml:space="preserve"> </w:t>
-      </w:r>
-      <w:r>
-        <w:rPr>
-          <w:rFonts w:ascii="Helvetica" w:hAnsi="Helvetica" w:cs="Helvetica"/>
-          <w:sz w:val="18"/>
-          <w:szCs w:val="18"/>
-        </w:rPr>
-        <w:t>-</w:t>
-      </w:r>
-      <w:r>
-        <w:rPr>
-          <w:rFonts w:ascii="Helvetica" w:hAnsi="Helvetica" w:cs="Helvetica"/>
-          <w:sz w:val="18"/>
-          <w:szCs w:val="18"/>
-        </w:rPr>
-        <w:t xml:space="preserve"> Computer Science</w:t>
+        <w:t xml:space="preserve">Advisor: Dr. </w:t>
+      </w:r>
+      <w:proofErr w:type="spellStart"/>
+      <w:r>
+        <w:rPr>
+          <w:rFonts w:ascii="Aptos" w:hAnsi="Aptos" w:cs="Helvetica"/>
+          <w:sz w:val="18"/>
+          <w:szCs w:val="18"/>
+        </w:rPr>
+        <w:t>Kangsoo</w:t>
+      </w:r>
+      <w:proofErr w:type="spellEnd"/>
+      <w:r>
+        <w:rPr>
+          <w:rFonts w:ascii="Aptos" w:hAnsi="Aptos" w:cs="Helvetica"/>
+          <w:sz w:val="18"/>
+          <w:szCs w:val="18"/>
+        </w:rPr>
+        <w:t xml:space="preserve"> Kim</w:t>
+      </w:r>
+      <w:r>
+        <w:rPr>
+          <w:rFonts w:ascii="Aptos" w:hAnsi="Aptos" w:cs="Helvetica"/>
+          <w:sz w:val="18"/>
+          <w:szCs w:val="18"/>
+        </w:rPr>
+        <w:tab/>
+      </w:r>
+      <w:r>
+        <w:rPr>
+          <w:rFonts w:ascii="Aptos" w:hAnsi="Aptos" w:cs="Helvetica"/>
+          <w:sz w:val="18"/>
+          <w:szCs w:val="18"/>
+        </w:rPr>
+        <w:tab/>
+      </w:r>
+      <w:r>
+        <w:rPr>
+          <w:rFonts w:ascii="Aptos" w:hAnsi="Aptos" w:cs="Helvetica"/>
+          <w:sz w:val="18"/>
+          <w:szCs w:val="18"/>
+        </w:rPr>
+        <w:tab/>
+      </w:r>
+      <w:r>
+        <w:rPr>
+          <w:rFonts w:ascii="Aptos" w:hAnsi="Aptos" w:cs="Helvetica"/>
+          <w:sz w:val="18"/>
+          <w:szCs w:val="18"/>
+        </w:rPr>
+        <w:tab/>
+      </w:r>
+      <w:r>
+        <w:rPr>
+          <w:rFonts w:ascii="Aptos" w:hAnsi="Aptos" w:cs="Helvetica"/>
+          <w:sz w:val="18"/>
+          <w:szCs w:val="18"/>
+        </w:rPr>
+        <w:tab/>
+      </w:r>
+      <w:r>
+        <w:rPr>
+          <w:rFonts w:ascii="Aptos" w:hAnsi="Aptos" w:cs="Helvetica"/>
+          <w:sz w:val="18"/>
+          <w:szCs w:val="18"/>
+        </w:rPr>
+        <w:tab/>
+      </w:r>
+      <w:r>
+        <w:rPr>
+          <w:rFonts w:ascii="Aptos" w:hAnsi="Aptos" w:cs="Helvetica"/>
+          <w:sz w:val="18"/>
+          <w:szCs w:val="18"/>
+        </w:rPr>
+        <w:tab/>
+      </w:r>
+      <w:r>
+        <w:rPr>
+          <w:rFonts w:ascii="Aptos" w:hAnsi="Aptos" w:cs="Helvetica"/>
+          <w:sz w:val="18"/>
+          <w:szCs w:val="18"/>
+        </w:rPr>
+        <w:tab/>
+      </w:r>
+      <w:r>
+        <w:rPr>
+          <w:rFonts w:ascii="Aptos" w:hAnsi="Aptos" w:cs="Helvetica"/>
+          <w:sz w:val="18"/>
+          <w:szCs w:val="18"/>
+        </w:rPr>
+        <w:tab/>
+        <w:t xml:space="preserve">               Calgary, AB, Canada</w:t>
       </w:r>
     </w:p>
     <w:p>
       <w:pPr>
-        <w:pStyle w:val="ListParagraph"/>
-        <w:numPr>
-          <w:ilvl w:val="0"/>
-          <w:numId w:val="5"/>
-        </w:numPr>
-        <w:spacing w:after="0" w:line="276" w:lineRule="auto"/>
-        <w:ind w:left="2382" w:hanging="227"/>
-        <w:rPr>
-          <w:rFonts w:ascii="Helvetica" w:hAnsi="Helvetica" w:cs="Helvetica"/>
-          <w:sz w:val="18"/>
-          <w:szCs w:val="18"/>
-        </w:rPr>
-      </w:pPr>
-      <w:r>
-        <w:rPr>
-          <w:rFonts w:ascii="Helvetica" w:hAnsi="Helvetica" w:cs="Helvetica"/>
-          <w:sz w:val="18"/>
-          <w:szCs w:val="18"/>
-        </w:rPr>
-        <w:t>Advisor: Dr. Tiffany D. Do</w:t>
+        <w:spacing w:before="240" w:line="276" w:lineRule="auto"/>
+        <w:rPr>
+          <w:rFonts w:ascii="Aptos" w:hAnsi="Aptos" w:cs="Helvetica"/>
+        </w:rPr>
+      </w:pPr>
+      <w:r>
+        <w:rPr>
+          <w:rFonts w:ascii="Aptos" w:hAnsi="Aptos" w:cs="Helvetica"/>
+          <w:b/>
+          <w:bCs/>
+        </w:rPr>
+        <w:t>Publication</w:t>
+      </w:r>
+      <w:r>
+        <w:rPr>
+          <w:rFonts w:ascii="Aptos" w:hAnsi="Aptos" w:cs="Helvetica"/>
+          <w:b/>
+          <w:bCs/>
+        </w:rPr>
+        <w:t>s</w:t>
+      </w:r>
+      <w:r>
+        <w:rPr>
+          <w:rFonts w:ascii="Aptos" w:hAnsi="Aptos" w:cs="Helvetica"/>
+        </w:rPr>
+        <w:t xml:space="preserve"> </w:t>
+      </w:r>
+      <w:r>
+        <w:rPr>
+          <w:rFonts w:ascii="Aptos" w:hAnsi="Aptos" w:cs="Helvetica"/>
+        </w:rPr>
+        <w:t>______</w:t>
+      </w:r>
+      <w:r>
+        <w:rPr>
+          <w:rFonts w:ascii="Aptos" w:hAnsi="Aptos" w:cs="Helvetica"/>
+        </w:rPr>
+        <w:t>______________________________________________________________</w:t>
+      </w:r>
+      <w:r>
+        <w:rPr>
+          <w:rFonts w:ascii="Aptos" w:hAnsi="Aptos" w:cs="Helvetica"/>
+        </w:rPr>
+        <w:t>_________</w:t>
+      </w:r>
+      <w:r>
+        <w:rPr>
+          <w:rFonts w:ascii="Aptos" w:hAnsi="Aptos" w:cs="Helvetica"/>
+        </w:rPr>
+        <w:t>________________</w:t>
       </w:r>
     </w:p>
     <w:p>
       <w:pPr>
-        <w:spacing w:after="0" w:line="276" w:lineRule="auto"/>
-        <w:rPr>
-          <w:rFonts w:ascii="Helvetica" w:hAnsi="Helvetica" w:cs="Helvetica"/>
-          <w:i/>
-          <w:iCs/>
-          <w:sz w:val="18"/>
-          <w:szCs w:val="18"/>
-        </w:rPr>
-      </w:pPr>
-    </w:p>
-    <w:p>
-      <w:pPr>
-        <w:spacing w:after="0" w:line="276" w:lineRule="auto"/>
-        <w:rPr>
-          <w:rFonts w:ascii="Helvetica" w:hAnsi="Helvetica" w:cs="Helvetica"/>
-          <w:i/>
-          <w:iCs/>
-          <w:sz w:val="18"/>
-          <w:szCs w:val="18"/>
-        </w:rPr>
-      </w:pPr>
-      <w:r>
-        <w:rPr>
-          <w:rFonts w:ascii="Helvetica" w:hAnsi="Helvetica" w:cs="Helvetica"/>
-          <w:i/>
-          <w:iCs/>
-          <w:sz w:val="18"/>
-          <w:szCs w:val="18"/>
-        </w:rPr>
-        <w:t xml:space="preserve">Sep </w:t>
-      </w:r>
-      <w:r>
-        <w:rPr>
-          <w:rFonts w:ascii="Helvetica" w:hAnsi="Helvetica" w:cs="Helvetica"/>
-          <w:i/>
-          <w:iCs/>
-          <w:sz w:val="18"/>
-          <w:szCs w:val="18"/>
-        </w:rPr>
-        <w:t xml:space="preserve">2021 </w:t>
-      </w:r>
-      <w:r>
-        <w:rPr>
-          <w:rFonts w:ascii="Helvetica" w:hAnsi="Helvetica" w:cs="Helvetica"/>
-          <w:i/>
-          <w:iCs/>
-          <w:sz w:val="18"/>
-          <w:szCs w:val="18"/>
-        </w:rPr>
-        <w:t>-</w:t>
-      </w:r>
-      <w:r>
-        <w:rPr>
-          <w:rFonts w:ascii="Helvetica" w:hAnsi="Helvetica" w:cs="Helvetica"/>
-          <w:i/>
-          <w:iCs/>
-          <w:sz w:val="18"/>
-          <w:szCs w:val="18"/>
-        </w:rPr>
-        <w:t xml:space="preserve"> </w:t>
-      </w:r>
-      <w:r>
-        <w:rPr>
-          <w:rFonts w:ascii="Helvetica" w:hAnsi="Helvetica" w:cs="Helvetica"/>
-          <w:i/>
-          <w:iCs/>
-          <w:sz w:val="18"/>
-          <w:szCs w:val="18"/>
-        </w:rPr>
-        <w:t xml:space="preserve">Jun </w:t>
-      </w:r>
-      <w:r>
-        <w:rPr>
-          <w:rFonts w:ascii="Helvetica" w:hAnsi="Helvetica" w:cs="Helvetica"/>
-          <w:i/>
-          <w:iCs/>
-          <w:sz w:val="18"/>
-          <w:szCs w:val="18"/>
-        </w:rPr>
-        <w:t>2025</w:t>
-      </w:r>
-      <w:r>
-        <w:rPr>
-          <w:rFonts w:ascii="Helvetica" w:hAnsi="Helvetica" w:cs="Helvetica"/>
-          <w:sz w:val="18"/>
-          <w:szCs w:val="18"/>
-        </w:rPr>
-        <w:t xml:space="preserve"> </w:t>
-      </w:r>
-      <w:r>
-        <w:rPr>
-          <w:rFonts w:ascii="Helvetica" w:hAnsi="Helvetica" w:cs="Helvetica"/>
-          <w:sz w:val="20"/>
-          <w:szCs w:val="20"/>
-        </w:rPr>
-        <w:tab/>
-      </w:r>
-      <w:r>
-        <w:rPr>
-          <w:rFonts w:ascii="Helvetica" w:hAnsi="Helvetica" w:cs="Helvetica"/>
-          <w:b/>
-          <w:bCs/>
-          <w:sz w:val="18"/>
-          <w:szCs w:val="18"/>
-        </w:rPr>
-        <w:t>University of Calgary</w:t>
-      </w:r>
-    </w:p>
-    <w:p>
-      <w:pPr>
-        <w:spacing w:after="0" w:line="276" w:lineRule="auto"/>
-        <w:rPr>
-          <w:rFonts w:ascii="Helvetica" w:hAnsi="Helvetica" w:cs="Helvetica"/>
-          <w:sz w:val="18"/>
-          <w:szCs w:val="18"/>
-        </w:rPr>
-      </w:pPr>
-      <w:r>
-        <w:rPr>
-          <w:rFonts w:ascii="Helvetica" w:hAnsi="Helvetica" w:cs="Helvetica"/>
-          <w:sz w:val="18"/>
-          <w:szCs w:val="18"/>
-        </w:rPr>
-        <w:t>Calgary, AB, Canada</w:t>
-      </w:r>
-      <w:r>
-        <w:rPr>
-          <w:rFonts w:ascii="Helvetica" w:hAnsi="Helvetica" w:cs="Helvetica"/>
-          <w:sz w:val="18"/>
-          <w:szCs w:val="18"/>
-        </w:rPr>
-        <w:tab/>
-      </w:r>
-      <w:r>
-        <w:rPr>
-          <w:rFonts w:ascii="Helvetica" w:hAnsi="Helvetica" w:cs="Helvetica"/>
-          <w:sz w:val="18"/>
-          <w:szCs w:val="18"/>
-        </w:rPr>
-        <w:t>Bachelor of Science</w:t>
-      </w:r>
-      <w:r>
-        <w:rPr>
-          <w:rFonts w:ascii="Helvetica" w:hAnsi="Helvetica" w:cs="Helvetica"/>
-          <w:sz w:val="18"/>
-          <w:szCs w:val="18"/>
-        </w:rPr>
-        <w:t xml:space="preserve"> (</w:t>
-      </w:r>
-      <w:r>
-        <w:rPr>
-          <w:rFonts w:ascii="Helvetica" w:hAnsi="Helvetica" w:cs="Helvetica"/>
-          <w:sz w:val="18"/>
-          <w:szCs w:val="18"/>
-        </w:rPr>
-        <w:t xml:space="preserve">Honours) </w:t>
-      </w:r>
-      <w:r>
-        <w:rPr>
-          <w:rFonts w:ascii="Helvetica" w:hAnsi="Helvetica" w:cs="Helvetica"/>
-          <w:sz w:val="18"/>
-          <w:szCs w:val="18"/>
-        </w:rPr>
-        <w:t>-</w:t>
-      </w:r>
-      <w:r>
-        <w:rPr>
-          <w:rFonts w:ascii="Helvetica" w:hAnsi="Helvetica" w:cs="Helvetica"/>
-          <w:sz w:val="18"/>
-          <w:szCs w:val="18"/>
-        </w:rPr>
-        <w:t xml:space="preserve"> Computer Science</w:t>
-      </w:r>
-      <w:r>
-        <w:rPr>
-          <w:rFonts w:ascii="Helvetica" w:hAnsi="Helvetica" w:cs="Helvetica"/>
-          <w:sz w:val="18"/>
-          <w:szCs w:val="18"/>
-        </w:rPr>
-        <w:t>, First Class</w:t>
-      </w:r>
-    </w:p>
-    <w:p>
-      <w:pPr>
-        <w:pStyle w:val="ListParagraph"/>
-        <w:numPr>
-          <w:ilvl w:val="0"/>
-          <w:numId w:val="5"/>
-        </w:numPr>
-        <w:spacing w:line="276" w:lineRule="auto"/>
-        <w:ind w:left="2382" w:hanging="227"/>
-        <w:rPr>
-          <w:rFonts w:ascii="Helvetica" w:hAnsi="Helvetica" w:cs="Helvetica"/>
-          <w:sz w:val="18"/>
-          <w:szCs w:val="18"/>
-        </w:rPr>
-      </w:pPr>
-      <w:r>
-        <w:rPr>
-          <w:rFonts w:ascii="Helvetica" w:hAnsi="Helvetica" w:cs="Helvetica"/>
-          <w:sz w:val="18"/>
-          <w:szCs w:val="18"/>
-        </w:rPr>
-        <w:t>Advisor: Dr. Kangsoo Kim</w:t>
-      </w:r>
-    </w:p>
-    <w:p>
-      <w:pPr>
         <w:spacing w:before="240" w:line="276" w:lineRule="auto"/>
         <w:rPr>
-          <w:rFonts w:ascii="Helvetica" w:hAnsi="Helvetica" w:cs="Helvetica"/>
-        </w:rPr>
-      </w:pPr>
-      <w:r>
-        <w:rPr>
-          <w:rFonts w:ascii="Helvetica" w:hAnsi="Helvetica" w:cs="Helvetica"/>
-          <w:b/>
-          <w:bCs/>
-        </w:rPr>
-        <w:t>Publication</w:t>
-      </w:r>
-      <w:r>
-        <w:rPr>
-          <w:rFonts w:ascii="Helvetica" w:hAnsi="Helvetica" w:cs="Helvetica"/>
-          <w:b/>
-          <w:bCs/>
-        </w:rPr>
-        <w:t>s</w:t>
-      </w:r>
-      <w:r>
-        <w:rPr>
-          <w:rFonts w:ascii="Helvetica" w:hAnsi="Helvetica" w:cs="Helvetica"/>
-        </w:rPr>
-        <w:t xml:space="preserve"> </w:t>
-      </w:r>
-      <w:r>
-        <w:rPr>
-          <w:rFonts w:ascii="Helvetica" w:hAnsi="Helvetica" w:cs="Helvetica"/>
-        </w:rPr>
-        <w:t>______</w:t>
-      </w:r>
-      <w:r>
-        <w:rPr>
-          <w:rFonts w:ascii="Helvetica" w:hAnsi="Helvetica" w:cs="Helvetica"/>
-        </w:rPr>
-        <w:t>______________________________________________________________</w:t>
-      </w:r>
-      <w:r>
-        <w:rPr>
-          <w:rFonts w:ascii="Helvetica" w:hAnsi="Helvetica" w:cs="Helvetica"/>
-        </w:rPr>
-        <w:t>_________</w:t>
-      </w:r>
-    </w:p>
-    <w:p>
-      <w:pPr>
-        <w:spacing w:before="240" w:line="276" w:lineRule="auto"/>
-        <w:rPr>
-          <w:rFonts w:ascii="Helvetica" w:hAnsi="Helvetica" w:cs="Helvetica"/>
+          <w:rFonts w:ascii="Aptos" w:hAnsi="Aptos" w:cs="Helvetica"/>
           <w:color w:val="000000" w:themeColor="text1"/>
           <w:u w:val="single"/>
         </w:rPr>
       </w:pPr>
       <w:r>
         <w:rPr>
-          <w:rFonts w:ascii="Helvetica" w:hAnsi="Helvetica" w:cs="Helvetica"/>
+          <w:rFonts w:ascii="Aptos" w:hAnsi="Aptos" w:cs="Helvetica"/>
+          <w:color w:val="000000" w:themeColor="text1"/>
+        </w:rPr>
+        <w:t xml:space="preserve">   </w:t>
+      </w:r>
+      <w:r>
+        <w:rPr>
+          <w:rFonts w:ascii="Aptos" w:hAnsi="Aptos" w:cs="Helvetica"/>
           <w:color w:val="000000" w:themeColor="text1"/>
           <w:u w:val="single"/>
         </w:rPr>
@@ -956,7 +851,7 @@
       </w:r>
       <w:r>
         <w:rPr>
-          <w:rFonts w:ascii="Helvetica" w:hAnsi="Helvetica" w:cs="Helvetica"/>
+          <w:rFonts w:ascii="Aptos" w:hAnsi="Aptos" w:cs="Helvetica"/>
           <w:color w:val="000000" w:themeColor="text1"/>
           <w:u w:val="single"/>
         </w:rPr>
@@ -964,7 +859,7 @@
       </w:r>
       <w:r>
         <w:rPr>
-          <w:rFonts w:ascii="Helvetica" w:hAnsi="Helvetica" w:cs="Helvetica"/>
+          <w:rFonts w:ascii="Aptos" w:hAnsi="Aptos" w:cs="Helvetica"/>
           <w:color w:val="000000" w:themeColor="text1"/>
           <w:u w:val="single"/>
         </w:rPr>
@@ -980,15 +875,15 @@
         </w:numPr>
         <w:spacing w:line="276" w:lineRule="auto"/>
         <w:rPr>
-          <w:rFonts w:ascii="Helvetica" w:hAnsi="Helvetica" w:cs="Helvetica"/>
-          <w:color w:val="000000" w:themeColor="text1"/>
-          <w:sz w:val="18"/>
-          <w:szCs w:val="18"/>
-        </w:rPr>
-      </w:pPr>
-      <w:r>
-        <w:rPr>
-          <w:rFonts w:ascii="Helvetica" w:hAnsi="Helvetica" w:cs="Helvetica"/>
+          <w:rFonts w:ascii="Aptos" w:hAnsi="Aptos" w:cs="Helvetica"/>
+          <w:color w:val="000000" w:themeColor="text1"/>
+          <w:sz w:val="18"/>
+          <w:szCs w:val="18"/>
+        </w:rPr>
+      </w:pPr>
+      <w:r>
+        <w:rPr>
+          <w:rFonts w:ascii="Aptos" w:hAnsi="Aptos" w:cs="Helvetica"/>
           <w:b/>
           <w:bCs/>
           <w:color w:val="000000" w:themeColor="text1"/>
@@ -999,7 +894,7 @@
       </w:r>
       <w:r>
         <w:rPr>
-          <w:rFonts w:ascii="Helvetica" w:hAnsi="Helvetica" w:cs="Helvetica"/>
+          <w:rFonts w:ascii="Aptos" w:hAnsi="Aptos" w:cs="Helvetica"/>
           <w:b/>
           <w:bCs/>
           <w:color w:val="000000" w:themeColor="text1"/>
@@ -1010,7 +905,7 @@
       </w:r>
       <w:r>
         <w:rPr>
-          <w:rFonts w:ascii="Helvetica" w:hAnsi="Helvetica" w:cs="Helvetica"/>
+          <w:rFonts w:ascii="Aptos" w:hAnsi="Aptos" w:cs="Helvetica"/>
           <w:b/>
           <w:bCs/>
           <w:color w:val="000000" w:themeColor="text1"/>
@@ -1021,144 +916,108 @@
       </w:r>
       <w:r>
         <w:rPr>
-          <w:rFonts w:ascii="Helvetica" w:hAnsi="Helvetica" w:cs="Helvetica"/>
-          <w:color w:val="000000" w:themeColor="text1"/>
-          <w:sz w:val="18"/>
-          <w:szCs w:val="18"/>
-        </w:rPr>
-        <w:t>, Junyeong Kum, Hyeongil Nam, Myungho Lee, Kangsoo Kim. “</w:t>
-      </w:r>
-      <w:r>
-        <w:rPr>
-          <w:rFonts w:ascii="Helvetica" w:hAnsi="Helvetica" w:cs="Helvetica"/>
-          <w:color w:val="000000" w:themeColor="text1"/>
-          <w:sz w:val="18"/>
-          <w:szCs w:val="18"/>
-        </w:rPr>
-        <w:t>Influence of Avatar Appearance and Target Distance on</w:t>
-      </w:r>
-      <w:r>
-        <w:rPr>
-          <w:rFonts w:ascii="Helvetica" w:hAnsi="Helvetica" w:cs="Helvetica"/>
+          <w:rFonts w:ascii="Aptos" w:hAnsi="Aptos" w:cs="Helvetica"/>
+          <w:color w:val="000000" w:themeColor="text1"/>
+          <w:sz w:val="18"/>
+          <w:szCs w:val="18"/>
+        </w:rPr>
+        <w:t>, Junyeong Kum, Hyeongil Nam, Myungho Lee, Kangsoo Kim. “Influence of Avatar Appearance and Target Distance on Locomotion Method Selection in Virtual Reality”. IEEE Transactions on Visualization and Computer Graphics (TVCG)</w:t>
+      </w:r>
+      <w:r>
+        <w:rPr>
+          <w:rFonts w:ascii="Aptos" w:hAnsi="Aptos" w:cs="Helvetica"/>
+          <w:color w:val="000000" w:themeColor="text1"/>
+          <w:sz w:val="18"/>
+          <w:szCs w:val="18"/>
+        </w:rPr>
+        <w:t xml:space="preserve">, vol. </w:t>
+      </w:r>
+      <w:r>
+        <w:rPr>
+          <w:rFonts w:ascii="Aptos" w:hAnsi="Aptos" w:cs="Helvetica"/>
+          <w:color w:val="000000" w:themeColor="text1"/>
+          <w:sz w:val="18"/>
+          <w:szCs w:val="18"/>
+        </w:rPr>
+        <w:t>32</w:t>
+      </w:r>
+      <w:r>
+        <w:rPr>
+          <w:rFonts w:ascii="Aptos" w:hAnsi="Aptos" w:cs="Helvetica"/>
+          <w:color w:val="000000" w:themeColor="text1"/>
+          <w:sz w:val="18"/>
+          <w:szCs w:val="18"/>
+        </w:rPr>
+        <w:t xml:space="preserve">, no. </w:t>
+      </w:r>
+      <w:r>
+        <w:rPr>
+          <w:rFonts w:ascii="Aptos" w:hAnsi="Aptos" w:cs="Helvetica"/>
+          <w:color w:val="000000" w:themeColor="text1"/>
+          <w:sz w:val="18"/>
+          <w:szCs w:val="18"/>
+        </w:rPr>
+        <w:t>5</w:t>
+      </w:r>
+      <w:r>
+        <w:rPr>
+          <w:rFonts w:ascii="Aptos" w:hAnsi="Aptos" w:cs="Helvetica"/>
+          <w:color w:val="000000" w:themeColor="text1"/>
+          <w:sz w:val="18"/>
+          <w:szCs w:val="18"/>
+        </w:rPr>
+        <w:t xml:space="preserve">, pp. </w:t>
+      </w:r>
+      <w:r>
+        <w:rPr>
+          <w:rFonts w:ascii="Aptos" w:hAnsi="Aptos" w:cs="Helvetica"/>
+          <w:color w:val="000000" w:themeColor="text1"/>
+          <w:sz w:val="18"/>
+          <w:szCs w:val="18"/>
+        </w:rPr>
+        <w:t>4668</w:t>
+      </w:r>
+      <w:r>
+        <w:rPr>
+          <w:rFonts w:ascii="Aptos" w:hAnsi="Aptos" w:cs="Helvetica"/>
+          <w:color w:val="000000" w:themeColor="text1"/>
+          <w:sz w:val="18"/>
+          <w:szCs w:val="18"/>
+        </w:rPr>
+        <w:t>-</w:t>
+      </w:r>
+      <w:r>
+        <w:rPr>
+          <w:rFonts w:ascii="Aptos" w:hAnsi="Aptos" w:cs="Helvetica"/>
+          <w:color w:val="000000" w:themeColor="text1"/>
+          <w:sz w:val="18"/>
+          <w:szCs w:val="18"/>
+        </w:rPr>
+        <w:t>4677</w:t>
+      </w:r>
+      <w:r>
+        <w:rPr>
+          <w:rFonts w:ascii="Aptos" w:hAnsi="Aptos" w:cs="Helvetica"/>
+          <w:color w:val="000000" w:themeColor="text1"/>
+          <w:sz w:val="18"/>
+          <w:szCs w:val="18"/>
+        </w:rPr>
+        <w:t>, 2026.</w:t>
+      </w:r>
+      <w:r>
+        <w:rPr>
+          <w:rFonts w:ascii="Aptos" w:hAnsi="Aptos" w:cs="Helvetica"/>
           <w:color w:val="000000" w:themeColor="text1"/>
           <w:sz w:val="18"/>
           <w:szCs w:val="18"/>
         </w:rPr>
         <w:t xml:space="preserve"> </w:t>
       </w:r>
-      <w:r>
-        <w:rPr>
-          <w:rFonts w:ascii="Helvetica" w:hAnsi="Helvetica" w:cs="Helvetica"/>
-          <w:color w:val="000000" w:themeColor="text1"/>
-          <w:sz w:val="18"/>
-          <w:szCs w:val="18"/>
-        </w:rPr>
-        <w:t>Locomotion Method Selection in Virtual Reality”</w:t>
-      </w:r>
-      <w:r>
-        <w:rPr>
-          <w:rFonts w:ascii="Helvetica" w:hAnsi="Helvetica" w:cs="Helvetica"/>
-          <w:color w:val="000000" w:themeColor="text1"/>
-          <w:sz w:val="18"/>
-          <w:szCs w:val="18"/>
-        </w:rPr>
-        <w:t>. IEEE Transactions on Visualization and Computer Graphics (TVCG)</w:t>
-      </w:r>
-      <w:r>
-        <w:rPr>
-          <w:rFonts w:ascii="Helvetica" w:hAnsi="Helvetica" w:cs="Helvetica"/>
-          <w:color w:val="000000" w:themeColor="text1"/>
-          <w:sz w:val="18"/>
-          <w:szCs w:val="18"/>
-        </w:rPr>
-        <w:t xml:space="preserve">, vol. </w:t>
-      </w:r>
-      <w:r>
-        <w:rPr>
-          <w:rFonts w:ascii="Helvetica" w:hAnsi="Helvetica" w:cs="Helvetica"/>
-          <w:color w:val="000000" w:themeColor="text1"/>
-          <w:sz w:val="18"/>
-          <w:szCs w:val="18"/>
-        </w:rPr>
-        <w:t>32</w:t>
-      </w:r>
-      <w:r>
-        <w:rPr>
-          <w:rFonts w:ascii="Helvetica" w:hAnsi="Helvetica" w:cs="Helvetica"/>
-          <w:color w:val="000000" w:themeColor="text1"/>
-          <w:sz w:val="18"/>
-          <w:szCs w:val="18"/>
-        </w:rPr>
-        <w:t xml:space="preserve">, no. </w:t>
-      </w:r>
-      <w:r>
-        <w:rPr>
-          <w:rFonts w:ascii="Helvetica" w:hAnsi="Helvetica" w:cs="Helvetica"/>
-          <w:color w:val="000000" w:themeColor="text1"/>
-          <w:sz w:val="18"/>
-          <w:szCs w:val="18"/>
-        </w:rPr>
-        <w:t>5</w:t>
-      </w:r>
-      <w:r>
-        <w:rPr>
-          <w:rFonts w:ascii="Helvetica" w:hAnsi="Helvetica" w:cs="Helvetica"/>
-          <w:color w:val="000000" w:themeColor="text1"/>
-          <w:sz w:val="18"/>
-          <w:szCs w:val="18"/>
-        </w:rPr>
-        <w:t xml:space="preserve">, pp. </w:t>
-      </w:r>
-      <w:r>
-        <w:rPr>
-          <w:rFonts w:ascii="Helvetica" w:hAnsi="Helvetica" w:cs="Helvetica"/>
-          <w:color w:val="000000" w:themeColor="text1"/>
-          <w:sz w:val="18"/>
-          <w:szCs w:val="18"/>
-        </w:rPr>
-        <w:t>4668</w:t>
-      </w:r>
-      <w:r>
-        <w:rPr>
-          <w:rFonts w:ascii="Helvetica" w:hAnsi="Helvetica" w:cs="Helvetica"/>
-          <w:color w:val="000000" w:themeColor="text1"/>
-          <w:sz w:val="18"/>
-          <w:szCs w:val="18"/>
-        </w:rPr>
-        <w:t>-</w:t>
-      </w:r>
-      <w:r>
-        <w:rPr>
-          <w:rFonts w:ascii="Helvetica" w:hAnsi="Helvetica" w:cs="Helvetica"/>
-          <w:color w:val="000000" w:themeColor="text1"/>
-          <w:sz w:val="18"/>
-          <w:szCs w:val="18"/>
-        </w:rPr>
-        <w:t>4677</w:t>
-      </w:r>
-      <w:r>
-        <w:rPr>
-          <w:rFonts w:ascii="Helvetica" w:hAnsi="Helvetica" w:cs="Helvetica"/>
-          <w:color w:val="000000" w:themeColor="text1"/>
-          <w:sz w:val="18"/>
-          <w:szCs w:val="18"/>
-        </w:rPr>
-        <w:t>, 2026.</w:t>
-      </w:r>
-      <w:r>
-        <w:rPr>
-          <w:rFonts w:ascii="Helvetica" w:hAnsi="Helvetica" w:cs="Helvetica"/>
-          <w:color w:val="000000" w:themeColor="text1"/>
-          <w:sz w:val="18"/>
-          <w:szCs w:val="18"/>
-        </w:rPr>
-        <w:t xml:space="preserve"> </w:t>
-      </w:r>
-      <w:hyperlink r:id="rId12" w:history="1">
+      <w:hyperlink r:id="rId10" w:history="1">
         <w:r>
           <w:rPr>
             <w:rStyle w:val="Hyperlink"/>
-            <w:rFonts w:ascii="Helvetica" w:hAnsi="Helvetica" w:cs="Helvetica"/>
+            <w:rFonts w:ascii="Aptos" w:hAnsi="Aptos" w:cs="Helvetica"/>
             <w:sz w:val="18"/>
             <w:szCs w:val="18"/>
           </w:rPr>
@@ -1167,7 +1026,7 @@
       </w:hyperlink>
       <w:r>
         <w:rPr>
-          <w:rFonts w:ascii="Helvetica" w:hAnsi="Helvetica" w:cs="Helvetica"/>
+          <w:rFonts w:ascii="Aptos" w:hAnsi="Aptos" w:cs="Helvetica"/>
           <w:color w:val="000000" w:themeColor="text1"/>
           <w:sz w:val="18"/>
           <w:szCs w:val="18"/>
@@ -1176,7 +1035,7 @@
       </w:r>
       <w:r>
         <w:rPr>
-          <w:rFonts w:ascii="Helvetica" w:hAnsi="Helvetica" w:cs="Helvetica"/>
+          <w:rFonts w:ascii="Aptos" w:hAnsi="Aptos" w:cs="Helvetica"/>
           <w:color w:val="7030A0"/>
           <w:sz w:val="18"/>
           <w:szCs w:val="18"/>
@@ -1185,7 +1044,7 @@
       </w:r>
       <w:r>
         <w:rPr>
-          <w:rFonts w:ascii="Helvetica" w:hAnsi="Helvetica" w:cs="Helvetica"/>
+          <w:rFonts w:ascii="Aptos" w:hAnsi="Aptos" w:cs="Helvetica"/>
           <w:b/>
           <w:bCs/>
           <w:color w:val="7030A0"/>
@@ -1196,54 +1055,27 @@
       </w:r>
       <w:r>
         <w:rPr>
-          <w:rFonts w:ascii="Helvetica" w:hAnsi="Helvetica" w:cs="Helvetica"/>
+          <w:rFonts w:ascii="Aptos" w:hAnsi="Aptos" w:cs="Helvetica"/>
           <w:color w:val="7030A0"/>
           <w:sz w:val="18"/>
           <w:szCs w:val="18"/>
         </w:rPr>
-        <w:t xml:space="preserve"> </w:t>
-      </w:r>
-      <w:r>
-        <w:rPr>
-          <w:rFonts w:ascii="Helvetica" w:hAnsi="Helvetica" w:cs="Helvetica"/>
+        <w:t xml:space="preserve">  •  Impact Factor: </w:t>
+      </w:r>
+      <w:r>
+        <w:rPr>
+          <w:rFonts w:ascii="Aptos" w:hAnsi="Aptos" w:cs="Helvetica"/>
+          <w:b/>
+          <w:bCs/>
           <w:color w:val="7030A0"/>
           <w:sz w:val="18"/>
           <w:szCs w:val="18"/>
         </w:rPr>
-        <w:t xml:space="preserve"> •</w:t>
-      </w:r>
-      <w:r>
-        <w:rPr>
-          <w:rFonts w:ascii="Helvetica" w:hAnsi="Helvetica" w:cs="Helvetica"/>
-          <w:color w:val="7030A0"/>
-          <w:sz w:val="18"/>
-          <w:szCs w:val="18"/>
-        </w:rPr>
-        <w:t xml:space="preserve"> </w:t>
-      </w:r>
-      <w:r>
-        <w:rPr>
-          <w:rFonts w:ascii="Helvetica" w:hAnsi="Helvetica" w:cs="Helvetica"/>
-          <w:color w:val="7030A0"/>
-          <w:sz w:val="18"/>
-          <w:szCs w:val="18"/>
-        </w:rPr>
-        <w:t xml:space="preserve"> Impact Factor: </w:t>
-      </w:r>
-      <w:r>
-        <w:rPr>
-          <w:rFonts w:ascii="Helvetica" w:hAnsi="Helvetica" w:cs="Helvetica"/>
-          <w:b/>
-          <w:bCs/>
-          <w:color w:val="7030A0"/>
-          <w:sz w:val="18"/>
-          <w:szCs w:val="18"/>
-        </w:rPr>
         <w:t>6.</w:t>
       </w:r>
       <w:r>
         <w:rPr>
-          <w:rFonts w:ascii="Helvetica" w:hAnsi="Helvetica" w:cs="Helvetica"/>
+          <w:rFonts w:ascii="Aptos" w:hAnsi="Aptos" w:cs="Helvetica"/>
           <w:b/>
           <w:bCs/>
           <w:color w:val="7030A0"/>
@@ -1258,7 +1090,7 @@
         <w:pStyle w:val="ListParagraph"/>
         <w:spacing w:line="276" w:lineRule="auto"/>
         <w:rPr>
-          <w:rFonts w:ascii="Helvetica" w:hAnsi="Helvetica" w:cs="Helvetica"/>
+          <w:rFonts w:ascii="Aptos" w:hAnsi="Aptos" w:cs="Helvetica"/>
           <w:color w:val="000000" w:themeColor="text1"/>
           <w:sz w:val="18"/>
           <w:szCs w:val="18"/>
@@ -1274,15 +1106,15 @@
         </w:numPr>
         <w:spacing w:line="276" w:lineRule="auto"/>
         <w:rPr>
-          <w:rFonts w:ascii="Helvetica" w:hAnsi="Helvetica" w:cs="Helvetica"/>
-          <w:color w:val="000000" w:themeColor="text1"/>
-          <w:sz w:val="18"/>
-          <w:szCs w:val="18"/>
-        </w:rPr>
-      </w:pPr>
-      <w:r>
-        <w:rPr>
-          <w:rFonts w:ascii="Helvetica" w:hAnsi="Helvetica" w:cs="Helvetica"/>
+          <w:rFonts w:ascii="Aptos" w:hAnsi="Aptos" w:cs="Helvetica"/>
+          <w:color w:val="000000" w:themeColor="text1"/>
+          <w:sz w:val="18"/>
+          <w:szCs w:val="18"/>
+        </w:rPr>
+      </w:pPr>
+      <w:r>
+        <w:rPr>
+          <w:rFonts w:ascii="Aptos" w:hAnsi="Aptos" w:cs="Helvetica"/>
           <w:b/>
           <w:bCs/>
           <w:color w:val="000000" w:themeColor="text1"/>
@@ -1293,7 +1125,7 @@
       </w:r>
       <w:r>
         <w:rPr>
-          <w:rFonts w:ascii="Helvetica" w:hAnsi="Helvetica" w:cs="Helvetica"/>
+          <w:rFonts w:ascii="Aptos" w:hAnsi="Aptos" w:cs="Helvetica"/>
           <w:color w:val="000000" w:themeColor="text1"/>
           <w:sz w:val="18"/>
           <w:szCs w:val="18"/>
@@ -1302,7 +1134,7 @@
       </w:r>
       <w:r>
         <w:rPr>
-          <w:rFonts w:ascii="Helvetica" w:hAnsi="Helvetica" w:cs="Helvetica"/>
+          <w:rFonts w:ascii="Aptos" w:hAnsi="Aptos" w:cs="Helvetica"/>
           <w:color w:val="000000" w:themeColor="text1"/>
           <w:sz w:val="18"/>
           <w:szCs w:val="18"/>
@@ -1311,18 +1143,18 @@
       </w:r>
       <w:r>
         <w:rPr>
-          <w:rFonts w:ascii="Helvetica" w:hAnsi="Helvetica" w:cs="Helvetica"/>
+          <w:rFonts w:ascii="Aptos" w:hAnsi="Aptos" w:cs="Helvetica"/>
           <w:color w:val="000000" w:themeColor="text1"/>
           <w:sz w:val="18"/>
           <w:szCs w:val="18"/>
         </w:rPr>
         <w:t xml:space="preserve">. </w:t>
       </w:r>
-      <w:hyperlink r:id="rId13" w:tgtFrame="_blank" w:history="1">
+      <w:hyperlink r:id="rId11" w:tgtFrame="_blank" w:history="1">
         <w:r>
           <w:rPr>
             <w:rStyle w:val="Hyperlink"/>
-            <w:rFonts w:ascii="Helvetica" w:hAnsi="Helvetica" w:cs="Helvetica"/>
+            <w:rFonts w:ascii="Aptos" w:hAnsi="Aptos" w:cs="Helvetica"/>
             <w:sz w:val="18"/>
             <w:szCs w:val="18"/>
           </w:rPr>
@@ -1331,7 +1163,7 @@
       </w:hyperlink>
       <w:r>
         <w:rPr>
-          <w:rFonts w:ascii="Helvetica" w:hAnsi="Helvetica" w:cs="Helvetica"/>
+          <w:rFonts w:ascii="Aptos" w:hAnsi="Aptos" w:cs="Helvetica"/>
           <w:color w:val="000000" w:themeColor="text1"/>
           <w:sz w:val="18"/>
           <w:szCs w:val="18"/>
@@ -1340,7 +1172,7 @@
       </w:r>
       <w:r>
         <w:rPr>
-          <w:rFonts w:ascii="Helvetica" w:hAnsi="Helvetica" w:cs="Helvetica"/>
+          <w:rFonts w:ascii="Aptos" w:hAnsi="Aptos" w:cs="Helvetica"/>
           <w:color w:val="7030A0"/>
           <w:sz w:val="18"/>
           <w:szCs w:val="18"/>
@@ -1349,7 +1181,7 @@
       </w:r>
       <w:r>
         <w:rPr>
-          <w:rFonts w:ascii="Helvetica" w:hAnsi="Helvetica" w:cs="Helvetica"/>
+          <w:rFonts w:ascii="Aptos" w:hAnsi="Aptos" w:cs="Helvetica"/>
           <w:b/>
           <w:bCs/>
           <w:color w:val="7030A0"/>
@@ -1360,7 +1192,7 @@
       </w:r>
       <w:r>
         <w:rPr>
-          <w:rFonts w:ascii="Helvetica" w:hAnsi="Helvetica" w:cs="Helvetica"/>
+          <w:rFonts w:ascii="Aptos" w:hAnsi="Aptos" w:cs="Helvetica"/>
           <w:b/>
           <w:bCs/>
           <w:color w:val="7030A0"/>
@@ -1371,97 +1203,43 @@
       </w:r>
       <w:r>
         <w:rPr>
-          <w:rFonts w:ascii="Helvetica" w:hAnsi="Helvetica" w:cs="Helvetica"/>
+          <w:rFonts w:ascii="Aptos" w:hAnsi="Aptos" w:cs="Helvetica"/>
           <w:color w:val="7030A0"/>
           <w:sz w:val="18"/>
           <w:szCs w:val="18"/>
         </w:rPr>
-        <w:t xml:space="preserve"> </w:t>
-      </w:r>
-      <w:r>
-        <w:rPr>
-          <w:rFonts w:ascii="Helvetica" w:hAnsi="Helvetica" w:cs="Helvetica"/>
+        <w:t xml:space="preserve">  •  Impact Factor: </w:t>
+      </w:r>
+      <w:r>
+        <w:rPr>
+          <w:rFonts w:ascii="Aptos" w:hAnsi="Aptos" w:cs="Helvetica"/>
+          <w:b/>
+          <w:bCs/>
           <w:color w:val="7030A0"/>
           <w:sz w:val="18"/>
           <w:szCs w:val="18"/>
         </w:rPr>
-        <w:t xml:space="preserve"> •</w:t>
-      </w:r>
-      <w:r>
-        <w:rPr>
-          <w:rFonts w:ascii="Helvetica" w:hAnsi="Helvetica" w:cs="Helvetica"/>
+        <w:t>6.</w:t>
+      </w:r>
+      <w:r>
+        <w:rPr>
+          <w:rFonts w:ascii="Aptos" w:hAnsi="Aptos" w:cs="Helvetica"/>
+          <w:b/>
+          <w:bCs/>
           <w:color w:val="7030A0"/>
           <w:sz w:val="18"/>
           <w:szCs w:val="18"/>
         </w:rPr>
-        <w:t xml:space="preserve"> </w:t>
-      </w:r>
-      <w:r>
-        <w:rPr>
-          <w:rFonts w:ascii="Helvetica" w:hAnsi="Helvetica" w:cs="Helvetica"/>
+        <w:t>8</w:t>
+      </w:r>
+      <w:r>
+        <w:rPr>
+          <w:rFonts w:ascii="Aptos" w:hAnsi="Aptos" w:cs="Helvetica"/>
           <w:color w:val="7030A0"/>
           <w:sz w:val="18"/>
           <w:szCs w:val="18"/>
         </w:rPr>
-        <w:t xml:space="preserve"> Impact Factor: </w:t>
-      </w:r>
-      <w:r>
-        <w:rPr>
-          <w:rFonts w:ascii="Helvetica" w:hAnsi="Helvetica" w:cs="Helvetica"/>
-          <w:b/>
-          <w:bCs/>
-          <w:color w:val="7030A0"/>
-          <w:sz w:val="18"/>
-          <w:szCs w:val="18"/>
-        </w:rPr>
-        <w:t>6.</w:t>
-      </w:r>
-      <w:r>
-        <w:rPr>
-          <w:rFonts w:ascii="Helvetica" w:hAnsi="Helvetica" w:cs="Helvetica"/>
-          <w:b/>
-          <w:bCs/>
-          <w:color w:val="7030A0"/>
-          <w:sz w:val="18"/>
-          <w:szCs w:val="18"/>
-        </w:rPr>
-        <w:t>8</w:t>
-      </w:r>
-      <w:r>
-        <w:rPr>
-          <w:rFonts w:ascii="Helvetica" w:hAnsi="Helvetica" w:cs="Helvetica"/>
-          <w:color w:val="7030A0"/>
-          <w:sz w:val="18"/>
-          <w:szCs w:val="18"/>
-        </w:rPr>
-        <w:t xml:space="preserve"> </w:t>
-      </w:r>
-      <w:r>
-        <w:rPr>
-          <w:rFonts w:ascii="Helvetica" w:hAnsi="Helvetica" w:cs="Helvetica"/>
-          <w:color w:val="7030A0"/>
-          <w:sz w:val="18"/>
-          <w:szCs w:val="18"/>
-        </w:rPr>
-        <w:t xml:space="preserve"> •</w:t>
-      </w:r>
-      <w:r>
-        <w:rPr>
-          <w:rFonts w:ascii="Helvetica" w:hAnsi="Helvetica" w:cs="Helvetica"/>
-          <w:color w:val="7030A0"/>
-          <w:sz w:val="18"/>
-          <w:szCs w:val="18"/>
-        </w:rPr>
-        <w:t xml:space="preserve"> </w:t>
-      </w:r>
-      <w:r>
-        <w:rPr>
-          <w:rFonts w:ascii="Helvetica" w:hAnsi="Helvetica" w:cs="Helvetica"/>
-          <w:color w:val="7030A0"/>
-          <w:sz w:val="18"/>
-          <w:szCs w:val="18"/>
-        </w:rPr>
-        <w:t xml:space="preserve"> </w:t>
+        <w:t xml:space="preserve">  •  </w:t>
       </w:r>
       <w:r>
         <w:rPr>
@@ -1474,7 +1252,7 @@
       </w:r>
       <w:r>
         <w:rPr>
-          <w:rFonts w:ascii="Helvetica" w:hAnsi="Helvetica" w:cs="Helvetica"/>
+          <w:rFonts w:ascii="Aptos" w:hAnsi="Aptos" w:cs="Helvetica"/>
           <w:b/>
           <w:bCs/>
           <w:color w:val="7030A0"/>
@@ -1488,23 +1266,22 @@
       <w:pPr>
         <w:spacing w:before="240" w:line="276" w:lineRule="auto"/>
         <w:rPr>
-          <w:rFonts w:ascii="Helvetica" w:hAnsi="Helvetica" w:cs="Helvetica"/>
+          <w:rFonts w:ascii="Aptos" w:hAnsi="Aptos" w:cs="Helvetica"/>
           <w:u w:val="single"/>
         </w:rPr>
       </w:pPr>
       <w:r>
         <w:rPr>
-          <w:rFonts w:ascii="Helvetica" w:hAnsi="Helvetica" w:cs="Helvetica"/>
+          <w:rFonts w:ascii="Aptos" w:hAnsi="Aptos" w:cs="Helvetica"/>
+        </w:rPr>
+        <w:t xml:space="preserve">   </w:t>
+      </w:r>
+      <w:r>
+        <w:rPr>
+          <w:rFonts w:ascii="Aptos" w:hAnsi="Aptos" w:cs="Helvetica"/>
           <w:u w:val="single"/>
         </w:rPr>
-        <w:t xml:space="preserve">Peer-Reviewed </w:t>
-      </w:r>
-      <w:r>
-        <w:rPr>
-          <w:rFonts w:ascii="Helvetica" w:hAnsi="Helvetica" w:cs="Helvetica"/>
-          <w:u w:val="single"/>
-        </w:rPr>
-        <w:t>Conference Proceedings</w:t>
+        <w:t>Peer-Reviewed Conference Proceedings</w:t>
       </w:r>
     </w:p>
     <w:p>
@@ -1516,48 +1293,26 @@
         </w:numPr>
         <w:spacing w:line="276" w:lineRule="auto"/>
         <w:rPr>
-          <w:rFonts w:ascii="Helvetica" w:hAnsi="Helvetica" w:cs="Helvetica"/>
-          <w:color w:val="000000" w:themeColor="text1"/>
-          <w:sz w:val="18"/>
-          <w:szCs w:val="18"/>
-        </w:rPr>
-      </w:pPr>
-      <w:r>
-        <w:rPr>
-          <w:rFonts w:ascii="Helvetica" w:hAnsi="Helvetica" w:cs="Helvetica"/>
-          <w:b/>
-          <w:bCs/>
-          <w:color w:val="000000" w:themeColor="text1"/>
-          <w:sz w:val="18"/>
-          <w:szCs w:val="18"/>
-        </w:rPr>
-        <w:t xml:space="preserve">Omar </w:t>
-      </w:r>
-      <w:r>
-        <w:rPr>
-          <w:rFonts w:ascii="Helvetica" w:hAnsi="Helvetica" w:cs="Helvetica"/>
-          <w:b/>
-          <w:bCs/>
-          <w:color w:val="000000" w:themeColor="text1"/>
-          <w:sz w:val="18"/>
-          <w:szCs w:val="18"/>
-        </w:rPr>
-        <w:t xml:space="preserve">A. </w:t>
-      </w:r>
-      <w:r>
-        <w:rPr>
-          <w:rFonts w:ascii="Helvetica" w:hAnsi="Helvetica" w:cs="Helvetica"/>
-          <w:b/>
-          <w:bCs/>
-          <w:color w:val="000000" w:themeColor="text1"/>
-          <w:sz w:val="18"/>
-          <w:szCs w:val="18"/>
-        </w:rPr>
-        <w:t>Khan</w:t>
-      </w:r>
-      <w:r>
-        <w:rPr>
-          <w:rFonts w:ascii="Helvetica" w:hAnsi="Helvetica" w:cs="Helvetica"/>
+          <w:rFonts w:ascii="Aptos" w:hAnsi="Aptos" w:cs="Helvetica"/>
+          <w:color w:val="000000" w:themeColor="text1"/>
+          <w:sz w:val="18"/>
+          <w:szCs w:val="18"/>
+        </w:rPr>
+      </w:pPr>
+      <w:r>
+        <w:rPr>
+          <w:rFonts w:ascii="Aptos" w:hAnsi="Aptos" w:cs="Helvetica"/>
+          <w:b/>
+          <w:bCs/>
+          <w:color w:val="000000" w:themeColor="text1"/>
+          <w:sz w:val="18"/>
+          <w:szCs w:val="18"/>
+        </w:rPr>
+        <w:t>Omar A. Khan</w:t>
+      </w:r>
+      <w:r>
+        <w:rPr>
+          <w:rFonts w:ascii="Aptos" w:hAnsi="Aptos" w:cs="Helvetica"/>
           <w:color w:val="000000" w:themeColor="text1"/>
           <w:sz w:val="18"/>
           <w:szCs w:val="18"/>
@@ -1566,63 +1321,63 @@
       </w:r>
       <w:r>
         <w:rPr>
-          <w:rFonts w:ascii="Helvetica" w:hAnsi="Helvetica" w:cs="Helvetica"/>
-          <w:color w:val="000000" w:themeColor="text1"/>
-          <w:sz w:val="18"/>
-          <w:szCs w:val="18"/>
-        </w:rPr>
-        <w:t>Influence of Avatar Appearance and Target Distance on</w:t>
-      </w:r>
-      <w:r>
-        <w:rPr>
-          <w:rFonts w:ascii="Helvetica" w:hAnsi="Helvetica" w:cs="Helvetica"/>
-          <w:color w:val="000000" w:themeColor="text1"/>
-          <w:sz w:val="18"/>
-          <w:szCs w:val="18"/>
-        </w:rPr>
-        <w:t xml:space="preserve"> </w:t>
-      </w:r>
-      <w:r>
-        <w:rPr>
-          <w:rFonts w:ascii="Helvetica" w:hAnsi="Helvetica" w:cs="Helvetica"/>
-          <w:color w:val="000000" w:themeColor="text1"/>
-          <w:sz w:val="18"/>
-          <w:szCs w:val="18"/>
-        </w:rPr>
-        <w:t>Locomotion Method Selection in Virtual Reality”</w:t>
-      </w:r>
-      <w:r>
-        <w:rPr>
-          <w:rFonts w:ascii="Helvetica" w:hAnsi="Helvetica" w:cs="Helvetica"/>
-          <w:color w:val="000000" w:themeColor="text1"/>
-          <w:sz w:val="18"/>
-          <w:szCs w:val="18"/>
-        </w:rPr>
-        <w:t xml:space="preserve">. </w:t>
-      </w:r>
-      <w:r>
-        <w:rPr>
-          <w:rFonts w:ascii="Helvetica" w:hAnsi="Helvetica" w:cs="Helvetica"/>
-          <w:color w:val="000000" w:themeColor="text1"/>
-          <w:sz w:val="18"/>
-          <w:szCs w:val="18"/>
-        </w:rPr>
-        <w:t>Accepted to the IEEE International Symposium on Mixed and Augmented Reality (ISMAR), 2026</w:t>
-      </w:r>
-      <w:r>
-        <w:rPr>
-          <w:rFonts w:ascii="Helvetica" w:hAnsi="Helvetica" w:cs="Helvetica"/>
-          <w:color w:val="000000" w:themeColor="text1"/>
-          <w:sz w:val="18"/>
-          <w:szCs w:val="18"/>
-        </w:rPr>
-        <w:t xml:space="preserve">. </w:t>
-      </w:r>
-      <w:hyperlink r:id="rId14" w:history="1">
+          <w:rFonts w:ascii="Aptos" w:hAnsi="Aptos" w:cs="Helvetica"/>
+          <w:color w:val="000000" w:themeColor="text1"/>
+          <w:sz w:val="18"/>
+          <w:szCs w:val="18"/>
+        </w:rPr>
+        <w:t xml:space="preserve">Having Dog Ears </w:t>
+      </w:r>
+      <w:r>
+        <w:rPr>
+          <w:rFonts w:ascii="Aptos" w:hAnsi="Aptos" w:cs="Helvetica"/>
+          <w:color w:val="000000" w:themeColor="text1"/>
+          <w:sz w:val="18"/>
+          <w:szCs w:val="18"/>
+        </w:rPr>
+        <w:t>‘</w:t>
+      </w:r>
+      <w:r>
+        <w:rPr>
+          <w:rFonts w:ascii="Aptos" w:hAnsi="Aptos" w:cs="Helvetica"/>
+          <w:color w:val="000000" w:themeColor="text1"/>
+          <w:sz w:val="18"/>
+          <w:szCs w:val="18"/>
+        </w:rPr>
+        <w:t>for Real</w:t>
+      </w:r>
+      <w:r>
+        <w:rPr>
+          <w:rFonts w:ascii="Aptos" w:hAnsi="Aptos" w:cs="Helvetica"/>
+          <w:color w:val="000000" w:themeColor="text1"/>
+          <w:sz w:val="18"/>
+          <w:szCs w:val="18"/>
+        </w:rPr>
+        <w:t>’</w:t>
+      </w:r>
+      <w:r>
+        <w:rPr>
+          <w:rFonts w:ascii="Aptos" w:hAnsi="Aptos" w:cs="Helvetica"/>
+          <w:color w:val="000000" w:themeColor="text1"/>
+          <w:sz w:val="18"/>
+          <w:szCs w:val="18"/>
+        </w:rPr>
+        <w:t>: Effects of Active and Passive Haptics on Embodying Non-Human Body Parts in VR</w:t>
+      </w:r>
+      <w:r>
+        <w:rPr>
+          <w:rFonts w:ascii="Aptos" w:hAnsi="Aptos" w:cs="Helvetica"/>
+          <w:color w:val="000000" w:themeColor="text1"/>
+          <w:sz w:val="18"/>
+          <w:szCs w:val="18"/>
+        </w:rPr>
+        <w:t xml:space="preserve">”. Accepted to the IEEE International Symposium on Mixed and Augmented Reality (ISMAR), 2026. </w:t>
+      </w:r>
+      <w:hyperlink r:id="rId12" w:history="1">
         <w:r>
           <w:rPr>
             <w:rStyle w:val="Hyperlink"/>
-            <w:rFonts w:ascii="Helvetica" w:hAnsi="Helvetica" w:cs="Helvetica"/>
+            <w:rFonts w:ascii="Aptos" w:hAnsi="Aptos" w:cs="Helvetica"/>
             <w:sz w:val="18"/>
             <w:szCs w:val="18"/>
           </w:rPr>
@@ -1631,7 +1386,7 @@
       </w:hyperlink>
       <w:r>
         <w:rPr>
-          <w:rFonts w:ascii="Helvetica" w:hAnsi="Helvetica" w:cs="Helvetica"/>
+          <w:rFonts w:ascii="Aptos" w:hAnsi="Aptos" w:cs="Helvetica"/>
           <w:color w:val="000000" w:themeColor="text1"/>
           <w:sz w:val="18"/>
           <w:szCs w:val="18"/>
@@ -1640,7 +1395,7 @@
       </w:r>
       <w:r>
         <w:rPr>
-          <w:rFonts w:ascii="Helvetica" w:hAnsi="Helvetica" w:cs="Helvetica"/>
+          <w:rFonts w:ascii="Aptos" w:hAnsi="Aptos" w:cs="Helvetica"/>
           <w:color w:val="000000" w:themeColor="text1"/>
           <w:sz w:val="18"/>
           <w:szCs w:val="18"/>
@@ -1649,7 +1404,7 @@
       </w:r>
       <w:r>
         <w:rPr>
-          <w:rFonts w:ascii="Helvetica" w:hAnsi="Helvetica" w:cs="Helvetica"/>
+          <w:rFonts w:ascii="Aptos" w:hAnsi="Aptos" w:cs="Helvetica"/>
           <w:color w:val="7030A0"/>
           <w:sz w:val="18"/>
           <w:szCs w:val="18"/>
@@ -1658,7 +1413,7 @@
       </w:r>
       <w:r>
         <w:rPr>
-          <w:rFonts w:ascii="Helvetica" w:hAnsi="Helvetica" w:cs="Helvetica"/>
+          <w:rFonts w:ascii="Aptos" w:hAnsi="Aptos" w:cs="Helvetica"/>
           <w:b/>
           <w:bCs/>
           <w:color w:val="7030A0"/>
@@ -1669,7 +1424,7 @@
       </w:r>
       <w:r>
         <w:rPr>
-          <w:rFonts w:ascii="Helvetica" w:hAnsi="Helvetica" w:cs="Helvetica"/>
+          <w:rFonts w:ascii="Aptos" w:hAnsi="Aptos" w:cs="Helvetica"/>
           <w:color w:val="7030A0"/>
           <w:sz w:val="18"/>
           <w:szCs w:val="18"/>
@@ -1678,7 +1433,7 @@
       </w:r>
       <w:r>
         <w:rPr>
-          <w:rFonts w:ascii="Helvetica" w:hAnsi="Helvetica" w:cs="Helvetica"/>
+          <w:rFonts w:ascii="Aptos" w:hAnsi="Aptos" w:cs="Helvetica"/>
           <w:b/>
           <w:bCs/>
           <w:color w:val="7030A0"/>
@@ -1692,27 +1447,33 @@
       <w:pPr>
         <w:spacing w:before="240" w:line="276" w:lineRule="auto"/>
         <w:rPr>
-          <w:rFonts w:ascii="Helvetica" w:hAnsi="Helvetica" w:cs="Helvetica"/>
+          <w:rFonts w:ascii="Aptos" w:hAnsi="Aptos" w:cs="Helvetica"/>
           <w:u w:val="single"/>
         </w:rPr>
       </w:pPr>
       <w:r>
         <w:rPr>
-          <w:rFonts w:ascii="Helvetica" w:hAnsi="Helvetica" w:cs="Helvetica"/>
+          <w:rFonts w:ascii="Aptos" w:hAnsi="Aptos" w:cs="Helvetica"/>
+        </w:rPr>
+        <w:t xml:space="preserve">   </w:t>
+      </w:r>
+      <w:r>
+        <w:rPr>
+          <w:rFonts w:ascii="Aptos" w:hAnsi="Aptos" w:cs="Helvetica"/>
           <w:u w:val="single"/>
         </w:rPr>
         <w:t xml:space="preserve">Peer-Reviewed </w:t>
       </w:r>
       <w:r>
         <w:rPr>
-          <w:rFonts w:ascii="Helvetica" w:hAnsi="Helvetica" w:cs="Helvetica"/>
+          <w:rFonts w:ascii="Aptos" w:hAnsi="Aptos" w:cs="Helvetica"/>
           <w:u w:val="single"/>
         </w:rPr>
         <w:t>Extended Abstracts</w:t>
       </w:r>
       <w:r>
         <w:rPr>
-          <w:rFonts w:ascii="Helvetica" w:hAnsi="Helvetica" w:cs="Helvetica"/>
+          <w:rFonts w:ascii="Aptos" w:hAnsi="Aptos" w:cs="Helvetica"/>
           <w:u w:val="single"/>
         </w:rPr>
         <w:t xml:space="preserve"> and Posters</w:t>
@@ -1728,7 +1489,7 @@
         <w:spacing w:line="276" w:lineRule="auto"/>
         <w:contextualSpacing w:val="0"/>
         <w:rPr>
-          <w:rFonts w:ascii="Helvetica" w:hAnsi="Helvetica" w:cs="Helvetica"/>
+          <w:rFonts w:ascii="Aptos" w:hAnsi="Aptos" w:cs="Helvetica"/>
           <w:color w:val="7030A0"/>
           <w:sz w:val="18"/>
           <w:szCs w:val="18"/>
@@ -1736,7 +1497,7 @@
       </w:pPr>
       <w:r>
         <w:rPr>
-          <w:rFonts w:ascii="Helvetica" w:hAnsi="Helvetica" w:cs="Helvetica"/>
+          <w:rFonts w:ascii="Aptos" w:hAnsi="Aptos" w:cs="Helvetica"/>
           <w:color w:val="000000" w:themeColor="text1"/>
           <w:sz w:val="18"/>
           <w:szCs w:val="18"/>
@@ -1745,7 +1506,7 @@
       </w:r>
       <w:r>
         <w:rPr>
-          <w:rFonts w:ascii="Helvetica" w:hAnsi="Helvetica" w:cs="Helvetica"/>
+          <w:rFonts w:ascii="Aptos" w:hAnsi="Aptos" w:cs="Helvetica"/>
           <w:b/>
           <w:bCs/>
           <w:color w:val="000000" w:themeColor="text1"/>
@@ -1756,43 +1517,16 @@
       </w:r>
       <w:r>
         <w:rPr>
-          <w:rFonts w:ascii="Helvetica" w:hAnsi="Helvetica" w:cs="Helvetica"/>
-          <w:color w:val="000000" w:themeColor="text1"/>
-          <w:sz w:val="18"/>
-          <w:szCs w:val="18"/>
-        </w:rPr>
-        <w:t xml:space="preserve">, </w:t>
-      </w:r>
-      <w:r>
-        <w:rPr>
-          <w:rFonts w:ascii="Helvetica" w:hAnsi="Helvetica" w:cs="Helvetica"/>
-          <w:color w:val="000000" w:themeColor="text1"/>
-          <w:sz w:val="18"/>
-          <w:szCs w:val="18"/>
-        </w:rPr>
-        <w:t>Hyeongil Nam, Kangsoo Kim. “</w:t>
-      </w:r>
-      <w:r>
-        <w:rPr>
-          <w:rFonts w:ascii="Helvetica" w:hAnsi="Helvetica" w:cs="Helvetica"/>
-          <w:color w:val="000000" w:themeColor="text1"/>
-          <w:sz w:val="18"/>
-          <w:szCs w:val="18"/>
-        </w:rPr>
-        <w:t>Exploring Experiential Differences Between Virtual and Physical Memory-Linked Objects in Extended Reality</w:t>
-      </w:r>
-      <w:r>
-        <w:rPr>
-          <w:rFonts w:ascii="Helvetica" w:hAnsi="Helvetica" w:cs="Helvetica"/>
-          <w:color w:val="000000" w:themeColor="text1"/>
-          <w:sz w:val="18"/>
-          <w:szCs w:val="18"/>
-        </w:rPr>
-        <w:t xml:space="preserve">”. </w:t>
-      </w:r>
-      <w:r>
-        <w:rPr>
-          <w:rFonts w:ascii="Helvetica" w:hAnsi="Helvetica" w:cs="Helvetica"/>
+          <w:rFonts w:ascii="Aptos" w:hAnsi="Aptos" w:cs="Helvetica"/>
+          <w:color w:val="000000" w:themeColor="text1"/>
+          <w:sz w:val="18"/>
+          <w:szCs w:val="18"/>
+        </w:rPr>
+        <w:t xml:space="preserve">, Hyeongil Nam, Kangsoo Kim. “Exploring Experiential Differences Between Virtual and Physical Memory-Linked Objects in Extended Reality”. </w:t>
+      </w:r>
+      <w:r>
+        <w:rPr>
+          <w:rFonts w:ascii="Aptos" w:hAnsi="Aptos" w:cs="Helvetica"/>
           <w:i/>
           <w:iCs/>
           <w:color w:val="000000" w:themeColor="text1"/>
@@ -1803,7 +1537,7 @@
       </w:r>
       <w:r>
         <w:rPr>
-          <w:rFonts w:ascii="Helvetica" w:hAnsi="Helvetica" w:cs="Helvetica"/>
+          <w:rFonts w:ascii="Aptos" w:hAnsi="Aptos" w:cs="Helvetica"/>
           <w:i/>
           <w:iCs/>
           <w:color w:val="000000" w:themeColor="text1"/>
@@ -1814,7 +1548,7 @@
       </w:r>
       <w:r>
         <w:rPr>
-          <w:rFonts w:ascii="Helvetica" w:hAnsi="Helvetica" w:cs="Helvetica"/>
+          <w:rFonts w:ascii="Aptos" w:hAnsi="Aptos" w:cs="Helvetica"/>
           <w:color w:val="000000" w:themeColor="text1"/>
           <w:sz w:val="18"/>
           <w:szCs w:val="18"/>
@@ -1823,34 +1557,16 @@
       </w:r>
       <w:r>
         <w:rPr>
-          <w:rFonts w:ascii="Helvetica" w:hAnsi="Helvetica" w:cs="Helvetica"/>
-          <w:color w:val="000000" w:themeColor="text1"/>
-          <w:sz w:val="18"/>
-          <w:szCs w:val="18"/>
-        </w:rPr>
-        <w:t>no. 269, pp.</w:t>
-      </w:r>
-      <w:r>
-        <w:rPr>
-          <w:rFonts w:ascii="Helvetica" w:hAnsi="Helvetica" w:cs="Helvetica"/>
-          <w:color w:val="000000" w:themeColor="text1"/>
-          <w:sz w:val="18"/>
-          <w:szCs w:val="18"/>
-        </w:rPr>
-        <w:t xml:space="preserve"> 1-5,</w:t>
-      </w:r>
-      <w:r>
-        <w:rPr>
-          <w:rFonts w:ascii="Helvetica" w:hAnsi="Helvetica" w:cs="Helvetica"/>
-          <w:color w:val="000000" w:themeColor="text1"/>
-          <w:sz w:val="18"/>
-          <w:szCs w:val="18"/>
-        </w:rPr>
-        <w:t xml:space="preserve"> </w:t>
-      </w:r>
-      <w:r>
-        <w:rPr>
-          <w:rFonts w:ascii="Helvetica" w:hAnsi="Helvetica" w:cs="Helvetica"/>
+          <w:rFonts w:ascii="Aptos" w:hAnsi="Aptos" w:cs="Helvetica"/>
+          <w:color w:val="000000" w:themeColor="text1"/>
+          <w:sz w:val="18"/>
+          <w:szCs w:val="18"/>
+        </w:rPr>
+        <w:t xml:space="preserve">no. 269, pp. 1-5, </w:t>
+      </w:r>
+      <w:r>
+        <w:rPr>
+          <w:rFonts w:ascii="Aptos" w:hAnsi="Aptos" w:cs="Helvetica"/>
           <w:color w:val="000000" w:themeColor="text1"/>
           <w:sz w:val="18"/>
           <w:szCs w:val="18"/>
@@ -1859,27 +1575,18 @@
       </w:r>
       <w:r>
         <w:rPr>
-          <w:rFonts w:ascii="Helvetica" w:hAnsi="Helvetica" w:cs="Helvetica"/>
-          <w:color w:val="000000" w:themeColor="text1"/>
-          <w:sz w:val="18"/>
-          <w:szCs w:val="18"/>
-        </w:rPr>
-        <w:t>.</w:t>
-      </w:r>
-      <w:r>
-        <w:rPr>
-          <w:rFonts w:ascii="Helvetica" w:hAnsi="Helvetica" w:cs="Helvetica"/>
-          <w:color w:val="000000" w:themeColor="text1"/>
-          <w:sz w:val="18"/>
-          <w:szCs w:val="18"/>
-        </w:rPr>
-        <w:t xml:space="preserve"> </w:t>
-      </w:r>
-      <w:hyperlink r:id="rId15" w:history="1">
+          <w:rFonts w:ascii="Aptos" w:hAnsi="Aptos" w:cs="Helvetica"/>
+          <w:color w:val="000000" w:themeColor="text1"/>
+          <w:sz w:val="18"/>
+          <w:szCs w:val="18"/>
+        </w:rPr>
+        <w:t xml:space="preserve">. </w:t>
+      </w:r>
+      <w:hyperlink r:id="rId13" w:history="1">
         <w:r>
           <w:rPr>
             <w:rStyle w:val="Hyperlink"/>
-            <w:rFonts w:ascii="Helvetica" w:hAnsi="Helvetica" w:cs="Helvetica"/>
+            <w:rFonts w:ascii="Aptos" w:hAnsi="Aptos" w:cs="Helvetica"/>
             <w:sz w:val="18"/>
             <w:szCs w:val="18"/>
           </w:rPr>
@@ -1888,7 +1595,7 @@
       </w:hyperlink>
       <w:r>
         <w:rPr>
-          <w:rFonts w:ascii="Helvetica" w:hAnsi="Helvetica" w:cs="Helvetica"/>
+          <w:rFonts w:ascii="Aptos" w:hAnsi="Aptos" w:cs="Helvetica"/>
           <w:color w:val="000000" w:themeColor="text1"/>
           <w:sz w:val="18"/>
           <w:szCs w:val="18"/>
@@ -1897,7 +1604,7 @@
       </w:r>
       <w:r>
         <w:rPr>
-          <w:rFonts w:ascii="Helvetica" w:hAnsi="Helvetica" w:cs="Helvetica"/>
+          <w:rFonts w:ascii="Aptos" w:hAnsi="Aptos" w:cs="Helvetica"/>
           <w:color w:val="7030A0"/>
           <w:sz w:val="18"/>
           <w:szCs w:val="18"/>
@@ -1906,7 +1613,7 @@
       </w:r>
       <w:r>
         <w:rPr>
-          <w:rFonts w:ascii="Helvetica" w:hAnsi="Helvetica" w:cs="Helvetica"/>
+          <w:rFonts w:ascii="Aptos" w:hAnsi="Aptos" w:cs="Helvetica"/>
           <w:b/>
           <w:bCs/>
           <w:color w:val="7030A0"/>
@@ -1926,15 +1633,15 @@
         <w:spacing w:line="276" w:lineRule="auto"/>
         <w:contextualSpacing w:val="0"/>
         <w:rPr>
-          <w:rFonts w:ascii="Helvetica" w:hAnsi="Helvetica" w:cs="Helvetica"/>
-          <w:color w:val="000000" w:themeColor="text1"/>
-          <w:sz w:val="18"/>
-          <w:szCs w:val="18"/>
-        </w:rPr>
-      </w:pPr>
-      <w:r>
-        <w:rPr>
-          <w:rFonts w:ascii="Helvetica" w:hAnsi="Helvetica" w:cs="Helvetica"/>
+          <w:rFonts w:ascii="Aptos" w:hAnsi="Aptos" w:cs="Helvetica"/>
+          <w:color w:val="000000" w:themeColor="text1"/>
+          <w:sz w:val="18"/>
+          <w:szCs w:val="18"/>
+        </w:rPr>
+      </w:pPr>
+      <w:r>
+        <w:rPr>
+          <w:rFonts w:ascii="Aptos" w:hAnsi="Aptos" w:cs="Helvetica"/>
           <w:b/>
           <w:bCs/>
           <w:color w:val="000000" w:themeColor="text1"/>
@@ -1945,7 +1652,7 @@
       </w:r>
       <w:r>
         <w:rPr>
-          <w:rFonts w:ascii="Helvetica" w:hAnsi="Helvetica" w:cs="Helvetica"/>
+          <w:rFonts w:ascii="Aptos" w:hAnsi="Aptos" w:cs="Helvetica"/>
           <w:color w:val="000000" w:themeColor="text1"/>
           <w:sz w:val="18"/>
           <w:szCs w:val="18"/>
@@ -1954,7 +1661,7 @@
       </w:r>
       <w:r>
         <w:rPr>
-          <w:rFonts w:ascii="Helvetica" w:hAnsi="Helvetica" w:cs="Helvetica"/>
+          <w:rFonts w:ascii="Aptos" w:hAnsi="Aptos" w:cs="Helvetica"/>
           <w:b/>
           <w:bCs/>
           <w:color w:val="000000" w:themeColor="text1"/>
@@ -1965,7 +1672,7 @@
       </w:r>
       <w:r>
         <w:rPr>
-          <w:rFonts w:ascii="Helvetica" w:hAnsi="Helvetica" w:cs="Helvetica"/>
+          <w:rFonts w:ascii="Aptos" w:hAnsi="Aptos" w:cs="Helvetica"/>
           <w:color w:val="000000" w:themeColor="text1"/>
           <w:sz w:val="18"/>
           <w:szCs w:val="18"/>
@@ -1974,7 +1681,7 @@
       </w:r>
       <w:r>
         <w:rPr>
-          <w:rFonts w:ascii="Helvetica" w:hAnsi="Helvetica" w:cs="Helvetica"/>
+          <w:rFonts w:ascii="Aptos" w:hAnsi="Aptos" w:cs="Helvetica"/>
           <w:i/>
           <w:iCs/>
           <w:color w:val="000000" w:themeColor="text1"/>
@@ -1985,7 +1692,7 @@
       </w:r>
       <w:r>
         <w:rPr>
-          <w:rFonts w:ascii="Helvetica" w:hAnsi="Helvetica" w:cs="Helvetica"/>
+          <w:rFonts w:ascii="Aptos" w:hAnsi="Aptos" w:cs="Helvetica"/>
           <w:i/>
           <w:iCs/>
           <w:color w:val="000000" w:themeColor="text1"/>
@@ -1996,7 +1703,7 @@
       </w:r>
       <w:r>
         <w:rPr>
-          <w:rFonts w:ascii="Helvetica" w:hAnsi="Helvetica" w:cs="Helvetica"/>
+          <w:rFonts w:ascii="Aptos" w:hAnsi="Aptos" w:cs="Helvetica"/>
           <w:color w:val="000000" w:themeColor="text1"/>
           <w:sz w:val="18"/>
           <w:szCs w:val="18"/>
@@ -2005,7 +1712,7 @@
       </w:r>
       <w:r>
         <w:rPr>
-          <w:rFonts w:ascii="Helvetica" w:hAnsi="Helvetica" w:cs="Helvetica"/>
+          <w:rFonts w:ascii="Aptos" w:hAnsi="Aptos" w:cs="Helvetica"/>
           <w:color w:val="000000" w:themeColor="text1"/>
           <w:sz w:val="18"/>
           <w:szCs w:val="18"/>
@@ -2014,7 +1721,7 @@
       </w:r>
       <w:r>
         <w:rPr>
-          <w:rFonts w:ascii="Helvetica" w:hAnsi="Helvetica" w:cs="Helvetica"/>
+          <w:rFonts w:ascii="Aptos" w:hAnsi="Aptos" w:cs="Helvetica"/>
           <w:color w:val="000000" w:themeColor="text1"/>
           <w:sz w:val="18"/>
           <w:szCs w:val="18"/>
@@ -2023,18 +1730,18 @@
       </w:r>
       <w:r>
         <w:rPr>
-          <w:rFonts w:ascii="Helvetica" w:hAnsi="Helvetica" w:cs="Helvetica"/>
+          <w:rFonts w:ascii="Aptos" w:hAnsi="Aptos" w:cs="Helvetica"/>
           <w:color w:val="000000" w:themeColor="text1"/>
           <w:sz w:val="18"/>
           <w:szCs w:val="18"/>
         </w:rPr>
         <w:t xml:space="preserve"> </w:t>
       </w:r>
-      <w:hyperlink r:id="rId16">
+      <w:hyperlink r:id="rId14">
         <w:r>
           <w:rPr>
             <w:rStyle w:val="Hyperlink"/>
-            <w:rFonts w:ascii="Helvetica" w:hAnsi="Helvetica" w:cs="Helvetica"/>
+            <w:rFonts w:ascii="Aptos" w:hAnsi="Aptos" w:cs="Helvetica"/>
             <w:sz w:val="18"/>
             <w:szCs w:val="18"/>
           </w:rPr>
@@ -2052,15 +1759,18 @@
         <w:spacing w:line="276" w:lineRule="auto"/>
         <w:contextualSpacing w:val="0"/>
         <w:rPr>
-          <w:rFonts w:ascii="Helvetica" w:hAnsi="Helvetica" w:cs="Helvetica"/>
-          <w:color w:val="000000" w:themeColor="text1"/>
-          <w:sz w:val="18"/>
-          <w:szCs w:val="18"/>
-        </w:rPr>
-      </w:pPr>
-      <w:r>
-        <w:rPr>
-          <w:rFonts w:ascii="Helvetica" w:hAnsi="Helvetica" w:cs="Helvetica"/>
+          <w:rStyle w:val="Hyperlink"/>
+          <w:rFonts w:ascii="Aptos" w:hAnsi="Aptos" w:cs="Helvetica"/>
+          <w:b w:val="0"/>
+          <w:color w:val="000000" w:themeColor="text1"/>
+          <w:sz w:val="18"/>
+          <w:szCs w:val="18"/>
+          <w:u w:val="none"/>
+        </w:rPr>
+      </w:pPr>
+      <w:r>
+        <w:rPr>
+          <w:rFonts w:ascii="Aptos" w:hAnsi="Aptos" w:cs="Helvetica"/>
           <w:b/>
           <w:bCs/>
           <w:color w:val="000000" w:themeColor="text1"/>
@@ -2071,7 +1781,7 @@
       </w:r>
       <w:r>
         <w:rPr>
-          <w:rFonts w:ascii="Helvetica" w:hAnsi="Helvetica" w:cs="Helvetica"/>
+          <w:rFonts w:ascii="Aptos" w:hAnsi="Aptos" w:cs="Helvetica"/>
           <w:color w:val="000000" w:themeColor="text1"/>
           <w:sz w:val="18"/>
           <w:szCs w:val="18"/>
@@ -2080,7 +1790,7 @@
       </w:r>
       <w:r>
         <w:rPr>
-          <w:rFonts w:ascii="Helvetica" w:hAnsi="Helvetica" w:cs="Helvetica"/>
+          <w:rFonts w:ascii="Aptos" w:hAnsi="Aptos" w:cs="Helvetica"/>
           <w:b/>
           <w:bCs/>
           <w:color w:val="000000" w:themeColor="text1"/>
@@ -2091,7 +1801,7 @@
       </w:r>
       <w:r>
         <w:rPr>
-          <w:rFonts w:ascii="Helvetica" w:hAnsi="Helvetica" w:cs="Helvetica"/>
+          <w:rFonts w:ascii="Aptos" w:hAnsi="Aptos" w:cs="Helvetica"/>
           <w:color w:val="000000" w:themeColor="text1"/>
           <w:sz w:val="18"/>
           <w:szCs w:val="18"/>
@@ -2100,7 +1810,7 @@
       </w:r>
       <w:r>
         <w:rPr>
-          <w:rFonts w:ascii="Helvetica" w:hAnsi="Helvetica" w:cs="Helvetica"/>
+          <w:rFonts w:ascii="Aptos" w:hAnsi="Aptos" w:cs="Helvetica"/>
           <w:i/>
           <w:iCs/>
           <w:color w:val="000000" w:themeColor="text1"/>
@@ -2111,7 +1821,7 @@
       </w:r>
       <w:r>
         <w:rPr>
-          <w:rFonts w:ascii="Helvetica" w:hAnsi="Helvetica" w:cs="Helvetica"/>
+          <w:rFonts w:ascii="Aptos" w:hAnsi="Aptos" w:cs="Helvetica"/>
           <w:i/>
           <w:iCs/>
           <w:color w:val="000000" w:themeColor="text1"/>
@@ -2122,7 +1832,7 @@
       </w:r>
       <w:r>
         <w:rPr>
-          <w:rFonts w:ascii="Helvetica" w:hAnsi="Helvetica" w:cs="Helvetica"/>
+          <w:rFonts w:ascii="Aptos" w:hAnsi="Aptos" w:cs="Helvetica"/>
           <w:color w:val="000000" w:themeColor="text1"/>
           <w:sz w:val="18"/>
           <w:szCs w:val="18"/>
@@ -2131,18 +1841,18 @@
       </w:r>
       <w:r>
         <w:rPr>
-          <w:rFonts w:ascii="Helvetica" w:hAnsi="Helvetica" w:cs="Helvetica"/>
+          <w:rFonts w:ascii="Aptos" w:hAnsi="Aptos" w:cs="Helvetica"/>
           <w:color w:val="000000" w:themeColor="text1"/>
           <w:sz w:val="18"/>
           <w:szCs w:val="18"/>
         </w:rPr>
         <w:t xml:space="preserve">, 2025. </w:t>
       </w:r>
-      <w:hyperlink r:id="rId17" w:history="1">
+      <w:hyperlink r:id="rId15" w:history="1">
         <w:r>
           <w:rPr>
             <w:rStyle w:val="Hyperlink"/>
-            <w:rFonts w:ascii="Helvetica" w:hAnsi="Helvetica" w:cs="Helvetica"/>
+            <w:rFonts w:ascii="Aptos" w:hAnsi="Aptos" w:cs="Helvetica"/>
             <w:sz w:val="18"/>
             <w:szCs w:val="18"/>
           </w:rPr>
@@ -2152,6 +1862,16 @@
     </w:p>
     <w:p>
       <w:pPr>
+        <w:tabs>
+          <w:tab w:val="left" w:pos="9175"/>
+        </w:tabs>
+      </w:pPr>
+      <w:r>
+        <w:tab/>
+      </w:r>
+    </w:p>
+    <w:p>
+      <w:pPr>
         <w:pStyle w:val="ListParagraph"/>
         <w:numPr>
           <w:ilvl w:val="0"/>
@@ -2160,15 +1880,15 @@
         <w:spacing w:line="276" w:lineRule="auto"/>
         <w:contextualSpacing w:val="0"/>
         <w:rPr>
-          <w:rFonts w:ascii="Helvetica" w:hAnsi="Helvetica" w:cs="Helvetica"/>
-          <w:color w:val="000000" w:themeColor="text1"/>
-          <w:sz w:val="18"/>
-          <w:szCs w:val="18"/>
-        </w:rPr>
-      </w:pPr>
-      <w:r>
-        <w:rPr>
-          <w:rFonts w:ascii="Helvetica" w:hAnsi="Helvetica" w:cs="Helvetica"/>
+          <w:rFonts w:ascii="Aptos" w:hAnsi="Aptos" w:cs="Helvetica"/>
+          <w:color w:val="000000" w:themeColor="text1"/>
+          <w:sz w:val="18"/>
+          <w:szCs w:val="18"/>
+        </w:rPr>
+      </w:pPr>
+      <w:r>
+        <w:rPr>
+          <w:rFonts w:ascii="Aptos" w:hAnsi="Aptos" w:cs="Helvetica"/>
           <w:b/>
           <w:bCs/>
           <w:color w:val="000000" w:themeColor="text1"/>
@@ -2180,7 +1900,7 @@
       </w:r>
       <w:r>
         <w:rPr>
-          <w:rFonts w:ascii="Helvetica" w:hAnsi="Helvetica" w:cs="Helvetica"/>
+          <w:rFonts w:ascii="Aptos" w:hAnsi="Aptos" w:cs="Helvetica"/>
           <w:color w:val="000000" w:themeColor="text1"/>
           <w:sz w:val="18"/>
           <w:szCs w:val="18"/>
@@ -2189,7 +1909,7 @@
       </w:r>
       <w:r>
         <w:rPr>
-          <w:rFonts w:ascii="Helvetica" w:hAnsi="Helvetica" w:cs="Helvetica"/>
+          <w:rFonts w:ascii="Aptos" w:hAnsi="Aptos" w:cs="Helvetica"/>
           <w:b/>
           <w:bCs/>
           <w:color w:val="000000" w:themeColor="text1"/>
@@ -2200,7 +1920,7 @@
       </w:r>
       <w:r>
         <w:rPr>
-          <w:rFonts w:ascii="Helvetica" w:hAnsi="Helvetica" w:cs="Helvetica"/>
+          <w:rFonts w:ascii="Aptos" w:hAnsi="Aptos" w:cs="Helvetica"/>
           <w:color w:val="000000" w:themeColor="text1"/>
           <w:sz w:val="18"/>
           <w:szCs w:val="18"/>
@@ -2209,7 +1929,7 @@
       </w:r>
       <w:r>
         <w:rPr>
-          <w:rFonts w:ascii="Helvetica" w:hAnsi="Helvetica" w:cs="Helvetica"/>
+          <w:rFonts w:ascii="Aptos" w:hAnsi="Aptos" w:cs="Helvetica"/>
           <w:color w:val="000000" w:themeColor="text1"/>
           <w:sz w:val="18"/>
           <w:szCs w:val="18"/>
@@ -2218,7 +1938,7 @@
       </w:r>
       <w:r>
         <w:rPr>
-          <w:rFonts w:ascii="Helvetica" w:hAnsi="Helvetica" w:cs="Helvetica"/>
+          <w:rFonts w:ascii="Aptos" w:hAnsi="Aptos" w:cs="Helvetica"/>
           <w:color w:val="000000" w:themeColor="text1"/>
           <w:sz w:val="18"/>
           <w:szCs w:val="18"/>
@@ -2227,7 +1947,7 @@
       </w:r>
       <w:r>
         <w:rPr>
-          <w:rFonts w:ascii="Helvetica" w:hAnsi="Helvetica" w:cs="Helvetica"/>
+          <w:rFonts w:ascii="Aptos" w:hAnsi="Aptos" w:cs="Helvetica"/>
           <w:color w:val="000000" w:themeColor="text1"/>
           <w:sz w:val="18"/>
           <w:szCs w:val="18"/>
@@ -2236,7 +1956,7 @@
       </w:r>
       <w:r>
         <w:rPr>
-          <w:rFonts w:ascii="Helvetica" w:hAnsi="Helvetica" w:cs="Helvetica"/>
+          <w:rFonts w:ascii="Aptos" w:hAnsi="Aptos" w:cs="Helvetica"/>
           <w:color w:val="000000" w:themeColor="text1"/>
           <w:sz w:val="18"/>
           <w:szCs w:val="18"/>
@@ -2245,7 +1965,7 @@
       </w:r>
       <w:r>
         <w:rPr>
-          <w:rFonts w:ascii="Helvetica" w:hAnsi="Helvetica" w:cs="Helvetica"/>
+          <w:rFonts w:ascii="Aptos" w:hAnsi="Aptos" w:cs="Helvetica"/>
           <w:color w:val="000000" w:themeColor="text1"/>
           <w:sz w:val="18"/>
           <w:szCs w:val="18"/>
@@ -2254,7 +1974,7 @@
       </w:r>
       <w:r>
         <w:rPr>
-          <w:rFonts w:ascii="Helvetica" w:hAnsi="Helvetica" w:cs="Helvetica"/>
+          <w:rFonts w:ascii="Aptos" w:hAnsi="Aptos" w:cs="Helvetica"/>
           <w:i/>
           <w:iCs/>
           <w:color w:val="000000" w:themeColor="text1"/>
@@ -2265,7 +1985,7 @@
       </w:r>
       <w:r>
         <w:rPr>
-          <w:rFonts w:ascii="Helvetica" w:hAnsi="Helvetica" w:cs="Helvetica"/>
+          <w:rFonts w:ascii="Aptos" w:hAnsi="Aptos" w:cs="Helvetica"/>
           <w:i/>
           <w:iCs/>
           <w:color w:val="000000" w:themeColor="text1"/>
@@ -2276,7 +1996,7 @@
       </w:r>
       <w:r>
         <w:rPr>
-          <w:rFonts w:ascii="Helvetica" w:hAnsi="Helvetica" w:cs="Helvetica"/>
+          <w:rFonts w:ascii="Aptos" w:hAnsi="Aptos" w:cs="Helvetica"/>
           <w:color w:val="000000" w:themeColor="text1"/>
           <w:sz w:val="18"/>
           <w:szCs w:val="18"/>
@@ -2285,7 +2005,7 @@
       </w:r>
       <w:r>
         <w:rPr>
-          <w:rFonts w:ascii="Helvetica" w:hAnsi="Helvetica" w:cs="Helvetica"/>
+          <w:rFonts w:ascii="Aptos" w:hAnsi="Aptos" w:cs="Helvetica"/>
           <w:color w:val="000000" w:themeColor="text1"/>
           <w:sz w:val="18"/>
           <w:szCs w:val="18"/>
@@ -2294,7 +2014,7 @@
       </w:r>
       <w:r>
         <w:rPr>
-          <w:rFonts w:ascii="Helvetica" w:hAnsi="Helvetica" w:cs="Helvetica"/>
+          <w:rFonts w:ascii="Aptos" w:hAnsi="Aptos" w:cs="Helvetica"/>
           <w:color w:val="000000" w:themeColor="text1"/>
           <w:sz w:val="18"/>
           <w:szCs w:val="18"/>
@@ -2303,18 +2023,18 @@
       </w:r>
       <w:r>
         <w:rPr>
-          <w:rFonts w:ascii="Helvetica" w:hAnsi="Helvetica" w:cs="Helvetica"/>
+          <w:rFonts w:ascii="Aptos" w:hAnsi="Aptos" w:cs="Helvetica"/>
           <w:color w:val="000000" w:themeColor="text1"/>
           <w:sz w:val="18"/>
           <w:szCs w:val="18"/>
         </w:rPr>
         <w:t xml:space="preserve"> </w:t>
       </w:r>
-      <w:hyperlink r:id="rId18">
+      <w:hyperlink r:id="rId16">
         <w:r>
           <w:rPr>
             <w:rStyle w:val="Hyperlink"/>
-            <w:rFonts w:ascii="Helvetica" w:hAnsi="Helvetica" w:cs="Helvetica"/>
+            <w:rFonts w:ascii="Aptos" w:hAnsi="Aptos" w:cs="Helvetica"/>
             <w:sz w:val="18"/>
             <w:szCs w:val="18"/>
           </w:rPr>
@@ -2332,15 +2052,15 @@
         <w:spacing w:line="276" w:lineRule="auto"/>
         <w:contextualSpacing w:val="0"/>
         <w:rPr>
-          <w:rFonts w:ascii="Helvetica" w:hAnsi="Helvetica" w:cs="Helvetica"/>
-          <w:color w:val="000000" w:themeColor="text1"/>
-          <w:sz w:val="18"/>
-          <w:szCs w:val="18"/>
-        </w:rPr>
-      </w:pPr>
-      <w:r>
-        <w:rPr>
-          <w:rFonts w:ascii="Helvetica" w:hAnsi="Helvetica" w:cs="Helvetica"/>
+          <w:rFonts w:ascii="Aptos" w:hAnsi="Aptos" w:cs="Helvetica"/>
+          <w:color w:val="000000" w:themeColor="text1"/>
+          <w:sz w:val="18"/>
+          <w:szCs w:val="18"/>
+        </w:rPr>
+      </w:pPr>
+      <w:r>
+        <w:rPr>
+          <w:rFonts w:ascii="Aptos" w:hAnsi="Aptos" w:cs="Helvetica"/>
           <w:b/>
           <w:bCs/>
           <w:color w:val="000000" w:themeColor="text1"/>
@@ -2351,7 +2071,7 @@
       </w:r>
       <w:r>
         <w:rPr>
-          <w:rFonts w:ascii="Helvetica" w:hAnsi="Helvetica" w:cs="Helvetica"/>
+          <w:rFonts w:ascii="Aptos" w:hAnsi="Aptos" w:cs="Helvetica"/>
           <w:color w:val="000000" w:themeColor="text1"/>
           <w:sz w:val="18"/>
           <w:szCs w:val="18"/>
@@ -2360,7 +2080,7 @@
       </w:r>
       <w:r>
         <w:rPr>
-          <w:rFonts w:ascii="Helvetica" w:hAnsi="Helvetica" w:cs="Helvetica"/>
+          <w:rFonts w:ascii="Aptos" w:hAnsi="Aptos" w:cs="Helvetica"/>
           <w:color w:val="000000" w:themeColor="text1"/>
           <w:sz w:val="18"/>
           <w:szCs w:val="18"/>
@@ -2369,7 +2089,7 @@
       </w:r>
       <w:r>
         <w:rPr>
-          <w:rFonts w:ascii="Helvetica" w:hAnsi="Helvetica" w:cs="Helvetica"/>
+          <w:rFonts w:ascii="Aptos" w:hAnsi="Aptos" w:cs="Helvetica"/>
           <w:color w:val="000000" w:themeColor="text1"/>
           <w:sz w:val="18"/>
           <w:szCs w:val="18"/>
@@ -2378,7 +2098,7 @@
       </w:r>
       <w:r>
         <w:rPr>
-          <w:rFonts w:ascii="Helvetica" w:hAnsi="Helvetica" w:cs="Helvetica"/>
+          <w:rFonts w:ascii="Aptos" w:hAnsi="Aptos" w:cs="Helvetica"/>
           <w:color w:val="000000" w:themeColor="text1"/>
           <w:sz w:val="18"/>
           <w:szCs w:val="18"/>
@@ -2387,7 +2107,7 @@
       </w:r>
       <w:r>
         <w:rPr>
-          <w:rFonts w:ascii="Helvetica" w:hAnsi="Helvetica" w:cs="Helvetica"/>
+          <w:rFonts w:ascii="Aptos" w:hAnsi="Aptos" w:cs="Helvetica"/>
           <w:color w:val="000000" w:themeColor="text1"/>
           <w:sz w:val="18"/>
           <w:szCs w:val="18"/>
@@ -2396,7 +2116,7 @@
       </w:r>
       <w:r>
         <w:rPr>
-          <w:rFonts w:ascii="Helvetica" w:hAnsi="Helvetica" w:cs="Helvetica"/>
+          <w:rFonts w:ascii="Aptos" w:hAnsi="Aptos" w:cs="Helvetica"/>
           <w:i/>
           <w:iCs/>
           <w:color w:val="000000" w:themeColor="text1"/>
@@ -2407,7 +2127,7 @@
       </w:r>
       <w:r>
         <w:rPr>
-          <w:rFonts w:ascii="Helvetica" w:hAnsi="Helvetica" w:cs="Helvetica"/>
+          <w:rFonts w:ascii="Aptos" w:hAnsi="Aptos" w:cs="Helvetica"/>
           <w:i/>
           <w:iCs/>
           <w:color w:val="000000" w:themeColor="text1"/>
@@ -2418,7 +2138,7 @@
       </w:r>
       <w:r>
         <w:rPr>
-          <w:rFonts w:ascii="Helvetica" w:hAnsi="Helvetica" w:cs="Helvetica"/>
+          <w:rFonts w:ascii="Aptos" w:hAnsi="Aptos" w:cs="Helvetica"/>
           <w:i/>
           <w:iCs/>
           <w:color w:val="000000" w:themeColor="text1"/>
@@ -2430,7 +2150,7 @@
       </w:r>
       <w:r>
         <w:rPr>
-          <w:rFonts w:ascii="Helvetica" w:hAnsi="Helvetica" w:cs="Helvetica"/>
+          <w:rFonts w:ascii="Aptos" w:hAnsi="Aptos" w:cs="Helvetica"/>
           <w:color w:val="000000" w:themeColor="text1"/>
           <w:sz w:val="18"/>
           <w:szCs w:val="18"/>
@@ -2440,7 +2160,7 @@
       </w:r>
       <w:r>
         <w:rPr>
-          <w:rFonts w:ascii="Helvetica" w:hAnsi="Helvetica" w:cs="Helvetica"/>
+          <w:rFonts w:ascii="Aptos" w:hAnsi="Aptos" w:cs="Helvetica"/>
           <w:color w:val="000000" w:themeColor="text1"/>
           <w:sz w:val="18"/>
           <w:szCs w:val="18"/>
@@ -2450,7 +2170,7 @@
       </w:r>
       <w:r>
         <w:rPr>
-          <w:rFonts w:ascii="Helvetica" w:hAnsi="Helvetica" w:cs="Helvetica"/>
+          <w:rFonts w:ascii="Aptos" w:hAnsi="Aptos" w:cs="Helvetica"/>
           <w:color w:val="000000" w:themeColor="text1"/>
           <w:sz w:val="18"/>
           <w:szCs w:val="18"/>
@@ -2460,7 +2180,7 @@
       </w:r>
       <w:r>
         <w:rPr>
-          <w:rFonts w:ascii="Helvetica" w:hAnsi="Helvetica" w:cs="Helvetica"/>
+          <w:rFonts w:ascii="Aptos" w:hAnsi="Aptos" w:cs="Helvetica"/>
           <w:color w:val="000000" w:themeColor="text1"/>
           <w:sz w:val="18"/>
           <w:szCs w:val="18"/>
@@ -2470,7 +2190,7 @@
       </w:r>
       <w:r>
         <w:rPr>
-          <w:rFonts w:ascii="Helvetica" w:hAnsi="Helvetica" w:cs="Helvetica"/>
+          <w:rFonts w:ascii="Aptos" w:hAnsi="Aptos" w:cs="Helvetica"/>
           <w:color w:val="000000" w:themeColor="text1"/>
           <w:sz w:val="18"/>
           <w:szCs w:val="18"/>
@@ -2480,7 +2200,7 @@
       </w:r>
       <w:r>
         <w:rPr>
-          <w:rFonts w:ascii="Helvetica" w:hAnsi="Helvetica" w:cs="Helvetica"/>
+          <w:rFonts w:ascii="Aptos" w:hAnsi="Aptos" w:cs="Helvetica"/>
           <w:color w:val="000000" w:themeColor="text1"/>
           <w:sz w:val="18"/>
           <w:szCs w:val="18"/>
@@ -2488,11 +2208,11 @@
         </w:rPr>
         <w:t xml:space="preserve"> </w:t>
       </w:r>
-      <w:hyperlink r:id="rId19">
+      <w:hyperlink r:id="rId17">
         <w:r>
           <w:rPr>
             <w:rStyle w:val="Hyperlink"/>
-            <w:rFonts w:ascii="Helvetica" w:hAnsi="Helvetica" w:cs="Helvetica"/>
+            <w:rFonts w:ascii="Aptos" w:hAnsi="Aptos" w:cs="Helvetica"/>
             <w:sz w:val="18"/>
             <w:szCs w:val="18"/>
           </w:rPr>
@@ -2501,7 +2221,7 @@
         <w:r>
           <w:rPr>
             <w:rStyle w:val="Hyperlink"/>
-            <w:rFonts w:ascii="Helvetica" w:hAnsi="Helvetica" w:cs="Helvetica"/>
+            <w:rFonts w:ascii="Aptos" w:hAnsi="Aptos" w:cs="Helvetica"/>
             <w:sz w:val="18"/>
             <w:szCs w:val="18"/>
           </w:rPr>
@@ -2510,7 +2230,7 @@
       </w:hyperlink>
       <w:r>
         <w:rPr>
-          <w:rFonts w:ascii="Helvetica" w:hAnsi="Helvetica" w:cs="Helvetica"/>
+          <w:rFonts w:ascii="Aptos" w:hAnsi="Aptos" w:cs="Helvetica"/>
           <w:b/>
           <w:bCs/>
         </w:rPr>
@@ -2521,14 +2241,14 @@
       <w:pPr>
         <w:spacing w:before="240" w:line="360" w:lineRule="auto"/>
         <w:rPr>
-          <w:rFonts w:ascii="Helvetica" w:hAnsi="Helvetica" w:cs="Helvetica"/>
-          <w:sz w:val="18"/>
-          <w:szCs w:val="18"/>
-        </w:rPr>
-      </w:pPr>
-      <w:r>
-        <w:rPr>
-          <w:rFonts w:ascii="Helvetica" w:hAnsi="Helvetica" w:cs="Helvetica"/>
+          <w:rFonts w:ascii="Aptos" w:hAnsi="Aptos" w:cs="Helvetica"/>
+          <w:sz w:val="18"/>
+          <w:szCs w:val="18"/>
+        </w:rPr>
+      </w:pPr>
+      <w:r>
+        <w:rPr>
+          <w:rFonts w:ascii="Aptos" w:hAnsi="Aptos" w:cs="Helvetica"/>
           <w:b/>
           <w:bCs/>
         </w:rPr>
@@ -2536,53 +2256,69 @@
       </w:r>
       <w:r>
         <w:rPr>
-          <w:rFonts w:ascii="Helvetica" w:hAnsi="Helvetica" w:cs="Helvetica"/>
+          <w:rFonts w:ascii="Aptos" w:hAnsi="Aptos" w:cs="Helvetica"/>
         </w:rPr>
         <w:t xml:space="preserve"> </w:t>
       </w:r>
       <w:r>
         <w:rPr>
-          <w:rFonts w:ascii="Helvetica" w:hAnsi="Helvetica" w:cs="Helvetica"/>
+          <w:rFonts w:ascii="Aptos" w:hAnsi="Aptos" w:cs="Helvetica"/>
         </w:rPr>
         <w:t>_____________________________________________________</w:t>
       </w:r>
       <w:r>
         <w:rPr>
-          <w:rFonts w:ascii="Helvetica" w:hAnsi="Helvetica" w:cs="Helvetica"/>
+          <w:rFonts w:ascii="Aptos" w:hAnsi="Aptos" w:cs="Helvetica"/>
         </w:rPr>
         <w:t>____________</w:t>
       </w:r>
       <w:r>
         <w:rPr>
-          <w:rFonts w:ascii="Helvetica" w:hAnsi="Helvetica" w:cs="Helvetica"/>
+          <w:rFonts w:ascii="Aptos" w:hAnsi="Aptos" w:cs="Helvetica"/>
         </w:rPr>
         <w:t>__</w:t>
       </w:r>
       <w:r>
         <w:rPr>
-          <w:rFonts w:ascii="Helvetica" w:hAnsi="Helvetica" w:cs="Helvetica"/>
+          <w:rFonts w:ascii="Aptos" w:hAnsi="Aptos" w:cs="Helvetica"/>
         </w:rPr>
         <w:t>______</w:t>
       </w:r>
       <w:r>
         <w:rPr>
-          <w:rFonts w:ascii="Helvetica" w:hAnsi="Helvetica" w:cs="Helvetica"/>
+          <w:rFonts w:ascii="Aptos" w:hAnsi="Aptos" w:cs="Helvetica"/>
         </w:rPr>
         <w:t>________</w:t>
+      </w:r>
+      <w:r>
+        <w:rPr>
+          <w:rFonts w:ascii="Aptos" w:hAnsi="Aptos" w:cs="Helvetica"/>
+        </w:rPr>
+        <w:t>_________________</w:t>
       </w:r>
     </w:p>
     <w:p>
       <w:pPr>
         <w:spacing w:after="0" w:line="360" w:lineRule="auto"/>
         <w:rPr>
-          <w:rFonts w:ascii="Helvetica" w:hAnsi="Helvetica" w:cs="Helvetica"/>
-          <w:sz w:val="18"/>
-          <w:szCs w:val="18"/>
-        </w:rPr>
-      </w:pPr>
-      <w:r>
-        <w:rPr>
-          <w:rFonts w:ascii="Helvetica" w:hAnsi="Helvetica" w:cs="Helvetica"/>
+          <w:rFonts w:ascii="Aptos" w:hAnsi="Aptos" w:cs="Helvetica"/>
+          <w:sz w:val="18"/>
+          <w:szCs w:val="18"/>
+        </w:rPr>
+      </w:pPr>
+      <w:r>
+        <w:rPr>
+          <w:rFonts w:ascii="Aptos" w:hAnsi="Aptos" w:cs="Helvetica"/>
+          <w:i/>
+          <w:iCs/>
+        </w:rPr>
+        <w:t xml:space="preserve">   </w:t>
+      </w:r>
+      <w:r>
+        <w:rPr>
+          <w:rFonts w:ascii="Aptos" w:hAnsi="Aptos" w:cs="Helvetica"/>
+          <w:i/>
+          <w:iCs/>
           <w:sz w:val="18"/>
           <w:szCs w:val="18"/>
         </w:rPr>
@@ -2590,7 +2326,7 @@
       </w:r>
       <w:r>
         <w:rPr>
-          <w:rFonts w:ascii="Helvetica" w:hAnsi="Helvetica" w:cs="Helvetica"/>
+          <w:rFonts w:ascii="Aptos" w:hAnsi="Aptos" w:cs="Helvetica"/>
           <w:sz w:val="18"/>
           <w:szCs w:val="18"/>
         </w:rPr>
@@ -2598,7 +2334,7 @@
       </w:r>
       <w:r>
         <w:rPr>
-          <w:rFonts w:ascii="Helvetica" w:hAnsi="Helvetica" w:cs="Helvetica"/>
+          <w:rFonts w:ascii="Aptos" w:hAnsi="Aptos" w:cs="Helvetica"/>
           <w:b/>
           <w:bCs/>
           <w:sz w:val="18"/>
@@ -2608,7 +2344,7 @@
       </w:r>
       <w:r>
         <w:rPr>
-          <w:rFonts w:ascii="Helvetica" w:hAnsi="Helvetica" w:cs="Helvetica"/>
+          <w:rFonts w:ascii="Aptos" w:hAnsi="Aptos" w:cs="Helvetica"/>
           <w:b/>
           <w:bCs/>
           <w:sz w:val="18"/>
@@ -2618,7 +2354,7 @@
       </w:r>
       <w:r>
         <w:rPr>
-          <w:rFonts w:ascii="Helvetica" w:hAnsi="Helvetica" w:cs="Helvetica"/>
+          <w:rFonts w:ascii="Aptos" w:hAnsi="Aptos" w:cs="Helvetica"/>
           <w:sz w:val="18"/>
           <w:szCs w:val="18"/>
         </w:rPr>
@@ -2626,7 +2362,7 @@
       </w:r>
       <w:r>
         <w:rPr>
-          <w:rFonts w:ascii="Helvetica" w:hAnsi="Helvetica" w:cs="Helvetica"/>
+          <w:rFonts w:ascii="Aptos" w:hAnsi="Aptos" w:cs="Helvetica"/>
           <w:sz w:val="18"/>
           <w:szCs w:val="18"/>
         </w:rPr>
@@ -2634,7 +2370,7 @@
       </w:r>
       <w:r>
         <w:rPr>
-          <w:rFonts w:ascii="Helvetica" w:hAnsi="Helvetica" w:cs="Helvetica"/>
+          <w:rFonts w:ascii="Aptos" w:hAnsi="Aptos" w:cs="Helvetica"/>
           <w:sz w:val="18"/>
           <w:szCs w:val="18"/>
         </w:rPr>
@@ -2642,7 +2378,7 @@
       </w:r>
       <w:r>
         <w:rPr>
-          <w:rFonts w:ascii="Helvetica" w:hAnsi="Helvetica" w:cs="Helvetica"/>
+          <w:rFonts w:ascii="Aptos" w:hAnsi="Aptos" w:cs="Helvetica"/>
           <w:sz w:val="18"/>
           <w:szCs w:val="18"/>
         </w:rPr>
@@ -2653,34 +2389,42 @@
       <w:pPr>
         <w:spacing w:after="0" w:line="360" w:lineRule="auto"/>
         <w:rPr>
-          <w:rFonts w:ascii="Helvetica" w:hAnsi="Helvetica" w:cs="Helvetica"/>
-          <w:sz w:val="18"/>
-          <w:szCs w:val="18"/>
-        </w:rPr>
-      </w:pPr>
-      <w:r>
-        <w:rPr>
-          <w:rFonts w:ascii="Helvetica" w:hAnsi="Helvetica" w:cs="Helvetica"/>
+          <w:rFonts w:ascii="Aptos" w:hAnsi="Aptos" w:cs="Helvetica"/>
+          <w:sz w:val="18"/>
+          <w:szCs w:val="18"/>
+        </w:rPr>
+      </w:pPr>
+      <w:r>
+        <w:rPr>
+          <w:rFonts w:ascii="Aptos" w:hAnsi="Aptos" w:cs="Helvetica"/>
           <w:i/>
           <w:iCs/>
-          <w:sz w:val="18"/>
-          <w:szCs w:val="18"/>
-        </w:rPr>
-        <w:t>2025</w:t>
-      </w:r>
-      <w:r>
-        <w:rPr>
-          <w:rFonts w:ascii="Helvetica" w:hAnsi="Helvetica" w:cs="Helvetica"/>
+        </w:rPr>
+        <w:t xml:space="preserve">   </w:t>
+      </w:r>
+      <w:r>
+        <w:rPr>
+          <w:rFonts w:ascii="Aptos" w:hAnsi="Aptos" w:cs="Helvetica"/>
           <w:i/>
           <w:iCs/>
           <w:sz w:val="18"/>
           <w:szCs w:val="18"/>
         </w:rPr>
+        <w:t>2025</w:t>
+      </w:r>
+      <w:r>
+        <w:rPr>
+          <w:rFonts w:ascii="Aptos" w:hAnsi="Aptos" w:cs="Helvetica"/>
+          <w:i/>
+          <w:iCs/>
+          <w:sz w:val="18"/>
+          <w:szCs w:val="18"/>
+        </w:rPr>
         <w:tab/>
       </w:r>
       <w:r>
         <w:rPr>
-          <w:rFonts w:ascii="Helvetica" w:hAnsi="Helvetica" w:cs="Helvetica"/>
+          <w:rFonts w:ascii="Aptos" w:hAnsi="Aptos" w:cs="Helvetica"/>
           <w:b/>
           <w:bCs/>
           <w:sz w:val="18"/>
@@ -2690,7 +2434,7 @@
       </w:r>
       <w:r>
         <w:rPr>
-          <w:rFonts w:ascii="Helvetica" w:hAnsi="Helvetica" w:cs="Helvetica"/>
+          <w:rFonts w:ascii="Aptos" w:hAnsi="Aptos" w:cs="Helvetica"/>
           <w:b/>
           <w:bCs/>
           <w:sz w:val="18"/>
@@ -2700,7 +2444,7 @@
       </w:r>
       <w:r>
         <w:rPr>
-          <w:rFonts w:ascii="Helvetica" w:hAnsi="Helvetica" w:cs="Helvetica"/>
+          <w:rFonts w:ascii="Aptos" w:hAnsi="Aptos" w:cs="Helvetica"/>
           <w:b/>
           <w:bCs/>
           <w:sz w:val="18"/>
@@ -2710,7 +2454,7 @@
       </w:r>
       <w:r>
         <w:rPr>
-          <w:rFonts w:ascii="Helvetica" w:hAnsi="Helvetica" w:cs="Helvetica"/>
+          <w:rFonts w:ascii="Aptos" w:hAnsi="Aptos" w:cs="Helvetica"/>
           <w:sz w:val="18"/>
           <w:szCs w:val="18"/>
         </w:rPr>
@@ -2718,7 +2462,7 @@
       </w:r>
       <w:r>
         <w:rPr>
-          <w:rFonts w:ascii="Helvetica" w:hAnsi="Helvetica" w:cs="Helvetica"/>
+          <w:rFonts w:ascii="Aptos" w:hAnsi="Aptos" w:cs="Helvetica"/>
           <w:sz w:val="18"/>
           <w:szCs w:val="18"/>
         </w:rPr>
@@ -2729,16 +2473,24 @@
       <w:pPr>
         <w:spacing w:after="0" w:line="360" w:lineRule="auto"/>
         <w:rPr>
-          <w:rFonts w:ascii="Helvetica" w:hAnsi="Helvetica" w:cs="Helvetica"/>
-          <w:sz w:val="18"/>
-          <w:szCs w:val="18"/>
-        </w:rPr>
-      </w:pPr>
-      <w:r>
-        <w:rPr>
-          <w:rFonts w:ascii="Helvetica" w:hAnsi="Helvetica" w:cs="Helvetica"/>
+          <w:rFonts w:ascii="Aptos" w:hAnsi="Aptos" w:cs="Helvetica"/>
+          <w:sz w:val="18"/>
+          <w:szCs w:val="18"/>
+        </w:rPr>
+      </w:pPr>
+      <w:r>
+        <w:rPr>
+          <w:rFonts w:ascii="Aptos" w:hAnsi="Aptos" w:cs="Helvetica"/>
           <w:i/>
           <w:iCs/>
+        </w:rPr>
+        <w:t xml:space="preserve">   </w:t>
+      </w:r>
+      <w:r>
+        <w:rPr>
+          <w:rFonts w:ascii="Aptos" w:hAnsi="Aptos" w:cs="Helvetica"/>
+          <w:i/>
+          <w:iCs/>
           <w:sz w:val="18"/>
           <w:szCs w:val="18"/>
         </w:rPr>
@@ -2746,7 +2498,7 @@
       </w:r>
       <w:r>
         <w:rPr>
-          <w:rFonts w:ascii="Helvetica" w:hAnsi="Helvetica" w:cs="Helvetica"/>
+          <w:rFonts w:ascii="Aptos" w:hAnsi="Aptos" w:cs="Helvetica"/>
           <w:sz w:val="18"/>
           <w:szCs w:val="18"/>
         </w:rPr>
@@ -2754,7 +2506,7 @@
       </w:r>
       <w:r>
         <w:rPr>
-          <w:rFonts w:ascii="Helvetica" w:hAnsi="Helvetica" w:cs="Helvetica"/>
+          <w:rFonts w:ascii="Aptos" w:hAnsi="Aptos" w:cs="Helvetica"/>
           <w:b/>
           <w:bCs/>
           <w:sz w:val="18"/>
@@ -2764,7 +2516,7 @@
       </w:r>
       <w:r>
         <w:rPr>
-          <w:rFonts w:ascii="Helvetica" w:hAnsi="Helvetica" w:cs="Helvetica"/>
+          <w:rFonts w:ascii="Aptos" w:hAnsi="Aptos" w:cs="Helvetica"/>
           <w:sz w:val="18"/>
           <w:szCs w:val="18"/>
         </w:rPr>
@@ -2773,7 +2525,7 @@
       <w:proofErr w:type="spellStart"/>
       <w:r>
         <w:rPr>
-          <w:rFonts w:ascii="Helvetica" w:hAnsi="Helvetica" w:cs="Helvetica"/>
+          <w:rFonts w:ascii="Aptos" w:hAnsi="Aptos" w:cs="Helvetica"/>
           <w:sz w:val="18"/>
           <w:szCs w:val="18"/>
         </w:rPr>
@@ -2782,7 +2534,7 @@
       <w:proofErr w:type="spellEnd"/>
       <w:r>
         <w:rPr>
-          <w:rFonts w:ascii="Helvetica" w:hAnsi="Helvetica" w:cs="Helvetica"/>
+          <w:rFonts w:ascii="Aptos" w:hAnsi="Aptos" w:cs="Helvetica"/>
           <w:sz w:val="18"/>
           <w:szCs w:val="18"/>
         </w:rPr>
@@ -2790,7 +2542,7 @@
       </w:r>
       <w:r>
         <w:rPr>
-          <w:rFonts w:ascii="Helvetica" w:hAnsi="Helvetica" w:cs="Helvetica"/>
+          <w:rFonts w:ascii="Aptos" w:hAnsi="Aptos" w:cs="Helvetica"/>
           <w:sz w:val="18"/>
           <w:szCs w:val="18"/>
         </w:rPr>
@@ -2801,16 +2553,24 @@
       <w:pPr>
         <w:spacing w:after="0" w:line="360" w:lineRule="auto"/>
         <w:rPr>
-          <w:rFonts w:ascii="Helvetica" w:hAnsi="Helvetica" w:cs="Helvetica"/>
-          <w:sz w:val="18"/>
-          <w:szCs w:val="18"/>
-        </w:rPr>
-      </w:pPr>
-      <w:r>
-        <w:rPr>
-          <w:rFonts w:ascii="Helvetica" w:hAnsi="Helvetica" w:cs="Helvetica"/>
+          <w:rFonts w:ascii="Aptos" w:hAnsi="Aptos" w:cs="Helvetica"/>
+          <w:sz w:val="18"/>
+          <w:szCs w:val="18"/>
+        </w:rPr>
+      </w:pPr>
+      <w:r>
+        <w:rPr>
+          <w:rFonts w:ascii="Aptos" w:hAnsi="Aptos" w:cs="Helvetica"/>
           <w:i/>
           <w:iCs/>
+        </w:rPr>
+        <w:t xml:space="preserve">   </w:t>
+      </w:r>
+      <w:r>
+        <w:rPr>
+          <w:rFonts w:ascii="Aptos" w:hAnsi="Aptos" w:cs="Helvetica"/>
+          <w:i/>
+          <w:iCs/>
           <w:sz w:val="18"/>
           <w:szCs w:val="18"/>
         </w:rPr>
@@ -2818,7 +2578,7 @@
       </w:r>
       <w:r>
         <w:rPr>
-          <w:rFonts w:ascii="Helvetica" w:hAnsi="Helvetica" w:cs="Helvetica"/>
+          <w:rFonts w:ascii="Aptos" w:hAnsi="Aptos" w:cs="Helvetica"/>
           <w:sz w:val="18"/>
           <w:szCs w:val="18"/>
         </w:rPr>
@@ -2826,7 +2586,7 @@
       </w:r>
       <w:r>
         <w:rPr>
-          <w:rFonts w:ascii="Helvetica" w:hAnsi="Helvetica" w:cs="Helvetica"/>
+          <w:rFonts w:ascii="Aptos" w:hAnsi="Aptos" w:cs="Helvetica"/>
           <w:b/>
           <w:bCs/>
           <w:sz w:val="18"/>
@@ -2836,7 +2596,7 @@
       </w:r>
       <w:r>
         <w:rPr>
-          <w:rFonts w:ascii="Helvetica" w:hAnsi="Helvetica" w:cs="Helvetica"/>
+          <w:rFonts w:ascii="Aptos" w:hAnsi="Aptos" w:cs="Helvetica"/>
           <w:sz w:val="18"/>
           <w:szCs w:val="18"/>
         </w:rPr>
@@ -2844,7 +2604,7 @@
       </w:r>
       <w:r>
         <w:rPr>
-          <w:rFonts w:ascii="Helvetica" w:hAnsi="Helvetica" w:cs="Helvetica"/>
+          <w:rFonts w:ascii="Aptos" w:hAnsi="Aptos" w:cs="Helvetica"/>
           <w:sz w:val="18"/>
           <w:szCs w:val="18"/>
         </w:rPr>
@@ -2852,7 +2612,7 @@
       </w:r>
       <w:r>
         <w:rPr>
-          <w:rFonts w:ascii="Helvetica" w:hAnsi="Helvetica" w:cs="Helvetica"/>
+          <w:rFonts w:ascii="Aptos" w:hAnsi="Aptos" w:cs="Helvetica"/>
           <w:sz w:val="18"/>
           <w:szCs w:val="18"/>
         </w:rPr>
@@ -2860,7 +2620,7 @@
       </w:r>
       <w:r>
         <w:rPr>
-          <w:rFonts w:ascii="Helvetica" w:hAnsi="Helvetica" w:cs="Helvetica"/>
+          <w:rFonts w:ascii="Aptos" w:hAnsi="Aptos" w:cs="Helvetica"/>
           <w:sz w:val="18"/>
           <w:szCs w:val="18"/>
         </w:rPr>
@@ -2871,16 +2631,24 @@
       <w:pPr>
         <w:spacing w:after="0" w:line="360" w:lineRule="auto"/>
         <w:rPr>
-          <w:rFonts w:ascii="Helvetica" w:hAnsi="Helvetica" w:cs="Helvetica"/>
-          <w:sz w:val="18"/>
-          <w:szCs w:val="18"/>
-        </w:rPr>
-      </w:pPr>
-      <w:r>
-        <w:rPr>
-          <w:rFonts w:ascii="Helvetica" w:hAnsi="Helvetica" w:cs="Helvetica"/>
+          <w:rFonts w:ascii="Aptos" w:hAnsi="Aptos" w:cs="Helvetica"/>
+          <w:sz w:val="18"/>
+          <w:szCs w:val="18"/>
+        </w:rPr>
+      </w:pPr>
+      <w:r>
+        <w:rPr>
+          <w:rFonts w:ascii="Aptos" w:hAnsi="Aptos" w:cs="Helvetica"/>
           <w:i/>
           <w:iCs/>
+        </w:rPr>
+        <w:t xml:space="preserve">   </w:t>
+      </w:r>
+      <w:r>
+        <w:rPr>
+          <w:rFonts w:ascii="Aptos" w:hAnsi="Aptos" w:cs="Helvetica"/>
+          <w:i/>
+          <w:iCs/>
           <w:sz w:val="18"/>
           <w:szCs w:val="18"/>
         </w:rPr>
@@ -2888,7 +2656,7 @@
       </w:r>
       <w:r>
         <w:rPr>
-          <w:rFonts w:ascii="Helvetica" w:hAnsi="Helvetica" w:cs="Helvetica"/>
+          <w:rFonts w:ascii="Aptos" w:hAnsi="Aptos" w:cs="Helvetica"/>
           <w:sz w:val="18"/>
           <w:szCs w:val="18"/>
         </w:rPr>
@@ -2896,7 +2664,7 @@
       </w:r>
       <w:r>
         <w:rPr>
-          <w:rFonts w:ascii="Helvetica" w:hAnsi="Helvetica" w:cs="Helvetica"/>
+          <w:rFonts w:ascii="Aptos" w:hAnsi="Aptos" w:cs="Helvetica"/>
           <w:b/>
           <w:bCs/>
           <w:sz w:val="18"/>
@@ -2906,7 +2674,7 @@
       </w:r>
       <w:r>
         <w:rPr>
-          <w:rFonts w:ascii="Helvetica" w:hAnsi="Helvetica" w:cs="Helvetica"/>
+          <w:rFonts w:ascii="Aptos" w:hAnsi="Aptos" w:cs="Helvetica"/>
           <w:sz w:val="18"/>
           <w:szCs w:val="18"/>
         </w:rPr>
@@ -2914,7 +2682,7 @@
       </w:r>
       <w:r>
         <w:rPr>
-          <w:rFonts w:ascii="Helvetica" w:hAnsi="Helvetica" w:cs="Helvetica"/>
+          <w:rFonts w:ascii="Aptos" w:hAnsi="Aptos" w:cs="Helvetica"/>
           <w:sz w:val="18"/>
           <w:szCs w:val="18"/>
         </w:rPr>
@@ -2926,16 +2694,24 @@
         <w:spacing w:after="0" w:line="360" w:lineRule="auto"/>
         <w:ind w:left="720" w:hanging="720"/>
         <w:rPr>
-          <w:rFonts w:ascii="Helvetica" w:hAnsi="Helvetica" w:cs="Helvetica"/>
-          <w:sz w:val="18"/>
-          <w:szCs w:val="18"/>
-        </w:rPr>
-      </w:pPr>
-      <w:r>
-        <w:rPr>
-          <w:rFonts w:ascii="Helvetica" w:hAnsi="Helvetica" w:cs="Helvetica"/>
+          <w:rFonts w:ascii="Aptos" w:hAnsi="Aptos" w:cs="Helvetica"/>
+          <w:sz w:val="18"/>
+          <w:szCs w:val="18"/>
+        </w:rPr>
+      </w:pPr>
+      <w:r>
+        <w:rPr>
+          <w:rFonts w:ascii="Aptos" w:hAnsi="Aptos" w:cs="Helvetica"/>
           <w:i/>
           <w:iCs/>
+        </w:rPr>
+        <w:t xml:space="preserve">   </w:t>
+      </w:r>
+      <w:r>
+        <w:rPr>
+          <w:rFonts w:ascii="Aptos" w:hAnsi="Aptos" w:cs="Helvetica"/>
+          <w:i/>
+          <w:iCs/>
           <w:sz w:val="18"/>
           <w:szCs w:val="18"/>
         </w:rPr>
@@ -2943,7 +2719,7 @@
       </w:r>
       <w:r>
         <w:rPr>
-          <w:rFonts w:ascii="Helvetica" w:hAnsi="Helvetica" w:cs="Helvetica"/>
+          <w:rFonts w:ascii="Aptos" w:hAnsi="Aptos" w:cs="Helvetica"/>
           <w:sz w:val="18"/>
           <w:szCs w:val="18"/>
         </w:rPr>
@@ -2951,7 +2727,7 @@
       </w:r>
       <w:r>
         <w:rPr>
-          <w:rFonts w:ascii="Helvetica" w:hAnsi="Helvetica" w:cs="Helvetica"/>
+          <w:rFonts w:ascii="Aptos" w:hAnsi="Aptos" w:cs="Helvetica"/>
           <w:b/>
           <w:bCs/>
           <w:sz w:val="18"/>
@@ -2961,7 +2737,7 @@
       </w:r>
       <w:r>
         <w:rPr>
-          <w:rFonts w:ascii="Helvetica" w:hAnsi="Helvetica" w:cs="Helvetica"/>
+          <w:rFonts w:ascii="Aptos" w:hAnsi="Aptos" w:cs="Helvetica"/>
           <w:sz w:val="18"/>
           <w:szCs w:val="18"/>
         </w:rPr>
@@ -2969,7 +2745,7 @@
       </w:r>
       <w:r>
         <w:rPr>
-          <w:rFonts w:ascii="Helvetica" w:hAnsi="Helvetica" w:cs="Helvetica"/>
+          <w:rFonts w:ascii="Aptos" w:hAnsi="Aptos" w:cs="Helvetica"/>
           <w:sz w:val="18"/>
           <w:szCs w:val="18"/>
         </w:rPr>
@@ -2980,16 +2756,24 @@
       <w:pPr>
         <w:spacing w:after="0" w:line="360" w:lineRule="auto"/>
         <w:rPr>
-          <w:rFonts w:ascii="Helvetica" w:hAnsi="Helvetica" w:cs="Helvetica"/>
-          <w:sz w:val="18"/>
-          <w:szCs w:val="18"/>
-        </w:rPr>
-      </w:pPr>
-      <w:r>
-        <w:rPr>
-          <w:rFonts w:ascii="Helvetica" w:hAnsi="Helvetica" w:cs="Helvetica"/>
+          <w:rFonts w:ascii="Aptos" w:hAnsi="Aptos" w:cs="Helvetica"/>
+          <w:sz w:val="18"/>
+          <w:szCs w:val="18"/>
+        </w:rPr>
+      </w:pPr>
+      <w:r>
+        <w:rPr>
+          <w:rFonts w:ascii="Aptos" w:hAnsi="Aptos" w:cs="Helvetica"/>
           <w:i/>
           <w:iCs/>
+        </w:rPr>
+        <w:t xml:space="preserve">   </w:t>
+      </w:r>
+      <w:r>
+        <w:rPr>
+          <w:rFonts w:ascii="Aptos" w:hAnsi="Aptos" w:cs="Helvetica"/>
+          <w:i/>
+          <w:iCs/>
           <w:sz w:val="18"/>
           <w:szCs w:val="18"/>
         </w:rPr>
@@ -2997,7 +2781,7 @@
       </w:r>
       <w:r>
         <w:rPr>
-          <w:rFonts w:ascii="Helvetica" w:hAnsi="Helvetica" w:cs="Helvetica"/>
+          <w:rFonts w:ascii="Aptos" w:hAnsi="Aptos" w:cs="Helvetica"/>
           <w:sz w:val="18"/>
           <w:szCs w:val="18"/>
         </w:rPr>
@@ -3005,7 +2789,7 @@
       </w:r>
       <w:r>
         <w:rPr>
-          <w:rFonts w:ascii="Helvetica" w:hAnsi="Helvetica" w:cs="Helvetica"/>
+          <w:rFonts w:ascii="Aptos" w:hAnsi="Aptos" w:cs="Helvetica"/>
           <w:b/>
           <w:bCs/>
           <w:sz w:val="18"/>
@@ -3015,7 +2799,7 @@
       </w:r>
       <w:r>
         <w:rPr>
-          <w:rFonts w:ascii="Helvetica" w:hAnsi="Helvetica" w:cs="Helvetica"/>
+          <w:rFonts w:ascii="Aptos" w:hAnsi="Aptos" w:cs="Helvetica"/>
           <w:b/>
           <w:bCs/>
           <w:sz w:val="18"/>
@@ -3025,7 +2809,7 @@
       </w:r>
       <w:r>
         <w:rPr>
-          <w:rFonts w:ascii="Helvetica" w:hAnsi="Helvetica" w:cs="Helvetica"/>
+          <w:rFonts w:ascii="Aptos" w:hAnsi="Aptos" w:cs="Helvetica"/>
           <w:sz w:val="18"/>
           <w:szCs w:val="18"/>
         </w:rPr>
@@ -3033,7 +2817,7 @@
       </w:r>
       <w:r>
         <w:rPr>
-          <w:rFonts w:ascii="Helvetica" w:hAnsi="Helvetica" w:cs="Helvetica"/>
+          <w:rFonts w:ascii="Aptos" w:hAnsi="Aptos" w:cs="Helvetica"/>
           <w:sz w:val="18"/>
           <w:szCs w:val="18"/>
         </w:rPr>
@@ -3041,7 +2825,7 @@
       </w:r>
       <w:r>
         <w:rPr>
-          <w:rFonts w:ascii="Helvetica" w:hAnsi="Helvetica" w:cs="Helvetica"/>
+          <w:rFonts w:ascii="Aptos" w:hAnsi="Aptos" w:cs="Helvetica"/>
           <w:sz w:val="18"/>
           <w:szCs w:val="18"/>
         </w:rPr>
@@ -3049,7 +2833,7 @@
       </w:r>
       <w:r>
         <w:rPr>
-          <w:rFonts w:ascii="Helvetica" w:hAnsi="Helvetica" w:cs="Helvetica"/>
+          <w:rFonts w:ascii="Aptos" w:hAnsi="Aptos" w:cs="Helvetica"/>
           <w:sz w:val="18"/>
           <w:szCs w:val="18"/>
         </w:rPr>
@@ -3060,14 +2844,14 @@
       <w:pPr>
         <w:spacing w:before="240" w:line="360" w:lineRule="auto"/>
         <w:rPr>
-          <w:rFonts w:ascii="Helvetica" w:hAnsi="Helvetica" w:cs="Helvetica"/>
-          <w:sz w:val="18"/>
-          <w:szCs w:val="18"/>
-        </w:rPr>
-      </w:pPr>
-      <w:r>
-        <w:rPr>
-          <w:rFonts w:ascii="Helvetica" w:hAnsi="Helvetica" w:cs="Helvetica"/>
+          <w:rFonts w:ascii="Aptos" w:hAnsi="Aptos" w:cs="Helvetica"/>
+          <w:sz w:val="18"/>
+          <w:szCs w:val="18"/>
+        </w:rPr>
+      </w:pPr>
+      <w:r>
+        <w:rPr>
+          <w:rFonts w:ascii="Aptos" w:hAnsi="Aptos" w:cs="Helvetica"/>
           <w:b/>
           <w:bCs/>
         </w:rPr>
@@ -3075,7 +2859,7 @@
       </w:r>
       <w:r>
         <w:rPr>
-          <w:rFonts w:ascii="Helvetica" w:hAnsi="Helvetica" w:cs="Helvetica"/>
+          <w:rFonts w:ascii="Aptos" w:hAnsi="Aptos" w:cs="Helvetica"/>
           <w:b/>
           <w:bCs/>
         </w:rPr>
@@ -3083,28 +2867,40 @@
       </w:r>
       <w:r>
         <w:rPr>
-          <w:rFonts w:ascii="Helvetica" w:hAnsi="Helvetica" w:cs="Helvetica"/>
+          <w:rFonts w:ascii="Aptos" w:hAnsi="Aptos" w:cs="Helvetica"/>
         </w:rPr>
         <w:t xml:space="preserve"> </w:t>
       </w:r>
       <w:r>
         <w:rPr>
-          <w:rFonts w:ascii="Helvetica" w:hAnsi="Helvetica" w:cs="Helvetica"/>
+          <w:rFonts w:ascii="Aptos" w:hAnsi="Aptos" w:cs="Helvetica"/>
         </w:rPr>
         <w:t>_____________________________________________________________</w:t>
+      </w:r>
+      <w:r>
+        <w:rPr>
+          <w:rFonts w:ascii="Aptos" w:hAnsi="Aptos" w:cs="Helvetica"/>
+        </w:rPr>
+        <w:t>_______________</w:t>
       </w:r>
     </w:p>
     <w:p>
       <w:pPr>
         <w:spacing w:line="276" w:lineRule="auto"/>
         <w:rPr>
-          <w:rFonts w:ascii="Helvetica" w:hAnsi="Helvetica" w:cs="Helvetica"/>
+          <w:rFonts w:ascii="Aptos" w:hAnsi="Aptos" w:cs="Helvetica"/>
           <w:u w:val="single"/>
         </w:rPr>
       </w:pPr>
       <w:r>
         <w:rPr>
-          <w:rFonts w:ascii="Helvetica" w:hAnsi="Helvetica" w:cs="Helvetica"/>
+          <w:rFonts w:ascii="Aptos" w:hAnsi="Aptos" w:cs="Helvetica"/>
+        </w:rPr>
+        <w:t xml:space="preserve">   </w:t>
+      </w:r>
+      <w:r>
+        <w:rPr>
+          <w:rFonts w:ascii="Aptos" w:hAnsi="Aptos" w:cs="Helvetica"/>
           <w:u w:val="single"/>
         </w:rPr>
         <w:t>Peer Review</w:t>
@@ -3114,22 +2910,34 @@
       <w:pPr>
         <w:spacing w:after="0" w:line="276" w:lineRule="auto"/>
         <w:rPr>
-          <w:rFonts w:ascii="Helvetica" w:hAnsi="Helvetica" w:cs="Helvetica"/>
-          <w:sz w:val="18"/>
-          <w:szCs w:val="18"/>
-        </w:rPr>
-      </w:pPr>
-      <w:r>
-        <w:rPr>
-          <w:rFonts w:ascii="Helvetica" w:hAnsi="Helvetica" w:cs="Helvetica"/>
-          <w:sz w:val="18"/>
-          <w:szCs w:val="18"/>
-        </w:rPr>
-        <w:t>IEEE ISMAR</w:t>
-      </w:r>
-      <w:r>
-        <w:rPr>
-          <w:rFonts w:ascii="Helvetica" w:hAnsi="Helvetica" w:cs="Helvetica"/>
+          <w:rFonts w:ascii="Aptos" w:hAnsi="Aptos" w:cs="Helvetica"/>
+          <w:b/>
+          <w:bCs/>
+          <w:sz w:val="18"/>
+          <w:szCs w:val="18"/>
+        </w:rPr>
+      </w:pPr>
+      <w:r>
+        <w:rPr>
+          <w:rFonts w:ascii="Aptos" w:hAnsi="Aptos" w:cs="Helvetica"/>
+          <w:sz w:val="18"/>
+          <w:szCs w:val="18"/>
+        </w:rPr>
+        <w:t xml:space="preserve">   </w:t>
+      </w:r>
+      <w:r>
+        <w:rPr>
+          <w:rFonts w:ascii="Aptos" w:hAnsi="Aptos" w:cs="Helvetica"/>
+          <w:i/>
+          <w:iCs/>
+          <w:sz w:val="18"/>
+          <w:szCs w:val="18"/>
+        </w:rPr>
+        <w:t>2026</w:t>
+      </w:r>
+      <w:r>
+        <w:rPr>
+          <w:rFonts w:ascii="Aptos" w:hAnsi="Aptos" w:cs="Helvetica"/>
           <w:sz w:val="18"/>
           <w:szCs w:val="18"/>
         </w:rPr>
@@ -3137,27 +2945,55 @@
       </w:r>
       <w:r>
         <w:rPr>
-          <w:rFonts w:ascii="Helvetica" w:hAnsi="Helvetica" w:cs="Helvetica"/>
-          <w:b/>
-          <w:bCs/>
-          <w:sz w:val="18"/>
-          <w:szCs w:val="18"/>
-        </w:rPr>
-        <w:t>2026</w:t>
+          <w:rFonts w:ascii="Aptos" w:hAnsi="Aptos" w:cs="Helvetica"/>
+          <w:b/>
+          <w:bCs/>
+          <w:sz w:val="18"/>
+          <w:szCs w:val="18"/>
+        </w:rPr>
+        <w:t>IEEE ISMAR, ACM VRST</w:t>
       </w:r>
     </w:p>
     <w:p>
       <w:pPr>
         <w:spacing w:after="0" w:line="276" w:lineRule="auto"/>
         <w:rPr>
-          <w:rFonts w:ascii="Helvetica" w:hAnsi="Helvetica" w:cs="Helvetica"/>
-          <w:sz w:val="18"/>
-          <w:szCs w:val="18"/>
-        </w:rPr>
-      </w:pPr>
-      <w:r>
-        <w:rPr>
-          <w:rFonts w:ascii="Helvetica" w:hAnsi="Helvetica" w:cs="Helvetica"/>
+          <w:rFonts w:ascii="Aptos" w:hAnsi="Aptos" w:cs="Helvetica"/>
+          <w:sz w:val="18"/>
+          <w:szCs w:val="18"/>
+        </w:rPr>
+      </w:pPr>
+      <w:r>
+        <w:rPr>
+          <w:rFonts w:ascii="Aptos" w:hAnsi="Aptos" w:cs="Helvetica"/>
+          <w:sz w:val="18"/>
+          <w:szCs w:val="18"/>
+        </w:rPr>
+        <w:t xml:space="preserve">   </w:t>
+      </w:r>
+      <w:r>
+        <w:rPr>
+          <w:rFonts w:ascii="Aptos" w:hAnsi="Aptos" w:cs="Helvetica"/>
+          <w:i/>
+          <w:iCs/>
+          <w:sz w:val="18"/>
+          <w:szCs w:val="18"/>
+        </w:rPr>
+        <w:t>2025</w:t>
+      </w:r>
+      <w:r>
+        <w:rPr>
+          <w:rFonts w:ascii="Aptos" w:hAnsi="Aptos" w:cs="Helvetica"/>
+          <w:sz w:val="18"/>
+          <w:szCs w:val="18"/>
+        </w:rPr>
+        <w:tab/>
+      </w:r>
+      <w:r>
+        <w:rPr>
+          <w:rFonts w:ascii="Aptos" w:hAnsi="Aptos" w:cs="Helvetica"/>
+          <w:b/>
+          <w:bCs/>
           <w:sz w:val="18"/>
           <w:szCs w:val="18"/>
         </w:rPr>
@@ -3165,34 +3001,30 @@
       </w:r>
       <w:r>
         <w:rPr>
-          <w:rFonts w:ascii="Helvetica" w:hAnsi="Helvetica" w:cs="Helvetica"/>
-          <w:sz w:val="18"/>
-          <w:szCs w:val="18"/>
-        </w:rPr>
-        <w:tab/>
-      </w:r>
-      <w:r>
-        <w:rPr>
-          <w:rFonts w:ascii="Helvetica" w:hAnsi="Helvetica" w:cs="Helvetica"/>
-          <w:b/>
-          <w:bCs/>
-          <w:sz w:val="18"/>
-          <w:szCs w:val="18"/>
-        </w:rPr>
-        <w:t>2025</w:t>
+          <w:rFonts w:ascii="Aptos" w:hAnsi="Aptos" w:cs="Helvetica"/>
+          <w:sz w:val="18"/>
+          <w:szCs w:val="18"/>
+        </w:rPr>
+        <w:t xml:space="preserve">  </w:t>
       </w:r>
     </w:p>
     <w:p>
       <w:pPr>
         <w:spacing w:before="240" w:line="276" w:lineRule="auto"/>
         <w:rPr>
-          <w:rFonts w:ascii="Helvetica" w:hAnsi="Helvetica" w:cs="Helvetica"/>
+          <w:rFonts w:ascii="Aptos" w:hAnsi="Aptos" w:cs="Helvetica"/>
           <w:u w:val="single"/>
         </w:rPr>
       </w:pPr>
       <w:r>
         <w:rPr>
-          <w:rFonts w:ascii="Helvetica" w:hAnsi="Helvetica" w:cs="Helvetica"/>
+          <w:rFonts w:ascii="Aptos" w:hAnsi="Aptos" w:cs="Helvetica"/>
+        </w:rPr>
+        <w:t xml:space="preserve">   </w:t>
+      </w:r>
+      <w:r>
+        <w:rPr>
+          <w:rFonts w:ascii="Aptos" w:hAnsi="Aptos" w:cs="Helvetica"/>
           <w:u w:val="single"/>
         </w:rPr>
         <w:t xml:space="preserve">Student Volunteer </w:t>
@@ -3202,51 +3034,67 @@
       <w:pPr>
         <w:spacing w:after="0" w:line="276" w:lineRule="auto"/>
         <w:rPr>
-          <w:rFonts w:ascii="Helvetica" w:hAnsi="Helvetica" w:cs="Helvetica"/>
-          <w:b/>
-          <w:bCs/>
-          <w:sz w:val="18"/>
-          <w:szCs w:val="18"/>
-        </w:rPr>
-      </w:pPr>
-      <w:r>
-        <w:rPr>
-          <w:rFonts w:ascii="Helvetica" w:hAnsi="Helvetica" w:cs="Helvetica"/>
+          <w:rFonts w:ascii="Aptos" w:hAnsi="Aptos" w:cs="Helvetica"/>
+          <w:sz w:val="18"/>
+          <w:szCs w:val="18"/>
+        </w:rPr>
+      </w:pPr>
+      <w:r>
+        <w:rPr>
+          <w:rFonts w:ascii="Aptos" w:hAnsi="Aptos" w:cs="Helvetica"/>
+          <w:sz w:val="18"/>
+          <w:szCs w:val="18"/>
+        </w:rPr>
+        <w:t xml:space="preserve">   </w:t>
+      </w:r>
+      <w:r>
+        <w:rPr>
+          <w:rFonts w:ascii="Aptos" w:hAnsi="Aptos" w:cs="Helvetica"/>
+          <w:i/>
+          <w:iCs/>
+          <w:sz w:val="18"/>
+          <w:szCs w:val="18"/>
+        </w:rPr>
+        <w:t>2025</w:t>
+      </w:r>
+      <w:r>
+        <w:rPr>
+          <w:rFonts w:ascii="Aptos" w:hAnsi="Aptos" w:cs="Helvetica"/>
+          <w:sz w:val="18"/>
+          <w:szCs w:val="18"/>
+        </w:rPr>
+        <w:tab/>
+      </w:r>
+      <w:r>
+        <w:rPr>
+          <w:rFonts w:ascii="Aptos" w:hAnsi="Aptos" w:cs="Helvetica"/>
+          <w:b/>
+          <w:bCs/>
           <w:sz w:val="18"/>
           <w:szCs w:val="18"/>
         </w:rPr>
         <w:t>IEEE ISMAR</w:t>
-      </w:r>
-      <w:r>
-        <w:rPr>
-          <w:rFonts w:ascii="Helvetica" w:hAnsi="Helvetica" w:cs="Helvetica"/>
-          <w:sz w:val="18"/>
-          <w:szCs w:val="18"/>
-        </w:rPr>
-        <w:tab/>
-      </w:r>
-      <w:r>
-        <w:rPr>
-          <w:rFonts w:ascii="Helvetica" w:hAnsi="Helvetica" w:cs="Helvetica"/>
-          <w:b/>
-          <w:bCs/>
-          <w:sz w:val="18"/>
-          <w:szCs w:val="18"/>
-        </w:rPr>
-        <w:t>2025</w:t>
       </w:r>
     </w:p>
     <w:p>
       <w:pPr>
         <w:spacing w:before="240" w:line="276" w:lineRule="auto"/>
         <w:rPr>
-          <w:rFonts w:ascii="Helvetica" w:hAnsi="Helvetica" w:cs="Helvetica"/>
+          <w:rFonts w:ascii="Aptos" w:hAnsi="Aptos" w:cs="Helvetica"/>
           <w:u w:val="single"/>
         </w:rPr>
       </w:pPr>
       <w:r>
         <w:rPr>
-          <w:rFonts w:ascii="Helvetica" w:hAnsi="Helvetica" w:cs="Helvetica"/>
+          <w:rFonts w:ascii="Aptos" w:hAnsi="Aptos" w:cs="Helvetica"/>
+          <w:i/>
+          <w:iCs/>
+        </w:rPr>
+        <w:t xml:space="preserve">   </w:t>
+      </w:r>
+      <w:r>
+        <w:rPr>
+          <w:rFonts w:ascii="Aptos" w:hAnsi="Aptos" w:cs="Helvetica"/>
           <w:u w:val="single"/>
         </w:rPr>
         <w:t xml:space="preserve">Outreach </w:t>
@@ -3256,16 +3104,26 @@
       <w:pPr>
         <w:spacing w:line="360" w:lineRule="auto"/>
         <w:rPr>
-          <w:rFonts w:ascii="Helvetica" w:hAnsi="Helvetica" w:cs="Helvetica"/>
-          <w:b/>
-          <w:bCs/>
-          <w:sz w:val="18"/>
-          <w:szCs w:val="18"/>
-        </w:rPr>
-      </w:pPr>
-      <w:r>
-        <w:rPr>
-          <w:rFonts w:ascii="Helvetica" w:hAnsi="Helvetica" w:cs="Helvetica"/>
+          <w:rFonts w:ascii="Aptos" w:hAnsi="Aptos" w:cs="Helvetica"/>
+          <w:b/>
+          <w:bCs/>
+          <w:sz w:val="18"/>
+          <w:szCs w:val="18"/>
+        </w:rPr>
+      </w:pPr>
+      <w:r>
+        <w:rPr>
+          <w:rFonts w:ascii="Aptos" w:hAnsi="Aptos" w:cs="Helvetica"/>
+          <w:sz w:val="18"/>
+          <w:szCs w:val="18"/>
+        </w:rPr>
+        <w:t xml:space="preserve">   </w:t>
+      </w:r>
+      <w:r>
+        <w:rPr>
+          <w:rFonts w:ascii="Aptos" w:hAnsi="Aptos" w:cs="Helvetica"/>
+          <w:i/>
+          <w:iCs/>
           <w:sz w:val="18"/>
           <w:szCs w:val="18"/>
         </w:rPr>
@@ -3273,7 +3131,7 @@
       </w:r>
       <w:r>
         <w:rPr>
-          <w:rFonts w:ascii="Helvetica" w:hAnsi="Helvetica" w:cs="Helvetica"/>
+          <w:rFonts w:ascii="Aptos" w:hAnsi="Aptos" w:cs="Helvetica"/>
           <w:sz w:val="18"/>
           <w:szCs w:val="18"/>
         </w:rPr>
@@ -3281,7 +3139,7 @@
       </w:r>
       <w:r>
         <w:rPr>
-          <w:rFonts w:ascii="Helvetica" w:hAnsi="Helvetica" w:cs="Helvetica"/>
+          <w:rFonts w:ascii="Aptos" w:hAnsi="Aptos" w:cs="Helvetica"/>
           <w:b/>
           <w:bCs/>
           <w:sz w:val="18"/>
@@ -3291,7 +3149,7 @@
       </w:r>
       <w:r>
         <w:rPr>
-          <w:rFonts w:ascii="Helvetica" w:hAnsi="Helvetica" w:cs="Helvetica"/>
+          <w:rFonts w:ascii="Aptos" w:hAnsi="Aptos" w:cs="Helvetica"/>
           <w:sz w:val="18"/>
           <w:szCs w:val="18"/>
         </w:rPr>
@@ -3302,14 +3160,14 @@
       <w:pPr>
         <w:spacing w:before="240" w:line="360" w:lineRule="auto"/>
         <w:rPr>
-          <w:rFonts w:ascii="Helvetica" w:hAnsi="Helvetica" w:cs="Helvetica"/>
-          <w:sz w:val="18"/>
-          <w:szCs w:val="18"/>
-        </w:rPr>
-      </w:pPr>
-      <w:r>
-        <w:rPr>
-          <w:rFonts w:ascii="Helvetica" w:hAnsi="Helvetica" w:cs="Helvetica"/>
+          <w:rFonts w:ascii="Aptos" w:hAnsi="Aptos" w:cs="Helvetica"/>
+          <w:sz w:val="18"/>
+          <w:szCs w:val="18"/>
+        </w:rPr>
+      </w:pPr>
+      <w:r>
+        <w:rPr>
+          <w:rFonts w:ascii="Aptos" w:hAnsi="Aptos" w:cs="Helvetica"/>
           <w:b/>
           <w:bCs/>
         </w:rPr>
@@ -3317,34 +3175,42 @@
       </w:r>
       <w:r>
         <w:rPr>
-          <w:rFonts w:ascii="Helvetica" w:hAnsi="Helvetica" w:cs="Helvetica"/>
+          <w:rFonts w:ascii="Aptos" w:hAnsi="Aptos" w:cs="Helvetica"/>
         </w:rPr>
         <w:t xml:space="preserve"> _</w:t>
       </w:r>
       <w:r>
         <w:rPr>
-          <w:rFonts w:ascii="Helvetica" w:hAnsi="Helvetica" w:cs="Helvetica"/>
-        </w:rPr>
-        <w:t>______________</w:t>
-      </w:r>
-      <w:r>
-        <w:rPr>
-          <w:rFonts w:ascii="Helvetica" w:hAnsi="Helvetica" w:cs="Helvetica"/>
-        </w:rPr>
-        <w:t>______________________________________________________________</w:t>
+          <w:rFonts w:ascii="Aptos" w:hAnsi="Aptos" w:cs="Helvetica"/>
+        </w:rPr>
+        <w:t>____________________________________________________________________________</w:t>
+      </w:r>
+      <w:r>
+        <w:rPr>
+          <w:rFonts w:ascii="Aptos" w:hAnsi="Aptos" w:cs="Helvetica"/>
+        </w:rPr>
+        <w:t>_________________</w:t>
       </w:r>
     </w:p>
     <w:p>
       <w:pPr>
         <w:rPr>
-          <w:rFonts w:ascii="Helvetica" w:hAnsi="Helvetica" w:cs="Helvetica"/>
-          <w:sz w:val="18"/>
-          <w:szCs w:val="18"/>
-        </w:rPr>
-      </w:pPr>
-      <w:r>
-        <w:rPr>
-          <w:rFonts w:ascii="Helvetica" w:hAnsi="Helvetica" w:cs="Helvetica"/>
+          <w:rFonts w:ascii="Aptos" w:hAnsi="Aptos" w:cs="Helvetica"/>
+          <w:sz w:val="18"/>
+          <w:szCs w:val="18"/>
+        </w:rPr>
+      </w:pPr>
+      <w:r>
+        <w:rPr>
+          <w:rFonts w:ascii="Aptos" w:hAnsi="Aptos" w:cs="Helvetica"/>
+        </w:rPr>
+        <w:t xml:space="preserve">   </w:t>
+      </w:r>
+      <w:r>
+        <w:rPr>
+          <w:rFonts w:ascii="Aptos" w:hAnsi="Aptos" w:cs="Helvetica"/>
+          <w:i/>
+          <w:iCs/>
           <w:sz w:val="18"/>
           <w:szCs w:val="18"/>
         </w:rPr>
@@ -3352,7 +3218,7 @@
       </w:r>
       <w:r>
         <w:rPr>
-          <w:rFonts w:ascii="Helvetica" w:hAnsi="Helvetica" w:cs="Helvetica"/>
+          <w:rFonts w:ascii="Aptos" w:hAnsi="Aptos" w:cs="Helvetica"/>
           <w:sz w:val="18"/>
           <w:szCs w:val="18"/>
         </w:rPr>
@@ -3360,7 +3226,7 @@
       </w:r>
       <w:r>
         <w:rPr>
-          <w:rFonts w:ascii="Helvetica" w:hAnsi="Helvetica" w:cs="Helvetica"/>
+          <w:rFonts w:ascii="Aptos" w:hAnsi="Aptos" w:cs="Helvetica"/>
           <w:b/>
           <w:bCs/>
           <w:sz w:val="18"/>
@@ -3370,58 +3236,12 @@
       </w:r>
       <w:r>
         <w:rPr>
-          <w:rFonts w:ascii="Helvetica" w:hAnsi="Helvetica" w:cs="Helvetica"/>
-          <w:sz w:val="18"/>
-          <w:szCs w:val="18"/>
-        </w:rPr>
-        <w:t xml:space="preserve">, </w:t>
-      </w:r>
-      <w:r>
-        <w:rPr>
-          <w:rFonts w:ascii="Helvetica" w:hAnsi="Helvetica" w:cs="Helvetica"/>
-          <w:sz w:val="18"/>
-          <w:szCs w:val="18"/>
-        </w:rPr>
-        <w:t>Modern Research in Virtual Embodiment</w:t>
-      </w:r>
-    </w:p>
-    <w:p>
-      <w:pPr>
-        <w:rPr>
-          <w:rFonts w:ascii="Helvetica" w:hAnsi="Helvetica" w:cs="Helvetica"/>
-          <w:sz w:val="18"/>
-          <w:szCs w:val="18"/>
-        </w:rPr>
-      </w:pPr>
-    </w:p>
-    <w:p>
-      <w:pPr>
-        <w:rPr>
-          <w:rFonts w:ascii="Helvetica" w:hAnsi="Helvetica" w:cs="Helvetica"/>
-          <w:sz w:val="18"/>
-          <w:szCs w:val="18"/>
-        </w:rPr>
-      </w:pPr>
-    </w:p>
-    <w:p>
-      <w:pPr>
-        <w:rPr>
-          <w:rFonts w:ascii="Helvetica" w:hAnsi="Helvetica" w:cs="Helvetica"/>
-          <w:sz w:val="18"/>
-          <w:szCs w:val="18"/>
-        </w:rPr>
-      </w:pPr>
-    </w:p>
-    <w:p>
-      <w:pPr>
-        <w:rPr>
-          <w:rFonts w:ascii="Helvetica" w:hAnsi="Helvetica" w:cs="Helvetica"/>
-          <w:b/>
-          <w:bCs/>
-          <w:sz w:val="18"/>
-          <w:szCs w:val="18"/>
-        </w:rPr>
-      </w:pPr>
+          <w:rFonts w:ascii="Aptos" w:hAnsi="Aptos" w:cs="Helvetica"/>
+          <w:sz w:val="18"/>
+          <w:szCs w:val="18"/>
+        </w:rPr>
+        <w:t>, Modern Research in Virtual Embodiment</w:t>
+      </w:r>
     </w:p>
     <w:p>
       <w:pPr>
@@ -3429,97 +3249,14 @@
           <w:tab w:val="left" w:pos="7643"/>
         </w:tabs>
         <w:rPr>
-          <w:rFonts w:ascii="Helvetica" w:hAnsi="Helvetica" w:cs="Helvetica"/>
-          <w:sz w:val="18"/>
-          <w:szCs w:val="18"/>
-        </w:rPr>
-      </w:pPr>
-      <w:r>
-        <w:rPr>
-          <w:rFonts w:ascii="Helvetica" w:hAnsi="Helvetica" w:cs="Helvetica"/>
-          <w:sz w:val="18"/>
-          <w:szCs w:val="18"/>
-        </w:rPr>
-        <w:tab/>
-      </w:r>
-    </w:p>
-    <w:p>
-      <w:pPr>
-        <w:rPr>
-          <w:rFonts w:ascii="Helvetica" w:hAnsi="Helvetica" w:cs="Helvetica"/>
-          <w:sz w:val="18"/>
-          <w:szCs w:val="18"/>
-        </w:rPr>
-      </w:pPr>
-    </w:p>
-    <w:p>
-      <w:pPr>
-        <w:rPr>
-          <w:rFonts w:ascii="Helvetica" w:hAnsi="Helvetica" w:cs="Helvetica"/>
-          <w:sz w:val="18"/>
-          <w:szCs w:val="18"/>
-        </w:rPr>
-      </w:pPr>
-    </w:p>
-    <w:p>
-      <w:pPr>
-        <w:rPr>
-          <w:rFonts w:ascii="Helvetica" w:hAnsi="Helvetica" w:cs="Helvetica"/>
-          <w:sz w:val="18"/>
-          <w:szCs w:val="18"/>
-        </w:rPr>
-      </w:pPr>
-    </w:p>
-    <w:p>
-      <w:pPr>
-        <w:rPr>
-          <w:rFonts w:ascii="Helvetica" w:hAnsi="Helvetica" w:cs="Helvetica"/>
-          <w:sz w:val="18"/>
-          <w:szCs w:val="18"/>
-        </w:rPr>
-      </w:pPr>
-    </w:p>
-    <w:p>
-      <w:pPr>
-        <w:rPr>
-          <w:rFonts w:ascii="Helvetica" w:hAnsi="Helvetica" w:cs="Helvetica"/>
-          <w:sz w:val="18"/>
-          <w:szCs w:val="18"/>
-        </w:rPr>
-      </w:pPr>
-    </w:p>
-    <w:p>
-      <w:pPr>
-        <w:rPr>
-          <w:rFonts w:ascii="Helvetica" w:hAnsi="Helvetica" w:cs="Helvetica"/>
-          <w:sz w:val="18"/>
-          <w:szCs w:val="18"/>
-        </w:rPr>
-      </w:pPr>
-    </w:p>
-    <w:p>
-      <w:pPr>
-        <w:rPr>
-          <w:rFonts w:ascii="Helvetica" w:hAnsi="Helvetica" w:cs="Helvetica"/>
-          <w:sz w:val="18"/>
-          <w:szCs w:val="18"/>
-        </w:rPr>
-      </w:pPr>
-    </w:p>
-    <w:p>
-      <w:pPr>
-        <w:tabs>
-          <w:tab w:val="left" w:pos="9084"/>
-        </w:tabs>
-        <w:rPr>
-          <w:rFonts w:ascii="Helvetica" w:hAnsi="Helvetica" w:cs="Helvetica"/>
-          <w:sz w:val="18"/>
-          <w:szCs w:val="18"/>
-        </w:rPr>
-      </w:pPr>
-      <w:r>
-        <w:rPr>
-          <w:rFonts w:ascii="Helvetica" w:hAnsi="Helvetica" w:cs="Helvetica"/>
+          <w:rFonts w:ascii="Aptos" w:hAnsi="Aptos" w:cs="Helvetica"/>
+          <w:sz w:val="18"/>
+          <w:szCs w:val="18"/>
+        </w:rPr>
+      </w:pPr>
+      <w:r>
+        <w:rPr>
+          <w:rFonts w:ascii="Aptos" w:hAnsi="Aptos" w:cs="Helvetica"/>
           <w:sz w:val="18"/>
           <w:szCs w:val="18"/>
         </w:rPr>
@@ -3527,9 +3264,12 @@
       </w:r>
     </w:p>
     <w:sectPr>
-      <w:footerReference w:type="default" r:id="rId20"/>
-      <w:headerReference w:type="first" r:id="rId21"/>
-      <w:footerReference w:type="first" r:id="rId22"/>
+      <w:headerReference w:type="even" r:id="rId18"/>
+      <w:headerReference w:type="default" r:id="rId19"/>
+      <w:footerReference w:type="even" r:id="rId20"/>
+      <w:footerReference w:type="default" r:id="rId21"/>
+      <w:headerReference w:type="first" r:id="rId22"/>
+      <w:footerReference w:type="first" r:id="rId23"/>
       <w:type w:val="continuous"/>
       <w:pgSz w:w="12240" w:h="15840"/>
       <w:pgMar w:top="720" w:right="720" w:bottom="720" w:left="720" w:header="708" w:footer="708" w:gutter="0"/>
@@ -3571,67 +3311,7 @@
   <w:p>
     <w:pPr>
       <w:pStyle w:val="Footer"/>
-      <w:jc w:val="right"/>
-      <w:rPr>
-        <w:rFonts w:ascii="Helvetica" w:hAnsi="Helvetica"/>
-        <w:sz w:val="18"/>
-        <w:szCs w:val="18"/>
-      </w:rPr>
     </w:pPr>
-    <w:r>
-      <w:rPr>
-        <w:rFonts w:ascii="Helvetica" w:hAnsi="Helvetica"/>
-        <w:b/>
-        <w:bCs/>
-        <w:sz w:val="18"/>
-        <w:szCs w:val="18"/>
-      </w:rPr>
-      <w:t xml:space="preserve">Omar </w:t>
-    </w:r>
-    <w:r>
-      <w:rPr>
-        <w:rFonts w:ascii="Helvetica" w:hAnsi="Helvetica"/>
-        <w:b/>
-        <w:bCs/>
-        <w:sz w:val="18"/>
-        <w:szCs w:val="18"/>
-      </w:rPr>
-      <w:t xml:space="preserve">A. </w:t>
-    </w:r>
-    <w:r>
-      <w:rPr>
-        <w:rFonts w:ascii="Helvetica" w:hAnsi="Helvetica"/>
-        <w:b/>
-        <w:bCs/>
-        <w:sz w:val="18"/>
-        <w:szCs w:val="18"/>
-      </w:rPr>
-      <w:t>Khan</w:t>
-    </w:r>
-    <w:r>
-      <w:rPr>
-        <w:rFonts w:ascii="Helvetica" w:hAnsi="Helvetica"/>
-        <w:sz w:val="18"/>
-        <w:szCs w:val="18"/>
-      </w:rPr>
-      <w:t xml:space="preserve"> </w:t>
-    </w:r>
-    <w:r>
-      <w:rPr>
-        <w:rFonts w:ascii="Helvetica" w:hAnsi="Helvetica"/>
-        <w:sz w:val="18"/>
-        <w:szCs w:val="18"/>
-      </w:rPr>
-      <w:t>-</w:t>
-    </w:r>
-    <w:r>
-      <w:rPr>
-        <w:rFonts w:ascii="Helvetica" w:hAnsi="Helvetica"/>
-        <w:sz w:val="18"/>
-        <w:szCs w:val="18"/>
-      </w:rPr>
-      <w:t xml:space="preserve"> curriculum vitae, page 2</w:t>
-    </w:r>
   </w:p>
 </w:ftr>
 </file>
@@ -3643,14 +3323,14 @@
       <w:pStyle w:val="Footer"/>
       <w:jc w:val="right"/>
       <w:rPr>
-        <w:rFonts w:ascii="Helvetica" w:hAnsi="Helvetica" w:cs="Arial"/>
+        <w:rFonts w:ascii="Aptos" w:hAnsi="Aptos"/>
         <w:sz w:val="18"/>
         <w:szCs w:val="18"/>
       </w:rPr>
     </w:pPr>
     <w:r>
       <w:rPr>
-        <w:rFonts w:ascii="Helvetica" w:hAnsi="Helvetica" w:cs="Arial"/>
+        <w:rFonts w:ascii="Aptos" w:hAnsi="Aptos"/>
         <w:b/>
         <w:bCs/>
         <w:sz w:val="18"/>
@@ -3660,7 +3340,7 @@
     </w:r>
     <w:r>
       <w:rPr>
-        <w:rFonts w:ascii="Helvetica" w:hAnsi="Helvetica" w:cs="Arial"/>
+        <w:rFonts w:ascii="Aptos" w:hAnsi="Aptos"/>
         <w:b/>
         <w:bCs/>
         <w:sz w:val="18"/>
@@ -3670,7 +3350,7 @@
     </w:r>
     <w:r>
       <w:rPr>
-        <w:rFonts w:ascii="Helvetica" w:hAnsi="Helvetica" w:cs="Arial"/>
+        <w:rFonts w:ascii="Aptos" w:hAnsi="Aptos"/>
         <w:b/>
         <w:bCs/>
         <w:sz w:val="18"/>
@@ -3680,7 +3360,7 @@
     </w:r>
     <w:r>
       <w:rPr>
-        <w:rFonts w:ascii="Helvetica" w:hAnsi="Helvetica" w:cs="Arial"/>
+        <w:rFonts w:ascii="Aptos" w:hAnsi="Aptos"/>
         <w:sz w:val="18"/>
         <w:szCs w:val="18"/>
       </w:rPr>
@@ -3688,7 +3368,7 @@
     </w:r>
     <w:r>
       <w:rPr>
-        <w:rFonts w:ascii="Helvetica" w:hAnsi="Helvetica" w:cs="Arial"/>
+        <w:rFonts w:ascii="Aptos" w:hAnsi="Aptos"/>
         <w:sz w:val="18"/>
         <w:szCs w:val="18"/>
       </w:rPr>
@@ -3696,7 +3376,77 @@
     </w:r>
     <w:r>
       <w:rPr>
-        <w:rFonts w:ascii="Helvetica" w:hAnsi="Helvetica" w:cs="Arial"/>
+        <w:rFonts w:ascii="Aptos" w:hAnsi="Aptos"/>
+        <w:sz w:val="18"/>
+        <w:szCs w:val="18"/>
+      </w:rPr>
+      <w:t xml:space="preserve"> curriculum vitae, page 2</w:t>
+    </w:r>
+  </w:p>
+</w:ftr>
+</file>
+
+<file path=word/footer3.xml><?xml version="1.0" encoding="utf-8"?>
+<w:ftr xmlns:wpc="http://schemas.microsoft.com/office/word/2010/wordprocessingCanvas" xmlns:cx="http://schemas.microsoft.com/office/drawing/2014/chartex" xmlns:cx1="http://schemas.microsoft.com/office/drawing/2015/9/8/chartex" xmlns:cx2="http://schemas.microsoft.com/office/drawing/2015/10/21/chartex" xmlns:cx3="http://schemas.microsoft.com/office/drawing/2016/5/9/chartex" xmlns:cx4="http://schemas.microsoft.com/office/drawing/2016/5/10/chartex" xmlns:cx5="http://schemas.microsoft.com/office/drawing/2016/5/11/chartex" xmlns:cx6="http://schemas.microsoft.com/office/drawing/2016/5/12/chartex" xmlns:cx7="http://schemas.microsoft.com/office/drawing/2016/5/13/chartex" xmlns:cx8="http://schemas.microsoft.com/office/drawing/2016/5/14/chartex" xmlns:mc="http://schemas.openxmlformats.org/markup-compatibility/2006" xmlns:aink="http://schemas.microsoft.com/office/drawing/2016/ink" xmlns:am3d="http://schemas.microsoft.com/office/drawing/2017/model3d" xmlns:o="urn:schemas-microsoft-com:office:office" xmlns:oel="http://schemas.microsoft.com/office/2019/extlst" xmlns:r="http://schemas.openxmlformats.org/officeDocument/2006/relationships" xmlns:m="http://schemas.openxmlformats.org/officeDocument/2006/math" xmlns:v="urn:schemas-microsoft-com:vml" xmlns:wp14="http://schemas.microsoft.com/office/word/2010/wordprocessingDrawing" xmlns:wp="http://schemas.openxmlformats.org/drawingml/2006/wordprocessingDrawing" xmlns:w10="urn:schemas-microsoft-com:office:word" xmlns:w="http://schemas.openxmlformats.org/wordprocessingml/2006/main" xmlns:w14="http://schemas.microsoft.com/office/word/2010/wordml" xmlns:w15="http://schemas.microsoft.com/office/word/2012/wordml" xmlns:w16cex="http://schemas.microsoft.com/office/word/2018/wordml/cex" xmlns:w16cid="http://schemas.microsoft.com/office/word/2016/wordml/cid" xmlns:w16="http://schemas.microsoft.com/office/word/2018/wordml" xmlns:w16du="http://schemas.microsoft.com/office/word/2023/wordml/word16du" xmlns:w16sdtdh="http://schemas.microsoft.com/office/word/2020/wordml/sdtdatahash" xmlns:w16sdtfl="http://schemas.microsoft.com/office/word/2024/wordml/sdtformatlock" xmlns:w16se="http://schemas.microsoft.com/office/word/2015/wordml/symex" xmlns:wpg="http://schemas.microsoft.com/office/word/2010/wordprocessingGroup" xmlns:wpi="http://schemas.microsoft.com/office/word/2010/wordprocessingInk" xmlns:wne="http://schemas.microsoft.com/office/word/2006/wordml" xmlns:wps="http://schemas.microsoft.com/office/word/2010/wordprocessingShape" mc:Ignorable="w14 w15 w16se w16cid w16 w16cex w16sdtdh w16sdtfl w16du wp14">
+  <w:p>
+    <w:pPr>
+      <w:pStyle w:val="Footer"/>
+      <w:jc w:val="right"/>
+      <w:rPr>
+        <w:rFonts w:ascii="Aptos" w:hAnsi="Aptos" w:cs="Arial"/>
+        <w:sz w:val="18"/>
+        <w:szCs w:val="18"/>
+      </w:rPr>
+    </w:pPr>
+    <w:r>
+      <w:rPr>
+        <w:rFonts w:ascii="Aptos" w:hAnsi="Aptos" w:cs="Arial"/>
+        <w:b/>
+        <w:bCs/>
+        <w:sz w:val="18"/>
+        <w:szCs w:val="18"/>
+      </w:rPr>
+      <w:t xml:space="preserve">Omar </w:t>
+    </w:r>
+    <w:r>
+      <w:rPr>
+        <w:rFonts w:ascii="Aptos" w:hAnsi="Aptos" w:cs="Arial"/>
+        <w:b/>
+        <w:bCs/>
+        <w:sz w:val="18"/>
+        <w:szCs w:val="18"/>
+      </w:rPr>
+      <w:t xml:space="preserve">A. </w:t>
+    </w:r>
+    <w:r>
+      <w:rPr>
+        <w:rFonts w:ascii="Aptos" w:hAnsi="Aptos" w:cs="Arial"/>
+        <w:b/>
+        <w:bCs/>
+        <w:sz w:val="18"/>
+        <w:szCs w:val="18"/>
+      </w:rPr>
+      <w:t>Khan</w:t>
+    </w:r>
+    <w:r>
+      <w:rPr>
+        <w:rFonts w:ascii="Aptos" w:hAnsi="Aptos" w:cs="Arial"/>
+        <w:sz w:val="18"/>
+        <w:szCs w:val="18"/>
+      </w:rPr>
+      <w:t xml:space="preserve"> </w:t>
+    </w:r>
+    <w:r>
+      <w:rPr>
+        <w:rFonts w:ascii="Aptos" w:hAnsi="Aptos" w:cs="Arial"/>
+        <w:sz w:val="18"/>
+        <w:szCs w:val="18"/>
+      </w:rPr>
+      <w:t>-</w:t>
+    </w:r>
+    <w:r>
+      <w:rPr>
+        <w:rFonts w:ascii="Aptos" w:hAnsi="Aptos" w:cs="Arial"/>
         <w:sz w:val="18"/>
         <w:szCs w:val="18"/>
       </w:rPr>
@@ -3737,6 +3487,26 @@
 </file>
 
 <file path=word/header1.xml><?xml version="1.0" encoding="utf-8"?>
+<w:hdr xmlns:wpc="http://schemas.microsoft.com/office/word/2010/wordprocessingCanvas" xmlns:cx="http://schemas.microsoft.com/office/drawing/2014/chartex" xmlns:cx1="http://schemas.microsoft.com/office/drawing/2015/9/8/chartex" xmlns:cx2="http://schemas.microsoft.com/office/drawing/2015/10/21/chartex" xmlns:cx3="http://schemas.microsoft.com/office/drawing/2016/5/9/chartex" xmlns:cx4="http://schemas.microsoft.com/office/drawing/2016/5/10/chartex" xmlns:cx5="http://schemas.microsoft.com/office/drawing/2016/5/11/chartex" xmlns:cx6="http://schemas.microsoft.com/office/drawing/2016/5/12/chartex" xmlns:cx7="http://schemas.microsoft.com/office/drawing/2016/5/13/chartex" xmlns:cx8="http://schemas.microsoft.com/office/drawing/2016/5/14/chartex" xmlns:mc="http://schemas.openxmlformats.org/markup-compatibility/2006" xmlns:aink="http://schemas.microsoft.com/office/drawing/2016/ink" xmlns:am3d="http://schemas.microsoft.com/office/drawing/2017/model3d" xmlns:o="urn:schemas-microsoft-com:office:office" xmlns:oel="http://schemas.microsoft.com/office/2019/extlst" xmlns:r="http://schemas.openxmlformats.org/officeDocument/2006/relationships" xmlns:m="http://schemas.openxmlformats.org/officeDocument/2006/math" xmlns:v="urn:schemas-microsoft-com:vml" xmlns:wp14="http://schemas.microsoft.com/office/word/2010/wordprocessingDrawing" xmlns:wp="http://schemas.openxmlformats.org/drawingml/2006/wordprocessingDrawing" xmlns:w10="urn:schemas-microsoft-com:office:word" xmlns:w="http://schemas.openxmlformats.org/wordprocessingml/2006/main" xmlns:w14="http://schemas.microsoft.com/office/word/2010/wordml" xmlns:w15="http://schemas.microsoft.com/office/word/2012/wordml" xmlns:w16cex="http://schemas.microsoft.com/office/word/2018/wordml/cex" xmlns:w16cid="http://schemas.microsoft.com/office/word/2016/wordml/cid" xmlns:w16="http://schemas.microsoft.com/office/word/2018/wordml" xmlns:w16du="http://schemas.microsoft.com/office/word/2023/wordml/word16du" xmlns:w16sdtdh="http://schemas.microsoft.com/office/word/2020/wordml/sdtdatahash" xmlns:w16sdtfl="http://schemas.microsoft.com/office/word/2024/wordml/sdtformatlock" xmlns:w16se="http://schemas.microsoft.com/office/word/2015/wordml/symex" xmlns:wpg="http://schemas.microsoft.com/office/word/2010/wordprocessingGroup" xmlns:wpi="http://schemas.microsoft.com/office/word/2010/wordprocessingInk" xmlns:wne="http://schemas.microsoft.com/office/word/2006/wordml" xmlns:wps="http://schemas.microsoft.com/office/word/2010/wordprocessingShape" mc:Ignorable="w14 w15 w16se w16cid w16 w16cex w16sdtdh w16sdtfl w16du wp14">
+  <w:p>
+    <w:pPr>
+      <w:pStyle w:val="Header"/>
+    </w:pPr>
+  </w:p>
+</w:hdr>
+</file>
+
+<file path=word/header2.xml><?xml version="1.0" encoding="utf-8"?>
+<w:hdr xmlns:wpc="http://schemas.microsoft.com/office/word/2010/wordprocessingCanvas" xmlns:cx="http://schemas.microsoft.com/office/drawing/2014/chartex" xmlns:cx1="http://schemas.microsoft.com/office/drawing/2015/9/8/chartex" xmlns:cx2="http://schemas.microsoft.com/office/drawing/2015/10/21/chartex" xmlns:cx3="http://schemas.microsoft.com/office/drawing/2016/5/9/chartex" xmlns:cx4="http://schemas.microsoft.com/office/drawing/2016/5/10/chartex" xmlns:cx5="http://schemas.microsoft.com/office/drawing/2016/5/11/chartex" xmlns:cx6="http://schemas.microsoft.com/office/drawing/2016/5/12/chartex" xmlns:cx7="http://schemas.microsoft.com/office/drawing/2016/5/13/chartex" xmlns:cx8="http://schemas.microsoft.com/office/drawing/2016/5/14/chartex" xmlns:mc="http://schemas.openxmlformats.org/markup-compatibility/2006" xmlns:aink="http://schemas.microsoft.com/office/drawing/2016/ink" xmlns:am3d="http://schemas.microsoft.com/office/drawing/2017/model3d" xmlns:o="urn:schemas-microsoft-com:office:office" xmlns:oel="http://schemas.microsoft.com/office/2019/extlst" xmlns:r="http://schemas.openxmlformats.org/officeDocument/2006/relationships" xmlns:m="http://schemas.openxmlformats.org/officeDocument/2006/math" xmlns:v="urn:schemas-microsoft-com:vml" xmlns:wp14="http://schemas.microsoft.com/office/word/2010/wordprocessingDrawing" xmlns:wp="http://schemas.openxmlformats.org/drawingml/2006/wordprocessingDrawing" xmlns:w10="urn:schemas-microsoft-com:office:word" xmlns:w="http://schemas.openxmlformats.org/wordprocessingml/2006/main" xmlns:w14="http://schemas.microsoft.com/office/word/2010/wordml" xmlns:w15="http://schemas.microsoft.com/office/word/2012/wordml" xmlns:w16cex="http://schemas.microsoft.com/office/word/2018/wordml/cex" xmlns:w16cid="http://schemas.microsoft.com/office/word/2016/wordml/cid" xmlns:w16="http://schemas.microsoft.com/office/word/2018/wordml" xmlns:w16du="http://schemas.microsoft.com/office/word/2023/wordml/word16du" xmlns:w16sdtdh="http://schemas.microsoft.com/office/word/2020/wordml/sdtdatahash" xmlns:w16sdtfl="http://schemas.microsoft.com/office/word/2024/wordml/sdtformatlock" xmlns:w16se="http://schemas.microsoft.com/office/word/2015/wordml/symex" xmlns:wpg="http://schemas.microsoft.com/office/word/2010/wordprocessingGroup" xmlns:wpi="http://schemas.microsoft.com/office/word/2010/wordprocessingInk" xmlns:wne="http://schemas.microsoft.com/office/word/2006/wordml" xmlns:wps="http://schemas.microsoft.com/office/word/2010/wordprocessingShape" mc:Ignorable="w14 w15 w16se w16cid w16 w16cex w16sdtdh w16sdtfl w16du wp14">
+  <w:p>
+    <w:pPr>
+      <w:pStyle w:val="Header"/>
+    </w:pPr>
+  </w:p>
+</w:hdr>
+</file>
+
+<file path=word/header3.xml><?xml version="1.0" encoding="utf-8"?>
 <w:hdr xmlns:wpc="http://schemas.microsoft.com/office/word/2010/wordprocessingCanvas" xmlns:cx="http://schemas.microsoft.com/office/drawing/2014/chartex" xmlns:cx1="http://schemas.microsoft.com/office/drawing/2015/9/8/chartex" xmlns:cx2="http://schemas.microsoft.com/office/drawing/2015/10/21/chartex" xmlns:cx3="http://schemas.microsoft.com/office/drawing/2016/5/9/chartex" xmlns:cx4="http://schemas.microsoft.com/office/drawing/2016/5/10/chartex" xmlns:cx5="http://schemas.microsoft.com/office/drawing/2016/5/11/chartex" xmlns:cx6="http://schemas.microsoft.com/office/drawing/2016/5/12/chartex" xmlns:cx7="http://schemas.microsoft.com/office/drawing/2016/5/13/chartex" xmlns:cx8="http://schemas.microsoft.com/office/drawing/2016/5/14/chartex" xmlns:mc="http://schemas.openxmlformats.org/markup-compatibility/2006" xmlns:aink="http://schemas.microsoft.com/office/drawing/2016/ink" xmlns:am3d="http://schemas.microsoft.com/office/drawing/2017/model3d" xmlns:o="urn:schemas-microsoft-com:office:office" xmlns:oel="http://schemas.microsoft.com/office/2019/extlst" xmlns:r="http://schemas.openxmlformats.org/officeDocument/2006/relationships" xmlns:m="http://schemas.openxmlformats.org/officeDocument/2006/math" xmlns:v="urn:schemas-microsoft-com:vml" xmlns:wp14="http://schemas.microsoft.com/office/word/2010/wordprocessingDrawing" xmlns:wp="http://schemas.openxmlformats.org/drawingml/2006/wordprocessingDrawing" xmlns:w10="urn:schemas-microsoft-com:office:word" xmlns:w="http://schemas.openxmlformats.org/wordprocessingml/2006/main" xmlns:w14="http://schemas.microsoft.com/office/word/2010/wordml" xmlns:w15="http://schemas.microsoft.com/office/word/2012/wordml" xmlns:w16cex="http://schemas.microsoft.com/office/word/2018/wordml/cex" xmlns:w16cid="http://schemas.microsoft.com/office/word/2016/wordml/cid" xmlns:w16="http://schemas.microsoft.com/office/word/2018/wordml" xmlns:w16du="http://schemas.microsoft.com/office/word/2023/wordml/word16du" xmlns:w16sdtdh="http://schemas.microsoft.com/office/word/2020/wordml/sdtdatahash" xmlns:w16sdtfl="http://schemas.microsoft.com/office/word/2024/wordml/sdtformatlock" xmlns:w16se="http://schemas.microsoft.com/office/word/2015/wordml/symex" xmlns:wpg="http://schemas.microsoft.com/office/word/2010/wordprocessingGroup" xmlns:wpi="http://schemas.microsoft.com/office/word/2010/wordprocessingInk" xmlns:wne="http://schemas.microsoft.com/office/word/2006/wordml" xmlns:wps="http://schemas.microsoft.com/office/word/2010/wordprocessingShape" mc:Ignorable="w14 w15 w16se w16cid w16 w16cex w16sdtdh w16sdtfl w16du wp14">
   <w:p>
     <w:pPr>
@@ -3919,14 +3689,14 @@
   <w:abstractNum w:abstractNumId="1" w15:restartNumberingAfterBreak="0">
     <w:nsid w:val="189364A0"/>
     <w:multiLevelType w:val="hybridMultilevel"/>
-    <w:tmpl w:val="C726A4C6"/>
-    <w:lvl w:ilvl="0" w:tplc="E782137E">
+    <w:tmpl w:val="E2267F52"/>
+    <w:lvl w:ilvl="0" w:tplc="0BAE7510">
       <w:start w:val="1"/>
       <w:numFmt w:val="decimal"/>
       <w:lvlText w:val="E%1."/>
       <w:lvlJc w:val="left"/>
       <w:pPr>
-        <w:ind w:left="720" w:hanging="493"/>
+        <w:ind w:left="663" w:hanging="493"/>
       </w:pPr>
       <w:rPr>
         <w:rFonts w:hint="default"/>
@@ -4194,14 +3964,14 @@
   <w:abstractNum w:abstractNumId="4" w15:restartNumberingAfterBreak="0">
     <w:nsid w:val="49D65B7F"/>
     <w:multiLevelType w:val="hybridMultilevel"/>
-    <w:tmpl w:val="2286FA74"/>
-    <w:lvl w:ilvl="0" w:tplc="25709D62">
+    <w:tmpl w:val="9E06FB9A"/>
+    <w:lvl w:ilvl="0" w:tplc="44FCFF08">
       <w:start w:val="1"/>
       <w:numFmt w:val="decimal"/>
       <w:lvlText w:val="C%1."/>
       <w:lvlJc w:val="left"/>
       <w:pPr>
-        <w:ind w:left="720" w:hanging="493"/>
+        <w:ind w:left="663" w:hanging="493"/>
       </w:pPr>
       <w:rPr>
         <w:rFonts w:hint="default"/>
@@ -4285,14 +4055,14 @@
   <w:abstractNum w:abstractNumId="5" w15:restartNumberingAfterBreak="0">
     <w:nsid w:val="64991120"/>
     <w:multiLevelType w:val="hybridMultilevel"/>
-    <w:tmpl w:val="9F76E872"/>
-    <w:lvl w:ilvl="0" w:tplc="6A548BB8">
+    <w:tmpl w:val="AADE71C8"/>
+    <w:lvl w:ilvl="0" w:tplc="749058C4">
       <w:start w:val="1"/>
       <w:numFmt w:val="decimal"/>
       <w:lvlText w:val="J%1."/>
       <w:lvlJc w:val="left"/>
       <w:pPr>
-        <w:ind w:left="720" w:hanging="493"/>
+        <w:ind w:left="720" w:hanging="550"/>
       </w:pPr>
       <w:rPr>
         <w:rFonts w:hint="default"/>
@@ -4888,7 +4658,6 @@
   <w:style w:type="character" w:default="1" w:styleId="DefaultParagraphFont">
     <w:name w:val="Default Paragraph Font"/>
     <w:uiPriority w:val="1"/>
-    <w:semiHidden/>
     <w:unhideWhenUsed/>
   </w:style>
   <w:style w:type="table" w:default="1" w:styleId="TableNormal">

--- a/cv.docx
+++ b/cv.docx
@@ -165,7 +165,7 @@
     <w:p>
       <w:pPr>
         <w:spacing w:line="276" w:lineRule="auto"/>
-        <w:ind w:left="170"/>
+        <w:ind w:left="142"/>
         <w:rPr>
           <w:rFonts w:ascii="Aptos" w:hAnsi="Aptos" w:cs="Helvetica"/>
           <w:sz w:val="18"/>
@@ -874,6 +874,167 @@
           <w:numId w:val="4"/>
         </w:numPr>
         <w:spacing w:line="276" w:lineRule="auto"/>
+        <w:contextualSpacing w:val="0"/>
+        <w:rPr>
+          <w:rFonts w:ascii="Aptos" w:hAnsi="Aptos" w:cs="Helvetica"/>
+          <w:color w:val="000000" w:themeColor="text1"/>
+          <w:sz w:val="18"/>
+          <w:szCs w:val="18"/>
+        </w:rPr>
+      </w:pPr>
+      <w:r>
+        <w:rPr>
+          <w:rFonts w:ascii="Aptos" w:hAnsi="Aptos" w:cs="Helvetica"/>
+          <w:b/>
+          <w:bCs/>
+          <w:color w:val="000000" w:themeColor="text1"/>
+          <w:sz w:val="18"/>
+          <w:szCs w:val="18"/>
+        </w:rPr>
+        <w:t>Omar A. Khan</w:t>
+      </w:r>
+      <w:r>
+        <w:rPr>
+          <w:rFonts w:ascii="Aptos" w:hAnsi="Aptos" w:cs="Helvetica"/>
+          <w:color w:val="000000" w:themeColor="text1"/>
+          <w:sz w:val="18"/>
+          <w:szCs w:val="18"/>
+        </w:rPr>
+        <w:t xml:space="preserve">, Bao Han Trinh, Lee Lisle, Tiffany D. Do. “Having Dog Ears ‘for Real’: Effects of Active and Passive Haptics on Embodying Non-Human Body Parts in VR”. </w:t>
+      </w:r>
+      <w:r>
+        <w:rPr>
+          <w:rFonts w:ascii="Aptos" w:hAnsi="Aptos" w:cs="Helvetica"/>
+          <w:color w:val="000000" w:themeColor="text1"/>
+          <w:sz w:val="18"/>
+          <w:szCs w:val="18"/>
+        </w:rPr>
+        <w:t xml:space="preserve">To appear in </w:t>
+      </w:r>
+      <w:r>
+        <w:rPr>
+          <w:rFonts w:ascii="Aptos" w:hAnsi="Aptos" w:cs="Helvetica"/>
+          <w:color w:val="000000" w:themeColor="text1"/>
+          <w:sz w:val="18"/>
+          <w:szCs w:val="18"/>
+        </w:rPr>
+        <w:t>IEEE Transactions on Visualization and Computer Graphics (TVCG</w:t>
+      </w:r>
+      <w:r>
+        <w:rPr>
+          <w:rFonts w:ascii="Aptos" w:hAnsi="Aptos" w:cs="Helvetica"/>
+          <w:color w:val="000000" w:themeColor="text1"/>
+          <w:sz w:val="18"/>
+          <w:szCs w:val="18"/>
+        </w:rPr>
+        <w:t>)</w:t>
+      </w:r>
+      <w:r>
+        <w:rPr>
+          <w:rFonts w:ascii="Aptos" w:hAnsi="Aptos" w:cs="Helvetica"/>
+          <w:color w:val="000000" w:themeColor="text1"/>
+          <w:sz w:val="18"/>
+          <w:szCs w:val="18"/>
+        </w:rPr>
+        <w:t xml:space="preserve">, 2026. </w:t>
+      </w:r>
+      <w:hyperlink r:id="rId10" w:history="1">
+        <w:r>
+          <w:rPr>
+            <w:rStyle w:val="Hyperlink"/>
+            <w:rFonts w:ascii="Aptos" w:hAnsi="Aptos" w:cs="Helvetica"/>
+            <w:sz w:val="18"/>
+            <w:szCs w:val="18"/>
+          </w:rPr>
+          <w:t>https://doi.org/10.48550/arXiv.2606.26364</w:t>
+        </w:r>
+      </w:hyperlink>
+      <w:r>
+        <w:rPr>
+          <w:rFonts w:ascii="Aptos" w:hAnsi="Aptos" w:cs="Helvetica"/>
+          <w:color w:val="000000" w:themeColor="text1"/>
+          <w:sz w:val="18"/>
+          <w:szCs w:val="18"/>
+        </w:rPr>
+        <w:t xml:space="preserve"> </w:t>
+      </w:r>
+      <w:r>
+        <w:rPr>
+          <w:rFonts w:ascii="Aptos" w:hAnsi="Aptos" w:cs="Helvetica"/>
+          <w:color w:val="000000" w:themeColor="text1"/>
+          <w:sz w:val="18"/>
+          <w:szCs w:val="18"/>
+        </w:rPr>
+        <w:br/>
+      </w:r>
+      <w:r>
+        <w:rPr>
+          <w:rFonts w:ascii="Aptos" w:hAnsi="Aptos" w:cs="Helvetica"/>
+          <w:color w:val="7030A0"/>
+          <w:sz w:val="18"/>
+          <w:szCs w:val="18"/>
+        </w:rPr>
+        <w:t xml:space="preserve">Acceptance rate: </w:t>
+      </w:r>
+      <w:r>
+        <w:rPr>
+          <w:rFonts w:ascii="Aptos" w:hAnsi="Aptos" w:cs="Helvetica"/>
+          <w:b/>
+          <w:bCs/>
+          <w:color w:val="7030A0"/>
+          <w:sz w:val="18"/>
+          <w:szCs w:val="18"/>
+        </w:rPr>
+        <w:t>16%</w:t>
+      </w:r>
+      <w:r>
+        <w:rPr>
+          <w:rFonts w:ascii="Aptos" w:hAnsi="Aptos" w:cs="Helvetica"/>
+          <w:color w:val="7030A0"/>
+          <w:sz w:val="18"/>
+          <w:szCs w:val="18"/>
+        </w:rPr>
+        <w:t xml:space="preserve">  •  I</w:t>
+      </w:r>
+      <w:r>
+        <w:rPr>
+          <w:rFonts w:ascii="Aptos" w:hAnsi="Aptos" w:cs="Helvetica"/>
+          <w:color w:val="7030A0"/>
+          <w:sz w:val="18"/>
+          <w:szCs w:val="18"/>
+        </w:rPr>
+        <w:t>mpact Factor:</w:t>
+      </w:r>
+      <w:r>
+        <w:rPr>
+          <w:rFonts w:ascii="Aptos" w:hAnsi="Aptos" w:cs="Helvetica"/>
+          <w:color w:val="000000" w:themeColor="text1"/>
+          <w:sz w:val="18"/>
+          <w:szCs w:val="18"/>
+        </w:rPr>
+        <w:t xml:space="preserve"> </w:t>
+      </w:r>
+      <w:r>
+        <w:rPr>
+          <w:rFonts w:ascii="Aptos" w:hAnsi="Aptos" w:cs="Helvetica"/>
+          <w:b/>
+          <w:bCs/>
+          <w:color w:val="7030A0"/>
+          <w:sz w:val="18"/>
+          <w:szCs w:val="18"/>
+        </w:rPr>
+        <w:t>6.8</w:t>
+      </w:r>
+    </w:p>
+    <w:p>
+      <w:pPr>
+        <w:pStyle w:val="ListParagraph"/>
+        <w:numPr>
+          <w:ilvl w:val="0"/>
+          <w:numId w:val="4"/>
+        </w:numPr>
+        <w:spacing w:line="276" w:lineRule="auto"/>
+        <w:contextualSpacing w:val="0"/>
         <w:rPr>
           <w:rFonts w:ascii="Aptos" w:hAnsi="Aptos" w:cs="Helvetica"/>
           <w:color w:val="000000" w:themeColor="text1"/>
@@ -1013,7 +1174,7 @@
         </w:rPr>
         <w:t xml:space="preserve"> </w:t>
       </w:r>
-      <w:hyperlink r:id="rId10" w:history="1">
+      <w:hyperlink r:id="rId11" w:history="1">
         <w:r>
           <w:rPr>
             <w:rStyle w:val="Hyperlink"/>
@@ -1088,23 +1249,12 @@
     <w:p>
       <w:pPr>
         <w:pStyle w:val="ListParagraph"/>
-        <w:spacing w:line="276" w:lineRule="auto"/>
-        <w:rPr>
-          <w:rFonts w:ascii="Aptos" w:hAnsi="Aptos" w:cs="Helvetica"/>
-          <w:color w:val="000000" w:themeColor="text1"/>
-          <w:sz w:val="18"/>
-          <w:szCs w:val="18"/>
-        </w:rPr>
-      </w:pPr>
-    </w:p>
-    <w:p>
-      <w:pPr>
-        <w:pStyle w:val="ListParagraph"/>
         <w:numPr>
           <w:ilvl w:val="0"/>
           <w:numId w:val="4"/>
         </w:numPr>
         <w:spacing w:line="276" w:lineRule="auto"/>
+        <w:contextualSpacing w:val="0"/>
         <w:rPr>
           <w:rFonts w:ascii="Aptos" w:hAnsi="Aptos" w:cs="Helvetica"/>
           <w:color w:val="000000" w:themeColor="text1"/>
@@ -1150,7 +1300,7 @@
         </w:rPr>
         <w:t xml:space="preserve">. </w:t>
       </w:r>
-      <w:hyperlink r:id="rId11" w:tgtFrame="_blank" w:history="1">
+      <w:hyperlink r:id="rId12" w:tgtFrame="_blank" w:history="1">
         <w:r>
           <w:rPr>
             <w:rStyle w:val="Hyperlink"/>
@@ -1260,187 +1410,6 @@
           <w:szCs w:val="18"/>
         </w:rPr>
         <w:t>Honorable Mention Award at IEEE ISMAR 2025 (Top 3%)</w:t>
-      </w:r>
-    </w:p>
-    <w:p>
-      <w:pPr>
-        <w:spacing w:before="240" w:line="276" w:lineRule="auto"/>
-        <w:rPr>
-          <w:rFonts w:ascii="Aptos" w:hAnsi="Aptos" w:cs="Helvetica"/>
-          <w:u w:val="single"/>
-        </w:rPr>
-      </w:pPr>
-      <w:r>
-        <w:rPr>
-          <w:rFonts w:ascii="Aptos" w:hAnsi="Aptos" w:cs="Helvetica"/>
-        </w:rPr>
-        <w:t xml:space="preserve">   </w:t>
-      </w:r>
-      <w:r>
-        <w:rPr>
-          <w:rFonts w:ascii="Aptos" w:hAnsi="Aptos" w:cs="Helvetica"/>
-          <w:u w:val="single"/>
-        </w:rPr>
-        <w:t>Peer-Reviewed Conference Proceedings</w:t>
-      </w:r>
-    </w:p>
-    <w:p>
-      <w:pPr>
-        <w:pStyle w:val="ListParagraph"/>
-        <w:numPr>
-          <w:ilvl w:val="0"/>
-          <w:numId w:val="7"/>
-        </w:numPr>
-        <w:spacing w:line="276" w:lineRule="auto"/>
-        <w:rPr>
-          <w:rFonts w:ascii="Aptos" w:hAnsi="Aptos" w:cs="Helvetica"/>
-          <w:color w:val="000000" w:themeColor="text1"/>
-          <w:sz w:val="18"/>
-          <w:szCs w:val="18"/>
-        </w:rPr>
-      </w:pPr>
-      <w:r>
-        <w:rPr>
-          <w:rFonts w:ascii="Aptos" w:hAnsi="Aptos" w:cs="Helvetica"/>
-          <w:b/>
-          <w:bCs/>
-          <w:color w:val="000000" w:themeColor="text1"/>
-          <w:sz w:val="18"/>
-          <w:szCs w:val="18"/>
-        </w:rPr>
-        <w:t>Omar A. Khan</w:t>
-      </w:r>
-      <w:r>
-        <w:rPr>
-          <w:rFonts w:ascii="Aptos" w:hAnsi="Aptos" w:cs="Helvetica"/>
-          <w:color w:val="000000" w:themeColor="text1"/>
-          <w:sz w:val="18"/>
-          <w:szCs w:val="18"/>
-        </w:rPr>
-        <w:t>, Bao Han Trinh, Lee Lisle, Tiffany D. Do. “</w:t>
-      </w:r>
-      <w:r>
-        <w:rPr>
-          <w:rFonts w:ascii="Aptos" w:hAnsi="Aptos" w:cs="Helvetica"/>
-          <w:color w:val="000000" w:themeColor="text1"/>
-          <w:sz w:val="18"/>
-          <w:szCs w:val="18"/>
-        </w:rPr>
-        <w:t xml:space="preserve">Having Dog Ears </w:t>
-      </w:r>
-      <w:r>
-        <w:rPr>
-          <w:rFonts w:ascii="Aptos" w:hAnsi="Aptos" w:cs="Helvetica"/>
-          <w:color w:val="000000" w:themeColor="text1"/>
-          <w:sz w:val="18"/>
-          <w:szCs w:val="18"/>
-        </w:rPr>
-        <w:t>‘</w:t>
-      </w:r>
-      <w:r>
-        <w:rPr>
-          <w:rFonts w:ascii="Aptos" w:hAnsi="Aptos" w:cs="Helvetica"/>
-          <w:color w:val="000000" w:themeColor="text1"/>
-          <w:sz w:val="18"/>
-          <w:szCs w:val="18"/>
-        </w:rPr>
-        <w:t>for Real</w:t>
-      </w:r>
-      <w:r>
-        <w:rPr>
-          <w:rFonts w:ascii="Aptos" w:hAnsi="Aptos" w:cs="Helvetica"/>
-          <w:color w:val="000000" w:themeColor="text1"/>
-          <w:sz w:val="18"/>
-          <w:szCs w:val="18"/>
-        </w:rPr>
-        <w:t>’</w:t>
-      </w:r>
-      <w:r>
-        <w:rPr>
-          <w:rFonts w:ascii="Aptos" w:hAnsi="Aptos" w:cs="Helvetica"/>
-          <w:color w:val="000000" w:themeColor="text1"/>
-          <w:sz w:val="18"/>
-          <w:szCs w:val="18"/>
-        </w:rPr>
-        <w:t>: Effects of Active and Passive Haptics on Embodying Non-Human Body Parts in VR</w:t>
-      </w:r>
-      <w:r>
-        <w:rPr>
-          <w:rFonts w:ascii="Aptos" w:hAnsi="Aptos" w:cs="Helvetica"/>
-          <w:color w:val="000000" w:themeColor="text1"/>
-          <w:sz w:val="18"/>
-          <w:szCs w:val="18"/>
-        </w:rPr>
-        <w:t xml:space="preserve">”. Accepted to the IEEE International Symposium on Mixed and Augmented Reality (ISMAR), 2026. </w:t>
-      </w:r>
-      <w:hyperlink r:id="rId12" w:history="1">
-        <w:r>
-          <w:rPr>
-            <w:rStyle w:val="Hyperlink"/>
-            <w:rFonts w:ascii="Aptos" w:hAnsi="Aptos" w:cs="Helvetica"/>
-            <w:sz w:val="18"/>
-            <w:szCs w:val="18"/>
-          </w:rPr>
-          <w:t>https://doi.org/10.48550/arXiv.2606.26364</w:t>
-        </w:r>
-      </w:hyperlink>
-      <w:r>
-        <w:rPr>
-          <w:rFonts w:ascii="Aptos" w:hAnsi="Aptos" w:cs="Helvetica"/>
-          <w:color w:val="000000" w:themeColor="text1"/>
-          <w:sz w:val="18"/>
-          <w:szCs w:val="18"/>
-        </w:rPr>
-        <w:t xml:space="preserve"> </w:t>
-      </w:r>
-      <w:r>
-        <w:rPr>
-          <w:rFonts w:ascii="Aptos" w:hAnsi="Aptos" w:cs="Helvetica"/>
-          <w:color w:val="000000" w:themeColor="text1"/>
-          <w:sz w:val="18"/>
-          <w:szCs w:val="18"/>
-        </w:rPr>
-        <w:br/>
-      </w:r>
-      <w:r>
-        <w:rPr>
-          <w:rFonts w:ascii="Aptos" w:hAnsi="Aptos" w:cs="Helvetica"/>
-          <w:color w:val="7030A0"/>
-          <w:sz w:val="18"/>
-          <w:szCs w:val="18"/>
-        </w:rPr>
-        <w:t xml:space="preserve">Acceptance rate: </w:t>
-      </w:r>
-      <w:r>
-        <w:rPr>
-          <w:rFonts w:ascii="Aptos" w:hAnsi="Aptos" w:cs="Helvetica"/>
-          <w:b/>
-          <w:bCs/>
-          <w:color w:val="7030A0"/>
-          <w:sz w:val="18"/>
-          <w:szCs w:val="18"/>
-        </w:rPr>
-        <w:t>TBA</w:t>
-      </w:r>
-      <w:r>
-        <w:rPr>
-          <w:rFonts w:ascii="Aptos" w:hAnsi="Aptos" w:cs="Helvetica"/>
-          <w:color w:val="7030A0"/>
-          <w:sz w:val="18"/>
-          <w:szCs w:val="18"/>
-        </w:rPr>
-        <w:t xml:space="preserve">  •  ICORE rank: </w:t>
-      </w:r>
-      <w:r>
-        <w:rPr>
-          <w:rFonts w:ascii="Aptos" w:hAnsi="Aptos" w:cs="Helvetica"/>
-          <w:b/>
-          <w:bCs/>
-          <w:color w:val="7030A0"/>
-          <w:sz w:val="18"/>
-          <w:szCs w:val="18"/>
-        </w:rPr>
-        <w:t>A*</w:t>
       </w:r>
     </w:p>
     <w:p>
@@ -1759,13 +1728,10 @@
         <w:spacing w:line="276" w:lineRule="auto"/>
         <w:contextualSpacing w:val="0"/>
         <w:rPr>
-          <w:rStyle w:val="Hyperlink"/>
-          <w:rFonts w:ascii="Aptos" w:hAnsi="Aptos" w:cs="Helvetica"/>
-          <w:b w:val="0"/>
-          <w:color w:val="000000" w:themeColor="text1"/>
-          <w:sz w:val="18"/>
-          <w:szCs w:val="18"/>
-          <w:u w:val="none"/>
+          <w:rFonts w:ascii="Aptos" w:hAnsi="Aptos" w:cs="Helvetica"/>
+          <w:color w:val="000000" w:themeColor="text1"/>
+          <w:sz w:val="18"/>
+          <w:szCs w:val="18"/>
         </w:rPr>
       </w:pPr>
       <w:r>
@@ -1859,13 +1825,6 @@
           <w:t>https://www.doi.org/10.1109/VRW66409.2025.00110</w:t>
         </w:r>
       </w:hyperlink>
-    </w:p>
-    <w:p>
-      <w:pPr>
-        <w:tabs>
-          <w:tab w:val="left" w:pos="9175"/>
-        </w:tabs>
-      </w:pPr>
       <w:r>
         <w:tab/>
       </w:r>
@@ -1895,7 +1854,6 @@
           <w:sz w:val="18"/>
           <w:szCs w:val="18"/>
         </w:rPr>
-        <w:lastRenderedPageBreak/>
         <w:t>Omar Khan</w:t>
       </w:r>
       <w:r>
@@ -2067,6 +2025,7 @@
           <w:sz w:val="18"/>
           <w:szCs w:val="18"/>
         </w:rPr>
+        <w:lastRenderedPageBreak/>
         <w:t>Omar Khan</w:t>
       </w:r>
       <w:r>
@@ -3689,14 +3648,14 @@
   <w:abstractNum w:abstractNumId="1" w15:restartNumberingAfterBreak="0">
     <w:nsid w:val="189364A0"/>
     <w:multiLevelType w:val="hybridMultilevel"/>
-    <w:tmpl w:val="E2267F52"/>
-    <w:lvl w:ilvl="0" w:tplc="0BAE7510">
+    <w:tmpl w:val="CC8214AE"/>
+    <w:lvl w:ilvl="0" w:tplc="63121A5A">
       <w:start w:val="1"/>
       <w:numFmt w:val="decimal"/>
       <w:lvlText w:val="E%1."/>
       <w:lvlJc w:val="left"/>
       <w:pPr>
-        <w:ind w:left="663" w:hanging="493"/>
+        <w:ind w:left="720" w:hanging="578"/>
       </w:pPr>
       <w:rPr>
         <w:rFonts w:hint="default"/>
@@ -3964,14 +3923,14 @@
   <w:abstractNum w:abstractNumId="4" w15:restartNumberingAfterBreak="0">
     <w:nsid w:val="49D65B7F"/>
     <w:multiLevelType w:val="hybridMultilevel"/>
-    <w:tmpl w:val="9E06FB9A"/>
-    <w:lvl w:ilvl="0" w:tplc="44FCFF08">
+    <w:tmpl w:val="7F54205A"/>
+    <w:lvl w:ilvl="0" w:tplc="43547696">
       <w:start w:val="1"/>
       <w:numFmt w:val="decimal"/>
       <w:lvlText w:val="C%1."/>
       <w:lvlJc w:val="left"/>
       <w:pPr>
-        <w:ind w:left="663" w:hanging="493"/>
+        <w:ind w:left="635" w:hanging="493"/>
       </w:pPr>
       <w:rPr>
         <w:rFonts w:hint="default"/>
@@ -4055,14 +4014,14 @@
   <w:abstractNum w:abstractNumId="5" w15:restartNumberingAfterBreak="0">
     <w:nsid w:val="64991120"/>
     <w:multiLevelType w:val="hybridMultilevel"/>
-    <w:tmpl w:val="AADE71C8"/>
-    <w:lvl w:ilvl="0" w:tplc="749058C4">
+    <w:tmpl w:val="7674B110"/>
+    <w:lvl w:ilvl="0" w:tplc="D1B47CC6">
       <w:start w:val="1"/>
       <w:numFmt w:val="decimal"/>
       <w:lvlText w:val="J%1."/>
       <w:lvlJc w:val="left"/>
       <w:pPr>
-        <w:ind w:left="720" w:hanging="550"/>
+        <w:ind w:left="720" w:hanging="578"/>
       </w:pPr>
       <w:rPr>
         <w:rFonts w:hint="default"/>

--- a/cv.docx
+++ b/cv.docx
@@ -266,7 +266,39 @@
           <w:sz w:val="18"/>
           <w:szCs w:val="18"/>
         </w:rPr>
-        <w:t xml:space="preserve">, virtual agents, social interaction, haptic perception, body perception, and tangible/physical user interfaces, all within the larger scope of </w:t>
+        <w:t xml:space="preserve">, virtual agents, social interaction, </w:t>
+      </w:r>
+      <w:r>
+        <w:rPr>
+          <w:rFonts w:ascii="Aptos" w:hAnsi="Aptos" w:cs="Helvetica"/>
+          <w:sz w:val="18"/>
+          <w:szCs w:val="18"/>
+        </w:rPr>
+        <w:t>multisensory</w:t>
+      </w:r>
+      <w:r>
+        <w:rPr>
+          <w:rFonts w:ascii="Aptos" w:hAnsi="Aptos" w:cs="Helvetica"/>
+          <w:sz w:val="18"/>
+          <w:szCs w:val="18"/>
+        </w:rPr>
+        <w:t xml:space="preserve"> perception, body perception, and tangible</w:t>
+      </w:r>
+      <w:r>
+        <w:rPr>
+          <w:rFonts w:ascii="Aptos" w:hAnsi="Aptos" w:cs="Helvetica"/>
+          <w:sz w:val="18"/>
+          <w:szCs w:val="18"/>
+        </w:rPr>
+        <w:t xml:space="preserve"> </w:t>
+      </w:r>
+      <w:r>
+        <w:rPr>
+          <w:rFonts w:ascii="Aptos" w:hAnsi="Aptos" w:cs="Helvetica"/>
+          <w:sz w:val="18"/>
+          <w:szCs w:val="18"/>
+        </w:rPr>
+        <w:t xml:space="preserve">user interfaces, all within the larger scope of </w:t>
       </w:r>
       <w:r>
         <w:rPr>
